--- a/docs/practice1/Practice-1-Multi-Agent-Ideation.docx
+++ b/docs/practice1/Practice-1-Multi-Agent-Ideation.docx
@@ -80,7 +80,7 @@
               <a:graphicData uri="http://schemas.openxmlformats.org/drawingml/2006/picture">
                 <pic:pic>
                   <pic:nvPicPr>
-                    <pic:cNvPr id="0" name="practice_series.png"/>
+                    <pic:cNvPr id="0" name="practice_series_v3.png"/>
                     <pic:cNvPicPr/>
                   </pic:nvPicPr>
                   <pic:blipFill>
@@ -212,7 +212,7 @@
                 <w:i w:val="0"/>
                 <w:sz w:val="20"/>
               </w:rPr>
-              <w:t>BMAD Method (Breakthrough Method for Agile AI-Driven Development)</w:t>
+              <w:t>BMAD Method + ClaudeKit Skills (both open-source)</w:t>
             </w:r>
           </w:p>
           <w:p>
@@ -226,7 +226,21 @@
                 <w:i w:val="0"/>
                 <w:sz w:val="20"/>
               </w:rPr>
-              <w:t>Open-source multi-agent framework — github.com/bmad-code-org/BMAD-METHOD</w:t>
+              <w:t>BMAD: github.com/bmad-code-org/BMAD-METHOD (multi-agent personas)</w:t>
+            </w:r>
+          </w:p>
+          <w:p>
+            <w:pPr>
+              <w:jc w:val="left"/>
+            </w:pPr>
+            <w:r>
+              <w:rPr>
+                <w:rFonts w:ascii="Calibri" w:hAnsi="Calibri"/>
+                <w:b w:val="0"/>
+                <w:i w:val="0"/>
+                <w:sz w:val="20"/>
+              </w:rPr>
+              <w:t>ClaudeKit: docs-seeker (web search), problem-solving (inversion/scale), context-engineering (isolation)</w:t>
             </w:r>
           </w:p>
         </w:tc>
@@ -268,7 +282,7 @@
                 <w:i w:val="0"/>
                 <w:sz w:val="20"/>
               </w:rPr>
-              <w:t>4 specialized agents, each with ONE job and ONE output document</w:t>
+              <w:t>4 agents that SEARCH THE WEB — not just training data</w:t>
             </w:r>
           </w:p>
           <w:p>
@@ -282,7 +296,7 @@
                 <w:i w:val="0"/>
                 <w:sz w:val="20"/>
               </w:rPr>
-              <w:t>Separation of concerns: the agent who creates ideas is NOT the one who evaluates them</w:t>
+              <w:t>Every claim must have a source URL. Unvalidated claims are explicitly flagged.</w:t>
             </w:r>
           </w:p>
         </w:tc>
@@ -338,7 +352,7 @@
                 <w:i w:val="0"/>
                 <w:sz w:val="20"/>
               </w:rPr>
-              <w:t>Also works with: Claude, ChatGPT, Windsurf, any AI with system prompts</w:t>
+              <w:t>Also works with: Claude Code, ChatGPT, Windsurf, Gemini (any AI with web search)</w:t>
             </w:r>
           </w:p>
         </w:tc>
@@ -422,7 +436,7 @@
                 <w:i w:val="0"/>
                 <w:sz w:val="20"/>
               </w:rPr>
-              <w:t>Idea Specification Document (12 sections, evidence-backed)</w:t>
+              <w:t>Idea Specification Document (13 sections, evidence-backed, with source URLs)</w:t>
             </w:r>
           </w:p>
         </w:tc>
@@ -506,7 +520,7 @@
                 <w:i w:val="0"/>
                 <w:sz w:val="20"/>
               </w:rPr>
-              <w:t>4 ready-to-use Cursor agent config files (.mdc)</w:t>
+              <w:t>4 ready-to-use Cursor agent config files (.mdc) with web search instructions</w:t>
             </w:r>
           </w:p>
         </w:tc>
@@ -542,7 +556,7 @@
       <w:r>
         <w:drawing>
           <wp:inline xmlns:a="http://schemas.openxmlformats.org/drawingml/2006/main" xmlns:pic="http://schemas.openxmlformats.org/drawingml/2006/picture">
-            <wp:extent cx="5669280" cy="2639062"/>
+            <wp:extent cx="5669280" cy="2851970"/>
             <wp:docPr id="2" name="Picture 2"/>
             <wp:cNvGraphicFramePr>
               <a:graphicFrameLocks noChangeAspect="1"/>
@@ -551,7 +565,7 @@
               <a:graphicData uri="http://schemas.openxmlformats.org/drawingml/2006/picture">
                 <pic:pic>
                   <pic:nvPicPr>
-                    <pic:cNvPr id="0" name="three_methods.png"/>
+                    <pic:cNvPr id="0" name="three_methods_v3.png"/>
                     <pic:cNvPicPr/>
                   </pic:nvPicPr>
                   <pic:blipFill>
@@ -563,7 +577,7 @@
                   <pic:spPr>
                     <a:xfrm>
                       <a:off x="0" y="0"/>
-                      <a:ext cx="5669280" cy="2639062"/>
+                      <a:ext cx="5669280" cy="2851970"/>
                     </a:xfrm>
                     <a:prstGeom prst="rect"/>
                   </pic:spPr>
@@ -585,7 +599,7 @@
           <w:color w:val="666666"/>
           <w:sz w:val="17"/>
         </w:rPr>
-        <w:t>Figure 1: Three approaches — Ad-hoc, Structured Single Agent, Multi-Agent</w:t>
+        <w:t>Figure 1: Three approaches — Ad-hoc, Single Agent, Multi-Agent with Web Research</w:t>
       </w:r>
     </w:p>
     <w:tbl>
@@ -1182,7 +1196,7 @@
           <w:color w:val="486F8C"/>
           <w:sz w:val="24"/>
         </w:rPr>
-        <w:t>Why Multi-Agent Specifically?</w:t>
+        <w:t>Why Multi-Agent + Web Research?</w:t>
       </w:r>
     </w:p>
     <w:p>
@@ -1201,7 +1215,7 @@
               <a:graphicData uri="http://schemas.openxmlformats.org/drawingml/2006/picture">
                 <pic:pic>
                   <pic:nvPicPr>
-                    <pic:cNvPr id="0" name="why_multi_agent.png"/>
+                    <pic:cNvPr id="0" name="sources.png"/>
                     <pic:cNvPicPr/>
                   </pic:nvPicPr>
                   <pic:blipFill>
@@ -1235,7 +1249,7 @@
           <w:color w:val="666666"/>
           <w:sz w:val="17"/>
         </w:rPr>
-        <w:t>Figure 2: 4 problems with single-agent approach and how multi-agent fixes each</w:t>
+        <w:t>Figure 2: Sources — this method combines BMAD, ClaudeKit docs-seeker, problem-solving, and context engineering</w:t>
       </w:r>
     </w:p>
     <w:p>
@@ -1246,7 +1260,74 @@
           <w:i w:val="0"/>
           <w:sz w:val="20"/>
         </w:rPr>
-        <w:t>The core insight from BMAD Method: in real software teams, the analyst is NOT the architect, the architect is NOT the developer, and the developer is NOT the QA tester. Each role has a specific job. The same principle applies to AI agents.</w:t>
+        <w:t>The core insight: agents that don't search the web are just making things up from training data. This method requires Agents 1-3 to use WebSearch for every claim. Agent 3 (Evaluator) must verify Agent 2's data and flag anything unvalidated.</w:t>
+      </w:r>
+    </w:p>
+    <w:p>
+      <w:r>
+        <w:rPr>
+          <w:rFonts w:ascii="Calibri" w:hAnsi="Calibri"/>
+          <w:b w:val="0"/>
+          <w:i w:val="0"/>
+          <w:sz w:val="20"/>
+        </w:rPr>
+        <w:t>Based on real open-source frameworks:</w:t>
+      </w:r>
+    </w:p>
+    <w:p>
+      <w:pPr>
+        <w:pStyle w:val="ListBullet"/>
+      </w:pPr>
+      <w:r>
+        <w:rPr>
+          <w:rFonts w:ascii="Calibri" w:hAnsi="Calibri"/>
+          <w:b w:val="0"/>
+          <w:i w:val="0"/>
+          <w:sz w:val="20"/>
+        </w:rPr>
+        <w:t>BMAD Method — multi-agent personas, document-driven handoff, 4-phase workflow (github.com/bmad-code-org/BMAD-METHOD)</w:t>
+      </w:r>
+    </w:p>
+    <w:p>
+      <w:pPr>
+        <w:pStyle w:val="ListBullet"/>
+      </w:pPr>
+      <w:r>
+        <w:rPr>
+          <w:rFonts w:ascii="Calibri" w:hAnsi="Calibri"/>
+          <w:b w:val="0"/>
+          <w:i w:val="0"/>
+          <w:sz w:val="20"/>
+        </w:rPr>
+        <w:t>ClaudeKit docs-seeker — WebSearch + WebFetch + parallel explorer agents for internet research</w:t>
+      </w:r>
+    </w:p>
+    <w:p>
+      <w:pPr>
+        <w:pStyle w:val="ListBullet"/>
+      </w:pPr>
+      <w:r>
+        <w:rPr>
+          <w:rFonts w:ascii="Calibri" w:hAnsi="Calibri"/>
+          <w:b w:val="0"/>
+          <w:i w:val="0"/>
+          <w:sz w:val="20"/>
+        </w:rPr>
+        <w:t>ClaudeKit problem-solving — Inversion Exercise ("what if it fails?") and Scale Game ("what breaks at 1000x?")</w:t>
+      </w:r>
+    </w:p>
+    <w:p>
+      <w:pPr>
+        <w:pStyle w:val="ListBullet"/>
+      </w:pPr>
+      <w:r>
+        <w:rPr>
+          <w:rFonts w:ascii="Calibri" w:hAnsi="Calibri"/>
+          <w:b w:val="0"/>
+          <w:i w:val="0"/>
+          <w:sz w:val="20"/>
+        </w:rPr>
+        <w:t>ClaudeKit context-engineering — 4-bucket strategy: Write, Select, Compress, Isolate (sub-agent isolation)</w:t>
       </w:r>
     </w:p>
     <w:p>
@@ -1283,7 +1364,7 @@
       <w:r>
         <w:drawing>
           <wp:inline xmlns:a="http://schemas.openxmlformats.org/drawingml/2006/main" xmlns:pic="http://schemas.openxmlformats.org/drawingml/2006/picture">
-            <wp:extent cx="5669280" cy="2567772"/>
+            <wp:extent cx="5669280" cy="3181170"/>
             <wp:docPr id="4" name="Picture 4"/>
             <wp:cNvGraphicFramePr>
               <a:graphicFrameLocks noChangeAspect="1"/>
@@ -1292,7 +1373,7 @@
               <a:graphicData uri="http://schemas.openxmlformats.org/drawingml/2006/picture">
                 <pic:pic>
                   <pic:nvPicPr>
-                    <pic:cNvPr id="0" name="multi_agent_pipeline.png"/>
+                    <pic:cNvPr id="0" name="pipeline_v3.png"/>
                     <pic:cNvPicPr/>
                   </pic:nvPicPr>
                   <pic:blipFill>
@@ -1304,7 +1385,7 @@
                   <pic:spPr>
                     <a:xfrm>
                       <a:off x="0" y="0"/>
-                      <a:ext cx="5669280" cy="2567772"/>
+                      <a:ext cx="5669280" cy="3181170"/>
                     </a:xfrm>
                     <a:prstGeom prst="rect"/>
                   </pic:spPr>
@@ -1326,7 +1407,7 @@
           <w:color w:val="666666"/>
           <w:sz w:val="17"/>
         </w:rPr>
-        <w:t>Figure 3: The 4-agent pipeline — each agent produces one document that flows forward</w:t>
+        <w:t>Figure 3: The 4-agent pipeline — Agents 1-3 search the internet, Agent 4 compiles</w:t>
       </w:r>
     </w:p>
     <w:p>
@@ -1336,7 +1417,7 @@
       <w:r>
         <w:drawing>
           <wp:inline xmlns:a="http://schemas.openxmlformats.org/drawingml/2006/main" xmlns:pic="http://schemas.openxmlformats.org/drawingml/2006/picture">
-            <wp:extent cx="5486400" cy="3319549"/>
+            <wp:extent cx="5486400" cy="3276422"/>
             <wp:docPr id="5" name="Picture 5"/>
             <wp:cNvGraphicFramePr>
               <a:graphicFrameLocks noChangeAspect="1"/>
@@ -1345,7 +1426,7 @@
               <a:graphicData uri="http://schemas.openxmlformats.org/drawingml/2006/picture">
                 <pic:pic>
                   <pic:nvPicPr>
-                    <pic:cNvPr id="0" name="agents_detail.png"/>
+                    <pic:cNvPr id="0" name="agents_v3.png"/>
                     <pic:cNvPicPr/>
                   </pic:nvPicPr>
                   <pic:blipFill>
@@ -1357,7 +1438,7 @@
                   <pic:spPr>
                     <a:xfrm>
                       <a:off x="0" y="0"/>
-                      <a:ext cx="5486400" cy="3319549"/>
+                      <a:ext cx="5486400" cy="3276422"/>
                     </a:xfrm>
                     <a:prstGeom prst="rect"/>
                   </pic:spPr>
@@ -1379,7 +1460,7 @@
           <w:color w:val="666666"/>
           <w:sz w:val="17"/>
         </w:rPr>
-        <w:t>Figure 4: What each agent does — inputs, job description, outputs, and hard rules</w:t>
+        <w:t>Figure 4: What each agent does — job, web search scope, outputs, and hard rules</w:t>
       </w:r>
     </w:p>
     <w:tbl>
@@ -1495,7 +1576,7 @@
                 <w:rFonts w:ascii="Calibri" w:hAnsi="Calibri"/>
                 <w:sz w:val="18"/>
               </w:rPr>
-              <w:t>1. Business Analyst</w:t>
+              <w:t>1. Requirements Analyst</w:t>
             </w:r>
           </w:p>
         </w:tc>
@@ -1510,7 +1591,7 @@
                 <w:rFonts w:ascii="Calibri" w:hAnsi="Calibri"/>
                 <w:sz w:val="18"/>
               </w:rPr>
-              <w:t>Requirements discovery</w:t>
+              <w:t>Ask questions + validate via web search</w:t>
             </w:r>
           </w:p>
         </w:tc>
@@ -1541,6 +1622,8 @@
                 <w:sz w:val="18"/>
               </w:rPr>
               <w:t>Requirements Brief</w:t>
+              <w:br/>
+              <w:t>+ market data + existing solutions</w:t>
             </w:r>
           </w:p>
         </w:tc>
@@ -1555,7 +1638,7 @@
                 <w:rFonts w:ascii="Calibri" w:hAnsi="Calibri"/>
                 <w:sz w:val="18"/>
               </w:rPr>
-              <w:t>NEVER propose solutions</w:t>
+              <w:t>NEVER assume — ASK or SEARCH</w:t>
             </w:r>
           </w:p>
         </w:tc>
@@ -1572,7 +1655,7 @@
                 <w:rFonts w:ascii="Calibri" w:hAnsi="Calibri"/>
                 <w:sz w:val="18"/>
               </w:rPr>
-              <w:t>2. Market Researcher</w:t>
+              <w:t>2. Market &amp; Tech Researcher</w:t>
             </w:r>
           </w:p>
         </w:tc>
@@ -1587,7 +1670,7 @@
                 <w:rFonts w:ascii="Calibri" w:hAnsi="Calibri"/>
                 <w:sz w:val="18"/>
               </w:rPr>
-              <w:t>Competitive + SCAMPER</w:t>
+              <w:t>Web search: competitors, APIs, SCAMPER</w:t>
             </w:r>
           </w:p>
         </w:tc>
@@ -1617,7 +1700,9 @@
                 <w:rFonts w:ascii="Calibri" w:hAnsi="Calibri"/>
                 <w:sz w:val="18"/>
               </w:rPr>
-              <w:t>Market Research Report</w:t>
+              <w:t>Research Report</w:t>
+              <w:br/>
+              <w:t>+ source URLs + API pricing</w:t>
             </w:r>
           </w:p>
         </w:tc>
@@ -1632,7 +1717,7 @@
                 <w:rFonts w:ascii="Calibri" w:hAnsi="Calibri"/>
                 <w:sz w:val="18"/>
               </w:rPr>
-              <w:t>Use REAL app names</w:t>
+              <w:t>Every claim needs a URL</w:t>
             </w:r>
           </w:p>
         </w:tc>
@@ -1649,7 +1734,7 @@
                 <w:rFonts w:ascii="Calibri" w:hAnsi="Calibri"/>
                 <w:sz w:val="18"/>
               </w:rPr>
-              <w:t>3. Idea Evaluator</w:t>
+              <w:t>3. Critical Evaluator</w:t>
             </w:r>
           </w:p>
         </w:tc>
@@ -1664,7 +1749,7 @@
                 <w:rFonts w:ascii="Calibri" w:hAnsi="Calibri"/>
                 <w:sz w:val="18"/>
               </w:rPr>
-              <w:t>Critical scoring</w:t>
+              <w:t>Score vs real data, devil's advocate</w:t>
             </w:r>
           </w:p>
         </w:tc>
@@ -1679,7 +1764,7 @@
                 <w:rFonts w:ascii="Calibri" w:hAnsi="Calibri"/>
                 <w:sz w:val="18"/>
               </w:rPr>
-              <w:t>Brief + Research</w:t>
+              <w:t>Brief + Research Report</w:t>
             </w:r>
           </w:p>
         </w:tc>
@@ -1695,6 +1780,8 @@
                 <w:sz w:val="18"/>
               </w:rPr>
               <w:t>Evaluation Report</w:t>
+              <w:br/>
+              <w:t>+ evidence per score</w:t>
             </w:r>
           </w:p>
         </w:tc>
@@ -1726,7 +1813,7 @@
                 <w:rFonts w:ascii="Calibri" w:hAnsi="Calibri"/>
                 <w:sz w:val="18"/>
               </w:rPr>
-              <w:t>4. Idea Crystallizer</w:t>
+              <w:t>4. Idea Compiler</w:t>
             </w:r>
           </w:p>
         </w:tc>
@@ -1741,7 +1828,7 @@
                 <w:rFonts w:ascii="Calibri" w:hAnsi="Calibri"/>
                 <w:sz w:val="18"/>
               </w:rPr>
-              <w:t>Compile final spec</w:t>
+              <w:t>Compile all + evidence trail</w:t>
             </w:r>
           </w:p>
         </w:tc>
@@ -1771,7 +1858,9 @@
                 <w:rFonts w:ascii="Calibri" w:hAnsi="Calibri"/>
                 <w:sz w:val="18"/>
               </w:rPr>
-              <w:t>Idea Specification Doc</w:t>
+              <w:t>Idea Spec (13 sections)</w:t>
+              <w:br/>
+              <w:t>+ full evidence trail</w:t>
             </w:r>
           </w:p>
         </w:tc>
@@ -1806,7 +1895,7 @@
           <w:color w:val="2E4057"/>
           <w:sz w:val="28"/>
         </w:rPr>
-        <w:t>3. Agent 1: Business Analyst — "Ask, Don't Assume"</w:t>
+        <w:t>3. Agent 1: Requirements Analyst — "Ask, Don't Assume, Then Verify"</w:t>
       </w:r>
     </w:p>
     <w:p>
@@ -1817,7 +1906,7 @@
           <w:i w:val="0"/>
           <w:sz w:val="20"/>
         </w:rPr>
-        <w:t>This agent's only job is to ask questions and produce a Requirements Brief.</w:t>
+        <w:t>This agent asks questions AND validates answers with web search. If the user says "no app does this" — the agent MUST search to confirm.</w:t>
       </w:r>
     </w:p>
     <w:p>
@@ -2249,7 +2338,74 @@
           <w:i w:val="0"/>
           <w:sz w:val="20"/>
         </w:rPr>
-        <w:t>Only then does it produce the Requirements Brief.</w:t>
+        <w:t>After Q&amp;A, the agent runs web searches to validate user's claims:</w:t>
+      </w:r>
+    </w:p>
+    <w:p>
+      <w:pPr>
+        <w:pStyle w:val="ListBullet"/>
+      </w:pPr>
+      <w:r>
+        <w:rPr>
+          <w:rFonts w:ascii="Calibri" w:hAnsi="Calibri"/>
+          <w:b w:val="0"/>
+          <w:i w:val="0"/>
+          <w:sz w:val="20"/>
+        </w:rPr>
+        <w:t>Search: "[product category] market size 2025" → find actual market data</w:t>
+      </w:r>
+    </w:p>
+    <w:p>
+      <w:pPr>
+        <w:pStyle w:val="ListBullet"/>
+      </w:pPr>
+      <w:r>
+        <w:rPr>
+          <w:rFonts w:ascii="Calibri" w:hAnsi="Calibri"/>
+          <w:b w:val="0"/>
+          <w:i w:val="0"/>
+          <w:sz w:val="20"/>
+        </w:rPr>
+        <w:t>Search: "[target audience] app usage statistics" → validate user segment exists</w:t>
+      </w:r>
+    </w:p>
+    <w:p>
+      <w:pPr>
+        <w:pStyle w:val="ListBullet"/>
+      </w:pPr>
+      <w:r>
+        <w:rPr>
+          <w:rFonts w:ascii="Calibri" w:hAnsi="Calibri"/>
+          <w:b w:val="0"/>
+          <w:i w:val="0"/>
+          <w:sz w:val="20"/>
+        </w:rPr>
+        <w:t>Search: "[similar apps] comparison" → find existing solutions user may have missed</w:t>
+      </w:r>
+    </w:p>
+    <w:p>
+      <w:pPr>
+        <w:pStyle w:val="ListBullet"/>
+      </w:pPr>
+      <w:r>
+        <w:rPr>
+          <w:rFonts w:ascii="Calibri" w:hAnsi="Calibri"/>
+          <w:b w:val="0"/>
+          <w:i w:val="0"/>
+          <w:sz w:val="20"/>
+        </w:rPr>
+        <w:t>Search: "[chosen tech stack] [key feature] library" → verify technical feasibility</w:t>
+      </w:r>
+    </w:p>
+    <w:p>
+      <w:r>
+        <w:rPr>
+          <w:rFonts w:ascii="Calibri" w:hAnsi="Calibri"/>
+          <w:b/>
+          <w:i w:val="0"/>
+          <w:sz w:val="20"/>
+        </w:rPr>
+        <w:t>Only then does it produce the Requirements Brief — with real data embedded.</w:t>
       </w:r>
     </w:p>
     <w:p>
@@ -2385,7 +2541,7 @@
           <w:color w:val="2E4057"/>
           <w:sz w:val="28"/>
         </w:rPr>
-        <w:t>4. Agent 2: Market Researcher — "What Already Exists?"</w:t>
+        <w:t>4. Agent 2: Market &amp; Tech Researcher — "Search Everything"</w:t>
       </w:r>
     </w:p>
     <w:p>
@@ -2396,7 +2552,7 @@
           <w:i w:val="0"/>
           <w:sz w:val="20"/>
         </w:rPr>
-        <w:t>This agent receives the Requirements Brief and researches the real market.</w:t>
+        <w:t>This agent's ENTIRE job is to search the web. Every single claim must have a source URL. No URL = marked as "[UNVALIDATED]".</w:t>
       </w:r>
     </w:p>
     <w:p>
@@ -2407,7 +2563,7 @@
           <w:i w:val="0"/>
           <w:sz w:val="20"/>
         </w:rPr>
-        <w:t>It produces 4 deliverables:</w:t>
+        <w:t>It produces 5 deliverables, ALL from web search:</w:t>
       </w:r>
     </w:p>
     <w:p>
@@ -3347,7 +3503,7 @@
           <w:color w:val="486F8C"/>
           <w:sz w:val="24"/>
         </w:rPr>
-        <w:t>4.3  Risk Assessment</w:t>
+        <w:t>4.3  Risk Assessment (from web search)</w:t>
       </w:r>
     </w:p>
     <w:p>
@@ -3358,7 +3514,49 @@
           <w:i w:val="0"/>
           <w:sz w:val="20"/>
         </w:rPr>
-        <w:t>Technical, Market, Legal, and Dependency risks — each with mitigation.</w:t>
+        <w:t>For each risk, agent must search for evidence:</w:t>
+      </w:r>
+    </w:p>
+    <w:p>
+      <w:pPr>
+        <w:pStyle w:val="ListBullet"/>
+      </w:pPr>
+      <w:r>
+        <w:rPr>
+          <w:rFonts w:ascii="Calibri" w:hAnsi="Calibri"/>
+          <w:b w:val="0"/>
+          <w:i w:val="0"/>
+          <w:sz w:val="20"/>
+        </w:rPr>
+        <w:t>Search: "[API name] deprecation" → has this API ever been discontinued?</w:t>
+      </w:r>
+    </w:p>
+    <w:p>
+      <w:pPr>
+        <w:pStyle w:val="ListBullet"/>
+      </w:pPr>
+      <w:r>
+        <w:rPr>
+          <w:rFonts w:ascii="Calibri" w:hAnsi="Calibri"/>
+          <w:b w:val="0"/>
+          <w:i w:val="0"/>
+          <w:sz w:val="20"/>
+        </w:rPr>
+        <w:t>Search: "[service] outage history" → how reliable is this dependency?</w:t>
+      </w:r>
+    </w:p>
+    <w:p>
+      <w:pPr>
+        <w:pStyle w:val="ListBullet"/>
+      </w:pPr>
+      <w:r>
+        <w:rPr>
+          <w:rFonts w:ascii="Calibri" w:hAnsi="Calibri"/>
+          <w:b w:val="0"/>
+          <w:i w:val="0"/>
+          <w:sz w:val="20"/>
+        </w:rPr>
+        <w:t>Search: "[domain] licensing requirements" → any legal barriers?</w:t>
       </w:r>
     </w:p>
     <w:p>
@@ -3369,7 +3567,57 @@
           <w:color w:val="486F8C"/>
           <w:sz w:val="24"/>
         </w:rPr>
-        <w:t>4.4  Market Gap Analysis</w:t>
+        <w:t>4.4  Problem-Solving Techniques (from ClaudeKit)</w:t>
+      </w:r>
+    </w:p>
+    <w:p>
+      <w:r>
+        <w:rPr>
+          <w:rFonts w:ascii="Calibri" w:hAnsi="Calibri"/>
+          <w:b/>
+          <w:i w:val="0"/>
+          <w:sz w:val="20"/>
+        </w:rPr>
+        <w:t>Agent 2 also applies 2 techniques from ClaudeKit's problem-solving skills:</w:t>
+      </w:r>
+    </w:p>
+    <w:p>
+      <w:pPr>
+        <w:pStyle w:val="ListBullet"/>
+      </w:pPr>
+      <w:r>
+        <w:rPr>
+          <w:rFonts w:ascii="Calibri" w:hAnsi="Calibri"/>
+          <w:b w:val="0"/>
+          <w:i w:val="0"/>
+          <w:sz w:val="20"/>
+        </w:rPr>
+        <w:t>Inversion Exercise: "If this project fails in 6 months, what was the cause?"</w:t>
+      </w:r>
+    </w:p>
+    <w:p>
+      <w:pPr>
+        <w:pStyle w:val="ListBullet"/>
+      </w:pPr>
+      <w:r>
+        <w:rPr>
+          <w:rFonts w:ascii="Calibri" w:hAnsi="Calibri"/>
+          <w:b w:val="0"/>
+          <w:i w:val="0"/>
+          <w:sz w:val="20"/>
+        </w:rPr>
+        <w:t>Scale Game: "What works at 100 users? What breaks at 10,000? What's impossible at 1M?"</w:t>
+      </w:r>
+    </w:p>
+    <w:p>
+      <w:r>
+        <w:rPr>
+          <w:rFonts w:ascii="Calibri" w:hAnsi="Calibri"/>
+          <w:b/>
+          <w:color w:val="486F8C"/>
+          <w:sz w:val="24"/>
+        </w:rPr>
+        <w:t>4.5  Market Gap Analysis</w:t>
       </w:r>
     </w:p>
     <w:p>
@@ -3396,7 +3644,7 @@
           <w:color w:val="2E4057"/>
           <w:sz w:val="28"/>
         </w:rPr>
-        <w:t>5. Agent 3: Idea Evaluator — "Devil's Advocate"</w:t>
+        <w:t>5. Agent 3: Critical Evaluator — "Devil's Advocate"</w:t>
       </w:r>
     </w:p>
     <w:p>
@@ -3407,7 +3655,7 @@
           <w:i w:val="0"/>
           <w:sz w:val="20"/>
         </w:rPr>
-        <w:t>This agent is the critical judge. Its job is to be harsh, not positive. It receives both the Requirements Brief AND the Market Research Report.</w:t>
+        <w:t>This agent is the critical judge. It scores ideas ONLY against real data from Agent 2's Research Report. If data is missing, score = 2 with "[DATA MISSING]" flag.</w:t>
       </w:r>
     </w:p>
     <w:p>
@@ -4483,7 +4731,7 @@
           <w:color w:val="2E4057"/>
           <w:sz w:val="28"/>
         </w:rPr>
-        <w:t>6. Agent 4: Idea Crystallizer — "Compile &amp; Finalize"</w:t>
+        <w:t>6. Agent 4: Idea Compiler — "Compile + Evidence Trail"</w:t>
       </w:r>
     </w:p>
     <w:p>
@@ -4494,7 +4742,7 @@
           <w:i w:val="0"/>
           <w:sz w:val="20"/>
         </w:rPr>
-        <w:t>The final agent receives ALL 3 previous documents and synthesizes them into ONE Idea Specification Document with 12 sections.</w:t>
+        <w:t>The final agent receives ALL 3 previous documents and synthesizes them into ONE Idea Specification Document with 13 sections. Note: Agent 4 does NOT search the web — it only compiles what the other agents produced.</w:t>
       </w:r>
     </w:p>
     <w:p>
@@ -4504,7 +4752,7 @@
       <w:r>
         <w:drawing>
           <wp:inline xmlns:a="http://schemas.openxmlformats.org/drawingml/2006/main" xmlns:pic="http://schemas.openxmlformats.org/drawingml/2006/picture">
-            <wp:extent cx="5029200" cy="3144003"/>
+            <wp:extent cx="5029200" cy="2664787"/>
             <wp:docPr id="6" name="Picture 6"/>
             <wp:cNvGraphicFramePr>
               <a:graphicFrameLocks noChangeAspect="1"/>
@@ -4513,7 +4761,7 @@
               <a:graphicData uri="http://schemas.openxmlformats.org/drawingml/2006/picture">
                 <pic:pic>
                   <pic:nvPicPr>
-                    <pic:cNvPr id="0" name="output_doc.png"/>
+                    <pic:cNvPr id="0" name="evidence_trail.png"/>
                     <pic:cNvPicPr/>
                   </pic:nvPicPr>
                   <pic:blipFill>
@@ -4525,7 +4773,7 @@
                   <pic:spPr>
                     <a:xfrm>
                       <a:off x="0" y="0"/>
-                      <a:ext cx="5029200" cy="3144003"/>
+                      <a:ext cx="5029200" cy="2664787"/>
                     </a:xfrm>
                     <a:prstGeom prst="rect"/>
                   </pic:spPr>
@@ -4547,7 +4795,7 @@
           <w:color w:val="666666"/>
           <w:sz w:val="17"/>
         </w:rPr>
-        <w:t>Figure 5: The 12-section Idea Specification Document — each section traced to its source agent</w:t>
+        <w:t>Figure 5: Evidence Trail — every claim is traced back to a source URL or flagged as unvalidated</w:t>
       </w:r>
     </w:p>
     <w:p>
@@ -5155,7 +5403,7 @@
                 <w:rFonts w:ascii="Calibri" w:hAnsi="Calibri"/>
                 <w:sz w:val="18"/>
               </w:rPr>
-              <w:t>12. Next Step</w:t>
+              <w:t>12. Evidence Trail</w:t>
             </w:r>
           </w:p>
         </w:tc>
@@ -5170,7 +5418,7 @@
                 <w:rFonts w:ascii="Calibri" w:hAnsi="Calibri"/>
                 <w:sz w:val="18"/>
               </w:rPr>
-              <w:t>Crystallizer</w:t>
+              <w:t>Compiler</w:t>
             </w:r>
           </w:p>
         </w:tc>
@@ -5178,6 +5426,53 @@
           <w:tcPr>
             <w:tcW w:type="dxa" w:w="3214"/>
             <w:shd w:val="clear" w:color="auto" w:fill="EEF2F7"/>
+          </w:tcPr>
+          <w:p>
+            <w:r>
+              <w:rPr>
+                <w:rFonts w:ascii="Calibri" w:hAnsi="Calibri"/>
+                <w:sz w:val="18"/>
+              </w:rPr>
+              <w:t>All source URLs cited across all agent outputs</w:t>
+            </w:r>
+          </w:p>
+        </w:tc>
+      </w:tr>
+      <w:tr>
+        <w:tc>
+          <w:tcPr>
+            <w:tcW w:type="dxa" w:w="3214"/>
+            <w:shd w:val="clear" w:color="auto" w:fill="FFFFFF"/>
+          </w:tcPr>
+          <w:p>
+            <w:r>
+              <w:rPr>
+                <w:rFonts w:ascii="Calibri" w:hAnsi="Calibri"/>
+                <w:sz w:val="18"/>
+              </w:rPr>
+              <w:t>13. Next Step</w:t>
+            </w:r>
+          </w:p>
+        </w:tc>
+        <w:tc>
+          <w:tcPr>
+            <w:tcW w:type="dxa" w:w="3214"/>
+            <w:shd w:val="clear" w:color="auto" w:fill="FFFFFF"/>
+          </w:tcPr>
+          <w:p>
+            <w:r>
+              <w:rPr>
+                <w:rFonts w:ascii="Calibri" w:hAnsi="Calibri"/>
+                <w:sz w:val="18"/>
+              </w:rPr>
+              <w:t>Compiler</w:t>
+            </w:r>
+          </w:p>
+        </w:tc>
+        <w:tc>
+          <w:tcPr>
+            <w:tcW w:type="dxa" w:w="3214"/>
+            <w:shd w:val="clear" w:color="auto" w:fill="FFFFFF"/>
           </w:tcPr>
           <w:p>
             <w:r>
@@ -5215,7 +5510,7 @@
       <w:r>
         <w:drawing>
           <wp:inline xmlns:a="http://schemas.openxmlformats.org/drawingml/2006/main" xmlns:pic="http://schemas.openxmlformats.org/drawingml/2006/picture">
-            <wp:extent cx="5029200" cy="3144003"/>
+            <wp:extent cx="5029200" cy="3375888"/>
             <wp:docPr id="7" name="Picture 7"/>
             <wp:cNvGraphicFramePr>
               <a:graphicFrameLocks noChangeAspect="1"/>
@@ -5224,7 +5519,7 @@
               <a:graphicData uri="http://schemas.openxmlformats.org/drawingml/2006/picture">
                 <pic:pic>
                   <pic:nvPicPr>
-                    <pic:cNvPr id="0" name="cursor_setup.png"/>
+                    <pic:cNvPr id="0" name="setup_v3.png"/>
                     <pic:cNvPicPr/>
                   </pic:nvPicPr>
                   <pic:blipFill>
@@ -5236,7 +5531,7 @@
                   <pic:spPr>
                     <a:xfrm>
                       <a:off x="0" y="0"/>
-                      <a:ext cx="5029200" cy="3144003"/>
+                      <a:ext cx="5029200" cy="3375888"/>
                     </a:xfrm>
                     <a:prstGeom prst="rect"/>
                   </pic:spPr>
@@ -5295,13 +5590,13 @@
         <w:br/>
         <w:t xml:space="preserve">    rules/</w:t>
         <w:br/>
-        <w:t xml:space="preserve">      01-business-analyst.mdc</w:t>
+        <w:t xml:space="preserve">      01-requirements-analyst.mdc</w:t>
         <w:br/>
         <w:t xml:space="preserve">      02-market-researcher.mdc</w:t>
         <w:br/>
         <w:t xml:space="preserve">      03-idea-evaluator.mdc</w:t>
         <w:br/>
-        <w:t xml:space="preserve">      04-idea-crystallizer.mdc</w:t>
+        <w:t xml:space="preserve">      04-idea-compiler.mdc</w:t>
       </w:r>
     </w:p>
     <w:p>
@@ -5312,7 +5607,7 @@
           <w:color w:val="486F8C"/>
           <w:sz w:val="24"/>
         </w:rPr>
-        <w:t>Step 2: Agent 1 — Business Analyst</w:t>
+        <w:t>Step 2: Agent 1 — Requirements Analyst</w:t>
       </w:r>
     </w:p>
     <w:p>
@@ -5323,7 +5618,7 @@
           <w:i w:val="0"/>
           <w:sz w:val="20"/>
         </w:rPr>
-        <w:t>Open a NEW Cursor Agent Mode chat. Select the "01-business-analyst" rule.</w:t>
+        <w:t>Open a NEW Cursor Agent Mode chat. Select the "01-requirements-analyst" rule.</w:t>
       </w:r>
     </w:p>
     <w:p>
@@ -5360,7 +5655,7 @@
           <w:i w:val="0"/>
           <w:sz w:val="20"/>
         </w:rPr>
-        <w:t>The agent will ask 10-15 questions. Answer them. After 2-3 rounds, it produces a Requirements Brief.</w:t>
+        <w:t>The agent will ask 10-15 questions. Answer them. After 2-3 rounds, the agent will search the web to validate your answers, then produces a Requirements Brief with real market data.</w:t>
       </w:r>
     </w:p>
     <w:p>
@@ -5371,7 +5666,7 @@
           <w:i w:val="0"/>
           <w:sz w:val="20"/>
         </w:rPr>
-        <w:t>Save the Requirements Brief to a file (e.g., docs/requirements-brief.md).</w:t>
+        <w:t>Save the Requirements Brief to a file (e.g., docs/01-requirements-brief.md).</w:t>
       </w:r>
     </w:p>
     <w:p>
@@ -5500,7 +5795,7 @@
           <w:color w:val="486F8C"/>
           <w:sz w:val="24"/>
         </w:rPr>
-        <w:t>Step 5: Agent 4 — Crystallizer</w:t>
+        <w:t>Step 5: Agent 4 — Compiler</w:t>
       </w:r>
     </w:p>
     <w:p>
@@ -5511,7 +5806,7 @@
           <w:i w:val="0"/>
           <w:sz w:val="20"/>
         </w:rPr>
-        <w:t>Open a NEW chat. Select "04-idea-crystallizer" rule.</w:t>
+        <w:t>Open a NEW chat. Select "04-idea-compiler" rule.</w:t>
       </w:r>
     </w:p>
     <w:p>
@@ -5556,7 +5851,7 @@
           <w:i w:val="0"/>
           <w:sz w:val="20"/>
         </w:rPr>
-        <w:t>The output is your final Idea Spec — the input for Practice 2 (Planning).</w:t>
+        <w:t>The output is your final Idea Spec (13 sections with full evidence trail) — the input for Practice 2 (Planning).</w:t>
       </w:r>
     </w:p>
     <w:p>
@@ -5581,7 +5876,7 @@
           <w:i w:val="0"/>
           <w:sz w:val="20"/>
         </w:rPr>
-        <w:t>Fresh context window: each agent gets only what it needs, not 50 pages of history</w:t>
+        <w:t>Fresh context window (from ClaudeKit context-engineering: Isolate sub-agents)</w:t>
       </w:r>
     </w:p>
     <w:p>
@@ -5595,7 +5890,7 @@
           <w:i w:val="0"/>
           <w:sz w:val="20"/>
         </w:rPr>
-        <w:t>No role confusion: Agent 3 can't see Agent 1's thought process, only its output</w:t>
+        <w:t>No role confusion: Agent 3 can't see Agent 1's reasoning, only its document</w:t>
       </w:r>
     </w:p>
     <w:p>
@@ -5609,7 +5904,7 @@
           <w:i w:val="0"/>
           <w:sz w:val="20"/>
         </w:rPr>
-        <w:t>Reproducible: same 4 file configs + same process = consistent quality every project</w:t>
+        <w:t>Reproducible: same 4 configs = same process every time</w:t>
       </w:r>
     </w:p>
     <w:p>
@@ -5623,7 +5918,21 @@
           <w:i w:val="0"/>
           <w:sz w:val="20"/>
         </w:rPr>
-        <w:t>Debuggable: if the evaluation is bad, you only re-run Agent 3, not everything</w:t>
+        <w:t>Debuggable: if evaluation is wrong, re-run Agent 3 only</w:t>
+      </w:r>
+    </w:p>
+    <w:p>
+      <w:pPr>
+        <w:pStyle w:val="ListBullet"/>
+      </w:pPr>
+      <w:r>
+        <w:rPr>
+          <w:rFonts w:ascii="Calibri" w:hAnsi="Calibri"/>
+          <w:b w:val="0"/>
+          <w:i w:val="0"/>
+          <w:sz w:val="20"/>
+        </w:rPr>
+        <w:t>Web search is NOT optional — agents are REQUIRED to search (not just trained data)</w:t>
       </w:r>
     </w:p>
     <w:p>
@@ -6547,7 +6856,7 @@
                 <w:rFonts w:ascii="Calibri" w:hAnsi="Calibri"/>
                 <w:sz w:val="18"/>
               </w:rPr>
-              <w:t>01-business-analyst.mdc</w:t>
+              <w:t>01-requirements-analyst.mdc</w:t>
             </w:r>
           </w:p>
         </w:tc>
@@ -6562,7 +6871,7 @@
                 <w:rFonts w:ascii="Calibri" w:hAnsi="Calibri"/>
                 <w:sz w:val="18"/>
               </w:rPr>
-              <w:t>~55</w:t>
+              <w:t>~80</w:t>
             </w:r>
           </w:p>
         </w:tc>
@@ -6577,7 +6886,7 @@
                 <w:rFonts w:ascii="Calibri" w:hAnsi="Calibri"/>
                 <w:sz w:val="18"/>
               </w:rPr>
-              <w:t>Role, Job (5 question categories), Output format (Requirements Brief), Rules</w:t>
+              <w:t>Ask 10-15 questions + WebSearch to validate user answers + Requirements Brief output</w:t>
             </w:r>
           </w:p>
         </w:tc>
@@ -6609,7 +6918,7 @@
                 <w:rFonts w:ascii="Calibri" w:hAnsi="Calibri"/>
                 <w:sz w:val="18"/>
               </w:rPr>
-              <w:t>~55</w:t>
+              <w:t>~90</w:t>
             </w:r>
           </w:p>
         </w:tc>
@@ -6624,7 +6933,7 @@
                 <w:rFonts w:ascii="Calibri" w:hAnsi="Calibri"/>
                 <w:sz w:val="18"/>
               </w:rPr>
-              <w:t>Role, Job (4 deliverables: competitors, SCAMPER, risks, gaps), Rules</w:t>
+              <w:t>WebSearch for competitors, API pricing, SCAMPER variants, risk evidence, ClaudeKit problem-solving</w:t>
             </w:r>
           </w:p>
         </w:tc>
@@ -6656,7 +6965,7 @@
                 <w:rFonts w:ascii="Calibri" w:hAnsi="Calibri"/>
                 <w:sz w:val="18"/>
               </w:rPr>
-              <w:t>~60</w:t>
+              <w:t>~80</w:t>
             </w:r>
           </w:p>
         </w:tc>
@@ -6671,7 +6980,7 @@
                 <w:rFonts w:ascii="Calibri" w:hAnsi="Calibri"/>
                 <w:sz w:val="18"/>
               </w:rPr>
-              <w:t>Role, Job (scoring matrix, evidence), Output format (Evaluation Report), Rules</w:t>
+              <w:t>Score vs real data from Agent 2, devil's advocate, verify claims, flag unvalidated</w:t>
             </w:r>
           </w:p>
         </w:tc>
@@ -6688,7 +6997,7 @@
                 <w:rFonts w:ascii="Calibri" w:hAnsi="Calibri"/>
                 <w:sz w:val="18"/>
               </w:rPr>
-              <w:t>04-idea-crystallizer.mdc</w:t>
+              <w:t>04-idea-compiler.mdc</w:t>
             </w:r>
           </w:p>
         </w:tc>
@@ -6703,7 +7012,7 @@
                 <w:rFonts w:ascii="Calibri" w:hAnsi="Calibri"/>
                 <w:sz w:val="18"/>
               </w:rPr>
-              <w:t>~50</w:t>
+              <w:t>~60</w:t>
             </w:r>
           </w:p>
         </w:tc>
@@ -6718,7 +7027,7 @@
                 <w:rFonts w:ascii="Calibri" w:hAnsi="Calibri"/>
                 <w:sz w:val="18"/>
               </w:rPr>
-              <w:t>Role, Job (compile), Output format (12-section Idea Spec), Rules</w:t>
+              <w:t>Compile all 3 docs into 13-section Idea Spec + evidence trail (NO web search)</w:t>
             </w:r>
           </w:p>
         </w:tc>

--- a/docs/practice1/Practice-1-Multi-Agent-Ideation.docx
+++ b/docs/practice1/Practice-1-Multi-Agent-Ideation.docx
@@ -42,11 +42,11 @@
           <w:color w:val="486F8C"/>
           <w:sz w:val="24"/>
         </w:rPr>
-        <w:t>Multi-Agent Structured Ideation</w:t>
+        <w:t>Multi-Agent Ideation Pipeline</w:t>
         <w:br/>
-        <w:t>From a Short Idea to a Validated Concept</w:t>
+        <w:t>Turn 1 Sentence Into a Validated Product Concept</w:t>
         <w:br/>
-        <w:t>Using 4 Specialized AI Agents in Cursor</w:t>
+        <w:t>Using 8 AI Agents That Research the Internet For You</w:t>
       </w:r>
     </w:p>
     <w:p/>
@@ -80,7 +80,7 @@
               <a:graphicData uri="http://schemas.openxmlformats.org/drawingml/2006/picture">
                 <pic:pic>
                   <pic:nvPicPr>
-                    <pic:cNvPr id="0" name="practice_series_v3.png"/>
+                    <pic:cNvPr id="0" name="series_v5.png"/>
                     <pic:cNvPicPr/>
                   </pic:nvPicPr>
                   <pic:blipFill>
@@ -114,1220 +114,7 @@
           <w:color w:val="666666"/>
           <w:sz w:val="17"/>
         </w:rPr>
-        <w:t>This is Practice 1 of a 3-part series: Ideation -&gt; Planning -&gt; Code</w:t>
-      </w:r>
-    </w:p>
-    <w:p>
-      <w:r>
-        <w:br w:type="page"/>
-      </w:r>
-    </w:p>
-    <w:tbl>
-      <w:tblPr>
-        <w:tblStyle w:val="TableGrid"/>
-        <w:tblW w:type="auto" w:w="0"/>
-        <w:jc w:val="center"/>
-        <w:tblLook w:firstColumn="1" w:firstRow="1" w:lastColumn="0" w:lastRow="0" w:noHBand="0" w:noVBand="1" w:val="04A0"/>
-      </w:tblPr>
-      <w:tblGrid>
-        <w:gridCol w:w="4820"/>
-        <w:gridCol w:w="4820"/>
-      </w:tblGrid>
-      <w:tr>
-        <w:tc>
-          <w:tcPr>
-            <w:tcW w:type="dxa" w:w="2551"/>
-            <w:shd w:val="clear" w:color="auto" w:fill="2E4057"/>
-            <w:vAlign w:val="center"/>
-          </w:tcPr>
-          <w:p>
-            <w:pPr>
-              <w:jc w:val="left"/>
-            </w:pPr>
-            <w:r>
-              <w:rPr>
-                <w:rFonts w:ascii="Calibri" w:hAnsi="Calibri"/>
-                <w:b/>
-                <w:color w:val="FFFFFF"/>
-                <w:sz w:val="20"/>
-              </w:rPr>
-              <w:t>Practice</w:t>
-            </w:r>
-          </w:p>
-        </w:tc>
-        <w:tc>
-          <w:tcPr>
-            <w:tcW w:type="dxa" w:w="7370"/>
-          </w:tcPr>
-          <w:p>
-            <w:pPr>
-              <w:jc w:val="left"/>
-            </w:pPr>
-            <w:r>
-              <w:rPr>
-                <w:rFonts w:ascii="Calibri" w:hAnsi="Calibri"/>
-                <w:b/>
-                <w:i w:val="0"/>
-                <w:sz w:val="22"/>
-              </w:rPr>
-              <w:t>1 of 3: Multi-Agent Structured Ideation</w:t>
-            </w:r>
-          </w:p>
-        </w:tc>
-      </w:tr>
-      <w:tr>
-        <w:tc>
-          <w:tcPr>
-            <w:tcW w:type="dxa" w:w="2551"/>
-            <w:shd w:val="clear" w:color="auto" w:fill="2E4057"/>
-            <w:vAlign w:val="center"/>
-          </w:tcPr>
-          <w:p>
-            <w:pPr>
-              <w:jc w:val="left"/>
-            </w:pPr>
-            <w:r>
-              <w:rPr>
-                <w:rFonts w:ascii="Calibri" w:hAnsi="Calibri"/>
-                <w:b/>
-                <w:color w:val="FFFFFF"/>
-                <w:sz w:val="20"/>
-              </w:rPr>
-              <w:t>Method Based On</w:t>
-            </w:r>
-          </w:p>
-        </w:tc>
-        <w:tc>
-          <w:tcPr>
-            <w:tcW w:type="dxa" w:w="7370"/>
-          </w:tcPr>
-          <w:p>
-            <w:pPr>
-              <w:jc w:val="left"/>
-            </w:pPr>
-            <w:r>
-              <w:rPr>
-                <w:rFonts w:ascii="Calibri" w:hAnsi="Calibri"/>
-                <w:b/>
-                <w:i w:val="0"/>
-                <w:sz w:val="20"/>
-              </w:rPr>
-              <w:t>BMAD Method + ClaudeKit Skills (both open-source)</w:t>
-            </w:r>
-          </w:p>
-          <w:p>
-            <w:pPr>
-              <w:jc w:val="left"/>
-            </w:pPr>
-            <w:r>
-              <w:rPr>
-                <w:rFonts w:ascii="Calibri" w:hAnsi="Calibri"/>
-                <w:b w:val="0"/>
-                <w:i w:val="0"/>
-                <w:sz w:val="20"/>
-              </w:rPr>
-              <w:t>BMAD: github.com/bmad-code-org/BMAD-METHOD (multi-agent personas)</w:t>
-            </w:r>
-          </w:p>
-          <w:p>
-            <w:pPr>
-              <w:jc w:val="left"/>
-            </w:pPr>
-            <w:r>
-              <w:rPr>
-                <w:rFonts w:ascii="Calibri" w:hAnsi="Calibri"/>
-                <w:b w:val="0"/>
-                <w:i w:val="0"/>
-                <w:sz w:val="20"/>
-              </w:rPr>
-              <w:t>ClaudeKit: docs-seeker (web search), problem-solving (inversion/scale), context-engineering (isolation)</w:t>
-            </w:r>
-          </w:p>
-        </w:tc>
-      </w:tr>
-      <w:tr>
-        <w:tc>
-          <w:tcPr>
-            <w:tcW w:type="dxa" w:w="2551"/>
-            <w:shd w:val="clear" w:color="auto" w:fill="2E4057"/>
-            <w:vAlign w:val="center"/>
-          </w:tcPr>
-          <w:p>
-            <w:pPr>
-              <w:jc w:val="left"/>
-            </w:pPr>
-            <w:r>
-              <w:rPr>
-                <w:rFonts w:ascii="Calibri" w:hAnsi="Calibri"/>
-                <w:b/>
-                <w:color w:val="FFFFFF"/>
-                <w:sz w:val="20"/>
-              </w:rPr>
-              <w:t>Key Innovation</w:t>
-            </w:r>
-          </w:p>
-        </w:tc>
-        <w:tc>
-          <w:tcPr>
-            <w:tcW w:type="dxa" w:w="7370"/>
-          </w:tcPr>
-          <w:p>
-            <w:pPr>
-              <w:jc w:val="left"/>
-            </w:pPr>
-            <w:r>
-              <w:rPr>
-                <w:rFonts w:ascii="Calibri" w:hAnsi="Calibri"/>
-                <w:b/>
-                <w:i w:val="0"/>
-                <w:sz w:val="20"/>
-              </w:rPr>
-              <w:t>4 agents that SEARCH THE WEB — not just training data</w:t>
-            </w:r>
-          </w:p>
-          <w:p>
-            <w:pPr>
-              <w:jc w:val="left"/>
-            </w:pPr>
-            <w:r>
-              <w:rPr>
-                <w:rFonts w:ascii="Calibri" w:hAnsi="Calibri"/>
-                <w:b w:val="0"/>
-                <w:i w:val="0"/>
-                <w:sz w:val="20"/>
-              </w:rPr>
-              <w:t>Every claim must have a source URL. Unvalidated claims are explicitly flagged.</w:t>
-            </w:r>
-          </w:p>
-        </w:tc>
-      </w:tr>
-      <w:tr>
-        <w:tc>
-          <w:tcPr>
-            <w:tcW w:type="dxa" w:w="2551"/>
-            <w:shd w:val="clear" w:color="auto" w:fill="2E4057"/>
-            <w:vAlign w:val="center"/>
-          </w:tcPr>
-          <w:p>
-            <w:pPr>
-              <w:jc w:val="left"/>
-            </w:pPr>
-            <w:r>
-              <w:rPr>
-                <w:rFonts w:ascii="Calibri" w:hAnsi="Calibri"/>
-                <w:b/>
-                <w:color w:val="FFFFFF"/>
-                <w:sz w:val="20"/>
-              </w:rPr>
-              <w:t>Tool</w:t>
-            </w:r>
-          </w:p>
-        </w:tc>
-        <w:tc>
-          <w:tcPr>
-            <w:tcW w:type="dxa" w:w="7370"/>
-          </w:tcPr>
-          <w:p>
-            <w:pPr>
-              <w:jc w:val="left"/>
-            </w:pPr>
-            <w:r>
-              <w:rPr>
-                <w:rFonts w:ascii="Calibri" w:hAnsi="Calibri"/>
-                <w:b/>
-                <w:i w:val="0"/>
-                <w:sz w:val="20"/>
-              </w:rPr>
-              <w:t>Cursor IDE (Agent Mode + .cursor/rules/ files)</w:t>
-            </w:r>
-          </w:p>
-          <w:p>
-            <w:pPr>
-              <w:jc w:val="left"/>
-            </w:pPr>
-            <w:r>
-              <w:rPr>
-                <w:rFonts w:ascii="Calibri" w:hAnsi="Calibri"/>
-                <w:b w:val="0"/>
-                <w:i w:val="0"/>
-                <w:sz w:val="20"/>
-              </w:rPr>
-              <w:t>Also works with: Claude Code, ChatGPT, Windsurf, Gemini (any AI with web search)</w:t>
-            </w:r>
-          </w:p>
-        </w:tc>
-      </w:tr>
-      <w:tr>
-        <w:tc>
-          <w:tcPr>
-            <w:tcW w:type="dxa" w:w="2551"/>
-            <w:shd w:val="clear" w:color="auto" w:fill="2E4057"/>
-            <w:vAlign w:val="center"/>
-          </w:tcPr>
-          <w:p>
-            <w:pPr>
-              <w:jc w:val="left"/>
-            </w:pPr>
-            <w:r>
-              <w:rPr>
-                <w:rFonts w:ascii="Calibri" w:hAnsi="Calibri"/>
-                <w:b/>
-                <w:color w:val="FFFFFF"/>
-                <w:sz w:val="20"/>
-              </w:rPr>
-              <w:t>Input</w:t>
-            </w:r>
-          </w:p>
-        </w:tc>
-        <w:tc>
-          <w:tcPr>
-            <w:tcW w:type="dxa" w:w="7370"/>
-          </w:tcPr>
-          <w:p>
-            <w:pPr>
-              <w:jc w:val="left"/>
-            </w:pPr>
-            <w:r>
-              <w:rPr>
-                <w:rFonts w:ascii="Calibri" w:hAnsi="Calibri"/>
-                <w:b w:val="0"/>
-                <w:i w:val="0"/>
-                <w:sz w:val="20"/>
-              </w:rPr>
-              <w:t>A short initial idea (1-3 sentences)</w:t>
-            </w:r>
-          </w:p>
-        </w:tc>
-      </w:tr>
-      <w:tr>
-        <w:tc>
-          <w:tcPr>
-            <w:tcW w:type="dxa" w:w="2551"/>
-            <w:shd w:val="clear" w:color="auto" w:fill="2E4057"/>
-            <w:vAlign w:val="center"/>
-          </w:tcPr>
-          <w:p>
-            <w:pPr>
-              <w:jc w:val="left"/>
-            </w:pPr>
-            <w:r>
-              <w:rPr>
-                <w:rFonts w:ascii="Calibri" w:hAnsi="Calibri"/>
-                <w:b/>
-                <w:color w:val="FFFFFF"/>
-                <w:sz w:val="20"/>
-              </w:rPr>
-              <w:t>Output</w:t>
-            </w:r>
-          </w:p>
-        </w:tc>
-        <w:tc>
-          <w:tcPr>
-            <w:tcW w:type="dxa" w:w="7370"/>
-          </w:tcPr>
-          <w:p>
-            <w:pPr>
-              <w:jc w:val="left"/>
-            </w:pPr>
-            <w:r>
-              <w:rPr>
-                <w:rFonts w:ascii="Calibri" w:hAnsi="Calibri"/>
-                <w:b/>
-                <w:i w:val="0"/>
-                <w:sz w:val="20"/>
-              </w:rPr>
-              <w:t>Idea Specification Document (13 sections, evidence-backed, with source URLs)</w:t>
-            </w:r>
-          </w:p>
-        </w:tc>
-      </w:tr>
-      <w:tr>
-        <w:tc>
-          <w:tcPr>
-            <w:tcW w:type="dxa" w:w="2551"/>
-            <w:shd w:val="clear" w:color="auto" w:fill="2E4057"/>
-            <w:vAlign w:val="center"/>
-          </w:tcPr>
-          <w:p>
-            <w:pPr>
-              <w:jc w:val="left"/>
-            </w:pPr>
-            <w:r>
-              <w:rPr>
-                <w:rFonts w:ascii="Calibri" w:hAnsi="Calibri"/>
-                <w:b/>
-                <w:color w:val="FFFFFF"/>
-                <w:sz w:val="20"/>
-              </w:rPr>
-              <w:t>Time</w:t>
-            </w:r>
-          </w:p>
-        </w:tc>
-        <w:tc>
-          <w:tcPr>
-            <w:tcW w:type="dxa" w:w="7370"/>
-          </w:tcPr>
-          <w:p>
-            <w:pPr>
-              <w:jc w:val="left"/>
-            </w:pPr>
-            <w:r>
-              <w:rPr>
-                <w:rFonts w:ascii="Calibri" w:hAnsi="Calibri"/>
-                <w:b w:val="0"/>
-                <w:i w:val="0"/>
-                <w:sz w:val="20"/>
-              </w:rPr>
-              <w:t>45-90 minutes total (4 separate AI sessions)</w:t>
-            </w:r>
-          </w:p>
-        </w:tc>
-      </w:tr>
-      <w:tr>
-        <w:tc>
-          <w:tcPr>
-            <w:tcW w:type="dxa" w:w="2551"/>
-            <w:shd w:val="clear" w:color="auto" w:fill="2E4057"/>
-            <w:vAlign w:val="center"/>
-          </w:tcPr>
-          <w:p>
-            <w:pPr>
-              <w:jc w:val="left"/>
-            </w:pPr>
-            <w:r>
-              <w:rPr>
-                <w:rFonts w:ascii="Calibri" w:hAnsi="Calibri"/>
-                <w:b/>
-                <w:color w:val="FFFFFF"/>
-                <w:sz w:val="20"/>
-              </w:rPr>
-              <w:t>Files Included</w:t>
-            </w:r>
-          </w:p>
-        </w:tc>
-        <w:tc>
-          <w:tcPr>
-            <w:tcW w:type="dxa" w:w="7370"/>
-          </w:tcPr>
-          <w:p>
-            <w:pPr>
-              <w:jc w:val="left"/>
-            </w:pPr>
-            <w:r>
-              <w:rPr>
-                <w:rFonts w:ascii="Calibri" w:hAnsi="Calibri"/>
-                <w:b w:val="0"/>
-                <w:i w:val="0"/>
-                <w:sz w:val="20"/>
-              </w:rPr>
-              <w:t>4 ready-to-use Cursor agent config files (.mdc) with web search instructions</w:t>
-            </w:r>
-          </w:p>
-        </w:tc>
-      </w:tr>
-    </w:tbl>
-    <w:p/>
-    <w:p>
-      <w:r>
-        <w:rPr>
-          <w:rFonts w:ascii="Calibri" w:hAnsi="Calibri"/>
-          <w:b/>
-          <w:color w:val="2E4057"/>
-          <w:sz w:val="28"/>
-        </w:rPr>
-        <w:t>1. Why Normal AI Brainstorming Doesn't Work</w:t>
-      </w:r>
-    </w:p>
-    <w:p>
-      <w:r>
-        <w:rPr>
-          <w:rFonts w:ascii="Calibri" w:hAnsi="Calibri"/>
-          <w:b w:val="0"/>
-          <w:i w:val="0"/>
-          <w:sz w:val="20"/>
-        </w:rPr>
-        <w:t>There are 3 levels of using AI for brainstorming. Most people stop at Level 1:</w:t>
-      </w:r>
-    </w:p>
-    <w:p>
-      <w:pPr>
-        <w:jc w:val="center"/>
-      </w:pPr>
-      <w:r>
-        <w:drawing>
-          <wp:inline xmlns:a="http://schemas.openxmlformats.org/drawingml/2006/main" xmlns:pic="http://schemas.openxmlformats.org/drawingml/2006/picture">
-            <wp:extent cx="5669280" cy="2851970"/>
-            <wp:docPr id="2" name="Picture 2"/>
-            <wp:cNvGraphicFramePr>
-              <a:graphicFrameLocks noChangeAspect="1"/>
-            </wp:cNvGraphicFramePr>
-            <a:graphic>
-              <a:graphicData uri="http://schemas.openxmlformats.org/drawingml/2006/picture">
-                <pic:pic>
-                  <pic:nvPicPr>
-                    <pic:cNvPr id="0" name="three_methods_v3.png"/>
-                    <pic:cNvPicPr/>
-                  </pic:nvPicPr>
-                  <pic:blipFill>
-                    <a:blip r:embed="rId10"/>
-                    <a:stretch>
-                      <a:fillRect/>
-                    </a:stretch>
-                  </pic:blipFill>
-                  <pic:spPr>
-                    <a:xfrm>
-                      <a:off x="0" y="0"/>
-                      <a:ext cx="5669280" cy="2851970"/>
-                    </a:xfrm>
-                    <a:prstGeom prst="rect"/>
-                  </pic:spPr>
-                </pic:pic>
-              </a:graphicData>
-            </a:graphic>
-          </wp:inline>
-        </w:drawing>
-      </w:r>
-    </w:p>
-    <w:p>
-      <w:pPr>
-        <w:jc w:val="center"/>
-      </w:pPr>
-      <w:r>
-        <w:rPr>
-          <w:rFonts w:ascii="Calibri" w:hAnsi="Calibri"/>
-          <w:i/>
-          <w:color w:val="666666"/>
-          <w:sz w:val="17"/>
-        </w:rPr>
-        <w:t>Figure 1: Three approaches — Ad-hoc, Single Agent, Multi-Agent with Web Research</w:t>
-      </w:r>
-    </w:p>
-    <w:tbl>
-      <w:tblPr>
-        <w:tblStyle w:val="TableGrid"/>
-        <w:tblW w:type="auto" w:w="0"/>
-        <w:jc w:val="center"/>
-        <w:tblLook w:firstColumn="1" w:firstRow="1" w:lastColumn="0" w:lastRow="0" w:noHBand="0" w:noVBand="1" w:val="04A0"/>
-      </w:tblPr>
-      <w:tblGrid>
-        <w:gridCol w:w="2410"/>
-        <w:gridCol w:w="2410"/>
-        <w:gridCol w:w="2410"/>
-        <w:gridCol w:w="2410"/>
-      </w:tblGrid>
-      <w:tr>
-        <w:tc>
-          <w:tcPr>
-            <w:tcW w:type="dxa" w:w="2410"/>
-            <w:shd w:val="clear" w:color="auto" w:fill="2E4057"/>
-          </w:tcPr>
-          <w:p>
-            <w:r>
-              <w:rPr>
-                <w:rFonts w:ascii="Calibri" w:hAnsi="Calibri"/>
-                <w:b/>
-                <w:color w:val="FFFFFF"/>
-                <w:sz w:val="18"/>
-              </w:rPr>
-            </w:r>
-          </w:p>
-        </w:tc>
-        <w:tc>
-          <w:tcPr>
-            <w:tcW w:type="dxa" w:w="2410"/>
-            <w:shd w:val="clear" w:color="auto" w:fill="2E4057"/>
-          </w:tcPr>
-          <w:p>
-            <w:r>
-              <w:rPr>
-                <w:rFonts w:ascii="Calibri" w:hAnsi="Calibri"/>
-                <w:b/>
-                <w:color w:val="FFFFFF"/>
-                <w:sz w:val="18"/>
-              </w:rPr>
-              <w:t>Ad-hoc</w:t>
-              <w:br/>
-              <w:t>(Level 1)</w:t>
-            </w:r>
-          </w:p>
-        </w:tc>
-        <w:tc>
-          <w:tcPr>
-            <w:tcW w:type="dxa" w:w="2410"/>
-            <w:shd w:val="clear" w:color="auto" w:fill="2E4057"/>
-          </w:tcPr>
-          <w:p>
-            <w:r>
-              <w:rPr>
-                <w:rFonts w:ascii="Calibri" w:hAnsi="Calibri"/>
-                <w:b/>
-                <w:color w:val="FFFFFF"/>
-                <w:sz w:val="18"/>
-              </w:rPr>
-              <w:t>Single Agent</w:t>
-              <w:br/>
-              <w:t>(Level 2)</w:t>
-            </w:r>
-          </w:p>
-        </w:tc>
-        <w:tc>
-          <w:tcPr>
-            <w:tcW w:type="dxa" w:w="2410"/>
-            <w:shd w:val="clear" w:color="auto" w:fill="2E4057"/>
-          </w:tcPr>
-          <w:p>
-            <w:r>
-              <w:rPr>
-                <w:rFonts w:ascii="Calibri" w:hAnsi="Calibri"/>
-                <w:b/>
-                <w:color w:val="FFFFFF"/>
-                <w:sz w:val="18"/>
-              </w:rPr>
-              <w:t>Multi-Agent</w:t>
-              <w:br/>
-              <w:t>(Level 3 — This)</w:t>
-            </w:r>
-          </w:p>
-        </w:tc>
-      </w:tr>
-      <w:tr>
-        <w:tc>
-          <w:tcPr>
-            <w:tcW w:type="dxa" w:w="2410"/>
-            <w:shd w:val="clear" w:color="auto" w:fill="FFFFFF"/>
-          </w:tcPr>
-          <w:p>
-            <w:r>
-              <w:rPr>
-                <w:rFonts w:ascii="Calibri" w:hAnsi="Calibri"/>
-                <w:sz w:val="18"/>
-              </w:rPr>
-              <w:t>Process</w:t>
-            </w:r>
-          </w:p>
-        </w:tc>
-        <w:tc>
-          <w:tcPr>
-            <w:tcW w:type="dxa" w:w="2410"/>
-            <w:shd w:val="clear" w:color="auto" w:fill="FFFFFF"/>
-          </w:tcPr>
-          <w:p>
-            <w:r>
-              <w:rPr>
-                <w:rFonts w:ascii="Calibri" w:hAnsi="Calibri"/>
-                <w:sz w:val="18"/>
-              </w:rPr>
-              <w:t>"Make me an app"</w:t>
-            </w:r>
-          </w:p>
-        </w:tc>
-        <w:tc>
-          <w:tcPr>
-            <w:tcW w:type="dxa" w:w="2410"/>
-            <w:shd w:val="clear" w:color="auto" w:fill="FFFFFF"/>
-          </w:tcPr>
-          <w:p>
-            <w:r>
-              <w:rPr>
-                <w:rFonts w:ascii="Calibri" w:hAnsi="Calibri"/>
-                <w:sz w:val="18"/>
-              </w:rPr>
-              <w:t>Long prompt with instructions</w:t>
-            </w:r>
-          </w:p>
-        </w:tc>
-        <w:tc>
-          <w:tcPr>
-            <w:tcW w:type="dxa" w:w="2410"/>
-            <w:shd w:val="clear" w:color="auto" w:fill="FFFFFF"/>
-          </w:tcPr>
-          <w:p>
-            <w:r>
-              <w:rPr>
-                <w:rFonts w:ascii="Calibri" w:hAnsi="Calibri"/>
-                <w:sz w:val="18"/>
-              </w:rPr>
-              <w:t>4 agents, 4 sessions, 4 documents</w:t>
-            </w:r>
-          </w:p>
-        </w:tc>
-      </w:tr>
-      <w:tr>
-        <w:tc>
-          <w:tcPr>
-            <w:tcW w:type="dxa" w:w="2410"/>
-            <w:shd w:val="clear" w:color="auto" w:fill="EEF2F7"/>
-          </w:tcPr>
-          <w:p>
-            <w:r>
-              <w:rPr>
-                <w:rFonts w:ascii="Calibri" w:hAnsi="Calibri"/>
-                <w:sz w:val="18"/>
-              </w:rPr>
-              <w:t>Questions asked?</w:t>
-            </w:r>
-          </w:p>
-        </w:tc>
-        <w:tc>
-          <w:tcPr>
-            <w:tcW w:type="dxa" w:w="2410"/>
-            <w:shd w:val="clear" w:color="auto" w:fill="EEF2F7"/>
-          </w:tcPr>
-          <w:p>
-            <w:r>
-              <w:rPr>
-                <w:rFonts w:ascii="Calibri" w:hAnsi="Calibri"/>
-                <w:sz w:val="18"/>
-              </w:rPr>
-              <w:t>None</w:t>
-            </w:r>
-          </w:p>
-        </w:tc>
-        <w:tc>
-          <w:tcPr>
-            <w:tcW w:type="dxa" w:w="2410"/>
-            <w:shd w:val="clear" w:color="auto" w:fill="EEF2F7"/>
-          </w:tcPr>
-          <w:p>
-            <w:r>
-              <w:rPr>
-                <w:rFonts w:ascii="Calibri" w:hAnsi="Calibri"/>
-                <w:sz w:val="18"/>
-              </w:rPr>
-              <w:t>Some (if prompted)</w:t>
-            </w:r>
-          </w:p>
-        </w:tc>
-        <w:tc>
-          <w:tcPr>
-            <w:tcW w:type="dxa" w:w="2410"/>
-            <w:shd w:val="clear" w:color="auto" w:fill="EEF2F7"/>
-          </w:tcPr>
-          <w:p>
-            <w:r>
-              <w:rPr>
-                <w:rFonts w:ascii="Calibri" w:hAnsi="Calibri"/>
-                <w:sz w:val="18"/>
-              </w:rPr>
-              <w:t>10-15 structured questions by Agent 1</w:t>
-            </w:r>
-          </w:p>
-        </w:tc>
-      </w:tr>
-      <w:tr>
-        <w:tc>
-          <w:tcPr>
-            <w:tcW w:type="dxa" w:w="2410"/>
-            <w:shd w:val="clear" w:color="auto" w:fill="FFFFFF"/>
-          </w:tcPr>
-          <w:p>
-            <w:r>
-              <w:rPr>
-                <w:rFonts w:ascii="Calibri" w:hAnsi="Calibri"/>
-                <w:sz w:val="18"/>
-              </w:rPr>
-              <w:t>Competitive analysis?</w:t>
-            </w:r>
-          </w:p>
-        </w:tc>
-        <w:tc>
-          <w:tcPr>
-            <w:tcW w:type="dxa" w:w="2410"/>
-            <w:shd w:val="clear" w:color="auto" w:fill="FFFFFF"/>
-          </w:tcPr>
-          <w:p>
-            <w:r>
-              <w:rPr>
-                <w:rFonts w:ascii="Calibri" w:hAnsi="Calibri"/>
-                <w:sz w:val="18"/>
-              </w:rPr>
-              <w:t>No</w:t>
-            </w:r>
-          </w:p>
-        </w:tc>
-        <w:tc>
-          <w:tcPr>
-            <w:tcW w:type="dxa" w:w="2410"/>
-            <w:shd w:val="clear" w:color="auto" w:fill="FFFFFF"/>
-          </w:tcPr>
-          <w:p>
-            <w:r>
-              <w:rPr>
-                <w:rFonts w:ascii="Calibri" w:hAnsi="Calibri"/>
-                <w:sz w:val="18"/>
-              </w:rPr>
-              <w:t>Maybe (if you ask)</w:t>
-            </w:r>
-          </w:p>
-        </w:tc>
-        <w:tc>
-          <w:tcPr>
-            <w:tcW w:type="dxa" w:w="2410"/>
-            <w:shd w:val="clear" w:color="auto" w:fill="FFFFFF"/>
-          </w:tcPr>
-          <w:p>
-            <w:r>
-              <w:rPr>
-                <w:rFonts w:ascii="Calibri" w:hAnsi="Calibri"/>
-                <w:sz w:val="18"/>
-              </w:rPr>
-              <w:t>Always (Agent 2's entire job)</w:t>
-            </w:r>
-          </w:p>
-        </w:tc>
-      </w:tr>
-      <w:tr>
-        <w:tc>
-          <w:tcPr>
-            <w:tcW w:type="dxa" w:w="2410"/>
-            <w:shd w:val="clear" w:color="auto" w:fill="EEF2F7"/>
-          </w:tcPr>
-          <w:p>
-            <w:r>
-              <w:rPr>
-                <w:rFonts w:ascii="Calibri" w:hAnsi="Calibri"/>
-                <w:sz w:val="18"/>
-              </w:rPr>
-              <w:t>Who evaluates?</w:t>
-            </w:r>
-          </w:p>
-        </w:tc>
-        <w:tc>
-          <w:tcPr>
-            <w:tcW w:type="dxa" w:w="2410"/>
-            <w:shd w:val="clear" w:color="auto" w:fill="EEF2F7"/>
-          </w:tcPr>
-          <w:p>
-            <w:r>
-              <w:rPr>
-                <w:rFonts w:ascii="Calibri" w:hAnsi="Calibri"/>
-                <w:sz w:val="18"/>
-              </w:rPr>
-              <w:t>Same agent</w:t>
-            </w:r>
-          </w:p>
-        </w:tc>
-        <w:tc>
-          <w:tcPr>
-            <w:tcW w:type="dxa" w:w="2410"/>
-            <w:shd w:val="clear" w:color="auto" w:fill="EEF2F7"/>
-          </w:tcPr>
-          <w:p>
-            <w:r>
-              <w:rPr>
-                <w:rFonts w:ascii="Calibri" w:hAnsi="Calibri"/>
-                <w:sz w:val="18"/>
-              </w:rPr>
-              <w:t>Same agent (bias)</w:t>
-            </w:r>
-          </w:p>
-        </w:tc>
-        <w:tc>
-          <w:tcPr>
-            <w:tcW w:type="dxa" w:w="2410"/>
-            <w:shd w:val="clear" w:color="auto" w:fill="EEF2F7"/>
-          </w:tcPr>
-          <w:p>
-            <w:r>
-              <w:rPr>
-                <w:rFonts w:ascii="Calibri" w:hAnsi="Calibri"/>
-                <w:sz w:val="18"/>
-              </w:rPr>
-              <w:t>Agent 3 = dedicated critical judge</w:t>
-            </w:r>
-          </w:p>
-        </w:tc>
-      </w:tr>
-      <w:tr>
-        <w:tc>
-          <w:tcPr>
-            <w:tcW w:type="dxa" w:w="2410"/>
-            <w:shd w:val="clear" w:color="auto" w:fill="FFFFFF"/>
-          </w:tcPr>
-          <w:p>
-            <w:r>
-              <w:rPr>
-                <w:rFonts w:ascii="Calibri" w:hAnsi="Calibri"/>
-                <w:sz w:val="18"/>
-              </w:rPr>
-              <w:t>Evidence?</w:t>
-            </w:r>
-          </w:p>
-        </w:tc>
-        <w:tc>
-          <w:tcPr>
-            <w:tcW w:type="dxa" w:w="2410"/>
-            <w:shd w:val="clear" w:color="auto" w:fill="FFFFFF"/>
-          </w:tcPr>
-          <w:p>
-            <w:r>
-              <w:rPr>
-                <w:rFonts w:ascii="Calibri" w:hAnsi="Calibri"/>
-                <w:sz w:val="18"/>
-              </w:rPr>
-              <w:t>None</w:t>
-            </w:r>
-          </w:p>
-        </w:tc>
-        <w:tc>
-          <w:tcPr>
-            <w:tcW w:type="dxa" w:w="2410"/>
-            <w:shd w:val="clear" w:color="auto" w:fill="FFFFFF"/>
-          </w:tcPr>
-          <w:p>
-            <w:r>
-              <w:rPr>
-                <w:rFonts w:ascii="Calibri" w:hAnsi="Calibri"/>
-                <w:sz w:val="18"/>
-              </w:rPr>
-              <w:t>Sometimes</w:t>
-            </w:r>
-          </w:p>
-        </w:tc>
-        <w:tc>
-          <w:tcPr>
-            <w:tcW w:type="dxa" w:w="2410"/>
-            <w:shd w:val="clear" w:color="auto" w:fill="FFFFFF"/>
-          </w:tcPr>
-          <w:p>
-            <w:r>
-              <w:rPr>
-                <w:rFonts w:ascii="Calibri" w:hAnsi="Calibri"/>
-                <w:sz w:val="18"/>
-              </w:rPr>
-              <w:t>Every score requires 1-sentence proof</w:t>
-            </w:r>
-          </w:p>
-        </w:tc>
-      </w:tr>
-      <w:tr>
-        <w:tc>
-          <w:tcPr>
-            <w:tcW w:type="dxa" w:w="2410"/>
-            <w:shd w:val="clear" w:color="auto" w:fill="EEF2F7"/>
-          </w:tcPr>
-          <w:p>
-            <w:r>
-              <w:rPr>
-                <w:rFonts w:ascii="Calibri" w:hAnsi="Calibri"/>
-                <w:sz w:val="18"/>
-              </w:rPr>
-              <w:t>Reproducible?</w:t>
-            </w:r>
-          </w:p>
-        </w:tc>
-        <w:tc>
-          <w:tcPr>
-            <w:tcW w:type="dxa" w:w="2410"/>
-            <w:shd w:val="clear" w:color="auto" w:fill="EEF2F7"/>
-          </w:tcPr>
-          <w:p>
-            <w:r>
-              <w:rPr>
-                <w:rFonts w:ascii="Calibri" w:hAnsi="Calibri"/>
-                <w:sz w:val="18"/>
-              </w:rPr>
-              <w:t>No</w:t>
-            </w:r>
-          </w:p>
-        </w:tc>
-        <w:tc>
-          <w:tcPr>
-            <w:tcW w:type="dxa" w:w="2410"/>
-            <w:shd w:val="clear" w:color="auto" w:fill="EEF2F7"/>
-          </w:tcPr>
-          <w:p>
-            <w:r>
-              <w:rPr>
-                <w:rFonts w:ascii="Calibri" w:hAnsi="Calibri"/>
-                <w:sz w:val="18"/>
-              </w:rPr>
-              <w:t>Depends on prompt</w:t>
-            </w:r>
-          </w:p>
-        </w:tc>
-        <w:tc>
-          <w:tcPr>
-            <w:tcW w:type="dxa" w:w="2410"/>
-            <w:shd w:val="clear" w:color="auto" w:fill="EEF2F7"/>
-          </w:tcPr>
-          <w:p>
-            <w:r>
-              <w:rPr>
-                <w:rFonts w:ascii="Calibri" w:hAnsi="Calibri"/>
-                <w:sz w:val="18"/>
-              </w:rPr>
-              <w:t>Yes — same 4 config files every time</w:t>
-            </w:r>
-          </w:p>
-        </w:tc>
-      </w:tr>
-      <w:tr>
-        <w:tc>
-          <w:tcPr>
-            <w:tcW w:type="dxa" w:w="2410"/>
-            <w:shd w:val="clear" w:color="auto" w:fill="FFFFFF"/>
-          </w:tcPr>
-          <w:p>
-            <w:r>
-              <w:rPr>
-                <w:rFonts w:ascii="Calibri" w:hAnsi="Calibri"/>
-                <w:sz w:val="18"/>
-              </w:rPr>
-              <w:t>Context overflow?</w:t>
-            </w:r>
-          </w:p>
-        </w:tc>
-        <w:tc>
-          <w:tcPr>
-            <w:tcW w:type="dxa" w:w="2410"/>
-            <w:shd w:val="clear" w:color="auto" w:fill="FFFFFF"/>
-          </w:tcPr>
-          <w:p>
-            <w:r>
-              <w:rPr>
-                <w:rFonts w:ascii="Calibri" w:hAnsi="Calibri"/>
-                <w:sz w:val="18"/>
-              </w:rPr>
-              <w:t>N/A</w:t>
-            </w:r>
-          </w:p>
-        </w:tc>
-        <w:tc>
-          <w:tcPr>
-            <w:tcW w:type="dxa" w:w="2410"/>
-            <w:shd w:val="clear" w:color="auto" w:fill="FFFFFF"/>
-          </w:tcPr>
-          <w:p>
-            <w:r>
-              <w:rPr>
-                <w:rFonts w:ascii="Calibri" w:hAnsi="Calibri"/>
-                <w:sz w:val="18"/>
-              </w:rPr>
-              <w:t>Yes (long sessions)</w:t>
-            </w:r>
-          </w:p>
-        </w:tc>
-        <w:tc>
-          <w:tcPr>
-            <w:tcW w:type="dxa" w:w="2410"/>
-            <w:shd w:val="clear" w:color="auto" w:fill="FFFFFF"/>
-          </w:tcPr>
-          <w:p>
-            <w:r>
-              <w:rPr>
-                <w:rFonts w:ascii="Calibri" w:hAnsi="Calibri"/>
-                <w:sz w:val="18"/>
-              </w:rPr>
-              <w:t>No — fresh context per agent</w:t>
-            </w:r>
-          </w:p>
-        </w:tc>
-      </w:tr>
-      <w:tr>
-        <w:tc>
-          <w:tcPr>
-            <w:tcW w:type="dxa" w:w="2410"/>
-            <w:shd w:val="clear" w:color="auto" w:fill="EEF2F7"/>
-          </w:tcPr>
-          <w:p>
-            <w:r>
-              <w:rPr>
-                <w:rFonts w:ascii="Calibri" w:hAnsi="Calibri"/>
-                <w:sz w:val="18"/>
-              </w:rPr>
-              <w:t>Quality</w:t>
-            </w:r>
-          </w:p>
-        </w:tc>
-        <w:tc>
-          <w:tcPr>
-            <w:tcW w:type="dxa" w:w="2410"/>
-            <w:shd w:val="clear" w:color="auto" w:fill="EEF2F7"/>
-          </w:tcPr>
-          <w:p>
-            <w:r>
-              <w:rPr>
-                <w:rFonts w:ascii="Calibri" w:hAnsi="Calibri"/>
-                <w:sz w:val="18"/>
-              </w:rPr>
-              <w:t>Low</w:t>
-            </w:r>
-          </w:p>
-        </w:tc>
-        <w:tc>
-          <w:tcPr>
-            <w:tcW w:type="dxa" w:w="2410"/>
-            <w:shd w:val="clear" w:color="auto" w:fill="EEF2F7"/>
-          </w:tcPr>
-          <w:p>
-            <w:r>
-              <w:rPr>
-                <w:rFonts w:ascii="Calibri" w:hAnsi="Calibri"/>
-                <w:sz w:val="18"/>
-              </w:rPr>
-              <w:t>Medium</w:t>
-            </w:r>
-          </w:p>
-        </w:tc>
-        <w:tc>
-          <w:tcPr>
-            <w:tcW w:type="dxa" w:w="2410"/>
-            <w:shd w:val="clear" w:color="auto" w:fill="EEF2F7"/>
-          </w:tcPr>
-          <w:p>
-            <w:r>
-              <w:rPr>
-                <w:rFonts w:ascii="Calibri" w:hAnsi="Calibri"/>
-                <w:sz w:val="18"/>
-              </w:rPr>
-              <w:t>High</w:t>
-            </w:r>
-          </w:p>
-        </w:tc>
-      </w:tr>
-    </w:tbl>
-    <w:p/>
-    <w:p>
-      <w:r>
-        <w:rPr>
-          <w:rFonts w:ascii="Calibri" w:hAnsi="Calibri"/>
-          <w:b/>
-          <w:color w:val="486F8C"/>
-          <w:sz w:val="24"/>
-        </w:rPr>
-        <w:t>Why Multi-Agent + Web Research?</w:t>
-      </w:r>
-    </w:p>
-    <w:p>
-      <w:pPr>
-        <w:jc w:val="center"/>
-      </w:pPr>
-      <w:r>
-        <w:drawing>
-          <wp:inline xmlns:a="http://schemas.openxmlformats.org/drawingml/2006/main" xmlns:pic="http://schemas.openxmlformats.org/drawingml/2006/picture">
-            <wp:extent cx="5029200" cy="2680232"/>
-            <wp:docPr id="3" name="Picture 3"/>
-            <wp:cNvGraphicFramePr>
-              <a:graphicFrameLocks noChangeAspect="1"/>
-            </wp:cNvGraphicFramePr>
-            <a:graphic>
-              <a:graphicData uri="http://schemas.openxmlformats.org/drawingml/2006/picture">
-                <pic:pic>
-                  <pic:nvPicPr>
-                    <pic:cNvPr id="0" name="sources.png"/>
-                    <pic:cNvPicPr/>
-                  </pic:nvPicPr>
-                  <pic:blipFill>
-                    <a:blip r:embed="rId11"/>
-                    <a:stretch>
-                      <a:fillRect/>
-                    </a:stretch>
-                  </pic:blipFill>
-                  <pic:spPr>
-                    <a:xfrm>
-                      <a:off x="0" y="0"/>
-                      <a:ext cx="5029200" cy="2680232"/>
-                    </a:xfrm>
-                    <a:prstGeom prst="rect"/>
-                  </pic:spPr>
-                </pic:pic>
-              </a:graphicData>
-            </a:graphic>
-          </wp:inline>
-        </w:drawing>
-      </w:r>
-    </w:p>
-    <w:p>
-      <w:pPr>
-        <w:jc w:val="center"/>
-      </w:pPr>
-      <w:r>
-        <w:rPr>
-          <w:rFonts w:ascii="Calibri" w:hAnsi="Calibri"/>
-          <w:i/>
-          <w:color w:val="666666"/>
-          <w:sz w:val="17"/>
-        </w:rPr>
-        <w:t>Figure 2: Sources — this method combines BMAD, ClaudeKit docs-seeker, problem-solving, and context engineering</w:t>
-      </w:r>
-    </w:p>
-    <w:p>
-      <w:r>
-        <w:rPr>
-          <w:rFonts w:ascii="Calibri" w:hAnsi="Calibri"/>
-          <w:b/>
-          <w:i w:val="0"/>
-          <w:sz w:val="20"/>
-        </w:rPr>
-        <w:t>The core insight: agents that don't search the web are just making things up from training data. This method requires Agents 1-3 to use WebSearch for every claim. Agent 3 (Evaluator) must verify Agent 2's data and flag anything unvalidated.</w:t>
-      </w:r>
-    </w:p>
-    <w:p>
-      <w:r>
-        <w:rPr>
-          <w:rFonts w:ascii="Calibri" w:hAnsi="Calibri"/>
-          <w:b w:val="0"/>
-          <w:i w:val="0"/>
-          <w:sz w:val="20"/>
-        </w:rPr>
-        <w:t>Based on real open-source frameworks:</w:t>
-      </w:r>
-    </w:p>
-    <w:p>
-      <w:pPr>
-        <w:pStyle w:val="ListBullet"/>
-      </w:pPr>
-      <w:r>
-        <w:rPr>
-          <w:rFonts w:ascii="Calibri" w:hAnsi="Calibri"/>
-          <w:b w:val="0"/>
-          <w:i w:val="0"/>
-          <w:sz w:val="20"/>
-        </w:rPr>
-        <w:t>BMAD Method — multi-agent personas, document-driven handoff, 4-phase workflow (github.com/bmad-code-org/BMAD-METHOD)</w:t>
-      </w:r>
-    </w:p>
-    <w:p>
-      <w:pPr>
-        <w:pStyle w:val="ListBullet"/>
-      </w:pPr>
-      <w:r>
-        <w:rPr>
-          <w:rFonts w:ascii="Calibri" w:hAnsi="Calibri"/>
-          <w:b w:val="0"/>
-          <w:i w:val="0"/>
-          <w:sz w:val="20"/>
-        </w:rPr>
-        <w:t>ClaudeKit docs-seeker — WebSearch + WebFetch + parallel explorer agents for internet research</w:t>
-      </w:r>
-    </w:p>
-    <w:p>
-      <w:pPr>
-        <w:pStyle w:val="ListBullet"/>
-      </w:pPr>
-      <w:r>
-        <w:rPr>
-          <w:rFonts w:ascii="Calibri" w:hAnsi="Calibri"/>
-          <w:b w:val="0"/>
-          <w:i w:val="0"/>
-          <w:sz w:val="20"/>
-        </w:rPr>
-        <w:t>ClaudeKit problem-solving — Inversion Exercise ("what if it fails?") and Scale Game ("what breaks at 1000x?")</w:t>
-      </w:r>
-    </w:p>
-    <w:p>
-      <w:pPr>
-        <w:pStyle w:val="ListBullet"/>
-      </w:pPr>
-      <w:r>
-        <w:rPr>
-          <w:rFonts w:ascii="Calibri" w:hAnsi="Calibri"/>
-          <w:b w:val="0"/>
-          <w:i w:val="0"/>
-          <w:sz w:val="20"/>
-        </w:rPr>
-        <w:t>ClaudeKit context-engineering — 4-bucket strategy: Write, Select, Compress, Isolate (sub-agent isolation)</w:t>
+        <w:t>This is Practice 1 of a 3-part series: Ideation → Planning → Code</w:t>
       </w:r>
     </w:p>
     <w:p>
@@ -1343,7 +130,7 @@
           <w:color w:val="2E4057"/>
           <w:sz w:val="28"/>
         </w:rPr>
-        <w:t>2. The 4-Agent Ideation Pipeline</w:t>
+        <w:t>1. The Problem: Why Most AI Brainstorming Is Useless</w:t>
       </w:r>
     </w:p>
     <w:p>
@@ -1354,113 +141,7 @@
           <w:i w:val="0"/>
           <w:sz w:val="20"/>
         </w:rPr>
-        <w:t>Each agent has ONE job, produces ONE document, and hands it to the next agent.</w:t>
-      </w:r>
-    </w:p>
-    <w:p>
-      <w:pPr>
-        <w:jc w:val="center"/>
-      </w:pPr>
-      <w:r>
-        <w:drawing>
-          <wp:inline xmlns:a="http://schemas.openxmlformats.org/drawingml/2006/main" xmlns:pic="http://schemas.openxmlformats.org/drawingml/2006/picture">
-            <wp:extent cx="5669280" cy="3181170"/>
-            <wp:docPr id="4" name="Picture 4"/>
-            <wp:cNvGraphicFramePr>
-              <a:graphicFrameLocks noChangeAspect="1"/>
-            </wp:cNvGraphicFramePr>
-            <a:graphic>
-              <a:graphicData uri="http://schemas.openxmlformats.org/drawingml/2006/picture">
-                <pic:pic>
-                  <pic:nvPicPr>
-                    <pic:cNvPr id="0" name="pipeline_v3.png"/>
-                    <pic:cNvPicPr/>
-                  </pic:nvPicPr>
-                  <pic:blipFill>
-                    <a:blip r:embed="rId12"/>
-                    <a:stretch>
-                      <a:fillRect/>
-                    </a:stretch>
-                  </pic:blipFill>
-                  <pic:spPr>
-                    <a:xfrm>
-                      <a:off x="0" y="0"/>
-                      <a:ext cx="5669280" cy="3181170"/>
-                    </a:xfrm>
-                    <a:prstGeom prst="rect"/>
-                  </pic:spPr>
-                </pic:pic>
-              </a:graphicData>
-            </a:graphic>
-          </wp:inline>
-        </w:drawing>
-      </w:r>
-    </w:p>
-    <w:p>
-      <w:pPr>
-        <w:jc w:val="center"/>
-      </w:pPr>
-      <w:r>
-        <w:rPr>
-          <w:rFonts w:ascii="Calibri" w:hAnsi="Calibri"/>
-          <w:i/>
-          <w:color w:val="666666"/>
-          <w:sz w:val="17"/>
-        </w:rPr>
-        <w:t>Figure 3: The 4-agent pipeline — Agents 1-3 search the internet, Agent 4 compiles</w:t>
-      </w:r>
-    </w:p>
-    <w:p>
-      <w:pPr>
-        <w:jc w:val="center"/>
-      </w:pPr>
-      <w:r>
-        <w:drawing>
-          <wp:inline xmlns:a="http://schemas.openxmlformats.org/drawingml/2006/main" xmlns:pic="http://schemas.openxmlformats.org/drawingml/2006/picture">
-            <wp:extent cx="5486400" cy="3276422"/>
-            <wp:docPr id="5" name="Picture 5"/>
-            <wp:cNvGraphicFramePr>
-              <a:graphicFrameLocks noChangeAspect="1"/>
-            </wp:cNvGraphicFramePr>
-            <a:graphic>
-              <a:graphicData uri="http://schemas.openxmlformats.org/drawingml/2006/picture">
-                <pic:pic>
-                  <pic:nvPicPr>
-                    <pic:cNvPr id="0" name="agents_v3.png"/>
-                    <pic:cNvPicPr/>
-                  </pic:nvPicPr>
-                  <pic:blipFill>
-                    <a:blip r:embed="rId13"/>
-                    <a:stretch>
-                      <a:fillRect/>
-                    </a:stretch>
-                  </pic:blipFill>
-                  <pic:spPr>
-                    <a:xfrm>
-                      <a:off x="0" y="0"/>
-                      <a:ext cx="5486400" cy="3276422"/>
-                    </a:xfrm>
-                    <a:prstGeom prst="rect"/>
-                  </pic:spPr>
-                </pic:pic>
-              </a:graphicData>
-            </a:graphic>
-          </wp:inline>
-        </w:drawing>
-      </w:r>
-    </w:p>
-    <w:p>
-      <w:pPr>
-        <w:jc w:val="center"/>
-      </w:pPr>
-      <w:r>
-        <w:rPr>
-          <w:rFonts w:ascii="Calibri" w:hAnsi="Calibri"/>
-          <w:i/>
-          <w:color w:val="666666"/>
-          <w:sz w:val="17"/>
-        </w:rPr>
-        <w:t>Figure 4: What each agent does — job, web search scope, outputs, and hard rules</w:t>
+        <w:t>Most people brainstorm with AI like this:</w:t>
       </w:r>
     </w:p>
     <w:tbl>
@@ -1471,417 +152,224 @@
         <w:tblLook w:firstColumn="1" w:firstRow="1" w:lastColumn="0" w:lastRow="0" w:noHBand="0" w:noVBand="1" w:val="04A0"/>
       </w:tblPr>
       <w:tblGrid>
-        <w:gridCol w:w="1928"/>
-        <w:gridCol w:w="1928"/>
-        <w:gridCol w:w="1928"/>
-        <w:gridCol w:w="1928"/>
-        <w:gridCol w:w="1928"/>
+        <w:gridCol w:w="9641"/>
       </w:tblGrid>
       <w:tr>
         <w:tc>
           <w:tcPr>
-            <w:tcW w:type="dxa" w:w="1928"/>
-            <w:shd w:val="clear" w:color="auto" w:fill="2E4057"/>
+            <w:tcW w:type="dxa" w:w="9641"/>
+            <w:shd w:val="clear" w:color="auto" w:fill="FFF8E1"/>
           </w:tcPr>
           <w:p>
             <w:r>
               <w:rPr>
                 <w:rFonts w:ascii="Calibri" w:hAnsi="Calibri"/>
                 <w:b/>
-                <w:color w:val="FFFFFF"/>
-                <w:sz w:val="18"/>
+                <w:i w:val="0"/>
+                <w:sz w:val="20"/>
               </w:rPr>
-              <w:t>Agent</w:t>
-            </w:r>
-          </w:p>
-        </w:tc>
-        <w:tc>
-          <w:tcPr>
-            <w:tcW w:type="dxa" w:w="1928"/>
-            <w:shd w:val="clear" w:color="auto" w:fill="2E4057"/>
-          </w:tcPr>
-          <w:p>
-            <w:r>
-              <w:rPr>
-                <w:rFonts w:ascii="Calibri" w:hAnsi="Calibri"/>
-                <w:b/>
-                <w:color w:val="FFFFFF"/>
-                <w:sz w:val="18"/>
-              </w:rPr>
-              <w:t>Role</w:t>
-            </w:r>
-          </w:p>
-        </w:tc>
-        <w:tc>
-          <w:tcPr>
-            <w:tcW w:type="dxa" w:w="1928"/>
-            <w:shd w:val="clear" w:color="auto" w:fill="2E4057"/>
-          </w:tcPr>
-          <w:p>
-            <w:r>
-              <w:rPr>
-                <w:rFonts w:ascii="Calibri" w:hAnsi="Calibri"/>
-                <w:b/>
-                <w:color w:val="FFFFFF"/>
-                <w:sz w:val="18"/>
-              </w:rPr>
-              <w:t>Input</w:t>
-            </w:r>
-          </w:p>
-        </w:tc>
-        <w:tc>
-          <w:tcPr>
-            <w:tcW w:type="dxa" w:w="1928"/>
-            <w:shd w:val="clear" w:color="auto" w:fill="2E4057"/>
-          </w:tcPr>
-          <w:p>
-            <w:r>
-              <w:rPr>
-                <w:rFonts w:ascii="Calibri" w:hAnsi="Calibri"/>
-                <w:b/>
-                <w:color w:val="FFFFFF"/>
-                <w:sz w:val="18"/>
-              </w:rPr>
-              <w:t>Output</w:t>
-            </w:r>
-          </w:p>
-        </w:tc>
-        <w:tc>
-          <w:tcPr>
-            <w:tcW w:type="dxa" w:w="1928"/>
-            <w:shd w:val="clear" w:color="auto" w:fill="2E4057"/>
-          </w:tcPr>
-          <w:p>
-            <w:r>
-              <w:rPr>
-                <w:rFonts w:ascii="Calibri" w:hAnsi="Calibri"/>
-                <w:b/>
-                <w:color w:val="FFFFFF"/>
-                <w:sz w:val="18"/>
-              </w:rPr>
-              <w:t>Key Rule</w:t>
-            </w:r>
-          </w:p>
-        </w:tc>
-      </w:tr>
-      <w:tr>
-        <w:tc>
-          <w:tcPr>
-            <w:tcW w:type="dxa" w:w="1928"/>
-            <w:shd w:val="clear" w:color="auto" w:fill="FFFFFF"/>
-          </w:tcPr>
-          <w:p>
-            <w:r>
-              <w:rPr>
-                <w:rFonts w:ascii="Calibri" w:hAnsi="Calibri"/>
-                <w:sz w:val="18"/>
-              </w:rPr>
-              <w:t>1. Requirements Analyst</w:t>
-            </w:r>
-          </w:p>
-        </w:tc>
-        <w:tc>
-          <w:tcPr>
-            <w:tcW w:type="dxa" w:w="1928"/>
-            <w:shd w:val="clear" w:color="auto" w:fill="FFFFFF"/>
-          </w:tcPr>
-          <w:p>
-            <w:r>
-              <w:rPr>
-                <w:rFonts w:ascii="Calibri" w:hAnsi="Calibri"/>
-                <w:sz w:val="18"/>
-              </w:rPr>
-              <w:t>Ask questions + validate via web search</w:t>
-            </w:r>
-          </w:p>
-        </w:tc>
-        <w:tc>
-          <w:tcPr>
-            <w:tcW w:type="dxa" w:w="1928"/>
-            <w:shd w:val="clear" w:color="auto" w:fill="FFFFFF"/>
-          </w:tcPr>
-          <w:p>
-            <w:r>
-              <w:rPr>
-                <w:rFonts w:ascii="Calibri" w:hAnsi="Calibri"/>
-                <w:sz w:val="18"/>
-              </w:rPr>
-              <w:t>User's short idea</w:t>
-            </w:r>
-          </w:p>
-        </w:tc>
-        <w:tc>
-          <w:tcPr>
-            <w:tcW w:type="dxa" w:w="1928"/>
-            <w:shd w:val="clear" w:color="auto" w:fill="FFFFFF"/>
-          </w:tcPr>
-          <w:p>
-            <w:r>
-              <w:rPr>
-                <w:rFonts w:ascii="Calibri" w:hAnsi="Calibri"/>
-                <w:sz w:val="18"/>
-              </w:rPr>
-              <w:t>Requirements Brief</w:t>
-              <w:br/>
-              <w:t>+ market data + existing solutions</w:t>
-            </w:r>
-          </w:p>
-        </w:tc>
-        <w:tc>
-          <w:tcPr>
-            <w:tcW w:type="dxa" w:w="1928"/>
-            <w:shd w:val="clear" w:color="auto" w:fill="FFFFFF"/>
-          </w:tcPr>
-          <w:p>
-            <w:r>
-              <w:rPr>
-                <w:rFonts w:ascii="Calibri" w:hAnsi="Calibri"/>
-                <w:sz w:val="18"/>
-              </w:rPr>
-              <w:t>NEVER assume — ASK or SEARCH</w:t>
-            </w:r>
-          </w:p>
-        </w:tc>
-      </w:tr>
-      <w:tr>
-        <w:tc>
-          <w:tcPr>
-            <w:tcW w:type="dxa" w:w="1928"/>
-            <w:shd w:val="clear" w:color="auto" w:fill="EEF2F7"/>
-          </w:tcPr>
-          <w:p>
-            <w:r>
-              <w:rPr>
-                <w:rFonts w:ascii="Calibri" w:hAnsi="Calibri"/>
-                <w:sz w:val="18"/>
-              </w:rPr>
-              <w:t>2. Market &amp; Tech Researcher</w:t>
-            </w:r>
-          </w:p>
-        </w:tc>
-        <w:tc>
-          <w:tcPr>
-            <w:tcW w:type="dxa" w:w="1928"/>
-            <w:shd w:val="clear" w:color="auto" w:fill="EEF2F7"/>
-          </w:tcPr>
-          <w:p>
-            <w:r>
-              <w:rPr>
-                <w:rFonts w:ascii="Calibri" w:hAnsi="Calibri"/>
-                <w:sz w:val="18"/>
-              </w:rPr>
-              <w:t>Web search: competitors, APIs, SCAMPER</w:t>
-            </w:r>
-          </w:p>
-        </w:tc>
-        <w:tc>
-          <w:tcPr>
-            <w:tcW w:type="dxa" w:w="1928"/>
-            <w:shd w:val="clear" w:color="auto" w:fill="EEF2F7"/>
-          </w:tcPr>
-          <w:p>
-            <w:r>
-              <w:rPr>
-                <w:rFonts w:ascii="Calibri" w:hAnsi="Calibri"/>
-                <w:sz w:val="18"/>
-              </w:rPr>
-              <w:t>Requirements Brief</w:t>
-            </w:r>
-          </w:p>
-        </w:tc>
-        <w:tc>
-          <w:tcPr>
-            <w:tcW w:type="dxa" w:w="1928"/>
-            <w:shd w:val="clear" w:color="auto" w:fill="EEF2F7"/>
-          </w:tcPr>
-          <w:p>
-            <w:r>
-              <w:rPr>
-                <w:rFonts w:ascii="Calibri" w:hAnsi="Calibri"/>
-                <w:sz w:val="18"/>
-              </w:rPr>
-              <w:t>Research Report</w:t>
-              <w:br/>
-              <w:t>+ source URLs + API pricing</w:t>
-            </w:r>
-          </w:p>
-        </w:tc>
-        <w:tc>
-          <w:tcPr>
-            <w:tcW w:type="dxa" w:w="1928"/>
-            <w:shd w:val="clear" w:color="auto" w:fill="EEF2F7"/>
-          </w:tcPr>
-          <w:p>
-            <w:r>
-              <w:rPr>
-                <w:rFonts w:ascii="Calibri" w:hAnsi="Calibri"/>
-                <w:sz w:val="18"/>
-              </w:rPr>
-              <w:t>Every claim needs a URL</w:t>
-            </w:r>
-          </w:p>
-        </w:tc>
-      </w:tr>
-      <w:tr>
-        <w:tc>
-          <w:tcPr>
-            <w:tcW w:type="dxa" w:w="1928"/>
-            <w:shd w:val="clear" w:color="auto" w:fill="FFFFFF"/>
-          </w:tcPr>
-          <w:p>
-            <w:r>
-              <w:rPr>
-                <w:rFonts w:ascii="Calibri" w:hAnsi="Calibri"/>
-                <w:sz w:val="18"/>
-              </w:rPr>
-              <w:t>3. Critical Evaluator</w:t>
-            </w:r>
-          </w:p>
-        </w:tc>
-        <w:tc>
-          <w:tcPr>
-            <w:tcW w:type="dxa" w:w="1928"/>
-            <w:shd w:val="clear" w:color="auto" w:fill="FFFFFF"/>
-          </w:tcPr>
-          <w:p>
-            <w:r>
-              <w:rPr>
-                <w:rFonts w:ascii="Calibri" w:hAnsi="Calibri"/>
-                <w:sz w:val="18"/>
-              </w:rPr>
-              <w:t>Score vs real data, devil's advocate</w:t>
-            </w:r>
-          </w:p>
-        </w:tc>
-        <w:tc>
-          <w:tcPr>
-            <w:tcW w:type="dxa" w:w="1928"/>
-            <w:shd w:val="clear" w:color="auto" w:fill="FFFFFF"/>
-          </w:tcPr>
-          <w:p>
-            <w:r>
-              <w:rPr>
-                <w:rFonts w:ascii="Calibri" w:hAnsi="Calibri"/>
-                <w:sz w:val="18"/>
-              </w:rPr>
-              <w:t>Brief + Research Report</w:t>
-            </w:r>
-          </w:p>
-        </w:tc>
-        <w:tc>
-          <w:tcPr>
-            <w:tcW w:type="dxa" w:w="1928"/>
-            <w:shd w:val="clear" w:color="auto" w:fill="FFFFFF"/>
-          </w:tcPr>
-          <w:p>
-            <w:r>
-              <w:rPr>
-                <w:rFonts w:ascii="Calibri" w:hAnsi="Calibri"/>
-                <w:sz w:val="18"/>
-              </w:rPr>
-              <w:t>Evaluation Report</w:t>
-              <w:br/>
-              <w:t>+ evidence per score</w:t>
-            </w:r>
-          </w:p>
-        </w:tc>
-        <w:tc>
-          <w:tcPr>
-            <w:tcW w:type="dxa" w:w="1928"/>
-            <w:shd w:val="clear" w:color="auto" w:fill="FFFFFF"/>
-          </w:tcPr>
-          <w:p>
-            <w:r>
-              <w:rPr>
-                <w:rFonts w:ascii="Calibri" w:hAnsi="Calibri"/>
-                <w:sz w:val="18"/>
-              </w:rPr>
-              <w:t>NEVER give all 5s</w:t>
-            </w:r>
-          </w:p>
-        </w:tc>
-      </w:tr>
-      <w:tr>
-        <w:tc>
-          <w:tcPr>
-            <w:tcW w:type="dxa" w:w="1928"/>
-            <w:shd w:val="clear" w:color="auto" w:fill="EEF2F7"/>
-          </w:tcPr>
-          <w:p>
-            <w:r>
-              <w:rPr>
-                <w:rFonts w:ascii="Calibri" w:hAnsi="Calibri"/>
-                <w:sz w:val="18"/>
-              </w:rPr>
-              <w:t>4. Idea Compiler</w:t>
-            </w:r>
-          </w:p>
-        </w:tc>
-        <w:tc>
-          <w:tcPr>
-            <w:tcW w:type="dxa" w:w="1928"/>
-            <w:shd w:val="clear" w:color="auto" w:fill="EEF2F7"/>
-          </w:tcPr>
-          <w:p>
-            <w:r>
-              <w:rPr>
-                <w:rFonts w:ascii="Calibri" w:hAnsi="Calibri"/>
-                <w:sz w:val="18"/>
-              </w:rPr>
-              <w:t>Compile all + evidence trail</w:t>
-            </w:r>
-          </w:p>
-        </w:tc>
-        <w:tc>
-          <w:tcPr>
-            <w:tcW w:type="dxa" w:w="1928"/>
-            <w:shd w:val="clear" w:color="auto" w:fill="EEF2F7"/>
-          </w:tcPr>
-          <w:p>
-            <w:r>
-              <w:rPr>
-                <w:rFonts w:ascii="Calibri" w:hAnsi="Calibri"/>
-                <w:sz w:val="18"/>
-              </w:rPr>
-              <w:t>All 3 documents</w:t>
-            </w:r>
-          </w:p>
-        </w:tc>
-        <w:tc>
-          <w:tcPr>
-            <w:tcW w:type="dxa" w:w="1928"/>
-            <w:shd w:val="clear" w:color="auto" w:fill="EEF2F7"/>
-          </w:tcPr>
-          <w:p>
-            <w:r>
-              <w:rPr>
-                <w:rFonts w:ascii="Calibri" w:hAnsi="Calibri"/>
-                <w:sz w:val="18"/>
-              </w:rPr>
-              <w:t>Idea Spec (13 sections)</w:t>
-              <w:br/>
-              <w:t>+ full evidence trail</w:t>
-            </w:r>
-          </w:p>
-        </w:tc>
-        <w:tc>
-          <w:tcPr>
-            <w:tcW w:type="dxa" w:w="1928"/>
-            <w:shd w:val="clear" w:color="auto" w:fill="EEF2F7"/>
-          </w:tcPr>
-          <w:p>
-            <w:r>
-              <w:rPr>
-                <w:rFonts w:ascii="Calibri" w:hAnsi="Calibri"/>
-                <w:sz w:val="18"/>
-              </w:rPr>
-              <w:t>Do NOT add new info</w:t>
+              <w:t>💬 "Hey ChatGPT, I want to make a music app for indie artists. What do you think?"</w:t>
             </w:r>
           </w:p>
         </w:tc>
       </w:tr>
     </w:tbl>
     <w:p/>
+    <w:p>
+      <w:r>
+        <w:rPr>
+          <w:rFonts w:ascii="Calibri" w:hAnsi="Calibri"/>
+          <w:b w:val="0"/>
+          <w:i w:val="0"/>
+          <w:sz w:val="20"/>
+        </w:rPr>
+        <w:t>And they get back a wall of generic advice that SOUNDS good but:</w:t>
+      </w:r>
+    </w:p>
+    <w:p>
+      <w:pPr>
+        <w:pStyle w:val="ListBullet"/>
+      </w:pPr>
+      <w:r>
+        <w:rPr>
+          <w:rFonts w:ascii="Calibri" w:hAnsi="Calibri"/>
+          <w:b w:val="0"/>
+          <w:i w:val="0"/>
+          <w:sz w:val="20"/>
+        </w:rPr>
+        <w:t>❌ Has no real data — the AI makes up market sizes and competitor names</w:t>
+      </w:r>
+    </w:p>
+    <w:p>
+      <w:pPr>
+        <w:pStyle w:val="ListBullet"/>
+      </w:pPr>
+      <w:r>
+        <w:rPr>
+          <w:rFonts w:ascii="Calibri" w:hAnsi="Calibri"/>
+          <w:b w:val="0"/>
+          <w:i w:val="0"/>
+          <w:sz w:val="20"/>
+        </w:rPr>
+        <w:t>❌ Has no sources — you can't verify anything it says</w:t>
+      </w:r>
+    </w:p>
+    <w:p>
+      <w:pPr>
+        <w:pStyle w:val="ListBullet"/>
+      </w:pPr>
+      <w:r>
+        <w:rPr>
+          <w:rFonts w:ascii="Calibri" w:hAnsi="Calibri"/>
+          <w:b w:val="0"/>
+          <w:i w:val="0"/>
+          <w:sz w:val="20"/>
+        </w:rPr>
+        <w:t>❌ Never challenges you — it agrees with everything you say</w:t>
+      </w:r>
+    </w:p>
+    <w:p>
+      <w:pPr>
+        <w:pStyle w:val="ListBullet"/>
+      </w:pPr>
+      <w:r>
+        <w:rPr>
+          <w:rFonts w:ascii="Calibri" w:hAnsi="Calibri"/>
+          <w:b w:val="0"/>
+          <w:i w:val="0"/>
+          <w:sz w:val="20"/>
+        </w:rPr>
+        <w:t>❌ Misses competitors — it doesn't actually search the internet</w:t>
+      </w:r>
+    </w:p>
+    <w:p>
+      <w:pPr>
+        <w:pStyle w:val="ListBullet"/>
+      </w:pPr>
+      <w:r>
+        <w:rPr>
+          <w:rFonts w:ascii="Calibri" w:hAnsi="Calibri"/>
+          <w:b w:val="0"/>
+          <w:i w:val="0"/>
+          <w:sz w:val="20"/>
+        </w:rPr>
+        <w:t>❌ Gives you confidence without evidence — the most dangerous outcome</w:t>
+      </w:r>
+    </w:p>
+    <w:p>
+      <w:r>
+        <w:rPr>
+          <w:rFonts w:ascii="Calibri" w:hAnsi="Calibri"/>
+          <w:b/>
+          <w:i w:val="0"/>
+          <w:sz w:val="20"/>
+        </w:rPr>
+        <w:t>The result? You feel productive but you've learned nothing real. You start building a product based on hallucinated data.</w:t>
+      </w:r>
+    </w:p>
+    <w:p>
+      <w:r>
+        <w:rPr>
+          <w:rFonts w:ascii="Calibri" w:hAnsi="Calibri"/>
+          <w:b/>
+          <w:color w:val="486F8C"/>
+          <w:sz w:val="24"/>
+        </w:rPr>
+        <w:t>What Does "Good" Brainstorming Look Like?</w:t>
+      </w:r>
+    </w:p>
+    <w:p>
+      <w:r>
+        <w:rPr>
+          <w:rFonts w:ascii="Calibri" w:hAnsi="Calibri"/>
+          <w:b w:val="0"/>
+          <w:i w:val="0"/>
+          <w:sz w:val="20"/>
+        </w:rPr>
+        <w:t>A proper product ideation should give you:</w:t>
+      </w:r>
+    </w:p>
+    <w:p>
+      <w:pPr>
+        <w:pStyle w:val="ListBullet"/>
+      </w:pPr>
+      <w:r>
+        <w:rPr>
+          <w:rFonts w:ascii="Calibri" w:hAnsi="Calibri"/>
+          <w:b w:val="0"/>
+          <w:i w:val="0"/>
+          <w:sz w:val="20"/>
+        </w:rPr>
+        <w:t>✅ Real competitor data with URLs you can click and verify</w:t>
+      </w:r>
+    </w:p>
+    <w:p>
+      <w:pPr>
+        <w:pStyle w:val="ListBullet"/>
+      </w:pPr>
+      <w:r>
+        <w:rPr>
+          <w:rFonts w:ascii="Calibri" w:hAnsi="Calibri"/>
+          <w:b w:val="0"/>
+          <w:i w:val="0"/>
+          <w:sz w:val="20"/>
+        </w:rPr>
+        <w:t>✅ Actual market size numbers from real research reports</w:t>
+      </w:r>
+    </w:p>
+    <w:p>
+      <w:pPr>
+        <w:pStyle w:val="ListBullet"/>
+      </w:pPr>
+      <w:r>
+        <w:rPr>
+          <w:rFonts w:ascii="Calibri" w:hAnsi="Calibri"/>
+          <w:b w:val="0"/>
+          <w:i w:val="0"/>
+          <w:sz w:val="20"/>
+        </w:rPr>
+        <w:t>✅ A devil's advocate that challenges your assumptions</w:t>
+      </w:r>
+    </w:p>
+    <w:p>
+      <w:pPr>
+        <w:pStyle w:val="ListBullet"/>
+      </w:pPr>
+      <w:r>
+        <w:rPr>
+          <w:rFonts w:ascii="Calibri" w:hAnsi="Calibri"/>
+          <w:b w:val="0"/>
+          <w:i w:val="0"/>
+          <w:sz w:val="20"/>
+        </w:rPr>
+        <w:t>✅ Alternative approaches you hadn't considered</w:t>
+      </w:r>
+    </w:p>
+    <w:p>
+      <w:pPr>
+        <w:pStyle w:val="ListBullet"/>
+      </w:pPr>
+      <w:r>
+        <w:rPr>
+          <w:rFonts w:ascii="Calibri" w:hAnsi="Calibri"/>
+          <w:b w:val="0"/>
+          <w:i w:val="0"/>
+          <w:sz w:val="20"/>
+        </w:rPr>
+        <w:t>✅ An honest "should you build this?" verdict based on evidence</w:t>
+      </w:r>
+    </w:p>
+    <w:p>
+      <w:r>
+        <w:rPr>
+          <w:rFonts w:ascii="Calibri" w:hAnsi="Calibri"/>
+          <w:b/>
+          <w:i w:val="0"/>
+          <w:sz w:val="20"/>
+        </w:rPr>
+        <w:t>This method gives you ALL of those — automatically.</w:t>
+      </w:r>
+    </w:p>
     <w:p>
       <w:r>
         <w:br w:type="page"/>
@@ -1895,7 +383,60 @@
           <w:color w:val="2E4057"/>
           <w:sz w:val="28"/>
         </w:rPr>
-        <w:t>3. Agent 1: Requirements Analyst — "Ask, Don't Assume, Then Verify"</w:t>
+        <w:t>2. Traditional AI Brainstorming vs This Method</w:t>
+      </w:r>
+    </w:p>
+    <w:p>
+      <w:r>
+        <w:rPr>
+          <w:rFonts w:ascii="Calibri" w:hAnsi="Calibri"/>
+          <w:b w:val="0"/>
+          <w:i w:val="0"/>
+          <w:sz w:val="20"/>
+        </w:rPr>
+        <w:t>Let's compare with a real example. Imagine you have this idea:</w:t>
+      </w:r>
+    </w:p>
+    <w:tbl>
+      <w:tblPr>
+        <w:tblStyle w:val="TableGrid"/>
+        <w:tblW w:type="auto" w:w="0"/>
+        <w:jc w:val="center"/>
+        <w:tblLook w:firstColumn="1" w:firstRow="1" w:lastColumn="0" w:lastRow="0" w:noHBand="0" w:noVBand="1" w:val="04A0"/>
+      </w:tblPr>
+      <w:tblGrid>
+        <w:gridCol w:w="9641"/>
+      </w:tblGrid>
+      <w:tr>
+        <w:tc>
+          <w:tcPr>
+            <w:tcW w:type="dxa" w:w="9641"/>
+            <w:shd w:val="clear" w:color="auto" w:fill="FFF8E1"/>
+          </w:tcPr>
+          <w:p>
+            <w:r>
+              <w:rPr>
+                <w:rFonts w:ascii="Calibri" w:hAnsi="Calibri"/>
+                <w:b/>
+                <w:i w:val="0"/>
+                <w:sz w:val="20"/>
+              </w:rPr>
+              <w:t>💡 "I want to make a music streaming app focused on independent artists, like Spotify but for indie music."</w:t>
+            </w:r>
+          </w:p>
+        </w:tc>
+      </w:tr>
+    </w:tbl>
+    <w:p/>
+    <w:p>
+      <w:r>
+        <w:rPr>
+          <w:rFonts w:ascii="Calibri" w:hAnsi="Calibri"/>
+          <w:b/>
+          <w:color w:val="486F8C"/>
+          <w:sz w:val="24"/>
+        </w:rPr>
+        <w:t>What Happens with the Traditional Approach</w:t>
       </w:r>
     </w:p>
     <w:p>
@@ -1906,18 +447,7 @@
           <w:i w:val="0"/>
           <w:sz w:val="20"/>
         </w:rPr>
-        <w:t>This agent asks questions AND validates answers with web search. If the user says "no app does this" — the agent MUST search to confirm.</w:t>
-      </w:r>
-    </w:p>
-    <w:p>
-      <w:r>
-        <w:rPr>
-          <w:rFonts w:ascii="Calibri" w:hAnsi="Calibri"/>
-          <w:b/>
-          <w:color w:val="486F8C"/>
-          <w:sz w:val="24"/>
-        </w:rPr>
-        <w:t>What Questions It Asks</w:t>
+        <w:t>You ask ChatGPT / Cursor / Claude in 1 chat session:</w:t>
       </w:r>
     </w:p>
     <w:tbl>
@@ -1946,7 +476,7 @@
                 <w:color w:val="FFFFFF"/>
                 <w:sz w:val="18"/>
               </w:rPr>
-              <w:t>Category</w:t>
+              <w:t>You Ask</w:t>
             </w:r>
           </w:p>
         </w:tc>
@@ -1963,7 +493,7 @@
                 <w:color w:val="FFFFFF"/>
                 <w:sz w:val="18"/>
               </w:rPr>
-              <w:t>Example Questions</w:t>
+              <w:t>AI Responds</w:t>
             </w:r>
           </w:p>
         </w:tc>
@@ -1980,7 +510,7 @@
                 <w:color w:val="FFFFFF"/>
                 <w:sz w:val="18"/>
               </w:rPr>
-              <w:t>Why It Matters</w:t>
+              <w:t>The Problem</w:t>
             </w:r>
           </w:p>
         </w:tc>
@@ -1997,9 +527,7 @@
                 <w:rFonts w:ascii="Calibri" w:hAnsi="Calibri"/>
                 <w:sz w:val="18"/>
               </w:rPr>
-              <w:t>WHO</w:t>
-              <w:br/>
-              <w:t>(Target)</w:t>
+              <w:t>"What competitors exist?"</w:t>
             </w:r>
           </w:p>
         </w:tc>
@@ -2014,9 +542,11 @@
                 <w:rFonts w:ascii="Calibri" w:hAnsi="Calibri"/>
                 <w:sz w:val="18"/>
               </w:rPr>
-              <w:t>Who is the target user? Age/demographics?</w:t>
+              <w:t>"Some competitors include</w:t>
               <w:br/>
-              <w:t>Tech comfort level? Willing to pay?</w:t>
+              <w:t>Spotify, SoundCloud, and</w:t>
+              <w:br/>
+              <w:t>Bandcamp..."</w:t>
             </w:r>
           </w:p>
         </w:tc>
@@ -2031,9 +561,11 @@
                 <w:rFonts w:ascii="Calibri" w:hAnsi="Calibri"/>
                 <w:sz w:val="18"/>
               </w:rPr>
-              <w:t>Defines UX complexity,</w:t>
+              <w:t>No URLs. No user counts.</w:t>
               <w:br/>
-              <w:t>pricing, feature set</w:t>
+              <w:t>No pricing data.</w:t>
+              <w:br/>
+              <w:t>Might not even be accurate.</w:t>
             </w:r>
           </w:p>
         </w:tc>
@@ -2050,9 +582,7 @@
                 <w:rFonts w:ascii="Calibri" w:hAnsi="Calibri"/>
                 <w:sz w:val="18"/>
               </w:rPr>
-              <w:t>WHAT</w:t>
-              <w:br/>
-              <w:t>(Features)</w:t>
+              <w:t>"What's the market size?"</w:t>
             </w:r>
           </w:p>
         </w:tc>
@@ -2067,9 +597,9 @@
                 <w:rFonts w:ascii="Calibri" w:hAnsi="Calibri"/>
                 <w:sz w:val="18"/>
               </w:rPr>
-              <w:t>Core features? Platform (web/mobile)?</w:t>
+              <w:t>"The music streaming market</w:t>
               <w:br/>
-              <w:t>Offline mode? Social features?</w:t>
+              <w:t>is estimated at $30 billion..."</w:t>
             </w:r>
           </w:p>
         </w:tc>
@@ -2084,9 +614,11 @@
                 <w:rFonts w:ascii="Calibri" w:hAnsi="Calibri"/>
                 <w:sz w:val="18"/>
               </w:rPr>
-              <w:t>Scopes the MVP vs</w:t>
+              <w:t>Where did $30B come from?</w:t>
               <w:br/>
-              <w:t>full product</w:t>
+              <w:t>No source. Could be made up.</w:t>
+              <w:br/>
+              <w:t>No way to verify.</w:t>
             </w:r>
           </w:p>
         </w:tc>
@@ -2103,9 +635,7 @@
                 <w:rFonts w:ascii="Calibri" w:hAnsi="Calibri"/>
                 <w:sz w:val="18"/>
               </w:rPr>
-              <w:t>WHY</w:t>
-              <w:br/>
-              <w:t>(Motivation)</w:t>
+              <w:t>"Is my idea good?"</w:t>
             </w:r>
           </w:p>
         </w:tc>
@@ -2120,11 +650,9 @@
                 <w:rFonts w:ascii="Calibri" w:hAnsi="Calibri"/>
                 <w:sz w:val="18"/>
               </w:rPr>
-              <w:t>What problem does this solve?</w:t>
+              <w:t>"Yes, this is a promising idea</w:t>
               <w:br/>
-              <w:t>What apps do you NOT like? Why?</w:t>
-              <w:br/>
-              <w:t>What makes your idea different?</w:t>
+              <w:t>with great potential..."</w:t>
             </w:r>
           </w:p>
         </w:tc>
@@ -2139,9 +667,11 @@
                 <w:rFonts w:ascii="Calibri" w:hAnsi="Calibri"/>
                 <w:sz w:val="18"/>
               </w:rPr>
-              <w:t>Validates the idea</w:t>
+              <w:t>Of course it says yes.</w:t>
               <w:br/>
-              <w:t>has a reason to exist</w:t>
+              <w:t>It's trained to be helpful.</w:t>
+              <w:br/>
+              <w:t>No critical analysis.</w:t>
             </w:r>
           </w:p>
         </w:tc>
@@ -2158,9 +688,7 @@
                 <w:rFonts w:ascii="Calibri" w:hAnsi="Calibri"/>
                 <w:sz w:val="18"/>
               </w:rPr>
-              <w:t>HOW</w:t>
-              <w:br/>
-              <w:t>(Technical)</w:t>
+              <w:t>"What tech should I use?"</w:t>
             </w:r>
           </w:p>
         </w:tc>
@@ -2175,9 +703,9 @@
                 <w:rFonts w:ascii="Calibri" w:hAnsi="Calibri"/>
                 <w:sz w:val="18"/>
               </w:rPr>
-              <w:t>Budget? Timeline? Team size?</w:t>
+              <w:t>"You could use React Native</w:t>
               <w:br/>
-              <w:t>Scalability? Data storage needs?</w:t>
+              <w:t>with Firebase and Spotify API"</w:t>
             </w:r>
           </w:p>
         </w:tc>
@@ -2192,60 +720,11 @@
                 <w:rFonts w:ascii="Calibri" w:hAnsi="Calibri"/>
                 <w:sz w:val="18"/>
               </w:rPr>
-              <w:t>Determines architecture</w:t>
+              <w:t>Did it check Spotify API pricing?</w:t>
               <w:br/>
-              <w:t>+ feasibility</w:t>
-            </w:r>
-          </w:p>
-        </w:tc>
-      </w:tr>
-      <w:tr>
-        <w:tc>
-          <w:tcPr>
-            <w:tcW w:type="dxa" w:w="3214"/>
-            <w:shd w:val="clear" w:color="auto" w:fill="FFFFFF"/>
-          </w:tcPr>
-          <w:p>
-            <w:r>
-              <w:rPr>
-                <w:rFonts w:ascii="Calibri" w:hAnsi="Calibri"/>
-                <w:sz w:val="18"/>
-              </w:rPr>
-              <w:t>CONSTRAINTS</w:t>
-            </w:r>
-          </w:p>
-        </w:tc>
-        <w:tc>
-          <w:tcPr>
-            <w:tcW w:type="dxa" w:w="3214"/>
-            <w:shd w:val="clear" w:color="auto" w:fill="FFFFFF"/>
-          </w:tcPr>
-          <w:p>
-            <w:r>
-              <w:rPr>
-                <w:rFonts w:ascii="Calibri" w:hAnsi="Calibri"/>
-                <w:sz w:val="18"/>
-              </w:rPr>
-              <w:t>Regulatory requirements?</w:t>
+              <w:t>Did it check rate limits?</w:t>
               <w:br/>
-              <w:t>Tech restrictions? Existing infrastructure?</w:t>
-            </w:r>
-          </w:p>
-        </w:tc>
-        <w:tc>
-          <w:tcPr>
-            <w:tcW w:type="dxa" w:w="3214"/>
-            <w:shd w:val="clear" w:color="auto" w:fill="FFFFFF"/>
-          </w:tcPr>
-          <w:p>
-            <w:r>
-              <w:rPr>
-                <w:rFonts w:ascii="Calibri" w:hAnsi="Calibri"/>
-                <w:sz w:val="18"/>
-              </w:rPr>
-              <w:t>Catches blockers before</w:t>
-              <w:br/>
-              <w:t>design begins</w:t>
+              <w:t>No.</w:t>
             </w:r>
           </w:p>
         </w:tc>
@@ -2257,77 +736,21 @@
         <w:rPr>
           <w:rFonts w:ascii="Calibri" w:hAnsi="Calibri"/>
           <w:b/>
-          <w:color w:val="486F8C"/>
-          <w:sz w:val="24"/>
+          <w:i w:val="0"/>
+          <w:sz w:val="20"/>
         </w:rPr>
-        <w:t>Multi-Round Dialogue</w:t>
+        <w:t>Total time: ~15 minutes. Total verifiable facts: probably 0.</w:t>
       </w:r>
     </w:p>
     <w:p>
       <w:r>
         <w:rPr>
           <w:rFonts w:ascii="Calibri" w:hAnsi="Calibri"/>
-          <w:b w:val="0"/>
-          <w:i w:val="0"/>
-          <w:sz w:val="20"/>
+          <w:b/>
+          <w:color w:val="486F8C"/>
+          <w:sz w:val="24"/>
         </w:rPr>
-        <w:t>The agent doesn't stop after one round. It works like a real BA:</w:t>
-      </w:r>
-    </w:p>
-    <w:p>
-      <w:pPr>
-        <w:pStyle w:val="ListBullet"/>
-      </w:pPr>
-      <w:r>
-        <w:rPr>
-          <w:rFonts w:ascii="Calibri" w:hAnsi="Calibri"/>
-          <w:b w:val="0"/>
-          <w:i w:val="0"/>
-          <w:sz w:val="20"/>
-        </w:rPr>
-        <w:t>Round 1: Asks 10-15 initial questions across all 5 categories</w:t>
-      </w:r>
-    </w:p>
-    <w:p>
-      <w:pPr>
-        <w:pStyle w:val="ListBullet"/>
-      </w:pPr>
-      <w:r>
-        <w:rPr>
-          <w:rFonts w:ascii="Calibri" w:hAnsi="Calibri"/>
-          <w:b w:val="0"/>
-          <w:i w:val="0"/>
-          <w:sz w:val="20"/>
-        </w:rPr>
-        <w:t>User answers (can be brief)</w:t>
-      </w:r>
-    </w:p>
-    <w:p>
-      <w:pPr>
-        <w:pStyle w:val="ListBullet"/>
-      </w:pPr>
-      <w:r>
-        <w:rPr>
-          <w:rFonts w:ascii="Calibri" w:hAnsi="Calibri"/>
-          <w:b w:val="0"/>
-          <w:i w:val="0"/>
-          <w:sz w:val="20"/>
-        </w:rPr>
-        <w:t>Round 2: Follows up on vague/broad answers with deeper questions</w:t>
-      </w:r>
-    </w:p>
-    <w:p>
-      <w:pPr>
-        <w:pStyle w:val="ListBullet"/>
-      </w:pPr>
-      <w:r>
-        <w:rPr>
-          <w:rFonts w:ascii="Calibri" w:hAnsi="Calibri"/>
-          <w:b w:val="0"/>
-          <w:i w:val="0"/>
-          <w:sz w:val="20"/>
-        </w:rPr>
-        <w:t>Round 3: Confirms understanding, asks "anything I missed?"</w:t>
+        <w:t>What Happens with This Method</w:t>
       </w:r>
     </w:p>
     <w:p>
@@ -2338,765 +761,7 @@
           <w:i w:val="0"/>
           <w:sz w:val="20"/>
         </w:rPr>
-        <w:t>After Q&amp;A, the agent runs web searches to validate user's claims:</w:t>
-      </w:r>
-    </w:p>
-    <w:p>
-      <w:pPr>
-        <w:pStyle w:val="ListBullet"/>
-      </w:pPr>
-      <w:r>
-        <w:rPr>
-          <w:rFonts w:ascii="Calibri" w:hAnsi="Calibri"/>
-          <w:b w:val="0"/>
-          <w:i w:val="0"/>
-          <w:sz w:val="20"/>
-        </w:rPr>
-        <w:t>Search: "[product category] market size 2025" → find actual market data</w:t>
-      </w:r>
-    </w:p>
-    <w:p>
-      <w:pPr>
-        <w:pStyle w:val="ListBullet"/>
-      </w:pPr>
-      <w:r>
-        <w:rPr>
-          <w:rFonts w:ascii="Calibri" w:hAnsi="Calibri"/>
-          <w:b w:val="0"/>
-          <w:i w:val="0"/>
-          <w:sz w:val="20"/>
-        </w:rPr>
-        <w:t>Search: "[target audience] app usage statistics" → validate user segment exists</w:t>
-      </w:r>
-    </w:p>
-    <w:p>
-      <w:pPr>
-        <w:pStyle w:val="ListBullet"/>
-      </w:pPr>
-      <w:r>
-        <w:rPr>
-          <w:rFonts w:ascii="Calibri" w:hAnsi="Calibri"/>
-          <w:b w:val="0"/>
-          <w:i w:val="0"/>
-          <w:sz w:val="20"/>
-        </w:rPr>
-        <w:t>Search: "[similar apps] comparison" → find existing solutions user may have missed</w:t>
-      </w:r>
-    </w:p>
-    <w:p>
-      <w:pPr>
-        <w:pStyle w:val="ListBullet"/>
-      </w:pPr>
-      <w:r>
-        <w:rPr>
-          <w:rFonts w:ascii="Calibri" w:hAnsi="Calibri"/>
-          <w:b w:val="0"/>
-          <w:i w:val="0"/>
-          <w:sz w:val="20"/>
-        </w:rPr>
-        <w:t>Search: "[chosen tech stack] [key feature] library" → verify technical feasibility</w:t>
-      </w:r>
-    </w:p>
-    <w:p>
-      <w:r>
-        <w:rPr>
-          <w:rFonts w:ascii="Calibri" w:hAnsi="Calibri"/>
-          <w:b/>
-          <w:i w:val="0"/>
-          <w:sz w:val="20"/>
-        </w:rPr>
-        <w:t>Only then does it produce the Requirements Brief — with real data embedded.</w:t>
-      </w:r>
-    </w:p>
-    <w:p>
-      <w:r>
-        <w:rPr>
-          <w:rFonts w:ascii="Calibri" w:hAnsi="Calibri"/>
-          <w:b/>
-          <w:color w:val="486F8C"/>
-          <w:sz w:val="24"/>
-        </w:rPr>
-        <w:t>Output: Requirements Brief</w:t>
-      </w:r>
-    </w:p>
-    <w:p>
-      <w:r>
-        <w:rPr>
-          <w:rFonts w:ascii="Calibri" w:hAnsi="Calibri"/>
-          <w:b w:val="0"/>
-          <w:i w:val="0"/>
-          <w:sz w:val="20"/>
-        </w:rPr>
-        <w:t>A structured markdown document with these sections:</w:t>
-      </w:r>
-    </w:p>
-    <w:p>
-      <w:pPr>
-        <w:pStyle w:val="ListBullet"/>
-      </w:pPr>
-      <w:r>
-        <w:rPr>
-          <w:rFonts w:ascii="Calibri" w:hAnsi="Calibri"/>
-          <w:b w:val="0"/>
-          <w:i w:val="0"/>
-          <w:sz w:val="20"/>
-        </w:rPr>
-        <w:t>Problem Statement — what pain point, for whom</w:t>
-      </w:r>
-    </w:p>
-    <w:p>
-      <w:pPr>
-        <w:pStyle w:val="ListBullet"/>
-      </w:pPr>
-      <w:r>
-        <w:rPr>
-          <w:rFonts w:ascii="Calibri" w:hAnsi="Calibri"/>
-          <w:b w:val="0"/>
-          <w:i w:val="0"/>
-          <w:sz w:val="20"/>
-        </w:rPr>
-        <w:t>Target User Profile — demographics, tech level, usage frequency</w:t>
-      </w:r>
-    </w:p>
-    <w:p>
-      <w:pPr>
-        <w:pStyle w:val="ListBullet"/>
-      </w:pPr>
-      <w:r>
-        <w:rPr>
-          <w:rFonts w:ascii="Calibri" w:hAnsi="Calibri"/>
-          <w:b w:val="0"/>
-          <w:i w:val="0"/>
-          <w:sz w:val="20"/>
-        </w:rPr>
-        <w:t>Must-Have Features (MVP) — what must be in v1</w:t>
-      </w:r>
-    </w:p>
-    <w:p>
-      <w:pPr>
-        <w:pStyle w:val="ListBullet"/>
-      </w:pPr>
-      <w:r>
-        <w:rPr>
-          <w:rFonts w:ascii="Calibri" w:hAnsi="Calibri"/>
-          <w:b w:val="0"/>
-          <w:i w:val="0"/>
-          <w:sz w:val="20"/>
-        </w:rPr>
-        <w:t>Nice-to-Have Features (v2) — what can wait</w:t>
-      </w:r>
-    </w:p>
-    <w:p>
-      <w:pPr>
-        <w:pStyle w:val="ListBullet"/>
-      </w:pPr>
-      <w:r>
-        <w:rPr>
-          <w:rFonts w:ascii="Calibri" w:hAnsi="Calibri"/>
-          <w:b w:val="0"/>
-          <w:i w:val="0"/>
-          <w:sz w:val="20"/>
-        </w:rPr>
-        <w:t>Out-of-Scope — explicitly NOT building (prevents scope creep)</w:t>
-      </w:r>
-    </w:p>
-    <w:p>
-      <w:pPr>
-        <w:pStyle w:val="ListBullet"/>
-      </w:pPr>
-      <w:r>
-        <w:rPr>
-          <w:rFonts w:ascii="Calibri" w:hAnsi="Calibri"/>
-          <w:b w:val="0"/>
-          <w:i w:val="0"/>
-          <w:sz w:val="20"/>
-        </w:rPr>
-        <w:t>Constraints — platform, budget, timeline, team, regulatory</w:t>
-      </w:r>
-    </w:p>
-    <w:p>
-      <w:pPr>
-        <w:pStyle w:val="ListBullet"/>
-      </w:pPr>
-      <w:r>
-        <w:rPr>
-          <w:rFonts w:ascii="Calibri" w:hAnsi="Calibri"/>
-          <w:b w:val="0"/>
-          <w:i w:val="0"/>
-          <w:sz w:val="20"/>
-        </w:rPr>
-        <w:t>Success Metrics — how do we know this product is successful</w:t>
-      </w:r>
-    </w:p>
-    <w:p>
-      <w:r>
-        <w:br w:type="page"/>
-      </w:r>
-    </w:p>
-    <w:p>
-      <w:r>
-        <w:rPr>
-          <w:rFonts w:ascii="Calibri" w:hAnsi="Calibri"/>
-          <w:b/>
-          <w:color w:val="2E4057"/>
-          <w:sz w:val="28"/>
-        </w:rPr>
-        <w:t>4. Agent 2: Market &amp; Tech Researcher — "Search Everything"</w:t>
-      </w:r>
-    </w:p>
-    <w:p>
-      <w:r>
-        <w:rPr>
-          <w:rFonts w:ascii="Calibri" w:hAnsi="Calibri"/>
-          <w:b/>
-          <w:i w:val="0"/>
-          <w:sz w:val="20"/>
-        </w:rPr>
-        <w:t>This agent's ENTIRE job is to search the web. Every single claim must have a source URL. No URL = marked as "[UNVALIDATED]".</w:t>
-      </w:r>
-    </w:p>
-    <w:p>
-      <w:r>
-        <w:rPr>
-          <w:rFonts w:ascii="Calibri" w:hAnsi="Calibri"/>
-          <w:b w:val="0"/>
-          <w:i w:val="0"/>
-          <w:sz w:val="20"/>
-        </w:rPr>
-        <w:t>It produces 5 deliverables, ALL from web search:</w:t>
-      </w:r>
-    </w:p>
-    <w:p>
-      <w:r>
-        <w:rPr>
-          <w:rFonts w:ascii="Calibri" w:hAnsi="Calibri"/>
-          <w:b/>
-          <w:color w:val="486F8C"/>
-          <w:sz w:val="24"/>
-        </w:rPr>
-        <w:t>4.1  Competitive Analysis Table</w:t>
-      </w:r>
-    </w:p>
-    <w:p>
-      <w:r>
-        <w:rPr>
-          <w:rFonts w:ascii="Calibri" w:hAnsi="Calibri"/>
-          <w:b w:val="0"/>
-          <w:i w:val="0"/>
-          <w:sz w:val="20"/>
-        </w:rPr>
-        <w:t>Finds 4-6 existing apps/products that solve a similar problem:</w:t>
-      </w:r>
-    </w:p>
-    <w:tbl>
-      <w:tblPr>
-        <w:tblStyle w:val="TableGrid"/>
-        <w:tblW w:type="auto" w:w="0"/>
-        <w:jc w:val="center"/>
-        <w:tblLook w:firstColumn="1" w:firstRow="1" w:lastColumn="0" w:lastRow="0" w:noHBand="0" w:noVBand="1" w:val="04A0"/>
-      </w:tblPr>
-      <w:tblGrid>
-        <w:gridCol w:w="1607"/>
-        <w:gridCol w:w="1607"/>
-        <w:gridCol w:w="1607"/>
-        <w:gridCol w:w="1607"/>
-        <w:gridCol w:w="1607"/>
-        <w:gridCol w:w="1607"/>
-      </w:tblGrid>
-      <w:tr>
-        <w:tc>
-          <w:tcPr>
-            <w:tcW w:type="dxa" w:w="1607"/>
-            <w:shd w:val="clear" w:color="auto" w:fill="2E4057"/>
-          </w:tcPr>
-          <w:p>
-            <w:r>
-              <w:rPr>
-                <w:rFonts w:ascii="Calibri" w:hAnsi="Calibri"/>
-                <w:b/>
-                <w:color w:val="FFFFFF"/>
-                <w:sz w:val="18"/>
-              </w:rPr>
-              <w:t>App</w:t>
-            </w:r>
-          </w:p>
-        </w:tc>
-        <w:tc>
-          <w:tcPr>
-            <w:tcW w:type="dxa" w:w="1607"/>
-            <w:shd w:val="clear" w:color="auto" w:fill="2E4057"/>
-          </w:tcPr>
-          <w:p>
-            <w:r>
-              <w:rPr>
-                <w:rFonts w:ascii="Calibri" w:hAnsi="Calibri"/>
-                <w:b/>
-                <w:color w:val="FFFFFF"/>
-                <w:sz w:val="18"/>
-              </w:rPr>
-              <w:t>Platform</w:t>
-            </w:r>
-          </w:p>
-        </w:tc>
-        <w:tc>
-          <w:tcPr>
-            <w:tcW w:type="dxa" w:w="1607"/>
-            <w:shd w:val="clear" w:color="auto" w:fill="2E4057"/>
-          </w:tcPr>
-          <w:p>
-            <w:r>
-              <w:rPr>
-                <w:rFonts w:ascii="Calibri" w:hAnsi="Calibri"/>
-                <w:b/>
-                <w:color w:val="FFFFFF"/>
-                <w:sz w:val="18"/>
-              </w:rPr>
-              <w:t>Strengths</w:t>
-            </w:r>
-          </w:p>
-        </w:tc>
-        <w:tc>
-          <w:tcPr>
-            <w:tcW w:type="dxa" w:w="1607"/>
-            <w:shd w:val="clear" w:color="auto" w:fill="2E4057"/>
-          </w:tcPr>
-          <w:p>
-            <w:r>
-              <w:rPr>
-                <w:rFonts w:ascii="Calibri" w:hAnsi="Calibri"/>
-                <w:b/>
-                <w:color w:val="FFFFFF"/>
-                <w:sz w:val="18"/>
-              </w:rPr>
-              <w:t>Weaknesses</w:t>
-            </w:r>
-          </w:p>
-        </w:tc>
-        <w:tc>
-          <w:tcPr>
-            <w:tcW w:type="dxa" w:w="1607"/>
-            <w:shd w:val="clear" w:color="auto" w:fill="2E4057"/>
-          </w:tcPr>
-          <w:p>
-            <w:r>
-              <w:rPr>
-                <w:rFonts w:ascii="Calibri" w:hAnsi="Calibri"/>
-                <w:b/>
-                <w:color w:val="FFFFFF"/>
-                <w:sz w:val="18"/>
-              </w:rPr>
-              <w:t>Pricing</w:t>
-            </w:r>
-          </w:p>
-        </w:tc>
-        <w:tc>
-          <w:tcPr>
-            <w:tcW w:type="dxa" w:w="1607"/>
-            <w:shd w:val="clear" w:color="auto" w:fill="2E4057"/>
-          </w:tcPr>
-          <w:p>
-            <w:r>
-              <w:rPr>
-                <w:rFonts w:ascii="Calibri" w:hAnsi="Calibri"/>
-                <w:b/>
-                <w:color w:val="FFFFFF"/>
-                <w:sz w:val="18"/>
-              </w:rPr>
-              <w:t>Users (est.)</w:t>
-            </w:r>
-          </w:p>
-        </w:tc>
-      </w:tr>
-      <w:tr>
-        <w:tc>
-          <w:tcPr>
-            <w:tcW w:type="dxa" w:w="1607"/>
-            <w:shd w:val="clear" w:color="auto" w:fill="FFFFFF"/>
-          </w:tcPr>
-          <w:p>
-            <w:r>
-              <w:rPr>
-                <w:rFonts w:ascii="Calibri" w:hAnsi="Calibri"/>
-                <w:sz w:val="18"/>
-              </w:rPr>
-              <w:t>Spotify</w:t>
-            </w:r>
-          </w:p>
-        </w:tc>
-        <w:tc>
-          <w:tcPr>
-            <w:tcW w:type="dxa" w:w="1607"/>
-            <w:shd w:val="clear" w:color="auto" w:fill="FFFFFF"/>
-          </w:tcPr>
-          <w:p>
-            <w:r>
-              <w:rPr>
-                <w:rFonts w:ascii="Calibri" w:hAnsi="Calibri"/>
-                <w:sz w:val="18"/>
-              </w:rPr>
-              <w:t>All</w:t>
-            </w:r>
-          </w:p>
-        </w:tc>
-        <w:tc>
-          <w:tcPr>
-            <w:tcW w:type="dxa" w:w="1607"/>
-            <w:shd w:val="clear" w:color="auto" w:fill="FFFFFF"/>
-          </w:tcPr>
-          <w:p>
-            <w:r>
-              <w:rPr>
-                <w:rFonts w:ascii="Calibri" w:hAnsi="Calibri"/>
-                <w:sz w:val="18"/>
-              </w:rPr>
-              <w:t>Huge library, great algo</w:t>
-            </w:r>
-          </w:p>
-        </w:tc>
-        <w:tc>
-          <w:tcPr>
-            <w:tcW w:type="dxa" w:w="1607"/>
-            <w:shd w:val="clear" w:color="auto" w:fill="FFFFFF"/>
-          </w:tcPr>
-          <w:p>
-            <w:r>
-              <w:rPr>
-                <w:rFonts w:ascii="Calibri" w:hAnsi="Calibri"/>
-                <w:sz w:val="18"/>
-              </w:rPr>
-              <w:t>Favors mainstream</w:t>
-            </w:r>
-          </w:p>
-        </w:tc>
-        <w:tc>
-          <w:tcPr>
-            <w:tcW w:type="dxa" w:w="1607"/>
-            <w:shd w:val="clear" w:color="auto" w:fill="FFFFFF"/>
-          </w:tcPr>
-          <w:p>
-            <w:r>
-              <w:rPr>
-                <w:rFonts w:ascii="Calibri" w:hAnsi="Calibri"/>
-                <w:sz w:val="18"/>
-              </w:rPr>
-              <w:t>Free/Premium $10/mo</w:t>
-            </w:r>
-          </w:p>
-        </w:tc>
-        <w:tc>
-          <w:tcPr>
-            <w:tcW w:type="dxa" w:w="1607"/>
-            <w:shd w:val="clear" w:color="auto" w:fill="FFFFFF"/>
-          </w:tcPr>
-          <w:p>
-            <w:r>
-              <w:rPr>
-                <w:rFonts w:ascii="Calibri" w:hAnsi="Calibri"/>
-                <w:sz w:val="18"/>
-              </w:rPr>
-              <w:t>600M+</w:t>
-            </w:r>
-          </w:p>
-        </w:tc>
-      </w:tr>
-      <w:tr>
-        <w:tc>
-          <w:tcPr>
-            <w:tcW w:type="dxa" w:w="1607"/>
-            <w:shd w:val="clear" w:color="auto" w:fill="EEF2F7"/>
-          </w:tcPr>
-          <w:p>
-            <w:r>
-              <w:rPr>
-                <w:rFonts w:ascii="Calibri" w:hAnsi="Calibri"/>
-                <w:sz w:val="18"/>
-              </w:rPr>
-              <w:t>Bandcamp</w:t>
-            </w:r>
-          </w:p>
-        </w:tc>
-        <w:tc>
-          <w:tcPr>
-            <w:tcW w:type="dxa" w:w="1607"/>
-            <w:shd w:val="clear" w:color="auto" w:fill="EEF2F7"/>
-          </w:tcPr>
-          <w:p>
-            <w:r>
-              <w:rPr>
-                <w:rFonts w:ascii="Calibri" w:hAnsi="Calibri"/>
-                <w:sz w:val="18"/>
-              </w:rPr>
-              <w:t>Web</w:t>
-            </w:r>
-          </w:p>
-        </w:tc>
-        <w:tc>
-          <w:tcPr>
-            <w:tcW w:type="dxa" w:w="1607"/>
-            <w:shd w:val="clear" w:color="auto" w:fill="EEF2F7"/>
-          </w:tcPr>
-          <w:p>
-            <w:r>
-              <w:rPr>
-                <w:rFonts w:ascii="Calibri" w:hAnsi="Calibri"/>
-                <w:sz w:val="18"/>
-              </w:rPr>
-              <w:t>Artist-first, direct pay</w:t>
-            </w:r>
-          </w:p>
-        </w:tc>
-        <w:tc>
-          <w:tcPr>
-            <w:tcW w:type="dxa" w:w="1607"/>
-            <w:shd w:val="clear" w:color="auto" w:fill="EEF2F7"/>
-          </w:tcPr>
-          <w:p>
-            <w:r>
-              <w:rPr>
-                <w:rFonts w:ascii="Calibri" w:hAnsi="Calibri"/>
-                <w:sz w:val="18"/>
-              </w:rPr>
-              <w:t>Poor UX, no social</w:t>
-            </w:r>
-          </w:p>
-        </w:tc>
-        <w:tc>
-          <w:tcPr>
-            <w:tcW w:type="dxa" w:w="1607"/>
-            <w:shd w:val="clear" w:color="auto" w:fill="EEF2F7"/>
-          </w:tcPr>
-          <w:p>
-            <w:r>
-              <w:rPr>
-                <w:rFonts w:ascii="Calibri" w:hAnsi="Calibri"/>
-                <w:sz w:val="18"/>
-              </w:rPr>
-              <w:t>Free (artist pays %)</w:t>
-            </w:r>
-          </w:p>
-        </w:tc>
-        <w:tc>
-          <w:tcPr>
-            <w:tcW w:type="dxa" w:w="1607"/>
-            <w:shd w:val="clear" w:color="auto" w:fill="EEF2F7"/>
-          </w:tcPr>
-          <w:p>
-            <w:r>
-              <w:rPr>
-                <w:rFonts w:ascii="Calibri" w:hAnsi="Calibri"/>
-                <w:sz w:val="18"/>
-              </w:rPr>
-              <w:t>~8M</w:t>
-            </w:r>
-          </w:p>
-        </w:tc>
-      </w:tr>
-      <w:tr>
-        <w:tc>
-          <w:tcPr>
-            <w:tcW w:type="dxa" w:w="1607"/>
-            <w:shd w:val="clear" w:color="auto" w:fill="FFFFFF"/>
-          </w:tcPr>
-          <w:p>
-            <w:r>
-              <w:rPr>
-                <w:rFonts w:ascii="Calibri" w:hAnsi="Calibri"/>
-                <w:sz w:val="18"/>
-              </w:rPr>
-              <w:t>SoundCloud</w:t>
-            </w:r>
-          </w:p>
-        </w:tc>
-        <w:tc>
-          <w:tcPr>
-            <w:tcW w:type="dxa" w:w="1607"/>
-            <w:shd w:val="clear" w:color="auto" w:fill="FFFFFF"/>
-          </w:tcPr>
-          <w:p>
-            <w:r>
-              <w:rPr>
-                <w:rFonts w:ascii="Calibri" w:hAnsi="Calibri"/>
-                <w:sz w:val="18"/>
-              </w:rPr>
-              <w:t>All</w:t>
-            </w:r>
-          </w:p>
-        </w:tc>
-        <w:tc>
-          <w:tcPr>
-            <w:tcW w:type="dxa" w:w="1607"/>
-            <w:shd w:val="clear" w:color="auto" w:fill="FFFFFF"/>
-          </w:tcPr>
-          <w:p>
-            <w:r>
-              <w:rPr>
-                <w:rFonts w:ascii="Calibri" w:hAnsi="Calibri"/>
-                <w:sz w:val="18"/>
-              </w:rPr>
-              <w:t>User uploads, community</w:t>
-            </w:r>
-          </w:p>
-        </w:tc>
-        <w:tc>
-          <w:tcPr>
-            <w:tcW w:type="dxa" w:w="1607"/>
-            <w:shd w:val="clear" w:color="auto" w:fill="FFFFFF"/>
-          </w:tcPr>
-          <w:p>
-            <w:r>
-              <w:rPr>
-                <w:rFonts w:ascii="Calibri" w:hAnsi="Calibri"/>
-                <w:sz w:val="18"/>
-              </w:rPr>
-              <w:t>Cluttered, ads</w:t>
-            </w:r>
-          </w:p>
-        </w:tc>
-        <w:tc>
-          <w:tcPr>
-            <w:tcW w:type="dxa" w:w="1607"/>
-            <w:shd w:val="clear" w:color="auto" w:fill="FFFFFF"/>
-          </w:tcPr>
-          <w:p>
-            <w:r>
-              <w:rPr>
-                <w:rFonts w:ascii="Calibri" w:hAnsi="Calibri"/>
-                <w:sz w:val="18"/>
-              </w:rPr>
-              <w:t>Free/$5/$16</w:t>
-            </w:r>
-          </w:p>
-        </w:tc>
-        <w:tc>
-          <w:tcPr>
-            <w:tcW w:type="dxa" w:w="1607"/>
-            <w:shd w:val="clear" w:color="auto" w:fill="FFFFFF"/>
-          </w:tcPr>
-          <w:p>
-            <w:r>
-              <w:rPr>
-                <w:rFonts w:ascii="Calibri" w:hAnsi="Calibri"/>
-                <w:sz w:val="18"/>
-              </w:rPr>
-              <w:t>~175M</w:t>
-            </w:r>
-          </w:p>
-        </w:tc>
-      </w:tr>
-      <w:tr>
-        <w:tc>
-          <w:tcPr>
-            <w:tcW w:type="dxa" w:w="1607"/>
-            <w:shd w:val="clear" w:color="auto" w:fill="EEF2F7"/>
-          </w:tcPr>
-          <w:p>
-            <w:r>
-              <w:rPr>
-                <w:rFonts w:ascii="Calibri" w:hAnsi="Calibri"/>
-                <w:sz w:val="18"/>
-              </w:rPr>
-              <w:t>Tidal</w:t>
-            </w:r>
-          </w:p>
-        </w:tc>
-        <w:tc>
-          <w:tcPr>
-            <w:tcW w:type="dxa" w:w="1607"/>
-            <w:shd w:val="clear" w:color="auto" w:fill="EEF2F7"/>
-          </w:tcPr>
-          <w:p>
-            <w:r>
-              <w:rPr>
-                <w:rFonts w:ascii="Calibri" w:hAnsi="Calibri"/>
-                <w:sz w:val="18"/>
-              </w:rPr>
-              <w:t>All</w:t>
-            </w:r>
-          </w:p>
-        </w:tc>
-        <w:tc>
-          <w:tcPr>
-            <w:tcW w:type="dxa" w:w="1607"/>
-            <w:shd w:val="clear" w:color="auto" w:fill="EEF2F7"/>
-          </w:tcPr>
-          <w:p>
-            <w:r>
-              <w:rPr>
-                <w:rFonts w:ascii="Calibri" w:hAnsi="Calibri"/>
-                <w:sz w:val="18"/>
-              </w:rPr>
-              <w:t>Hi-fi audio, artist focus</w:t>
-            </w:r>
-          </w:p>
-        </w:tc>
-        <w:tc>
-          <w:tcPr>
-            <w:tcW w:type="dxa" w:w="1607"/>
-            <w:shd w:val="clear" w:color="auto" w:fill="EEF2F7"/>
-          </w:tcPr>
-          <w:p>
-            <w:r>
-              <w:rPr>
-                <w:rFonts w:ascii="Calibri" w:hAnsi="Calibri"/>
-                <w:sz w:val="18"/>
-              </w:rPr>
-              <w:t>High price, small library</w:t>
-            </w:r>
-          </w:p>
-        </w:tc>
-        <w:tc>
-          <w:tcPr>
-            <w:tcW w:type="dxa" w:w="1607"/>
-            <w:shd w:val="clear" w:color="auto" w:fill="EEF2F7"/>
-          </w:tcPr>
-          <w:p>
-            <w:r>
-              <w:rPr>
-                <w:rFonts w:ascii="Calibri" w:hAnsi="Calibri"/>
-                <w:sz w:val="18"/>
-              </w:rPr>
-              <w:t>$11/$22</w:t>
-            </w:r>
-          </w:p>
-        </w:tc>
-        <w:tc>
-          <w:tcPr>
-            <w:tcW w:type="dxa" w:w="1607"/>
-            <w:shd w:val="clear" w:color="auto" w:fill="EEF2F7"/>
-          </w:tcPr>
-          <w:p>
-            <w:r>
-              <w:rPr>
-                <w:rFonts w:ascii="Calibri" w:hAnsi="Calibri"/>
-                <w:sz w:val="18"/>
-              </w:rPr>
-              <w:t>~5M</w:t>
-            </w:r>
-          </w:p>
-        </w:tc>
-      </w:tr>
-    </w:tbl>
-    <w:p/>
-    <w:p>
-      <w:r>
-        <w:rPr>
-          <w:rFonts w:ascii="Calibri" w:hAnsi="Calibri"/>
-          <w:b/>
-          <w:color w:val="486F8C"/>
-          <w:sz w:val="24"/>
-        </w:rPr>
-        <w:t>4.2  SCAMPER Variants</w:t>
-      </w:r>
-    </w:p>
-    <w:p>
-      <w:r>
-        <w:rPr>
-          <w:rFonts w:ascii="Calibri" w:hAnsi="Calibri"/>
-          <w:b w:val="0"/>
-          <w:i w:val="0"/>
-          <w:sz w:val="20"/>
-        </w:rPr>
-        <w:t>A creativity framework applied to generate 7 alternative approaches:</w:t>
+        <w:t>You type 1 sentence. Then 8 specialized AI agents work for you:</w:t>
       </w:r>
     </w:p>
     <w:tbl>
@@ -3125,7 +790,7 @@
                 <w:color w:val="FFFFFF"/>
                 <w:sz w:val="18"/>
               </w:rPr>
-              <w:t>Letter</w:t>
+              <w:t>Agent Does</w:t>
             </w:r>
           </w:p>
         </w:tc>
@@ -3142,7 +807,7 @@
                 <w:color w:val="FFFFFF"/>
                 <w:sz w:val="18"/>
               </w:rPr>
-              <w:t>Technique</w:t>
+              <w:t>What You Get</w:t>
             </w:r>
           </w:p>
         </w:tc>
@@ -3159,7 +824,7 @@
                 <w:color w:val="FFFFFF"/>
                 <w:sz w:val="18"/>
               </w:rPr>
-              <w:t>Example Variant</w:t>
+              <w:t>Why It's Different</w:t>
             </w:r>
           </w:p>
         </w:tc>
@@ -3176,7 +841,9 @@
                 <w:rFonts w:ascii="Calibri" w:hAnsi="Calibri"/>
                 <w:sz w:val="18"/>
               </w:rPr>
-              <w:t>S</w:t>
+              <w:t>Agent 1 asks you 10-15</w:t>
+              <w:br/>
+              <w:t>structured questions</w:t>
             </w:r>
           </w:p>
         </w:tc>
@@ -3191,7 +858,9 @@
                 <w:rFonts w:ascii="Calibri" w:hAnsi="Calibri"/>
                 <w:sz w:val="18"/>
               </w:rPr>
-              <w:t>Substitute</w:t>
+              <w:t>A proper Requirements Brief</w:t>
+              <w:br/>
+              <w:t>with validated assumptions</w:t>
             </w:r>
           </w:p>
         </w:tc>
@@ -3206,7 +875,11 @@
                 <w:rFonts w:ascii="Calibri" w:hAnsi="Calibri"/>
                 <w:sz w:val="18"/>
               </w:rPr>
-              <w:t>Replace streaming with podcast-style episodes about indie artists</w:t>
+              <w:t>Forces you to think through WHO,</w:t>
+              <w:br/>
+              <w:t>WHAT, WHY, HOW, CONSTRAINTS.</w:t>
+              <w:br/>
+              <w:t>Then searches web to verify.</w:t>
             </w:r>
           </w:p>
         </w:tc>
@@ -3223,7 +896,9 @@
                 <w:rFonts w:ascii="Calibri" w:hAnsi="Calibri"/>
                 <w:sz w:val="18"/>
               </w:rPr>
-              <w:t>C</w:t>
+              <w:t>Agent 2 searches the internet</w:t>
+              <w:br/>
+              <w:t>for market data</w:t>
             </w:r>
           </w:p>
         </w:tc>
@@ -3238,7 +913,11 @@
                 <w:rFonts w:ascii="Calibri" w:hAnsi="Calibri"/>
                 <w:sz w:val="18"/>
               </w:rPr>
-              <w:t>Combine</w:t>
+              <w:t>TAM: $28.6B (Grand View Research)</w:t>
+              <w:br/>
+              <w:t>SAM: $4.2B indie music</w:t>
+              <w:br/>
+              <w:t>with source URLs</w:t>
             </w:r>
           </w:p>
         </w:tc>
@@ -3253,7 +932,11 @@
                 <w:rFonts w:ascii="Calibri" w:hAnsi="Calibri"/>
                 <w:sz w:val="18"/>
               </w:rPr>
-              <w:t>Music + Instagram-style story feature for artists</w:t>
+              <w:t>Every number has a clickable</w:t>
+              <w:br/>
+              <w:t>source URL. You can verify</w:t>
+              <w:br/>
+              <w:t>everything yourself.</w:t>
             </w:r>
           </w:p>
         </w:tc>
@@ -3270,7 +953,9 @@
                 <w:rFonts w:ascii="Calibri" w:hAnsi="Calibri"/>
                 <w:sz w:val="18"/>
               </w:rPr>
-              <w:t>A</w:t>
+              <w:t>Agent 3 finds 5+ real</w:t>
+              <w:br/>
+              <w:t>competitors</w:t>
             </w:r>
           </w:p>
         </w:tc>
@@ -3285,7 +970,11 @@
                 <w:rFonts w:ascii="Calibri" w:hAnsi="Calibri"/>
                 <w:sz w:val="18"/>
               </w:rPr>
-              <w:t>Adapt</w:t>
+              <w:t>Bandcamp: 8M users, $201M rev</w:t>
+              <w:br/>
+              <w:t>DistroKid: $35.99/yr</w:t>
+              <w:br/>
+              <w:t>... with App Store links</w:t>
             </w:r>
           </w:p>
         </w:tc>
@@ -3300,7 +989,11 @@
                 <w:rFonts w:ascii="Calibri" w:hAnsi="Calibri"/>
                 <w:sz w:val="18"/>
               </w:rPr>
-              <w:t>Adapt TikTok's algorithm for music discovery</w:t>
+              <w:t>Real products with real URLs,</w:t>
+              <w:br/>
+              <w:t>real pricing, real user quotes</w:t>
+              <w:br/>
+              <w:t>from Reddit/App Store reviews.</w:t>
             </w:r>
           </w:p>
         </w:tc>
@@ -3317,7 +1010,9 @@
                 <w:rFonts w:ascii="Calibri" w:hAnsi="Calibri"/>
                 <w:sz w:val="18"/>
               </w:rPr>
-              <w:t>M</w:t>
+              <w:t>Agent 4 searches for APIs</w:t>
+              <w:br/>
+              <w:t>and checks pricing</w:t>
             </w:r>
           </w:p>
         </w:tc>
@@ -3332,7 +1027,11 @@
                 <w:rFonts w:ascii="Calibri" w:hAnsi="Calibri"/>
                 <w:sz w:val="18"/>
               </w:rPr>
-              <w:t>Modify</w:t>
+              <w:t>Spotify API: free tier 100 req/min</w:t>
+              <w:br/>
+              <w:t>YouTube API: 10K units/day free</w:t>
+              <w:br/>
+              <w:t>Firebase: free up to 50K MAU</w:t>
             </w:r>
           </w:p>
         </w:tc>
@@ -3347,7 +1046,11 @@
                 <w:rFonts w:ascii="Calibri" w:hAnsi="Calibri"/>
                 <w:sz w:val="18"/>
               </w:rPr>
-              <w:t>Real-time collaborative playlists (like Google Docs)</w:t>
+              <w:t>Actual pricing pages checked.</w:t>
+              <w:br/>
+              <w:t>Rate limits verified.</w:t>
+              <w:br/>
+              <w:t>No hallucinated APIs.</w:t>
             </w:r>
           </w:p>
         </w:tc>
@@ -3364,7 +1067,9 @@
                 <w:rFonts w:ascii="Calibri" w:hAnsi="Calibri"/>
                 <w:sz w:val="18"/>
               </w:rPr>
-              <w:t>P</w:t>
+              <w:t>Agent 5 scores your idea</w:t>
+              <w:br/>
+              <w:t>on 8 dimensions</w:t>
             </w:r>
           </w:p>
         </w:tc>
@@ -3379,7 +1084,11 @@
                 <w:rFonts w:ascii="Calibri" w:hAnsi="Calibri"/>
                 <w:sz w:val="18"/>
               </w:rPr>
-              <w:t>Put to other uses</w:t>
+              <w:t>Feasibility: 4/5 — evidence: ...</w:t>
+              <w:br/>
+              <w:t>Market demand: 3/5 — evidence: ...</w:t>
+              <w:br/>
+              <w:t>Verdict: CONDITIONAL GO</w:t>
             </w:r>
           </w:p>
         </w:tc>
@@ -3394,7 +1103,11 @@
                 <w:rFonts w:ascii="Calibri" w:hAnsi="Calibri"/>
                 <w:sz w:val="18"/>
               </w:rPr>
-              <w:t>Engine also discovers indie film/game soundtracks</w:t>
+              <w:t>Every score has 1 sentence</w:t>
+              <w:br/>
+              <w:t>of evidence. No free passes.</w:t>
+              <w:br/>
+              <w:t>Devil's advocate built in.</w:t>
             </w:r>
           </w:p>
         </w:tc>
@@ -3411,7 +1124,9 @@
                 <w:rFonts w:ascii="Calibri" w:hAnsi="Calibri"/>
                 <w:sz w:val="18"/>
               </w:rPr>
-              <w:t>E</w:t>
+              <w:t>Agent 6 designs the UX</w:t>
+              <w:br/>
+              <w:t>with research</w:t>
             </w:r>
           </w:p>
         </w:tc>
@@ -3426,7 +1141,11 @@
                 <w:rFonts w:ascii="Calibri" w:hAnsi="Calibri"/>
                 <w:sz w:val="18"/>
               </w:rPr>
-              <w:t>Eliminate</w:t>
+              <w:t>Time-to-aha: 2 min (benchmark)</w:t>
+              <w:br/>
+              <w:t>Onboarding: 3 steps max</w:t>
+              <w:br/>
+              <w:t>Hook model mapped</w:t>
             </w:r>
           </w:p>
         </w:tc>
@@ -3441,7 +1160,11 @@
                 <w:rFonts w:ascii="Calibri" w:hAnsi="Calibri"/>
                 <w:sz w:val="18"/>
               </w:rPr>
-              <w:t>Remove the feed — only curated weekly "drops"</w:t>
+              <w:t>Based on NNGroup/Baymard</w:t>
+              <w:br/>
+              <w:t>research, not guessing.</w:t>
+              <w:br/>
+              <w:t>Competitor weakness analysis.</w:t>
             </w:r>
           </w:p>
         </w:tc>
@@ -3458,7 +1181,9 @@
                 <w:rFonts w:ascii="Calibri" w:hAnsi="Calibri"/>
                 <w:sz w:val="18"/>
               </w:rPr>
-              <w:t>R</w:t>
+              <w:t>Agent 7 identifies risks</w:t>
+              <w:br/>
+              <w:t>with legal research</w:t>
             </w:r>
           </w:p>
         </w:tc>
@@ -3473,7 +1198,11 @@
                 <w:rFonts w:ascii="Calibri" w:hAnsi="Calibri"/>
                 <w:sz w:val="18"/>
               </w:rPr>
-              <w:t>Reverse</w:t>
+              <w:t>Music licensing: CRITICAL risk</w:t>
+              <w:br/>
+              <w:t>GDPR compliance needed</w:t>
+              <w:br/>
+              <w:t>API dependency: HIGH risk</w:t>
             </w:r>
           </w:p>
         </w:tc>
@@ -3488,7 +1217,68 @@
                 <w:rFonts w:ascii="Calibri" w:hAnsi="Calibri"/>
                 <w:sz w:val="18"/>
               </w:rPr>
-              <w:t>Artists pitch to listeners instead of listeners searching</w:t>
+              <w:t>Actually searches for</w:t>
+              <w:br/>
+              <w:t>regulations. Finds real legal</w:t>
+              <w:br/>
+              <w:t>requirements with URLs.</w:t>
+            </w:r>
+          </w:p>
+        </w:tc>
+      </w:tr>
+      <w:tr>
+        <w:tc>
+          <w:tcPr>
+            <w:tcW w:type="dxa" w:w="3214"/>
+            <w:shd w:val="clear" w:color="auto" w:fill="EEF2F7"/>
+          </w:tcPr>
+          <w:p>
+            <w:r>
+              <w:rPr>
+                <w:rFonts w:ascii="Calibri" w:hAnsi="Calibri"/>
+                <w:sz w:val="18"/>
+              </w:rPr>
+              <w:t>Agent 8 compiles everything</w:t>
+              <w:br/>
+              <w:t>into 1 document</w:t>
+            </w:r>
+          </w:p>
+        </w:tc>
+        <w:tc>
+          <w:tcPr>
+            <w:tcW w:type="dxa" w:w="3214"/>
+            <w:shd w:val="clear" w:color="auto" w:fill="EEF2F7"/>
+          </w:tcPr>
+          <w:p>
+            <w:r>
+              <w:rPr>
+                <w:rFonts w:ascii="Calibri" w:hAnsi="Calibri"/>
+                <w:sz w:val="18"/>
+              </w:rPr>
+              <w:t>13-Section Idea Specification</w:t>
+              <w:br/>
+              <w:t>Full evidence trail</w:t>
+              <w:br/>
+              <w:t>GO / PIVOT / KILL verdict</w:t>
+            </w:r>
+          </w:p>
+        </w:tc>
+        <w:tc>
+          <w:tcPr>
+            <w:tcW w:type="dxa" w:w="3214"/>
+            <w:shd w:val="clear" w:color="auto" w:fill="EEF2F7"/>
+          </w:tcPr>
+          <w:p>
+            <w:r>
+              <w:rPr>
+                <w:rFonts w:ascii="Calibri" w:hAnsi="Calibri"/>
+                <w:sz w:val="18"/>
+              </w:rPr>
+              <w:t>Nothing made up. Every claim</w:t>
+              <w:br/>
+              <w:t>traced to a source.</w:t>
+              <w:br/>
+              <w:t>Confidence score for spec.</w:t>
             </w:r>
           </w:p>
         </w:tc>
@@ -3500,135 +1290,10 @@
         <w:rPr>
           <w:rFonts w:ascii="Calibri" w:hAnsi="Calibri"/>
           <w:b/>
-          <w:color w:val="486F8C"/>
-          <w:sz w:val="24"/>
-        </w:rPr>
-        <w:t>4.3  Risk Assessment (from web search)</w:t>
-      </w:r>
-    </w:p>
-    <w:p>
-      <w:r>
-        <w:rPr>
-          <w:rFonts w:ascii="Calibri" w:hAnsi="Calibri"/>
-          <w:b w:val="0"/>
           <w:i w:val="0"/>
           <w:sz w:val="20"/>
         </w:rPr>
-        <w:t>For each risk, agent must search for evidence:</w:t>
-      </w:r>
-    </w:p>
-    <w:p>
-      <w:pPr>
-        <w:pStyle w:val="ListBullet"/>
-      </w:pPr>
-      <w:r>
-        <w:rPr>
-          <w:rFonts w:ascii="Calibri" w:hAnsi="Calibri"/>
-          <w:b w:val="0"/>
-          <w:i w:val="0"/>
-          <w:sz w:val="20"/>
-        </w:rPr>
-        <w:t>Search: "[API name] deprecation" → has this API ever been discontinued?</w:t>
-      </w:r>
-    </w:p>
-    <w:p>
-      <w:pPr>
-        <w:pStyle w:val="ListBullet"/>
-      </w:pPr>
-      <w:r>
-        <w:rPr>
-          <w:rFonts w:ascii="Calibri" w:hAnsi="Calibri"/>
-          <w:b w:val="0"/>
-          <w:i w:val="0"/>
-          <w:sz w:val="20"/>
-        </w:rPr>
-        <w:t>Search: "[service] outage history" → how reliable is this dependency?</w:t>
-      </w:r>
-    </w:p>
-    <w:p>
-      <w:pPr>
-        <w:pStyle w:val="ListBullet"/>
-      </w:pPr>
-      <w:r>
-        <w:rPr>
-          <w:rFonts w:ascii="Calibri" w:hAnsi="Calibri"/>
-          <w:b w:val="0"/>
-          <w:i w:val="0"/>
-          <w:sz w:val="20"/>
-        </w:rPr>
-        <w:t>Search: "[domain] licensing requirements" → any legal barriers?</w:t>
-      </w:r>
-    </w:p>
-    <w:p>
-      <w:r>
-        <w:rPr>
-          <w:rFonts w:ascii="Calibri" w:hAnsi="Calibri"/>
-          <w:b/>
-          <w:color w:val="486F8C"/>
-          <w:sz w:val="24"/>
-        </w:rPr>
-        <w:t>4.4  Problem-Solving Techniques (from ClaudeKit)</w:t>
-      </w:r>
-    </w:p>
-    <w:p>
-      <w:r>
-        <w:rPr>
-          <w:rFonts w:ascii="Calibri" w:hAnsi="Calibri"/>
-          <w:b/>
-          <w:i w:val="0"/>
-          <w:sz w:val="20"/>
-        </w:rPr>
-        <w:t>Agent 2 also applies 2 techniques from ClaudeKit's problem-solving skills:</w:t>
-      </w:r>
-    </w:p>
-    <w:p>
-      <w:pPr>
-        <w:pStyle w:val="ListBullet"/>
-      </w:pPr>
-      <w:r>
-        <w:rPr>
-          <w:rFonts w:ascii="Calibri" w:hAnsi="Calibri"/>
-          <w:b w:val="0"/>
-          <w:i w:val="0"/>
-          <w:sz w:val="20"/>
-        </w:rPr>
-        <w:t>Inversion Exercise: "If this project fails in 6 months, what was the cause?"</w:t>
-      </w:r>
-    </w:p>
-    <w:p>
-      <w:pPr>
-        <w:pStyle w:val="ListBullet"/>
-      </w:pPr>
-      <w:r>
-        <w:rPr>
-          <w:rFonts w:ascii="Calibri" w:hAnsi="Calibri"/>
-          <w:b w:val="0"/>
-          <w:i w:val="0"/>
-          <w:sz w:val="20"/>
-        </w:rPr>
-        <w:t>Scale Game: "What works at 100 users? What breaks at 10,000? What's impossible at 1M?"</w:t>
-      </w:r>
-    </w:p>
-    <w:p>
-      <w:r>
-        <w:rPr>
-          <w:rFonts w:ascii="Calibri" w:hAnsi="Calibri"/>
-          <w:b/>
-          <w:color w:val="486F8C"/>
-          <w:sz w:val="24"/>
-        </w:rPr>
-        <w:t>4.5  Market Gap Analysis</w:t>
-      </w:r>
-    </w:p>
-    <w:p>
-      <w:r>
-        <w:rPr>
-          <w:rFonts w:ascii="Calibri" w:hAnsi="Calibri"/>
-          <w:b w:val="0"/>
-          <w:i w:val="0"/>
-          <w:sz w:val="20"/>
-        </w:rPr>
-        <w:t>The key question: "What do ALL competitors miss that this idea could fill?"</w:t>
+        <w:t>Total time: ~20 minutes. Total verifiable facts: 30+.</w:t>
       </w:r>
     </w:p>
     <w:p>
@@ -3644,51 +1309,60 @@
           <w:color w:val="2E4057"/>
           <w:sz w:val="28"/>
         </w:rPr>
-        <w:t>5. Agent 3: Critical Evaluator — "Devil's Advocate"</w:t>
+        <w:t>3. Side-by-Side Comparison</w:t>
       </w:r>
     </w:p>
     <w:p>
+      <w:pPr>
+        <w:jc w:val="center"/>
+      </w:pPr>
+      <w:r>
+        <w:drawing>
+          <wp:inline xmlns:a="http://schemas.openxmlformats.org/drawingml/2006/main" xmlns:pic="http://schemas.openxmlformats.org/drawingml/2006/picture">
+            <wp:extent cx="5669280" cy="3269401"/>
+            <wp:docPr id="2" name="Picture 2"/>
+            <wp:cNvGraphicFramePr>
+              <a:graphicFrameLocks noChangeAspect="1"/>
+            </wp:cNvGraphicFramePr>
+            <a:graphic>
+              <a:graphicData uri="http://schemas.openxmlformats.org/drawingml/2006/picture">
+                <pic:pic>
+                  <pic:nvPicPr>
+                    <pic:cNvPr id="0" name="comparison_v5_evolution.png"/>
+                    <pic:cNvPicPr/>
+                  </pic:nvPicPr>
+                  <pic:blipFill>
+                    <a:blip r:embed="rId10"/>
+                    <a:stretch>
+                      <a:fillRect/>
+                    </a:stretch>
+                  </pic:blipFill>
+                  <pic:spPr>
+                    <a:xfrm>
+                      <a:off x="0" y="0"/>
+                      <a:ext cx="5669280" cy="3269401"/>
+                    </a:xfrm>
+                    <a:prstGeom prst="rect"/>
+                  </pic:spPr>
+                </pic:pic>
+              </a:graphicData>
+            </a:graphic>
+          </wp:inline>
+        </w:drawing>
+      </w:r>
+    </w:p>
+    <w:p>
+      <w:pPr>
+        <w:jc w:val="center"/>
+      </w:pPr>
       <w:r>
         <w:rPr>
           <w:rFonts w:ascii="Calibri" w:hAnsi="Calibri"/>
-          <w:b/>
-          <w:i w:val="0"/>
-          <w:sz w:val="20"/>
+          <w:i/>
+          <w:color w:val="666666"/>
+          <w:sz w:val="17"/>
         </w:rPr>
-        <w:t>This agent is the critical judge. It scores ideas ONLY against real data from Agent 2's Research Report. If data is missing, score = 2 with "[DATA MISSING]" flag.</w:t>
-      </w:r>
-    </w:p>
-    <w:p>
-      <w:r>
-        <w:rPr>
-          <w:rFonts w:ascii="Calibri" w:hAnsi="Calibri"/>
-          <w:b/>
-          <w:color w:val="486F8C"/>
-          <w:sz w:val="24"/>
-        </w:rPr>
-        <w:t>Why a Separate Evaluator?</w:t>
-      </w:r>
-    </w:p>
-    <w:p>
-      <w:r>
-        <w:rPr>
-          <w:rFonts w:ascii="Calibri" w:hAnsi="Calibri"/>
-          <w:b/>
-          <w:i w:val="0"/>
-          <w:sz w:val="20"/>
-        </w:rPr>
-        <w:t>If the same agent creates ideas AND judges them, it has creator bias — it will always favor its own ideas. By making Agent 3 a separate session with a separate context, it evaluates objectively based only on the documents.</w:t>
-      </w:r>
-    </w:p>
-    <w:p>
-      <w:r>
-        <w:rPr>
-          <w:rFonts w:ascii="Calibri" w:hAnsi="Calibri"/>
-          <w:b/>
-          <w:color w:val="486F8C"/>
-          <w:sz w:val="24"/>
-        </w:rPr>
-        <w:t>Scoring Matrix</w:t>
+        <w:t>Traditional (1 chat) vs Structured Ideation (8 agents, parallel, evidence-backed)</w:t>
       </w:r>
     </w:p>
     <w:tbl>
@@ -3717,7 +1391,6 @@
                 <w:color w:val="FFFFFF"/>
                 <w:sz w:val="18"/>
               </w:rPr>
-              <w:t>Criterion</w:t>
             </w:r>
           </w:p>
         </w:tc>
@@ -3734,7 +1407,9 @@
                 <w:color w:val="FFFFFF"/>
                 <w:sz w:val="18"/>
               </w:rPr>
-              <w:t>Score</w:t>
+              <w:t>Traditional</w:t>
+              <w:br/>
+              <w:t>(1 AI chat)</w:t>
             </w:r>
           </w:p>
         </w:tc>
@@ -3751,7 +1426,9 @@
                 <w:color w:val="FFFFFF"/>
                 <w:sz w:val="18"/>
               </w:rPr>
-              <w:t>What It Measures</w:t>
+              <w:t>This Method</w:t>
+              <w:br/>
+              <w:t>(8 agents)</w:t>
             </w:r>
           </w:p>
         </w:tc>
@@ -3768,7 +1445,7 @@
                 <w:rFonts w:ascii="Calibri" w:hAnsi="Calibri"/>
                 <w:sz w:val="18"/>
               </w:rPr>
-              <w:t>Feasibility</w:t>
+              <w:t>You type</w:t>
             </w:r>
           </w:p>
         </w:tc>
@@ -3783,7 +1460,7 @@
                 <w:rFonts w:ascii="Calibri" w:hAnsi="Calibri"/>
                 <w:sz w:val="18"/>
               </w:rPr>
-              <w:t>1-5</w:t>
+              <w:t>20+ messages</w:t>
             </w:r>
           </w:p>
         </w:tc>
@@ -3798,7 +1475,7 @@
                 <w:rFonts w:ascii="Calibri" w:hAnsi="Calibri"/>
                 <w:sz w:val="18"/>
               </w:rPr>
-              <w:t>Can we build this with available tech/APIs?</w:t>
+              <w:t>1 sentence + answer 10-15 questions</w:t>
             </w:r>
           </w:p>
         </w:tc>
@@ -3815,7 +1492,7 @@
                 <w:rFonts w:ascii="Calibri" w:hAnsi="Calibri"/>
                 <w:sz w:val="18"/>
               </w:rPr>
-              <w:t>Market Demand</w:t>
+              <w:t>Agents working</w:t>
             </w:r>
           </w:p>
         </w:tc>
@@ -3830,7 +1507,7 @@
                 <w:rFonts w:ascii="Calibri" w:hAnsi="Calibri"/>
                 <w:sz w:val="18"/>
               </w:rPr>
-              <w:t>1-5</w:t>
+              <w:t>1 (does everything)</w:t>
             </w:r>
           </w:p>
         </w:tc>
@@ -3845,7 +1522,7 @@
                 <w:rFonts w:ascii="Calibri" w:hAnsi="Calibri"/>
                 <w:sz w:val="18"/>
               </w:rPr>
-              <w:t>Is there evidence of user need?</w:t>
+              <w:t>8 specialists (6 run in parallel)</w:t>
             </w:r>
           </w:p>
         </w:tc>
@@ -3862,7 +1539,7 @@
                 <w:rFonts w:ascii="Calibri" w:hAnsi="Calibri"/>
                 <w:sz w:val="18"/>
               </w:rPr>
-              <w:t>Uniqueness</w:t>
+              <w:t>Internet research</w:t>
             </w:r>
           </w:p>
         </w:tc>
@@ -3877,7 +1554,7 @@
                 <w:rFonts w:ascii="Calibri" w:hAnsi="Calibri"/>
                 <w:sz w:val="18"/>
               </w:rPr>
-              <w:t>1-5</w:t>
+              <w:t>No (uses training data)</w:t>
             </w:r>
           </w:p>
         </w:tc>
@@ -3892,7 +1569,7 @@
                 <w:rFonts w:ascii="Calibri" w:hAnsi="Calibri"/>
                 <w:sz w:val="18"/>
               </w:rPr>
-              <w:t>How different from existing solutions?</w:t>
+              <w:t>Yes (every agent searches the web)</w:t>
             </w:r>
           </w:p>
         </w:tc>
@@ -3909,7 +1586,7 @@
                 <w:rFonts w:ascii="Calibri" w:hAnsi="Calibri"/>
                 <w:sz w:val="18"/>
               </w:rPr>
-              <w:t>Time to MVP</w:t>
+              <w:t>Competitors found</w:t>
             </w:r>
           </w:p>
         </w:tc>
@@ -3924,7 +1601,7 @@
                 <w:rFonts w:ascii="Calibri" w:hAnsi="Calibri"/>
                 <w:sz w:val="18"/>
               </w:rPr>
-              <w:t>1-5</w:t>
+              <w:t>0-2 (often wrong)</w:t>
             </w:r>
           </w:p>
         </w:tc>
@@ -3939,7 +1616,7 @@
                 <w:rFonts w:ascii="Calibri" w:hAnsi="Calibri"/>
                 <w:sz w:val="18"/>
               </w:rPr>
-              <w:t>How quickly can a working v1 be built?</w:t>
+              <w:t>5+ with URLs, users, pricing</w:t>
             </w:r>
           </w:p>
         </w:tc>
@@ -3956,7 +1633,7 @@
                 <w:rFonts w:ascii="Calibri" w:hAnsi="Calibri"/>
                 <w:sz w:val="18"/>
               </w:rPr>
-              <w:t>Scalability</w:t>
+              <w:t>Market data</w:t>
             </w:r>
           </w:p>
         </w:tc>
@@ -3971,7 +1648,7 @@
                 <w:rFonts w:ascii="Calibri" w:hAnsi="Calibri"/>
                 <w:sz w:val="18"/>
               </w:rPr>
-              <w:t>1-5</w:t>
+              <w:t>Made up or vague</w:t>
             </w:r>
           </w:p>
         </w:tc>
@@ -3986,7 +1663,7 @@
                 <w:rFonts w:ascii="Calibri" w:hAnsi="Calibri"/>
                 <w:sz w:val="18"/>
               </w:rPr>
-              <w:t>Can this grow beyond initial users?</w:t>
+              <w:t>With source URLs you can click</w:t>
             </w:r>
           </w:p>
         </w:tc>
@@ -4003,7 +1680,7 @@
                 <w:rFonts w:ascii="Calibri" w:hAnsi="Calibri"/>
                 <w:sz w:val="18"/>
               </w:rPr>
-              <w:t>Cost Efficiency</w:t>
+              <w:t>Critical analysis</w:t>
             </w:r>
           </w:p>
         </w:tc>
@@ -4018,7 +1695,7 @@
                 <w:rFonts w:ascii="Calibri" w:hAnsi="Calibri"/>
                 <w:sz w:val="18"/>
               </w:rPr>
-              <w:t>1-5</w:t>
+              <w:t>None (AI agrees with you)</w:t>
             </w:r>
           </w:p>
         </w:tc>
@@ -4033,24 +1710,295 @@
                 <w:rFonts w:ascii="Calibri" w:hAnsi="Calibri"/>
                 <w:sz w:val="18"/>
               </w:rPr>
-              <w:t>How expensive to build and operate?</w:t>
+              <w:t>Dedicated evaluator + risk assessment</w:t>
+            </w:r>
+          </w:p>
+        </w:tc>
+      </w:tr>
+      <w:tr>
+        <w:tc>
+          <w:tcPr>
+            <w:tcW w:type="dxa" w:w="3214"/>
+            <w:shd w:val="clear" w:color="auto" w:fill="FFFFFF"/>
+          </w:tcPr>
+          <w:p>
+            <w:r>
+              <w:rPr>
+                <w:rFonts w:ascii="Calibri" w:hAnsi="Calibri"/>
+                <w:sz w:val="18"/>
+              </w:rPr>
+              <w:t>Evidence per claim</w:t>
+            </w:r>
+          </w:p>
+        </w:tc>
+        <w:tc>
+          <w:tcPr>
+            <w:tcW w:type="dxa" w:w="3214"/>
+            <w:shd w:val="clear" w:color="auto" w:fill="FFFFFF"/>
+          </w:tcPr>
+          <w:p>
+            <w:r>
+              <w:rPr>
+                <w:rFonts w:ascii="Calibri" w:hAnsi="Calibri"/>
+                <w:sz w:val="18"/>
+              </w:rPr>
+              <w:t>None</w:t>
+            </w:r>
+          </w:p>
+        </w:tc>
+        <w:tc>
+          <w:tcPr>
+            <w:tcW w:type="dxa" w:w="3214"/>
+            <w:shd w:val="clear" w:color="auto" w:fill="FFFFFF"/>
+          </w:tcPr>
+          <w:p>
+            <w:r>
+              <w:rPr>
+                <w:rFonts w:ascii="Calibri" w:hAnsi="Calibri"/>
+                <w:sz w:val="18"/>
+              </w:rPr>
+              <w:t>Source URL + confidence score</w:t>
+            </w:r>
+          </w:p>
+        </w:tc>
+      </w:tr>
+      <w:tr>
+        <w:tc>
+          <w:tcPr>
+            <w:tcW w:type="dxa" w:w="3214"/>
+            <w:shd w:val="clear" w:color="auto" w:fill="EEF2F7"/>
+          </w:tcPr>
+          <w:p>
+            <w:r>
+              <w:rPr>
+                <w:rFonts w:ascii="Calibri" w:hAnsi="Calibri"/>
+                <w:sz w:val="18"/>
+              </w:rPr>
+              <w:t>Confidence score</w:t>
+            </w:r>
+          </w:p>
+        </w:tc>
+        <w:tc>
+          <w:tcPr>
+            <w:tcW w:type="dxa" w:w="3214"/>
+            <w:shd w:val="clear" w:color="auto" w:fill="EEF2F7"/>
+          </w:tcPr>
+          <w:p>
+            <w:r>
+              <w:rPr>
+                <w:rFonts w:ascii="Calibri" w:hAnsi="Calibri"/>
+                <w:sz w:val="18"/>
+              </w:rPr>
+              <w:t>No</w:t>
+            </w:r>
+          </w:p>
+        </w:tc>
+        <w:tc>
+          <w:tcPr>
+            <w:tcW w:type="dxa" w:w="3214"/>
+            <w:shd w:val="clear" w:color="auto" w:fill="EEF2F7"/>
+          </w:tcPr>
+          <w:p>
+            <w:r>
+              <w:rPr>
+                <w:rFonts w:ascii="Calibri" w:hAnsi="Calibri"/>
+                <w:sz w:val="18"/>
+              </w:rPr>
+              <w:t>Yes (90%/60%/low per claim)</w:t>
+            </w:r>
+          </w:p>
+        </w:tc>
+      </w:tr>
+      <w:tr>
+        <w:tc>
+          <w:tcPr>
+            <w:tcW w:type="dxa" w:w="3214"/>
+            <w:shd w:val="clear" w:color="auto" w:fill="FFFFFF"/>
+          </w:tcPr>
+          <w:p>
+            <w:r>
+              <w:rPr>
+                <w:rFonts w:ascii="Calibri" w:hAnsi="Calibri"/>
+                <w:sz w:val="18"/>
+              </w:rPr>
+              <w:t>Can you verify claims?</w:t>
+            </w:r>
+          </w:p>
+        </w:tc>
+        <w:tc>
+          <w:tcPr>
+            <w:tcW w:type="dxa" w:w="3214"/>
+            <w:shd w:val="clear" w:color="auto" w:fill="FFFFFF"/>
+          </w:tcPr>
+          <w:p>
+            <w:r>
+              <w:rPr>
+                <w:rFonts w:ascii="Calibri" w:hAnsi="Calibri"/>
+                <w:sz w:val="18"/>
+              </w:rPr>
+              <w:t>No</w:t>
+            </w:r>
+          </w:p>
+        </w:tc>
+        <w:tc>
+          <w:tcPr>
+            <w:tcW w:type="dxa" w:w="3214"/>
+            <w:shd w:val="clear" w:color="auto" w:fill="FFFFFF"/>
+          </w:tcPr>
+          <w:p>
+            <w:r>
+              <w:rPr>
+                <w:rFonts w:ascii="Calibri" w:hAnsi="Calibri"/>
+                <w:sz w:val="18"/>
+              </w:rPr>
+              <w:t>Yes — every URL is clickable</w:t>
+            </w:r>
+          </w:p>
+        </w:tc>
+      </w:tr>
+      <w:tr>
+        <w:tc>
+          <w:tcPr>
+            <w:tcW w:type="dxa" w:w="3214"/>
+            <w:shd w:val="clear" w:color="auto" w:fill="EEF2F7"/>
+          </w:tcPr>
+          <w:p>
+            <w:r>
+              <w:rPr>
+                <w:rFonts w:ascii="Calibri" w:hAnsi="Calibri"/>
+                <w:sz w:val="18"/>
+              </w:rPr>
+              <w:t>Output</w:t>
+            </w:r>
+          </w:p>
+        </w:tc>
+        <w:tc>
+          <w:tcPr>
+            <w:tcW w:type="dxa" w:w="3214"/>
+            <w:shd w:val="clear" w:color="auto" w:fill="EEF2F7"/>
+          </w:tcPr>
+          <w:p>
+            <w:r>
+              <w:rPr>
+                <w:rFonts w:ascii="Calibri" w:hAnsi="Calibri"/>
+                <w:sz w:val="18"/>
+              </w:rPr>
+              <w:t>A chat transcript</w:t>
+            </w:r>
+          </w:p>
+        </w:tc>
+        <w:tc>
+          <w:tcPr>
+            <w:tcW w:type="dxa" w:w="3214"/>
+            <w:shd w:val="clear" w:color="auto" w:fill="EEF2F7"/>
+          </w:tcPr>
+          <w:p>
+            <w:r>
+              <w:rPr>
+                <w:rFonts w:ascii="Calibri" w:hAnsi="Calibri"/>
+                <w:sz w:val="18"/>
+              </w:rPr>
+              <w:t>13-section document with evidence</w:t>
+            </w:r>
+          </w:p>
+        </w:tc>
+      </w:tr>
+      <w:tr>
+        <w:tc>
+          <w:tcPr>
+            <w:tcW w:type="dxa" w:w="3214"/>
+            <w:shd w:val="clear" w:color="auto" w:fill="FFFFFF"/>
+          </w:tcPr>
+          <w:p>
+            <w:r>
+              <w:rPr>
+                <w:rFonts w:ascii="Calibri" w:hAnsi="Calibri"/>
+                <w:sz w:val="18"/>
+              </w:rPr>
+              <w:t>Reproducible?</w:t>
+            </w:r>
+          </w:p>
+        </w:tc>
+        <w:tc>
+          <w:tcPr>
+            <w:tcW w:type="dxa" w:w="3214"/>
+            <w:shd w:val="clear" w:color="auto" w:fill="FFFFFF"/>
+          </w:tcPr>
+          <w:p>
+            <w:r>
+              <w:rPr>
+                <w:rFonts w:ascii="Calibri" w:hAnsi="Calibri"/>
+                <w:sz w:val="18"/>
+              </w:rPr>
+              <w:t>No</w:t>
+            </w:r>
+          </w:p>
+        </w:tc>
+        <w:tc>
+          <w:tcPr>
+            <w:tcW w:type="dxa" w:w="3214"/>
+            <w:shd w:val="clear" w:color="auto" w:fill="FFFFFF"/>
+          </w:tcPr>
+          <w:p>
+            <w:r>
+              <w:rPr>
+                <w:rFonts w:ascii="Calibri" w:hAnsi="Calibri"/>
+                <w:sz w:val="18"/>
+              </w:rPr>
+              <w:t>Yes — same agents, same process</w:t>
+            </w:r>
+          </w:p>
+        </w:tc>
+      </w:tr>
+      <w:tr>
+        <w:tc>
+          <w:tcPr>
+            <w:tcW w:type="dxa" w:w="3214"/>
+            <w:shd w:val="clear" w:color="auto" w:fill="EEF2F7"/>
+          </w:tcPr>
+          <w:p>
+            <w:r>
+              <w:rPr>
+                <w:rFonts w:ascii="Calibri" w:hAnsi="Calibri"/>
+                <w:sz w:val="18"/>
+              </w:rPr>
+              <w:t>Time</w:t>
+            </w:r>
+          </w:p>
+        </w:tc>
+        <w:tc>
+          <w:tcPr>
+            <w:tcW w:type="dxa" w:w="3214"/>
+            <w:shd w:val="clear" w:color="auto" w:fill="EEF2F7"/>
+          </w:tcPr>
+          <w:p>
+            <w:r>
+              <w:rPr>
+                <w:rFonts w:ascii="Calibri" w:hAnsi="Calibri"/>
+                <w:sz w:val="18"/>
+              </w:rPr>
+              <w:t>~15 min</w:t>
+            </w:r>
+          </w:p>
+        </w:tc>
+        <w:tc>
+          <w:tcPr>
+            <w:tcW w:type="dxa" w:w="3214"/>
+            <w:shd w:val="clear" w:color="auto" w:fill="EEF2F7"/>
+          </w:tcPr>
+          <w:p>
+            <w:r>
+              <w:rPr>
+                <w:rFonts w:ascii="Calibri" w:hAnsi="Calibri"/>
+                <w:sz w:val="18"/>
+              </w:rPr>
+              <w:t>~20 min (but 10x more output)</w:t>
             </w:r>
           </w:p>
         </w:tc>
       </w:tr>
     </w:tbl>
     <w:p/>
-    <w:p>
-      <w:r>
-        <w:rPr>
-          <w:rFonts w:ascii="Calibri" w:hAnsi="Calibri"/>
-          <w:b/>
-          <w:color w:val="486F8C"/>
-          <w:sz w:val="24"/>
-        </w:rPr>
-        <w:t>Example Output</w:t>
-      </w:r>
-    </w:p>
     <w:tbl>
       <w:tblPr>
         <w:tblStyle w:val="TableGrid"/>
@@ -4059,665 +2007,31 @@
         <w:tblLook w:firstColumn="1" w:firstRow="1" w:lastColumn="0" w:lastRow="0" w:noHBand="0" w:noVBand="1" w:val="04A0"/>
       </w:tblPr>
       <w:tblGrid>
-        <w:gridCol w:w="1205"/>
-        <w:gridCol w:w="1205"/>
-        <w:gridCol w:w="1205"/>
-        <w:gridCol w:w="1205"/>
-        <w:gridCol w:w="1205"/>
-        <w:gridCol w:w="1205"/>
-        <w:gridCol w:w="1205"/>
-        <w:gridCol w:w="1205"/>
+        <w:gridCol w:w="9641"/>
       </w:tblGrid>
       <w:tr>
         <w:tc>
           <w:tcPr>
-            <w:tcW w:type="dxa" w:w="1205"/>
-            <w:shd w:val="clear" w:color="auto" w:fill="2E4057"/>
+            <w:tcW w:type="dxa" w:w="9641"/>
+            <w:shd w:val="clear" w:color="auto" w:fill="FFF8E1"/>
           </w:tcPr>
           <w:p>
             <w:r>
               <w:rPr>
                 <w:rFonts w:ascii="Calibri" w:hAnsi="Calibri"/>
                 <w:b/>
-                <w:color w:val="FFFFFF"/>
-                <w:sz w:val="18"/>
+                <w:i w:val="0"/>
+                <w:sz w:val="20"/>
               </w:rPr>
-              <w:t>Idea</w:t>
-            </w:r>
-          </w:p>
-        </w:tc>
-        <w:tc>
-          <w:tcPr>
-            <w:tcW w:type="dxa" w:w="1205"/>
-            <w:shd w:val="clear" w:color="auto" w:fill="2E4057"/>
-          </w:tcPr>
-          <w:p>
-            <w:r>
-              <w:rPr>
-                <w:rFonts w:ascii="Calibri" w:hAnsi="Calibri"/>
-                <w:b/>
-                <w:color w:val="FFFFFF"/>
-                <w:sz w:val="18"/>
-              </w:rPr>
-              <w:t>Feas.</w:t>
-            </w:r>
-          </w:p>
-        </w:tc>
-        <w:tc>
-          <w:tcPr>
-            <w:tcW w:type="dxa" w:w="1205"/>
-            <w:shd w:val="clear" w:color="auto" w:fill="2E4057"/>
-          </w:tcPr>
-          <w:p>
-            <w:r>
-              <w:rPr>
-                <w:rFonts w:ascii="Calibri" w:hAnsi="Calibri"/>
-                <w:b/>
-                <w:color w:val="FFFFFF"/>
-                <w:sz w:val="18"/>
-              </w:rPr>
-              <w:t>Market</w:t>
-            </w:r>
-          </w:p>
-        </w:tc>
-        <w:tc>
-          <w:tcPr>
-            <w:tcW w:type="dxa" w:w="1205"/>
-            <w:shd w:val="clear" w:color="auto" w:fill="2E4057"/>
-          </w:tcPr>
-          <w:p>
-            <w:r>
-              <w:rPr>
-                <w:rFonts w:ascii="Calibri" w:hAnsi="Calibri"/>
-                <w:b/>
-                <w:color w:val="FFFFFF"/>
-                <w:sz w:val="18"/>
-              </w:rPr>
-              <w:t>Unique</w:t>
-            </w:r>
-          </w:p>
-        </w:tc>
-        <w:tc>
-          <w:tcPr>
-            <w:tcW w:type="dxa" w:w="1205"/>
-            <w:shd w:val="clear" w:color="auto" w:fill="2E4057"/>
-          </w:tcPr>
-          <w:p>
-            <w:r>
-              <w:rPr>
-                <w:rFonts w:ascii="Calibri" w:hAnsi="Calibri"/>
-                <w:b/>
-                <w:color w:val="FFFFFF"/>
-                <w:sz w:val="18"/>
-              </w:rPr>
-              <w:t>Time</w:t>
-            </w:r>
-          </w:p>
-        </w:tc>
-        <w:tc>
-          <w:tcPr>
-            <w:tcW w:type="dxa" w:w="1205"/>
-            <w:shd w:val="clear" w:color="auto" w:fill="2E4057"/>
-          </w:tcPr>
-          <w:p>
-            <w:r>
-              <w:rPr>
-                <w:rFonts w:ascii="Calibri" w:hAnsi="Calibri"/>
-                <w:b/>
-                <w:color w:val="FFFFFF"/>
-                <w:sz w:val="18"/>
-              </w:rPr>
-              <w:t>Scale</w:t>
-            </w:r>
-          </w:p>
-        </w:tc>
-        <w:tc>
-          <w:tcPr>
-            <w:tcW w:type="dxa" w:w="1205"/>
-            <w:shd w:val="clear" w:color="auto" w:fill="2E4057"/>
-          </w:tcPr>
-          <w:p>
-            <w:r>
-              <w:rPr>
-                <w:rFonts w:ascii="Calibri" w:hAnsi="Calibri"/>
-                <w:b/>
-                <w:color w:val="FFFFFF"/>
-                <w:sz w:val="18"/>
-              </w:rPr>
-              <w:t>Cost</w:t>
-            </w:r>
-          </w:p>
-        </w:tc>
-        <w:tc>
-          <w:tcPr>
-            <w:tcW w:type="dxa" w:w="1205"/>
-            <w:shd w:val="clear" w:color="auto" w:fill="2E4057"/>
-          </w:tcPr>
-          <w:p>
-            <w:r>
-              <w:rPr>
-                <w:rFonts w:ascii="Calibri" w:hAnsi="Calibri"/>
-                <w:b/>
-                <w:color w:val="FFFFFF"/>
-                <w:sz w:val="18"/>
-              </w:rPr>
-              <w:t>TOTAL</w:t>
-            </w:r>
-          </w:p>
-        </w:tc>
-      </w:tr>
-      <w:tr>
-        <w:tc>
-          <w:tcPr>
-            <w:tcW w:type="dxa" w:w="1205"/>
-            <w:shd w:val="clear" w:color="auto" w:fill="FFFFFF"/>
-          </w:tcPr>
-          <w:p>
-            <w:r>
-              <w:rPr>
-                <w:rFonts w:ascii="Calibri" w:hAnsi="Calibri"/>
-                <w:sz w:val="18"/>
-              </w:rPr>
-              <w:t>Original: Standard music app</w:t>
-            </w:r>
-          </w:p>
-        </w:tc>
-        <w:tc>
-          <w:tcPr>
-            <w:tcW w:type="dxa" w:w="1205"/>
-            <w:shd w:val="clear" w:color="auto" w:fill="FFFFFF"/>
-          </w:tcPr>
-          <w:p>
-            <w:r>
-              <w:rPr>
-                <w:rFonts w:ascii="Calibri" w:hAnsi="Calibri"/>
-                <w:sz w:val="18"/>
-              </w:rPr>
-              <w:t>5</w:t>
-            </w:r>
-          </w:p>
-        </w:tc>
-        <w:tc>
-          <w:tcPr>
-            <w:tcW w:type="dxa" w:w="1205"/>
-            <w:shd w:val="clear" w:color="auto" w:fill="FFFFFF"/>
-          </w:tcPr>
-          <w:p>
-            <w:r>
-              <w:rPr>
-                <w:rFonts w:ascii="Calibri" w:hAnsi="Calibri"/>
-                <w:sz w:val="18"/>
-              </w:rPr>
-              <w:t>4</w:t>
-            </w:r>
-          </w:p>
-        </w:tc>
-        <w:tc>
-          <w:tcPr>
-            <w:tcW w:type="dxa" w:w="1205"/>
-            <w:shd w:val="clear" w:color="auto" w:fill="FFFFFF"/>
-          </w:tcPr>
-          <w:p>
-            <w:r>
-              <w:rPr>
-                <w:rFonts w:ascii="Calibri" w:hAnsi="Calibri"/>
-                <w:sz w:val="18"/>
-              </w:rPr>
-              <w:t>1</w:t>
-            </w:r>
-          </w:p>
-        </w:tc>
-        <w:tc>
-          <w:tcPr>
-            <w:tcW w:type="dxa" w:w="1205"/>
-            <w:shd w:val="clear" w:color="auto" w:fill="FFFFFF"/>
-          </w:tcPr>
-          <w:p>
-            <w:r>
-              <w:rPr>
-                <w:rFonts w:ascii="Calibri" w:hAnsi="Calibri"/>
-                <w:sz w:val="18"/>
-              </w:rPr>
-              <w:t>4</w:t>
-            </w:r>
-          </w:p>
-        </w:tc>
-        <w:tc>
-          <w:tcPr>
-            <w:tcW w:type="dxa" w:w="1205"/>
-            <w:shd w:val="clear" w:color="auto" w:fill="FFFFFF"/>
-          </w:tcPr>
-          <w:p>
-            <w:r>
-              <w:rPr>
-                <w:rFonts w:ascii="Calibri" w:hAnsi="Calibri"/>
-                <w:sz w:val="18"/>
-              </w:rPr>
-              <w:t>4</w:t>
-            </w:r>
-          </w:p>
-        </w:tc>
-        <w:tc>
-          <w:tcPr>
-            <w:tcW w:type="dxa" w:w="1205"/>
-            <w:shd w:val="clear" w:color="auto" w:fill="FFFFFF"/>
-          </w:tcPr>
-          <w:p>
-            <w:r>
-              <w:rPr>
-                <w:rFonts w:ascii="Calibri" w:hAnsi="Calibri"/>
-                <w:sz w:val="18"/>
-              </w:rPr>
-              <w:t>4</w:t>
-            </w:r>
-          </w:p>
-        </w:tc>
-        <w:tc>
-          <w:tcPr>
-            <w:tcW w:type="dxa" w:w="1205"/>
-            <w:shd w:val="clear" w:color="auto" w:fill="FFFFFF"/>
-          </w:tcPr>
-          <w:p>
-            <w:r>
-              <w:rPr>
-                <w:rFonts w:ascii="Calibri" w:hAnsi="Calibri"/>
-                <w:sz w:val="18"/>
-              </w:rPr>
-              <w:t>22</w:t>
-            </w:r>
-          </w:p>
-        </w:tc>
-      </w:tr>
-      <w:tr>
-        <w:tc>
-          <w:tcPr>
-            <w:tcW w:type="dxa" w:w="1205"/>
-            <w:shd w:val="clear" w:color="auto" w:fill="EEF2F7"/>
-          </w:tcPr>
-          <w:p>
-            <w:r>
-              <w:rPr>
-                <w:rFonts w:ascii="Calibri" w:hAnsi="Calibri"/>
-                <w:sz w:val="18"/>
-              </w:rPr>
-              <w:t>SCAMPER-C: Music + artist stories</w:t>
-            </w:r>
-          </w:p>
-        </w:tc>
-        <w:tc>
-          <w:tcPr>
-            <w:tcW w:type="dxa" w:w="1205"/>
-            <w:shd w:val="clear" w:color="auto" w:fill="EEF2F7"/>
-          </w:tcPr>
-          <w:p>
-            <w:r>
-              <w:rPr>
-                <w:rFonts w:ascii="Calibri" w:hAnsi="Calibri"/>
-                <w:sz w:val="18"/>
-              </w:rPr>
-              <w:t>4</w:t>
-            </w:r>
-          </w:p>
-        </w:tc>
-        <w:tc>
-          <w:tcPr>
-            <w:tcW w:type="dxa" w:w="1205"/>
-            <w:shd w:val="clear" w:color="auto" w:fill="EEF2F7"/>
-          </w:tcPr>
-          <w:p>
-            <w:r>
-              <w:rPr>
-                <w:rFonts w:ascii="Calibri" w:hAnsi="Calibri"/>
-                <w:sz w:val="18"/>
-              </w:rPr>
-              <w:t>3</w:t>
-            </w:r>
-          </w:p>
-        </w:tc>
-        <w:tc>
-          <w:tcPr>
-            <w:tcW w:type="dxa" w:w="1205"/>
-            <w:shd w:val="clear" w:color="auto" w:fill="EEF2F7"/>
-          </w:tcPr>
-          <w:p>
-            <w:r>
-              <w:rPr>
-                <w:rFonts w:ascii="Calibri" w:hAnsi="Calibri"/>
-                <w:sz w:val="18"/>
-              </w:rPr>
-              <w:t>4</w:t>
-            </w:r>
-          </w:p>
-        </w:tc>
-        <w:tc>
-          <w:tcPr>
-            <w:tcW w:type="dxa" w:w="1205"/>
-            <w:shd w:val="clear" w:color="auto" w:fill="EEF2F7"/>
-          </w:tcPr>
-          <w:p>
-            <w:r>
-              <w:rPr>
-                <w:rFonts w:ascii="Calibri" w:hAnsi="Calibri"/>
-                <w:sz w:val="18"/>
-              </w:rPr>
-              <w:t>3</w:t>
-            </w:r>
-          </w:p>
-        </w:tc>
-        <w:tc>
-          <w:tcPr>
-            <w:tcW w:type="dxa" w:w="1205"/>
-            <w:shd w:val="clear" w:color="auto" w:fill="EEF2F7"/>
-          </w:tcPr>
-          <w:p>
-            <w:r>
-              <w:rPr>
-                <w:rFonts w:ascii="Calibri" w:hAnsi="Calibri"/>
-                <w:sz w:val="18"/>
-              </w:rPr>
-              <w:t>3</w:t>
-            </w:r>
-          </w:p>
-        </w:tc>
-        <w:tc>
-          <w:tcPr>
-            <w:tcW w:type="dxa" w:w="1205"/>
-            <w:shd w:val="clear" w:color="auto" w:fill="EEF2F7"/>
-          </w:tcPr>
-          <w:p>
-            <w:r>
-              <w:rPr>
-                <w:rFonts w:ascii="Calibri" w:hAnsi="Calibri"/>
-                <w:sz w:val="18"/>
-              </w:rPr>
-              <w:t>3</w:t>
-            </w:r>
-          </w:p>
-        </w:tc>
-        <w:tc>
-          <w:tcPr>
-            <w:tcW w:type="dxa" w:w="1205"/>
-            <w:shd w:val="clear" w:color="auto" w:fill="EEF2F7"/>
-          </w:tcPr>
-          <w:p>
-            <w:r>
-              <w:rPr>
-                <w:rFonts w:ascii="Calibri" w:hAnsi="Calibri"/>
-                <w:sz w:val="18"/>
-              </w:rPr>
-              <w:t>20</w:t>
-            </w:r>
-          </w:p>
-        </w:tc>
-      </w:tr>
-      <w:tr>
-        <w:tc>
-          <w:tcPr>
-            <w:tcW w:type="dxa" w:w="1205"/>
-            <w:shd w:val="clear" w:color="auto" w:fill="FFFFFF"/>
-          </w:tcPr>
-          <w:p>
-            <w:r>
-              <w:rPr>
-                <w:rFonts w:ascii="Calibri" w:hAnsi="Calibri"/>
-                <w:sz w:val="18"/>
-              </w:rPr>
-              <w:t>SCAMPER-E: Curated weekly drops only</w:t>
-            </w:r>
-          </w:p>
-        </w:tc>
-        <w:tc>
-          <w:tcPr>
-            <w:tcW w:type="dxa" w:w="1205"/>
-            <w:shd w:val="clear" w:color="auto" w:fill="FFFFFF"/>
-          </w:tcPr>
-          <w:p>
-            <w:r>
-              <w:rPr>
-                <w:rFonts w:ascii="Calibri" w:hAnsi="Calibri"/>
-                <w:sz w:val="18"/>
-              </w:rPr>
-              <w:t>5</w:t>
-            </w:r>
-          </w:p>
-        </w:tc>
-        <w:tc>
-          <w:tcPr>
-            <w:tcW w:type="dxa" w:w="1205"/>
-            <w:shd w:val="clear" w:color="auto" w:fill="FFFFFF"/>
-          </w:tcPr>
-          <w:p>
-            <w:r>
-              <w:rPr>
-                <w:rFonts w:ascii="Calibri" w:hAnsi="Calibri"/>
-                <w:sz w:val="18"/>
-              </w:rPr>
-              <w:t>3</w:t>
-            </w:r>
-          </w:p>
-        </w:tc>
-        <w:tc>
-          <w:tcPr>
-            <w:tcW w:type="dxa" w:w="1205"/>
-            <w:shd w:val="clear" w:color="auto" w:fill="FFFFFF"/>
-          </w:tcPr>
-          <w:p>
-            <w:r>
-              <w:rPr>
-                <w:rFonts w:ascii="Calibri" w:hAnsi="Calibri"/>
-                <w:sz w:val="18"/>
-              </w:rPr>
-              <w:t>4</w:t>
-            </w:r>
-          </w:p>
-        </w:tc>
-        <w:tc>
-          <w:tcPr>
-            <w:tcW w:type="dxa" w:w="1205"/>
-            <w:shd w:val="clear" w:color="auto" w:fill="FFFFFF"/>
-          </w:tcPr>
-          <w:p>
-            <w:r>
-              <w:rPr>
-                <w:rFonts w:ascii="Calibri" w:hAnsi="Calibri"/>
-                <w:sz w:val="18"/>
-              </w:rPr>
-              <w:t>5</w:t>
-            </w:r>
-          </w:p>
-        </w:tc>
-        <w:tc>
-          <w:tcPr>
-            <w:tcW w:type="dxa" w:w="1205"/>
-            <w:shd w:val="clear" w:color="auto" w:fill="FFFFFF"/>
-          </w:tcPr>
-          <w:p>
-            <w:r>
-              <w:rPr>
-                <w:rFonts w:ascii="Calibri" w:hAnsi="Calibri"/>
-                <w:sz w:val="18"/>
-              </w:rPr>
-              <w:t>4</w:t>
-            </w:r>
-          </w:p>
-        </w:tc>
-        <w:tc>
-          <w:tcPr>
-            <w:tcW w:type="dxa" w:w="1205"/>
-            <w:shd w:val="clear" w:color="auto" w:fill="FFFFFF"/>
-          </w:tcPr>
-          <w:p>
-            <w:r>
-              <w:rPr>
-                <w:rFonts w:ascii="Calibri" w:hAnsi="Calibri"/>
-                <w:sz w:val="18"/>
-              </w:rPr>
-              <w:t>5</w:t>
-            </w:r>
-          </w:p>
-        </w:tc>
-        <w:tc>
-          <w:tcPr>
-            <w:tcW w:type="dxa" w:w="1205"/>
-            <w:shd w:val="clear" w:color="auto" w:fill="FFFFFF"/>
-          </w:tcPr>
-          <w:p>
-            <w:r>
-              <w:rPr>
-                <w:rFonts w:ascii="Calibri" w:hAnsi="Calibri"/>
-                <w:sz w:val="18"/>
-              </w:rPr>
-              <w:t>26 (Winner)</w:t>
-            </w:r>
-          </w:p>
-        </w:tc>
-      </w:tr>
-      <w:tr>
-        <w:tc>
-          <w:tcPr>
-            <w:tcW w:type="dxa" w:w="1205"/>
-            <w:shd w:val="clear" w:color="auto" w:fill="EEF2F7"/>
-          </w:tcPr>
-          <w:p>
-            <w:r>
-              <w:rPr>
-                <w:rFonts w:ascii="Calibri" w:hAnsi="Calibri"/>
-                <w:sz w:val="18"/>
-              </w:rPr>
-              <w:t>Gap: Artist-pitch-to-listener</w:t>
-            </w:r>
-          </w:p>
-        </w:tc>
-        <w:tc>
-          <w:tcPr>
-            <w:tcW w:type="dxa" w:w="1205"/>
-            <w:shd w:val="clear" w:color="auto" w:fill="EEF2F7"/>
-          </w:tcPr>
-          <w:p>
-            <w:r>
-              <w:rPr>
-                <w:rFonts w:ascii="Calibri" w:hAnsi="Calibri"/>
-                <w:sz w:val="18"/>
-              </w:rPr>
-              <w:t>3</w:t>
-            </w:r>
-          </w:p>
-        </w:tc>
-        <w:tc>
-          <w:tcPr>
-            <w:tcW w:type="dxa" w:w="1205"/>
-            <w:shd w:val="clear" w:color="auto" w:fill="EEF2F7"/>
-          </w:tcPr>
-          <w:p>
-            <w:r>
-              <w:rPr>
-                <w:rFonts w:ascii="Calibri" w:hAnsi="Calibri"/>
-                <w:sz w:val="18"/>
-              </w:rPr>
-              <w:t>2</w:t>
-            </w:r>
-          </w:p>
-        </w:tc>
-        <w:tc>
-          <w:tcPr>
-            <w:tcW w:type="dxa" w:w="1205"/>
-            <w:shd w:val="clear" w:color="auto" w:fill="EEF2F7"/>
-          </w:tcPr>
-          <w:p>
-            <w:r>
-              <w:rPr>
-                <w:rFonts w:ascii="Calibri" w:hAnsi="Calibri"/>
-                <w:sz w:val="18"/>
-              </w:rPr>
-              <w:t>5</w:t>
-            </w:r>
-          </w:p>
-        </w:tc>
-        <w:tc>
-          <w:tcPr>
-            <w:tcW w:type="dxa" w:w="1205"/>
-            <w:shd w:val="clear" w:color="auto" w:fill="EEF2F7"/>
-          </w:tcPr>
-          <w:p>
-            <w:r>
-              <w:rPr>
-                <w:rFonts w:ascii="Calibri" w:hAnsi="Calibri"/>
-                <w:sz w:val="18"/>
-              </w:rPr>
-              <w:t>2</w:t>
-            </w:r>
-          </w:p>
-        </w:tc>
-        <w:tc>
-          <w:tcPr>
-            <w:tcW w:type="dxa" w:w="1205"/>
-            <w:shd w:val="clear" w:color="auto" w:fill="EEF2F7"/>
-          </w:tcPr>
-          <w:p>
-            <w:r>
-              <w:rPr>
-                <w:rFonts w:ascii="Calibri" w:hAnsi="Calibri"/>
-                <w:sz w:val="18"/>
-              </w:rPr>
-              <w:t>2</w:t>
-            </w:r>
-          </w:p>
-        </w:tc>
-        <w:tc>
-          <w:tcPr>
-            <w:tcW w:type="dxa" w:w="1205"/>
-            <w:shd w:val="clear" w:color="auto" w:fill="EEF2F7"/>
-          </w:tcPr>
-          <w:p>
-            <w:r>
-              <w:rPr>
-                <w:rFonts w:ascii="Calibri" w:hAnsi="Calibri"/>
-                <w:sz w:val="18"/>
-              </w:rPr>
-              <w:t>3</w:t>
-            </w:r>
-          </w:p>
-        </w:tc>
-        <w:tc>
-          <w:tcPr>
-            <w:tcW w:type="dxa" w:w="1205"/>
-            <w:shd w:val="clear" w:color="auto" w:fill="EEF2F7"/>
-          </w:tcPr>
-          <w:p>
-            <w:r>
-              <w:rPr>
-                <w:rFonts w:ascii="Calibri" w:hAnsi="Calibri"/>
-                <w:sz w:val="18"/>
-              </w:rPr>
-              <w:t>17</w:t>
+              <w:t>💡 The key difference: traditional brainstorming gives you OPINIONS.</w:t>
+              <w:br/>
+              <w:t>This method gives you EVIDENCE. Every claim has a source you can check.</w:t>
             </w:r>
           </w:p>
         </w:tc>
       </w:tr>
     </w:tbl>
     <w:p/>
-    <w:p>
-      <w:r>
-        <w:rPr>
-          <w:rFonts w:ascii="Calibri" w:hAnsi="Calibri"/>
-          <w:b/>
-          <w:i w:val="0"/>
-          <w:sz w:val="20"/>
-        </w:rPr>
-        <w:t>For every single score, the evaluator must write exactly 1 sentence of evidence.</w:t>
-      </w:r>
-    </w:p>
-    <w:p>
-      <w:r>
-        <w:rPr>
-          <w:rFonts w:ascii="Calibri" w:hAnsi="Calibri"/>
-          <w:b w:val="0"/>
-          <w:i w:val="0"/>
-          <w:sz w:val="20"/>
-        </w:rPr>
-        <w:t>Example: "Feasibility: 5 — No real-time streaming backend needed; weekly batch uploads reduce both server cost and technical complexity to near-zero for MVP."</w:t>
-      </w:r>
-    </w:p>
     <w:p>
       <w:r>
         <w:br w:type="page"/>
@@ -4731,7 +2045,7 @@
           <w:color w:val="2E4057"/>
           <w:sz w:val="28"/>
         </w:rPr>
-        <w:t>6. Agent 4: Idea Compiler — "Compile + Evidence Trail"</w:t>
+        <w:t>4. How It Works (Simple Version)</w:t>
       </w:r>
     </w:p>
     <w:p>
@@ -4742,9 +2056,276 @@
           <w:i w:val="0"/>
           <w:sz w:val="20"/>
         </w:rPr>
-        <w:t>The final agent receives ALL 3 previous documents and synthesizes them into ONE Idea Specification Document with 13 sections. Note: Agent 4 does NOT search the web — it only compiles what the other agents produced.</w:t>
+        <w:t>Think of it like visiting a hospital. You don't get 1 doctor who does everything. You get a specialist for each concern:</w:t>
       </w:r>
     </w:p>
+    <w:tbl>
+      <w:tblPr>
+        <w:tblStyle w:val="TableGrid"/>
+        <w:tblW w:type="auto" w:w="0"/>
+        <w:jc w:val="center"/>
+        <w:tblLook w:firstColumn="1" w:firstRow="1" w:lastColumn="0" w:lastRow="0" w:noHBand="0" w:noVBand="1" w:val="04A0"/>
+      </w:tblPr>
+      <w:tblGrid>
+        <w:gridCol w:w="3214"/>
+        <w:gridCol w:w="3214"/>
+        <w:gridCol w:w="3214"/>
+      </w:tblGrid>
+      <w:tr>
+        <w:tc>
+          <w:tcPr>
+            <w:tcW w:type="dxa" w:w="3214"/>
+            <w:shd w:val="clear" w:color="auto" w:fill="2E4057"/>
+          </w:tcPr>
+          <w:p>
+            <w:r>
+              <w:rPr>
+                <w:rFonts w:ascii="Calibri" w:hAnsi="Calibri"/>
+                <w:b/>
+                <w:color w:val="FFFFFF"/>
+                <w:sz w:val="18"/>
+              </w:rPr>
+              <w:t>Hospital Analogy</w:t>
+            </w:r>
+          </w:p>
+        </w:tc>
+        <w:tc>
+          <w:tcPr>
+            <w:tcW w:type="dxa" w:w="3214"/>
+            <w:shd w:val="clear" w:color="auto" w:fill="2E4057"/>
+          </w:tcPr>
+          <w:p>
+            <w:r>
+              <w:rPr>
+                <w:rFonts w:ascii="Calibri" w:hAnsi="Calibri"/>
+                <w:b/>
+                <w:color w:val="FFFFFF"/>
+                <w:sz w:val="18"/>
+              </w:rPr>
+              <w:t>Our Pipeline</w:t>
+            </w:r>
+          </w:p>
+        </w:tc>
+        <w:tc>
+          <w:tcPr>
+            <w:tcW w:type="dxa" w:w="3214"/>
+            <w:shd w:val="clear" w:color="auto" w:fill="2E4057"/>
+          </w:tcPr>
+          <w:p>
+            <w:r>
+              <w:rPr>
+                <w:rFonts w:ascii="Calibri" w:hAnsi="Calibri"/>
+                <w:b/>
+                <w:color w:val="FFFFFF"/>
+                <w:sz w:val="18"/>
+              </w:rPr>
+              <w:t>Why Separate?</w:t>
+            </w:r>
+          </w:p>
+        </w:tc>
+      </w:tr>
+      <w:tr>
+        <w:tc>
+          <w:tcPr>
+            <w:tcW w:type="dxa" w:w="3214"/>
+            <w:shd w:val="clear" w:color="auto" w:fill="FFFFFF"/>
+          </w:tcPr>
+          <w:p>
+            <w:r>
+              <w:rPr>
+                <w:rFonts w:ascii="Calibri" w:hAnsi="Calibri"/>
+                <w:sz w:val="18"/>
+              </w:rPr>
+              <w:t>Receptionist collects symptoms</w:t>
+            </w:r>
+          </w:p>
+        </w:tc>
+        <w:tc>
+          <w:tcPr>
+            <w:tcW w:type="dxa" w:w="3214"/>
+            <w:shd w:val="clear" w:color="auto" w:fill="FFFFFF"/>
+          </w:tcPr>
+          <w:p>
+            <w:r>
+              <w:rPr>
+                <w:rFonts w:ascii="Calibri" w:hAnsi="Calibri"/>
+                <w:sz w:val="18"/>
+              </w:rPr>
+              <w:t>Agent 1: asks you 10-15 questions</w:t>
+            </w:r>
+          </w:p>
+        </w:tc>
+        <w:tc>
+          <w:tcPr>
+            <w:tcW w:type="dxa" w:w="3214"/>
+            <w:shd w:val="clear" w:color="auto" w:fill="FFFFFF"/>
+          </w:tcPr>
+          <w:p>
+            <w:r>
+              <w:rPr>
+                <w:rFonts w:ascii="Calibri" w:hAnsi="Calibri"/>
+                <w:sz w:val="18"/>
+              </w:rPr>
+              <w:t>Forces thorough info gathering</w:t>
+              <w:br/>
+              <w:t>before any diagnosis</w:t>
+            </w:r>
+          </w:p>
+        </w:tc>
+      </w:tr>
+      <w:tr>
+        <w:tc>
+          <w:tcPr>
+            <w:tcW w:type="dxa" w:w="3214"/>
+            <w:shd w:val="clear" w:color="auto" w:fill="EEF2F7"/>
+          </w:tcPr>
+          <w:p>
+            <w:r>
+              <w:rPr>
+                <w:rFonts w:ascii="Calibri" w:hAnsi="Calibri"/>
+                <w:sz w:val="18"/>
+              </w:rPr>
+              <w:t>Lab runs blood tests</w:t>
+            </w:r>
+          </w:p>
+        </w:tc>
+        <w:tc>
+          <w:tcPr>
+            <w:tcW w:type="dxa" w:w="3214"/>
+            <w:shd w:val="clear" w:color="auto" w:fill="EEF2F7"/>
+          </w:tcPr>
+          <w:p>
+            <w:r>
+              <w:rPr>
+                <w:rFonts w:ascii="Calibri" w:hAnsi="Calibri"/>
+                <w:sz w:val="18"/>
+              </w:rPr>
+              <w:t>Agent 2-4: research market, tech,</w:t>
+              <w:br/>
+              <w:t>competitors (run simultaneously)</w:t>
+            </w:r>
+          </w:p>
+        </w:tc>
+        <w:tc>
+          <w:tcPr>
+            <w:tcW w:type="dxa" w:w="3214"/>
+            <w:shd w:val="clear" w:color="auto" w:fill="EEF2F7"/>
+          </w:tcPr>
+          <w:p>
+            <w:r>
+              <w:rPr>
+                <w:rFonts w:ascii="Calibri" w:hAnsi="Calibri"/>
+                <w:sz w:val="18"/>
+              </w:rPr>
+              <w:t>Each looks at different angle</w:t>
+              <w:br/>
+              <w:t>with fresh eyes</w:t>
+            </w:r>
+          </w:p>
+        </w:tc>
+      </w:tr>
+      <w:tr>
+        <w:tc>
+          <w:tcPr>
+            <w:tcW w:type="dxa" w:w="3214"/>
+            <w:shd w:val="clear" w:color="auto" w:fill="FFFFFF"/>
+          </w:tcPr>
+          <w:p>
+            <w:r>
+              <w:rPr>
+                <w:rFonts w:ascii="Calibri" w:hAnsi="Calibri"/>
+                <w:sz w:val="18"/>
+              </w:rPr>
+              <w:t>Specialist reviews results</w:t>
+            </w:r>
+          </w:p>
+        </w:tc>
+        <w:tc>
+          <w:tcPr>
+            <w:tcW w:type="dxa" w:w="3214"/>
+            <w:shd w:val="clear" w:color="auto" w:fill="FFFFFF"/>
+          </w:tcPr>
+          <w:p>
+            <w:r>
+              <w:rPr>
+                <w:rFonts w:ascii="Calibri" w:hAnsi="Calibri"/>
+                <w:sz w:val="18"/>
+              </w:rPr>
+              <w:t>Agent 5-7: evaluate idea, UX, risks</w:t>
+              <w:br/>
+              <w:t>(run simultaneously)</w:t>
+            </w:r>
+          </w:p>
+        </w:tc>
+        <w:tc>
+          <w:tcPr>
+            <w:tcW w:type="dxa" w:w="3214"/>
+            <w:shd w:val="clear" w:color="auto" w:fill="FFFFFF"/>
+          </w:tcPr>
+          <w:p>
+            <w:r>
+              <w:rPr>
+                <w:rFonts w:ascii="Calibri" w:hAnsi="Calibri"/>
+                <w:sz w:val="18"/>
+              </w:rPr>
+              <w:t>Evaluator hasn't seen your chat</w:t>
+              <w:br/>
+              <w:t>with Agent 1 — no bias</w:t>
+            </w:r>
+          </w:p>
+        </w:tc>
+      </w:tr>
+      <w:tr>
+        <w:tc>
+          <w:tcPr>
+            <w:tcW w:type="dxa" w:w="3214"/>
+            <w:shd w:val="clear" w:color="auto" w:fill="EEF2F7"/>
+          </w:tcPr>
+          <w:p>
+            <w:r>
+              <w:rPr>
+                <w:rFonts w:ascii="Calibri" w:hAnsi="Calibri"/>
+                <w:sz w:val="18"/>
+              </w:rPr>
+              <w:t>Doctor writes final report</w:t>
+            </w:r>
+          </w:p>
+        </w:tc>
+        <w:tc>
+          <w:tcPr>
+            <w:tcW w:type="dxa" w:w="3214"/>
+            <w:shd w:val="clear" w:color="auto" w:fill="EEF2F7"/>
+          </w:tcPr>
+          <w:p>
+            <w:r>
+              <w:rPr>
+                <w:rFonts w:ascii="Calibri" w:hAnsi="Calibri"/>
+                <w:sz w:val="18"/>
+              </w:rPr>
+              <w:t>Agent 8: compiles into 13-section spec</w:t>
+            </w:r>
+          </w:p>
+        </w:tc>
+        <w:tc>
+          <w:tcPr>
+            <w:tcW w:type="dxa" w:w="3214"/>
+            <w:shd w:val="clear" w:color="auto" w:fill="EEF2F7"/>
+          </w:tcPr>
+          <w:p>
+            <w:r>
+              <w:rPr>
+                <w:rFonts w:ascii="Calibri" w:hAnsi="Calibri"/>
+                <w:sz w:val="18"/>
+              </w:rPr>
+              <w:t>Only compiles what specialists</w:t>
+              <w:br/>
+              <w:t>found — adds nothing new</w:t>
+            </w:r>
+          </w:p>
+        </w:tc>
+      </w:tr>
+    </w:tbl>
+    <w:p/>
     <w:p>
       <w:pPr>
         <w:jc w:val="center"/>
@@ -4752,8 +2333,8 @@
       <w:r>
         <w:drawing>
           <wp:inline xmlns:a="http://schemas.openxmlformats.org/drawingml/2006/main" xmlns:pic="http://schemas.openxmlformats.org/drawingml/2006/picture">
-            <wp:extent cx="5029200" cy="2664787"/>
-            <wp:docPr id="6" name="Picture 6"/>
+            <wp:extent cx="5669280" cy="4109609"/>
+            <wp:docPr id="3" name="Picture 3"/>
             <wp:cNvGraphicFramePr>
               <a:graphicFrameLocks noChangeAspect="1"/>
             </wp:cNvGraphicFramePr>
@@ -4761,11 +2342,11 @@
               <a:graphicData uri="http://schemas.openxmlformats.org/drawingml/2006/picture">
                 <pic:pic>
                   <pic:nvPicPr>
-                    <pic:cNvPr id="0" name="evidence_trail.png"/>
+                    <pic:cNvPr id="0" name="pipeline_v5_maxpower.png"/>
                     <pic:cNvPicPr/>
                   </pic:nvPicPr>
                   <pic:blipFill>
-                    <a:blip r:embed="rId14"/>
+                    <a:blip r:embed="rId11"/>
                     <a:stretch>
                       <a:fillRect/>
                     </a:stretch>
@@ -4773,7 +2354,7 @@
                   <pic:spPr>
                     <a:xfrm>
                       <a:off x="0" y="0"/>
-                      <a:ext cx="5029200" cy="2664787"/>
+                      <a:ext cx="5669280" cy="4109609"/>
                     </a:xfrm>
                     <a:prstGeom prst="rect"/>
                   </pic:spPr>
@@ -4795,7 +2376,162 @@
           <w:color w:val="666666"/>
           <w:sz w:val="17"/>
         </w:rPr>
-        <w:t>Figure 5: Evidence Trail — every claim is traced back to a source URL or flagged as unvalidated</w:t>
+        <w:t>The full pipeline: you type 1 prompt, 8 agents work for you, 6 run in parallel</w:t>
+      </w:r>
+    </w:p>
+    <w:p>
+      <w:r>
+        <w:rPr>
+          <w:rFonts w:ascii="Calibri" w:hAnsi="Calibri"/>
+          <w:b/>
+          <w:color w:val="486F8C"/>
+          <w:sz w:val="24"/>
+        </w:rPr>
+        <w:t>Why 8 Agents Instead of 1?</w:t>
+      </w:r>
+    </w:p>
+    <w:p>
+      <w:r>
+        <w:rPr>
+          <w:rFonts w:ascii="Calibri" w:hAnsi="Calibri"/>
+          <w:b/>
+          <w:i w:val="0"/>
+          <w:sz w:val="20"/>
+        </w:rPr>
+        <w:t>Three reasons:</w:t>
+      </w:r>
+    </w:p>
+    <w:p>
+      <w:pPr>
+        <w:pStyle w:val="ListBullet"/>
+      </w:pPr>
+      <w:r>
+        <w:rPr>
+          <w:rFonts w:ascii="Calibri" w:hAnsi="Calibri"/>
+          <w:b w:val="0"/>
+          <w:i w:val="0"/>
+          <w:sz w:val="20"/>
+        </w:rPr>
+        <w:t>1. Fresh perspective: Agent 5 (evaluator) has never seen your original idea. It only sees the research reports. So it evaluates objectively, like a jury that only sees evidence, not testimony.</w:t>
+      </w:r>
+    </w:p>
+    <w:p>
+      <w:pPr>
+        <w:pStyle w:val="ListBullet"/>
+      </w:pPr>
+      <w:r>
+        <w:rPr>
+          <w:rFonts w:ascii="Calibri" w:hAnsi="Calibri"/>
+          <w:b w:val="0"/>
+          <w:i w:val="0"/>
+          <w:sz w:val="20"/>
+        </w:rPr>
+        <w:t>2. Parallel speed: Agents 2-4 run at the SAME TIME, not one after another. Same with Agents 5-7. So 8 agents finish in the time of 4.</w:t>
+      </w:r>
+    </w:p>
+    <w:p>
+      <w:pPr>
+        <w:pStyle w:val="ListBullet"/>
+      </w:pPr>
+      <w:r>
+        <w:rPr>
+          <w:rFonts w:ascii="Calibri" w:hAnsi="Calibri"/>
+          <w:b w:val="0"/>
+          <w:i w:val="0"/>
+          <w:sz w:val="20"/>
+        </w:rPr>
+        <w:t>3. Quality control: The orchestrator checks each agent's output before passing it to the next phase. If an agent produces garbage, it gets re-run.</w:t>
+      </w:r>
+    </w:p>
+    <w:p>
+      <w:r>
+        <w:br w:type="page"/>
+      </w:r>
+    </w:p>
+    <w:p>
+      <w:r>
+        <w:rPr>
+          <w:rFonts w:ascii="Calibri" w:hAnsi="Calibri"/>
+          <w:b/>
+          <w:color w:val="2E4057"/>
+          <w:sz w:val="28"/>
+        </w:rPr>
+        <w:t>5. The 8 Agents — What Each One Does</w:t>
+      </w:r>
+    </w:p>
+    <w:p>
+      <w:pPr>
+        <w:jc w:val="center"/>
+      </w:pPr>
+      <w:r>
+        <w:drawing>
+          <wp:inline xmlns:a="http://schemas.openxmlformats.org/drawingml/2006/main" xmlns:pic="http://schemas.openxmlformats.org/drawingml/2006/picture">
+            <wp:extent cx="5669280" cy="4109609"/>
+            <wp:docPr id="4" name="Picture 4"/>
+            <wp:cNvGraphicFramePr>
+              <a:graphicFrameLocks noChangeAspect="1"/>
+            </wp:cNvGraphicFramePr>
+            <a:graphic>
+              <a:graphicData uri="http://schemas.openxmlformats.org/drawingml/2006/picture">
+                <pic:pic>
+                  <pic:nvPicPr>
+                    <pic:cNvPr id="0" name="agents_v5_detail.png"/>
+                    <pic:cNvPicPr/>
+                  </pic:nvPicPr>
+                  <pic:blipFill>
+                    <a:blip r:embed="rId12"/>
+                    <a:stretch>
+                      <a:fillRect/>
+                    </a:stretch>
+                  </pic:blipFill>
+                  <pic:spPr>
+                    <a:xfrm>
+                      <a:off x="0" y="0"/>
+                      <a:ext cx="5669280" cy="4109609"/>
+                    </a:xfrm>
+                    <a:prstGeom prst="rect"/>
+                  </pic:spPr>
+                </pic:pic>
+              </a:graphicData>
+            </a:graphic>
+          </wp:inline>
+        </w:drawing>
+      </w:r>
+    </w:p>
+    <w:p>
+      <w:pPr>
+        <w:jc w:val="center"/>
+      </w:pPr>
+      <w:r>
+        <w:rPr>
+          <w:rFonts w:ascii="Calibri" w:hAnsi="Calibri"/>
+          <w:i/>
+          <w:color w:val="666666"/>
+          <w:sz w:val="17"/>
+        </w:rPr>
+        <w:t>All 8 agents with their specialties and what they search for</w:t>
+      </w:r>
+    </w:p>
+    <w:p>
+      <w:r>
+        <w:rPr>
+          <w:rFonts w:ascii="Calibri" w:hAnsi="Calibri"/>
+          <w:b/>
+          <w:color w:val="486F8C"/>
+          <w:sz w:val="24"/>
+        </w:rPr>
+        <w:t>Phase 1: Understanding Your Idea</w:t>
+      </w:r>
+    </w:p>
+    <w:p>
+      <w:r>
+        <w:rPr>
+          <w:rFonts w:ascii="Calibri" w:hAnsi="Calibri"/>
+          <w:b/>
+          <w:color w:val="1A5C8B"/>
+          <w:sz w:val="21"/>
+        </w:rPr>
+        <w:t>🔍 Requirements Analyst</w:t>
       </w:r>
     </w:p>
     <w:p>
@@ -4806,7 +2542,309 @@
           <w:i w:val="0"/>
           <w:sz w:val="20"/>
         </w:rPr>
-        <w:t>Traceability: each section comes from a specific agent:</w:t>
+        <w:t>Asks you 10-15 structured questions before doing anything else. Then challenges your assumptions: "You said no app does X — let me search to verify."</w:t>
+      </w:r>
+    </w:p>
+    <w:p>
+      <w:r>
+        <w:rPr>
+          <w:rFonts w:ascii="Calibri" w:hAnsi="Calibri"/>
+          <w:b/>
+          <w:i w:val="0"/>
+          <w:sz w:val="20"/>
+        </w:rPr>
+        <w:t>Output: A Requirements Brief with validated data</w:t>
+      </w:r>
+    </w:p>
+    <w:p>
+      <w:r>
+        <w:rPr>
+          <w:rFonts w:ascii="Calibri" w:hAnsi="Calibri"/>
+          <w:b/>
+          <w:color w:val="486F8C"/>
+          <w:sz w:val="24"/>
+        </w:rPr>
+        <w:t>Phase 2: Researching (3 agents run at the same time)</w:t>
+      </w:r>
+    </w:p>
+    <w:p>
+      <w:r>
+        <w:rPr>
+          <w:rFonts w:ascii="Calibri" w:hAnsi="Calibri"/>
+          <w:b/>
+          <w:color w:val="1A5C8B"/>
+          <w:sz w:val="21"/>
+        </w:rPr>
+        <w:t>📊 Market Researcher</w:t>
+      </w:r>
+    </w:p>
+    <w:p>
+      <w:r>
+        <w:rPr>
+          <w:rFonts w:ascii="Calibri" w:hAnsi="Calibri"/>
+          <w:b w:val="0"/>
+          <w:i w:val="0"/>
+          <w:sz w:val="20"/>
+        </w:rPr>
+        <w:t>Searches for: market size, demographics, trends, pricing benchmarks. Tests your market at extreme scales: "What if you had 1M users? What breaks?"</w:t>
+      </w:r>
+    </w:p>
+    <w:p>
+      <w:r>
+        <w:rPr>
+          <w:rFonts w:ascii="Calibri" w:hAnsi="Calibri"/>
+          <w:b/>
+          <w:i w:val="0"/>
+          <w:sz w:val="20"/>
+        </w:rPr>
+        <w:t>Output: Market Report with TAM/SAM/SOM + source URLs</w:t>
+      </w:r>
+    </w:p>
+    <w:p>
+      <w:r>
+        <w:rPr>
+          <w:rFonts w:ascii="Calibri" w:hAnsi="Calibri"/>
+          <w:b/>
+          <w:color w:val="1A5C8B"/>
+          <w:sz w:val="21"/>
+        </w:rPr>
+        <w:t>⚙️ Tech Scout</w:t>
+      </w:r>
+    </w:p>
+    <w:p>
+      <w:r>
+        <w:rPr>
+          <w:rFonts w:ascii="Calibri" w:hAnsi="Calibri"/>
+          <w:b w:val="0"/>
+          <w:i w:val="0"/>
+          <w:sz w:val="20"/>
+        </w:rPr>
+        <w:t>Searches for APIs, frameworks, hosting costs. Checks real pricing pages. Finds patterns: "All the APIs you need have rate limits — you need a caching layer."</w:t>
+      </w:r>
+    </w:p>
+    <w:p>
+      <w:r>
+        <w:rPr>
+          <w:rFonts w:ascii="Calibri" w:hAnsi="Calibri"/>
+          <w:b/>
+          <w:i w:val="0"/>
+          <w:sz w:val="20"/>
+        </w:rPr>
+        <w:t>Output: Tech Report with API pricing + infrastructure costs</w:t>
+      </w:r>
+    </w:p>
+    <w:p>
+      <w:r>
+        <w:rPr>
+          <w:rFonts w:ascii="Calibri" w:hAnsi="Calibri"/>
+          <w:b/>
+          <w:color w:val="1A5C8B"/>
+          <w:sz w:val="21"/>
+        </w:rPr>
+        <w:t>🏢 Competitor Analyst</w:t>
+      </w:r>
+    </w:p>
+    <w:p>
+      <w:r>
+        <w:rPr>
+          <w:rFonts w:ascii="Calibri" w:hAnsi="Calibri"/>
+          <w:b w:val="0"/>
+          <w:i w:val="0"/>
+          <w:sz w:val="20"/>
+        </w:rPr>
+        <w:t>Finds 5+ real competitors. Reads their App Store reviews. Generates creative alternatives: "What if your music app worked like a restaurant tasting menu?"</w:t>
+      </w:r>
+    </w:p>
+    <w:p>
+      <w:r>
+        <w:rPr>
+          <w:rFonts w:ascii="Calibri" w:hAnsi="Calibri"/>
+          <w:b/>
+          <w:i w:val="0"/>
+          <w:sz w:val="20"/>
+        </w:rPr>
+        <w:t>Output: Competitor Report with real URLs + creative ideas</w:t>
+      </w:r>
+    </w:p>
+    <w:p>
+      <w:r>
+        <w:rPr>
+          <w:rFonts w:ascii="Calibri" w:hAnsi="Calibri"/>
+          <w:b/>
+          <w:color w:val="486F8C"/>
+          <w:sz w:val="24"/>
+        </w:rPr>
+        <w:t>Phase 3: Evaluating (3 agents run at the same time)</w:t>
+      </w:r>
+    </w:p>
+    <w:p>
+      <w:r>
+        <w:rPr>
+          <w:rFonts w:ascii="Calibri" w:hAnsi="Calibri"/>
+          <w:b/>
+          <w:color w:val="1A5C8B"/>
+          <w:sz w:val="21"/>
+        </w:rPr>
+        <w:t>⚖️ Idea Evaluator</w:t>
+      </w:r>
+    </w:p>
+    <w:p>
+      <w:r>
+        <w:rPr>
+          <w:rFonts w:ascii="Calibri" w:hAnsi="Calibri"/>
+          <w:b w:val="0"/>
+          <w:i w:val="0"/>
+          <w:sz w:val="20"/>
+        </w:rPr>
+        <w:t>Scores your idea on 8 dimensions, each with evidence. Finds simplifications: "If we cut feature X, it also eliminates problems Y and Z."</w:t>
+      </w:r>
+    </w:p>
+    <w:p>
+      <w:r>
+        <w:rPr>
+          <w:rFonts w:ascii="Calibri" w:hAnsi="Calibri"/>
+          <w:b/>
+          <w:i w:val="0"/>
+          <w:sz w:val="20"/>
+        </w:rPr>
+        <w:t>Output: Evaluation Report with GO/PIVOT/KILL verdict</w:t>
+      </w:r>
+    </w:p>
+    <w:p>
+      <w:r>
+        <w:rPr>
+          <w:rFonts w:ascii="Calibri" w:hAnsi="Calibri"/>
+          <w:b/>
+          <w:color w:val="1A5C8B"/>
+          <w:sz w:val="21"/>
+        </w:rPr>
+        <w:t>🎨 UX Strategist</w:t>
+      </w:r>
+    </w:p>
+    <w:p>
+      <w:r>
+        <w:rPr>
+          <w:rFonts w:ascii="Calibri" w:hAnsi="Calibri"/>
+          <w:b w:val="0"/>
+          <w:i w:val="0"/>
+          <w:sz w:val="20"/>
+        </w:rPr>
+        <w:t>Designs user journeys based on UX research from NNGroup/Baymard. Forces creative collisions: "What if your onboarding worked like a video game tutorial?"</w:t>
+      </w:r>
+    </w:p>
+    <w:p>
+      <w:r>
+        <w:rPr>
+          <w:rFonts w:ascii="Calibri" w:hAnsi="Calibri"/>
+          <w:b/>
+          <w:i w:val="0"/>
+          <w:sz w:val="20"/>
+        </w:rPr>
+        <w:t>Output: UX Strategy with personas + engagement hooks</w:t>
+      </w:r>
+    </w:p>
+    <w:p>
+      <w:r>
+        <w:rPr>
+          <w:rFonts w:ascii="Calibri" w:hAnsi="Calibri"/>
+          <w:b/>
+          <w:color w:val="1A5C8B"/>
+          <w:sz w:val="21"/>
+        </w:rPr>
+        <w:t>⚠️ Risk Assessor</w:t>
+      </w:r>
+    </w:p>
+    <w:p>
+      <w:r>
+        <w:rPr>
+          <w:rFonts w:ascii="Calibri" w:hAnsi="Calibri"/>
+          <w:b w:val="0"/>
+          <w:i w:val="0"/>
+          <w:sz w:val="20"/>
+        </w:rPr>
+        <w:t>Identifies every risk, then asks: "How would I GUARANTEE this project fails?" Stress-tests riskat 1000x scale. Searches for legal requirements.</w:t>
+      </w:r>
+    </w:p>
+    <w:p>
+      <w:r>
+        <w:rPr>
+          <w:rFonts w:ascii="Calibri" w:hAnsi="Calibri"/>
+          <w:b/>
+          <w:i w:val="0"/>
+          <w:sz w:val="20"/>
+        </w:rPr>
+        <w:t>Output: Risk Assessment with mitigations + legal research</w:t>
+      </w:r>
+    </w:p>
+    <w:p>
+      <w:r>
+        <w:rPr>
+          <w:rFonts w:ascii="Calibri" w:hAnsi="Calibri"/>
+          <w:b/>
+          <w:color w:val="486F8C"/>
+          <w:sz w:val="24"/>
+        </w:rPr>
+        <w:t>Phase 4: Final Document</w:t>
+      </w:r>
+    </w:p>
+    <w:p>
+      <w:r>
+        <w:rPr>
+          <w:rFonts w:ascii="Calibri" w:hAnsi="Calibri"/>
+          <w:b/>
+          <w:color w:val="1A5C8B"/>
+          <w:sz w:val="21"/>
+        </w:rPr>
+        <w:t>📋 Idea Crystallizer</w:t>
+      </w:r>
+    </w:p>
+    <w:p>
+      <w:r>
+        <w:rPr>
+          <w:rFonts w:ascii="Calibri" w:hAnsi="Calibri"/>
+          <w:b w:val="0"/>
+          <w:i w:val="0"/>
+          <w:sz w:val="20"/>
+        </w:rPr>
+        <w:t>Takes all 7 reports and compiles them into 1 document. Does NOT add new info — only distills, connects, and traces every claim to its source.</w:t>
+      </w:r>
+    </w:p>
+    <w:p>
+      <w:r>
+        <w:rPr>
+          <w:rFonts w:ascii="Calibri" w:hAnsi="Calibri"/>
+          <w:b/>
+          <w:i w:val="0"/>
+          <w:sz w:val="20"/>
+        </w:rPr>
+        <w:t>Output: 13-Section Idea Specification with confidence score</w:t>
+      </w:r>
+    </w:p>
+    <w:p>
+      <w:r>
+        <w:br w:type="page"/>
+      </w:r>
+    </w:p>
+    <w:p>
+      <w:r>
+        <w:rPr>
+          <w:rFonts w:ascii="Calibri" w:hAnsi="Calibri"/>
+          <w:b/>
+          <w:color w:val="2E4057"/>
+          <w:sz w:val="28"/>
+        </w:rPr>
+        <w:t>6. What You Get: The 13-Section Idea Specification</w:t>
+      </w:r>
+    </w:p>
+    <w:p>
+      <w:r>
+        <w:rPr>
+          <w:rFonts w:ascii="Calibri" w:hAnsi="Calibri"/>
+          <w:b/>
+          <w:i w:val="0"/>
+          <w:sz w:val="20"/>
+        </w:rPr>
+        <w:t>After ~20 minutes, you receive a single document with:</w:t>
       </w:r>
     </w:p>
     <w:tbl>
@@ -4852,7 +2890,7 @@
                 <w:color w:val="FFFFFF"/>
                 <w:sz w:val="18"/>
               </w:rPr>
-              <w:t>Source Agent</w:t>
+              <w:t>What It Contains</w:t>
             </w:r>
           </w:p>
         </w:tc>
@@ -4869,7 +2907,7 @@
                 <w:color w:val="FFFFFF"/>
                 <w:sz w:val="18"/>
               </w:rPr>
-              <w:t>Content</w:t>
+              <w:t>Why It Matters</w:t>
             </w:r>
           </w:p>
         </w:tc>
@@ -4901,7 +2939,7 @@
                 <w:rFonts w:ascii="Calibri" w:hAnsi="Calibri"/>
                 <w:sz w:val="18"/>
               </w:rPr>
-              <w:t>Business Analyst</w:t>
+              <w:t>Pain point + who has it + how big</w:t>
             </w:r>
           </w:p>
         </w:tc>
@@ -4916,7 +2954,7 @@
                 <w:rFonts w:ascii="Calibri" w:hAnsi="Calibri"/>
                 <w:sz w:val="18"/>
               </w:rPr>
-              <w:t>What pain point, for whom, evidence</w:t>
+              <w:t>Validated — not assumed</w:t>
             </w:r>
           </w:p>
         </w:tc>
@@ -4933,7 +2971,7 @@
                 <w:rFonts w:ascii="Calibri" w:hAnsi="Calibri"/>
                 <w:sz w:val="18"/>
               </w:rPr>
-              <w:t>2. Core Idea</w:t>
+              <w:t>2. Target User</w:t>
             </w:r>
           </w:p>
         </w:tc>
@@ -4948,7 +2986,7 @@
                 <w:rFonts w:ascii="Calibri" w:hAnsi="Calibri"/>
                 <w:sz w:val="18"/>
               </w:rPr>
-              <w:t>Crystallizer</w:t>
+              <w:t>Persona + demographics + segment size</w:t>
             </w:r>
           </w:p>
         </w:tc>
@@ -4963,7 +3001,7 @@
                 <w:rFonts w:ascii="Calibri" w:hAnsi="Calibri"/>
                 <w:sz w:val="18"/>
               </w:rPr>
-              <w:t>One crisp paragraph describing the concept</w:t>
+              <w:t>Based on real data</w:t>
             </w:r>
           </w:p>
         </w:tc>
@@ -4980,7 +3018,7 @@
                 <w:rFonts w:ascii="Calibri" w:hAnsi="Calibri"/>
                 <w:sz w:val="18"/>
               </w:rPr>
-              <w:t>3. Why This Idea Won</w:t>
+              <w:t>3. Solution Overview</w:t>
             </w:r>
           </w:p>
         </w:tc>
@@ -4995,7 +3033,7 @@
                 <w:rFonts w:ascii="Calibri" w:hAnsi="Calibri"/>
                 <w:sz w:val="18"/>
               </w:rPr>
-              <w:t>Idea Evaluator</w:t>
+              <w:t>Core value + MVP features + USP</w:t>
             </w:r>
           </w:p>
         </w:tc>
@@ -5010,7 +3048,7 @@
                 <w:rFonts w:ascii="Calibri" w:hAnsi="Calibri"/>
                 <w:sz w:val="18"/>
               </w:rPr>
-              <w:t>Scoring summary, why this beat alternatives</w:t>
+              <w:t>Differentiated from competitors</w:t>
             </w:r>
           </w:p>
         </w:tc>
@@ -5027,7 +3065,7 @@
                 <w:rFonts w:ascii="Calibri" w:hAnsi="Calibri"/>
                 <w:sz w:val="18"/>
               </w:rPr>
-              <w:t>4. Target User</w:t>
+              <w:t>4. Market Opportunity</w:t>
             </w:r>
           </w:p>
         </w:tc>
@@ -5042,7 +3080,7 @@
                 <w:rFonts w:ascii="Calibri" w:hAnsi="Calibri"/>
                 <w:sz w:val="18"/>
               </w:rPr>
-              <w:t>Business Analyst</w:t>
+              <w:t>TAM/SAM/SOM + growth rate + trends</w:t>
             </w:r>
           </w:p>
         </w:tc>
@@ -5057,7 +3095,7 @@
                 <w:rFonts w:ascii="Calibri" w:hAnsi="Calibri"/>
                 <w:sz w:val="18"/>
               </w:rPr>
-              <w:t>Demographics, tech level, willingness to pay</w:t>
+              <w:t>Real numbers with URLs</w:t>
             </w:r>
           </w:p>
         </w:tc>
@@ -5074,7 +3112,7 @@
                 <w:rFonts w:ascii="Calibri" w:hAnsi="Calibri"/>
                 <w:sz w:val="18"/>
               </w:rPr>
-              <w:t>5. Feature Map</w:t>
+              <w:t>5. Competitive Landscape</w:t>
             </w:r>
           </w:p>
         </w:tc>
@@ -5089,7 +3127,7 @@
                 <w:rFonts w:ascii="Calibri" w:hAnsi="Calibri"/>
                 <w:sz w:val="18"/>
               </w:rPr>
-              <w:t>Business Analyst</w:t>
+              <w:t>5+ real competitors + feature matrix</w:t>
             </w:r>
           </w:p>
         </w:tc>
@@ -5104,7 +3142,7 @@
                 <w:rFonts w:ascii="Calibri" w:hAnsi="Calibri"/>
                 <w:sz w:val="18"/>
               </w:rPr>
-              <w:t>Must-have (MVP) / nice-to-have / out-of-scope</w:t>
+              <w:t>URLs you can click</w:t>
             </w:r>
           </w:p>
         </w:tc>
@@ -5121,7 +3159,7 @@
                 <w:rFonts w:ascii="Calibri" w:hAnsi="Calibri"/>
                 <w:sz w:val="18"/>
               </w:rPr>
-              <w:t>6. User Journey</w:t>
+              <w:t>6. Technical Architecture</w:t>
             </w:r>
           </w:p>
         </w:tc>
@@ -5136,7 +3174,7 @@
                 <w:rFonts w:ascii="Calibri" w:hAnsi="Calibri"/>
                 <w:sz w:val="18"/>
               </w:rPr>
-              <w:t>Crystallizer</w:t>
+              <w:t>Stack + APIs + costs at scale</w:t>
             </w:r>
           </w:p>
         </w:tc>
@@ -5151,7 +3189,7 @@
                 <w:rFonts w:ascii="Calibri" w:hAnsi="Calibri"/>
                 <w:sz w:val="18"/>
               </w:rPr>
-              <w:t>Discovery -&gt; onboard -&gt; core -&gt; retain -&gt; monetize</w:t>
+              <w:t>Pricing verified</w:t>
             </w:r>
           </w:p>
         </w:tc>
@@ -5168,7 +3206,7 @@
                 <w:rFonts w:ascii="Calibri" w:hAnsi="Calibri"/>
                 <w:sz w:val="18"/>
               </w:rPr>
-              <w:t>7. Competitive Landscape</w:t>
+              <w:t>7. UX &amp; User Journey</w:t>
             </w:r>
           </w:p>
         </w:tc>
@@ -5183,7 +3221,7 @@
                 <w:rFonts w:ascii="Calibri" w:hAnsi="Calibri"/>
                 <w:sz w:val="18"/>
               </w:rPr>
-              <w:t>Market Researcher</w:t>
+              <w:t>Onboarding + engagement + retention</w:t>
             </w:r>
           </w:p>
         </w:tc>
@@ -5198,7 +3236,7 @@
                 <w:rFonts w:ascii="Calibri" w:hAnsi="Calibri"/>
                 <w:sz w:val="18"/>
               </w:rPr>
-              <w:t>Comparison table of 4-6 competitors</w:t>
+              <w:t>Based on UX research</w:t>
             </w:r>
           </w:p>
         </w:tc>
@@ -5215,7 +3253,7 @@
                 <w:rFonts w:ascii="Calibri" w:hAnsi="Calibri"/>
                 <w:sz w:val="18"/>
               </w:rPr>
-              <w:t>8. Tech Stack + Rationale</w:t>
+              <w:t>8. Monetization Strategy</w:t>
             </w:r>
           </w:p>
         </w:tc>
@@ -5230,7 +3268,7 @@
                 <w:rFonts w:ascii="Calibri" w:hAnsi="Calibri"/>
                 <w:sz w:val="18"/>
               </w:rPr>
-              <w:t>Crystallizer</w:t>
+              <w:t>Revenue model + pricing benchmarks</w:t>
             </w:r>
           </w:p>
         </w:tc>
@@ -5245,7 +3283,7 @@
                 <w:rFonts w:ascii="Calibri" w:hAnsi="Calibri"/>
                 <w:sz w:val="18"/>
               </w:rPr>
-              <w:t>Frontend/backend/DB/API choices with reasoning</w:t>
+              <w:t>Industry benchmarks cited</w:t>
             </w:r>
           </w:p>
         </w:tc>
@@ -5262,7 +3300,7 @@
                 <w:rFonts w:ascii="Calibri" w:hAnsi="Calibri"/>
                 <w:sz w:val="18"/>
               </w:rPr>
-              <w:t>9. SCAMPER Variants Explored</w:t>
+              <w:t>9. Risk Analysis</w:t>
             </w:r>
           </w:p>
         </w:tc>
@@ -5277,7 +3315,7 @@
                 <w:rFonts w:ascii="Calibri" w:hAnsi="Calibri"/>
                 <w:sz w:val="18"/>
               </w:rPr>
-              <w:t>Market Researcher</w:t>
+              <w:t>Critical/high/medium/low risks</w:t>
             </w:r>
           </w:p>
         </w:tc>
@@ -5292,7 +3330,7 @@
                 <w:rFonts w:ascii="Calibri" w:hAnsi="Calibri"/>
                 <w:sz w:val="18"/>
               </w:rPr>
-              <w:t>Alternative approaches, why runner-up wasn't chosen</w:t>
+              <w:t>Legal requirements searched</w:t>
             </w:r>
           </w:p>
         </w:tc>
@@ -5309,7 +3347,7 @@
                 <w:rFonts w:ascii="Calibri" w:hAnsi="Calibri"/>
                 <w:sz w:val="18"/>
               </w:rPr>
-              <w:t>10. Risk Analysis</w:t>
+              <w:t>10. Evaluation Summary</w:t>
             </w:r>
           </w:p>
         </w:tc>
@@ -5324,7 +3362,7 @@
                 <w:rFonts w:ascii="Calibri" w:hAnsi="Calibri"/>
                 <w:sz w:val="18"/>
               </w:rPr>
-              <w:t>Market Researcher</w:t>
+              <w:t>8-dimension scorecard + verdict</w:t>
             </w:r>
           </w:p>
         </w:tc>
@@ -5339,7 +3377,7 @@
                 <w:rFonts w:ascii="Calibri" w:hAnsi="Calibri"/>
                 <w:sz w:val="18"/>
               </w:rPr>
-              <w:t>Technical, market, legal, dependency risks</w:t>
+              <w:t>Evidence per score</w:t>
             </w:r>
           </w:p>
         </w:tc>
@@ -5356,7 +3394,7 @@
                 <w:rFonts w:ascii="Calibri" w:hAnsi="Calibri"/>
                 <w:sz w:val="18"/>
               </w:rPr>
-              <w:t>11. Assumptions to Validate</w:t>
+              <w:t>11. MVP Scope</w:t>
             </w:r>
           </w:p>
         </w:tc>
@@ -5371,7 +3409,7 @@
                 <w:rFonts w:ascii="Calibri" w:hAnsi="Calibri"/>
                 <w:sz w:val="18"/>
               </w:rPr>
-              <w:t>Idea Evaluator</w:t>
+              <w:t>Must-have / nice-to-have / out-of-scope</w:t>
             </w:r>
           </w:p>
         </w:tc>
@@ -5386,7 +3424,7 @@
                 <w:rFonts w:ascii="Calibri" w:hAnsi="Calibri"/>
                 <w:sz w:val="18"/>
               </w:rPr>
-              <w:t>Hypotheses that need to be tested</w:t>
+              <w:t>Realistic timeline</w:t>
             </w:r>
           </w:p>
         </w:tc>
@@ -5403,7 +3441,7 @@
                 <w:rFonts w:ascii="Calibri" w:hAnsi="Calibri"/>
                 <w:sz w:val="18"/>
               </w:rPr>
-              <w:t>12. Evidence Trail</w:t>
+              <w:t>12. Go-to-Market Sketch</w:t>
             </w:r>
           </w:p>
         </w:tc>
@@ -5418,7 +3456,7 @@
                 <w:rFonts w:ascii="Calibri" w:hAnsi="Calibri"/>
                 <w:sz w:val="18"/>
               </w:rPr>
-              <w:t>Compiler</w:t>
+              <w:t>Launch strategy + first 100 users</w:t>
             </w:r>
           </w:p>
         </w:tc>
@@ -5433,7 +3471,7 @@
                 <w:rFonts w:ascii="Calibri" w:hAnsi="Calibri"/>
                 <w:sz w:val="18"/>
               </w:rPr>
-              <w:t>All source URLs cited across all agent outputs</w:t>
+              <w:t>Based on competitor analysis</w:t>
             </w:r>
           </w:p>
         </w:tc>
@@ -5450,7 +3488,7 @@
                 <w:rFonts w:ascii="Calibri" w:hAnsi="Calibri"/>
                 <w:sz w:val="18"/>
               </w:rPr>
-              <w:t>13. Next Step</w:t>
+              <w:t>13. Evidence Trail</w:t>
             </w:r>
           </w:p>
         </w:tc>
@@ -5465,7 +3503,7 @@
                 <w:rFonts w:ascii="Calibri" w:hAnsi="Calibri"/>
                 <w:sz w:val="18"/>
               </w:rPr>
-              <w:t>Compiler</w:t>
+              <w:t>ALL source URLs + confidence scores</w:t>
             </w:r>
           </w:p>
         </w:tc>
@@ -5480,13 +3518,301 @@
                 <w:rFonts w:ascii="Calibri" w:hAnsi="Calibri"/>
                 <w:sz w:val="18"/>
               </w:rPr>
-              <w:t>"This doc is the input for Practice 2: Planning"</w:t>
+              <w:t>Full audit trail</w:t>
             </w:r>
           </w:p>
         </w:tc>
       </w:tr>
     </w:tbl>
     <w:p/>
+    <w:p>
+      <w:r>
+        <w:rPr>
+          <w:rFonts w:ascii="Calibri" w:hAnsi="Calibri"/>
+          <w:b/>
+          <w:color w:val="486F8C"/>
+          <w:sz w:val="24"/>
+        </w:rPr>
+        <w:t>Confidence Score — How Much Can You Trust This?</w:t>
+      </w:r>
+    </w:p>
+    <w:p>
+      <w:r>
+        <w:rPr>
+          <w:rFonts w:ascii="Calibri" w:hAnsi="Calibri"/>
+          <w:b/>
+          <w:i w:val="0"/>
+          <w:sz w:val="20"/>
+        </w:rPr>
+        <w:t>Every claim in the document has a confidence level:</w:t>
+      </w:r>
+    </w:p>
+    <w:tbl>
+      <w:tblPr>
+        <w:tblStyle w:val="TableGrid"/>
+        <w:tblW w:type="auto" w:w="0"/>
+        <w:jc w:val="center"/>
+        <w:tblLook w:firstColumn="1" w:firstRow="1" w:lastColumn="0" w:lastRow="0" w:noHBand="0" w:noVBand="1" w:val="04A0"/>
+      </w:tblPr>
+      <w:tblGrid>
+        <w:gridCol w:w="3214"/>
+        <w:gridCol w:w="3214"/>
+        <w:gridCol w:w="3214"/>
+      </w:tblGrid>
+      <w:tr>
+        <w:tc>
+          <w:tcPr>
+            <w:tcW w:type="dxa" w:w="3214"/>
+            <w:shd w:val="clear" w:color="auto" w:fill="2E4057"/>
+          </w:tcPr>
+          <w:p>
+            <w:r>
+              <w:rPr>
+                <w:rFonts w:ascii="Calibri" w:hAnsi="Calibri"/>
+                <w:b/>
+                <w:color w:val="FFFFFF"/>
+                <w:sz w:val="18"/>
+              </w:rPr>
+              <w:t>Level</w:t>
+            </w:r>
+          </w:p>
+        </w:tc>
+        <w:tc>
+          <w:tcPr>
+            <w:tcW w:type="dxa" w:w="3214"/>
+            <w:shd w:val="clear" w:color="auto" w:fill="2E4057"/>
+          </w:tcPr>
+          <w:p>
+            <w:r>
+              <w:rPr>
+                <w:rFonts w:ascii="Calibri" w:hAnsi="Calibri"/>
+                <w:b/>
+                <w:color w:val="FFFFFF"/>
+                <w:sz w:val="18"/>
+              </w:rPr>
+              <w:t>What It Means</w:t>
+            </w:r>
+          </w:p>
+        </w:tc>
+        <w:tc>
+          <w:tcPr>
+            <w:tcW w:type="dxa" w:w="3214"/>
+            <w:shd w:val="clear" w:color="auto" w:fill="2E4057"/>
+          </w:tcPr>
+          <w:p>
+            <w:r>
+              <w:rPr>
+                <w:rFonts w:ascii="Calibri" w:hAnsi="Calibri"/>
+                <w:b/>
+                <w:color w:val="FFFFFF"/>
+                <w:sz w:val="18"/>
+              </w:rPr>
+              <w:t>Example</w:t>
+            </w:r>
+          </w:p>
+        </w:tc>
+      </w:tr>
+      <w:tr>
+        <w:tc>
+          <w:tcPr>
+            <w:tcW w:type="dxa" w:w="3214"/>
+            <w:shd w:val="clear" w:color="auto" w:fill="FFFFFF"/>
+          </w:tcPr>
+          <w:p>
+            <w:r>
+              <w:rPr>
+                <w:rFonts w:ascii="Calibri" w:hAnsi="Calibri"/>
+                <w:sz w:val="18"/>
+              </w:rPr>
+              <w:t>✅ Validated (90%+)</w:t>
+            </w:r>
+          </w:p>
+        </w:tc>
+        <w:tc>
+          <w:tcPr>
+            <w:tcW w:type="dxa" w:w="3214"/>
+            <w:shd w:val="clear" w:color="auto" w:fill="FFFFFF"/>
+          </w:tcPr>
+          <w:p>
+            <w:r>
+              <w:rPr>
+                <w:rFonts w:ascii="Calibri" w:hAnsi="Calibri"/>
+                <w:sz w:val="18"/>
+              </w:rPr>
+              <w:t>3+ sources agree</w:t>
+            </w:r>
+          </w:p>
+        </w:tc>
+        <w:tc>
+          <w:tcPr>
+            <w:tcW w:type="dxa" w:w="3214"/>
+            <w:shd w:val="clear" w:color="auto" w:fill="FFFFFF"/>
+          </w:tcPr>
+          <w:p>
+            <w:r>
+              <w:rPr>
+                <w:rFonts w:ascii="Calibri" w:hAnsi="Calibri"/>
+                <w:sz w:val="18"/>
+              </w:rPr>
+              <w:t>Spotify has 600M+ users (Wikipedia, TechCrunch, Statista)</w:t>
+            </w:r>
+          </w:p>
+        </w:tc>
+      </w:tr>
+      <w:tr>
+        <w:tc>
+          <w:tcPr>
+            <w:tcW w:type="dxa" w:w="3214"/>
+            <w:shd w:val="clear" w:color="auto" w:fill="EEF2F7"/>
+          </w:tcPr>
+          <w:p>
+            <w:r>
+              <w:rPr>
+                <w:rFonts w:ascii="Calibri" w:hAnsi="Calibri"/>
+                <w:sz w:val="18"/>
+              </w:rPr>
+              <w:t>🟡 Likely (60-89%)</w:t>
+            </w:r>
+          </w:p>
+        </w:tc>
+        <w:tc>
+          <w:tcPr>
+            <w:tcW w:type="dxa" w:w="3214"/>
+            <w:shd w:val="clear" w:color="auto" w:fill="EEF2F7"/>
+          </w:tcPr>
+          <w:p>
+            <w:r>
+              <w:rPr>
+                <w:rFonts w:ascii="Calibri" w:hAnsi="Calibri"/>
+                <w:sz w:val="18"/>
+              </w:rPr>
+              <w:t>1-2 sources found</w:t>
+            </w:r>
+          </w:p>
+        </w:tc>
+        <w:tc>
+          <w:tcPr>
+            <w:tcW w:type="dxa" w:w="3214"/>
+            <w:shd w:val="clear" w:color="auto" w:fill="EEF2F7"/>
+          </w:tcPr>
+          <w:p>
+            <w:r>
+              <w:rPr>
+                <w:rFonts w:ascii="Calibri" w:hAnsi="Calibri"/>
+                <w:sz w:val="18"/>
+              </w:rPr>
+              <w:t>Indie music market ~$4B (Grand View Research)</w:t>
+            </w:r>
+          </w:p>
+        </w:tc>
+      </w:tr>
+      <w:tr>
+        <w:tc>
+          <w:tcPr>
+            <w:tcW w:type="dxa" w:w="3214"/>
+            <w:shd w:val="clear" w:color="auto" w:fill="FFFFFF"/>
+          </w:tcPr>
+          <w:p>
+            <w:r>
+              <w:rPr>
+                <w:rFonts w:ascii="Calibri" w:hAnsi="Calibri"/>
+                <w:sz w:val="18"/>
+              </w:rPr>
+              <w:t>🟠 Low confidence</w:t>
+            </w:r>
+          </w:p>
+        </w:tc>
+        <w:tc>
+          <w:tcPr>
+            <w:tcW w:type="dxa" w:w="3214"/>
+            <w:shd w:val="clear" w:color="auto" w:fill="FFFFFF"/>
+          </w:tcPr>
+          <w:p>
+            <w:r>
+              <w:rPr>
+                <w:rFonts w:ascii="Calibri" w:hAnsi="Calibri"/>
+                <w:sz w:val="18"/>
+              </w:rPr>
+              <w:t>Reasoning only</w:t>
+            </w:r>
+          </w:p>
+        </w:tc>
+        <w:tc>
+          <w:tcPr>
+            <w:tcW w:type="dxa" w:w="3214"/>
+            <w:shd w:val="clear" w:color="auto" w:fill="FFFFFF"/>
+          </w:tcPr>
+          <w:p>
+            <w:r>
+              <w:rPr>
+                <w:rFonts w:ascii="Calibri" w:hAnsi="Calibri"/>
+                <w:sz w:val="18"/>
+              </w:rPr>
+              <w:t>Estimated 5% conversion based on similar apps</w:t>
+            </w:r>
+          </w:p>
+        </w:tc>
+      </w:tr>
+      <w:tr>
+        <w:tc>
+          <w:tcPr>
+            <w:tcW w:type="dxa" w:w="3214"/>
+            <w:shd w:val="clear" w:color="auto" w:fill="EEF2F7"/>
+          </w:tcPr>
+          <w:p>
+            <w:r>
+              <w:rPr>
+                <w:rFonts w:ascii="Calibri" w:hAnsi="Calibri"/>
+                <w:sz w:val="18"/>
+              </w:rPr>
+              <w:t>❌ Unvalidated</w:t>
+            </w:r>
+          </w:p>
+        </w:tc>
+        <w:tc>
+          <w:tcPr>
+            <w:tcW w:type="dxa" w:w="3214"/>
+            <w:shd w:val="clear" w:color="auto" w:fill="EEF2F7"/>
+          </w:tcPr>
+          <w:p>
+            <w:r>
+              <w:rPr>
+                <w:rFonts w:ascii="Calibri" w:hAnsi="Calibri"/>
+                <w:sz w:val="18"/>
+              </w:rPr>
+              <w:t>No data found</w:t>
+            </w:r>
+          </w:p>
+        </w:tc>
+        <w:tc>
+          <w:tcPr>
+            <w:tcW w:type="dxa" w:w="3214"/>
+            <w:shd w:val="clear" w:color="auto" w:fill="EEF2F7"/>
+          </w:tcPr>
+          <w:p>
+            <w:r>
+              <w:rPr>
+                <w:rFonts w:ascii="Calibri" w:hAnsi="Calibri"/>
+                <w:sz w:val="18"/>
+              </w:rPr>
+              <w:t>No data on Vietnamese indie music app market [NEEDS RESEARCH]</w:t>
+            </w:r>
+          </w:p>
+        </w:tc>
+      </w:tr>
+    </w:tbl>
+    <w:p/>
+    <w:p>
+      <w:r>
+        <w:rPr>
+          <w:rFonts w:ascii="Calibri" w:hAnsi="Calibri"/>
+          <w:b/>
+          <w:i w:val="0"/>
+          <w:sz w:val="20"/>
+        </w:rPr>
+        <w:t>The final document includes an Overall Confidence Score — so you know exactly how much of the spec is backed by data vs. assumptions.</w:t>
+      </w:r>
+    </w:p>
     <w:p>
       <w:r>
         <w:br w:type="page"/>
@@ -5500,7 +3826,7 @@
           <w:color w:val="2E4057"/>
           <w:sz w:val="28"/>
         </w:rPr>
-        <w:t>7. How to Set Up in Cursor (Step-by-Step)</w:t>
+        <w:t>7. How to Use It (Step by Step)</w:t>
       </w:r>
     </w:p>
     <w:p>
@@ -5510,8 +3836,8 @@
       <w:r>
         <w:drawing>
           <wp:inline xmlns:a="http://schemas.openxmlformats.org/drawingml/2006/main" xmlns:pic="http://schemas.openxmlformats.org/drawingml/2006/picture">
-            <wp:extent cx="5029200" cy="3375888"/>
-            <wp:docPr id="7" name="Picture 7"/>
+            <wp:extent cx="5029200" cy="3301360"/>
+            <wp:docPr id="5" name="Picture 5"/>
             <wp:cNvGraphicFramePr>
               <a:graphicFrameLocks noChangeAspect="1"/>
             </wp:cNvGraphicFramePr>
@@ -5519,11 +3845,11 @@
               <a:graphicData uri="http://schemas.openxmlformats.org/drawingml/2006/picture">
                 <pic:pic>
                   <pic:nvPicPr>
-                    <pic:cNvPr id="0" name="setup_v3.png"/>
+                    <pic:cNvPr id="0" name="setup_v5.png"/>
                     <pic:cNvPicPr/>
                   </pic:nvPicPr>
                   <pic:blipFill>
-                    <a:blip r:embed="rId15"/>
+                    <a:blip r:embed="rId13"/>
                     <a:stretch>
                       <a:fillRect/>
                     </a:stretch>
@@ -5531,7 +3857,7 @@
                   <pic:spPr>
                     <a:xfrm>
                       <a:off x="0" y="0"/>
-                      <a:ext cx="5029200" cy="3375888"/>
+                      <a:ext cx="5029200" cy="3301360"/>
                     </a:xfrm>
                     <a:prstGeom prst="rect"/>
                   </pic:spPr>
@@ -5553,7 +3879,7 @@
           <w:color w:val="666666"/>
           <w:sz w:val="17"/>
         </w:rPr>
-        <w:t>Figure 6: Cursor setup — copy 4 .mdc files, then run 4 separate chat sessions</w:t>
+        <w:t>One-time setup: copy files, then use forever</w:t>
       </w:r>
     </w:p>
     <w:p>
@@ -5564,18 +3890,18 @@
           <w:color w:val="486F8C"/>
           <w:sz w:val="24"/>
         </w:rPr>
-        <w:t>Step 1: Copy Agent Files</w:t>
+        <w:t>One-Time Setup (5 minutes)</w:t>
       </w:r>
     </w:p>
     <w:p>
       <w:r>
         <w:rPr>
           <w:rFonts w:ascii="Calibri" w:hAnsi="Calibri"/>
-          <w:b w:val="0"/>
+          <w:b/>
           <w:i w:val="0"/>
           <w:sz w:val="20"/>
         </w:rPr>
-        <w:t>Copy the 4 .mdc files from practice1/agents/ into your project's .cursor/rules/ folder:</w:t>
+        <w:t>1. Copy the 9 agent files to your project:</w:t>
       </w:r>
     </w:p>
     <w:p>
@@ -5584,19 +3910,41 @@
           <w:rFonts w:ascii="Courier New" w:hAnsi="Courier New"/>
           <w:sz w:val="17"/>
         </w:rPr>
-        <w:t>your-project/</w:t>
+        <w:t>.cursor/</w:t>
         <w:br/>
-        <w:t xml:space="preserve">  .cursor/</w:t>
+        <w:t xml:space="preserve">  agents/                    &lt;-- Cursor auto-detects these</w:t>
         <w:br/>
-        <w:t xml:space="preserve">    rules/</w:t>
+        <w:t xml:space="preserve">    ideation-orchestrator.md</w:t>
         <w:br/>
-        <w:t xml:space="preserve">      01-requirements-analyst.mdc</w:t>
+        <w:t xml:space="preserve">    requirements-analyst.md</w:t>
         <w:br/>
-        <w:t xml:space="preserve">      02-market-researcher.mdc</w:t>
+        <w:t xml:space="preserve">    market-researcher.md</w:t>
         <w:br/>
-        <w:t xml:space="preserve">      03-idea-evaluator.mdc</w:t>
+        <w:t xml:space="preserve">    tech-scout.md</w:t>
         <w:br/>
-        <w:t xml:space="preserve">      04-idea-compiler.mdc</w:t>
+        <w:t xml:space="preserve">    competitor-analyst.md</w:t>
+        <w:br/>
+        <w:t xml:space="preserve">    idea-evaluator.md</w:t>
+        <w:br/>
+        <w:t xml:space="preserve">    ux-strategist.md</w:t>
+        <w:br/>
+        <w:t xml:space="preserve">    risk-assessor.md</w:t>
+        <w:br/>
+        <w:t xml:space="preserve">    idea-crystallizer.md</w:t>
+        <w:br/>
+        <w:t xml:space="preserve">  mcp.json                   &lt;-- MCP servers (optional)</w:t>
+        <w:br/>
+      </w:r>
+    </w:p>
+    <w:p>
+      <w:r>
+        <w:rPr>
+          <w:rFonts w:ascii="Calibri" w:hAnsi="Calibri"/>
+          <w:b/>
+          <w:i w:val="0"/>
+          <w:sz w:val="20"/>
+        </w:rPr>
+        <w:t>2. That's it. No installation, no packages, no API keys.</w:t>
       </w:r>
     </w:p>
     <w:p>
@@ -5607,262 +3955,7 @@
           <w:color w:val="486F8C"/>
           <w:sz w:val="24"/>
         </w:rPr>
-        <w:t>Step 2: Agent 1 — Requirements Analyst</w:t>
-      </w:r>
-    </w:p>
-    <w:p>
-      <w:r>
-        <w:rPr>
-          <w:rFonts w:ascii="Calibri" w:hAnsi="Calibri"/>
-          <w:b w:val="0"/>
-          <w:i w:val="0"/>
-          <w:sz w:val="20"/>
-        </w:rPr>
-        <w:t>Open a NEW Cursor Agent Mode chat. Select the "01-requirements-analyst" rule.</w:t>
-      </w:r>
-    </w:p>
-    <w:p>
-      <w:r>
-        <w:rPr>
-          <w:rFonts w:ascii="Calibri" w:hAnsi="Calibri"/>
-          <w:b w:val="0"/>
-          <w:i w:val="0"/>
-          <w:sz w:val="20"/>
-        </w:rPr>
-        <w:t>Type your seed idea:</w:t>
-      </w:r>
-    </w:p>
-    <w:p>
-      <w:r>
-        <w:rPr>
-          <w:rFonts w:ascii="Courier New" w:hAnsi="Courier New"/>
-          <w:sz w:val="17"/>
-        </w:rPr>
-        <w:t>I have an idea for a project. Here it is:</w:t>
-        <w:br/>
-        <w:t>"I want to make a music streaming app using Flutter + Firebase</w:t>
-        <w:br/>
-        <w:t>that helps young people discover independent artists.</w:t>
-        <w:br/>
-        <w:t>Something like Spotify but for indie music."</w:t>
-      </w:r>
-    </w:p>
-    <w:p>
-      <w:r>
-        <w:rPr>
-          <w:rFonts w:ascii="Calibri" w:hAnsi="Calibri"/>
-          <w:b/>
-          <w:i w:val="0"/>
-          <w:sz w:val="20"/>
-        </w:rPr>
-        <w:t>The agent will ask 10-15 questions. Answer them. After 2-3 rounds, the agent will search the web to validate your answers, then produces a Requirements Brief with real market data.</w:t>
-      </w:r>
-    </w:p>
-    <w:p>
-      <w:r>
-        <w:rPr>
-          <w:rFonts w:ascii="Calibri" w:hAnsi="Calibri"/>
-          <w:b/>
-          <w:i w:val="0"/>
-          <w:sz w:val="20"/>
-        </w:rPr>
-        <w:t>Save the Requirements Brief to a file (e.g., docs/01-requirements-brief.md).</w:t>
-      </w:r>
-    </w:p>
-    <w:p>
-      <w:r>
-        <w:rPr>
-          <w:rFonts w:ascii="Calibri" w:hAnsi="Calibri"/>
-          <w:b/>
-          <w:color w:val="486F8C"/>
-          <w:sz w:val="24"/>
-        </w:rPr>
-        <w:t>Step 3: Agent 2 — Market Researcher</w:t>
-      </w:r>
-    </w:p>
-    <w:p>
-      <w:r>
-        <w:rPr>
-          <w:rFonts w:ascii="Calibri" w:hAnsi="Calibri"/>
-          <w:b w:val="0"/>
-          <w:i w:val="0"/>
-          <w:sz w:val="20"/>
-        </w:rPr>
-        <w:t>Open a NEW chat. Select "02-market-researcher" rule.</w:t>
-      </w:r>
-    </w:p>
-    <w:p>
-      <w:r>
-        <w:rPr>
-          <w:rFonts w:ascii="Calibri" w:hAnsi="Calibri"/>
-          <w:b w:val="0"/>
-          <w:i w:val="0"/>
-          <w:sz w:val="20"/>
-        </w:rPr>
-        <w:t>Paste the Requirements Brief and say:</w:t>
-      </w:r>
-    </w:p>
-    <w:p>
-      <w:r>
-        <w:rPr>
-          <w:rFonts w:ascii="Courier New" w:hAnsi="Courier New"/>
-          <w:sz w:val="17"/>
-        </w:rPr>
-        <w:t>"Here is the Requirements Brief from our Business Analyst.</w:t>
-        <w:br/>
-        <w:t>Please run your full analysis: competitors, SCAMPER, risks, gaps."</w:t>
-      </w:r>
-    </w:p>
-    <w:p>
-      <w:r>
-        <w:rPr>
-          <w:rFonts w:ascii="Calibri" w:hAnsi="Calibri"/>
-          <w:b/>
-          <w:i w:val="0"/>
-          <w:sz w:val="20"/>
-        </w:rPr>
-        <w:t>Save the Market Research Report to a file.</w:t>
-      </w:r>
-    </w:p>
-    <w:p>
-      <w:r>
-        <w:rPr>
-          <w:rFonts w:ascii="Calibri" w:hAnsi="Calibri"/>
-          <w:b/>
-          <w:color w:val="486F8C"/>
-          <w:sz w:val="24"/>
-        </w:rPr>
-        <w:t>Step 4: Agent 3 — Idea Evaluator</w:t>
-      </w:r>
-    </w:p>
-    <w:p>
-      <w:r>
-        <w:rPr>
-          <w:rFonts w:ascii="Calibri" w:hAnsi="Calibri"/>
-          <w:b w:val="0"/>
-          <w:i w:val="0"/>
-          <w:sz w:val="20"/>
-        </w:rPr>
-        <w:t>Open a NEW chat. Select "03-idea-evaluator" rule.</w:t>
-      </w:r>
-    </w:p>
-    <w:p>
-      <w:r>
-        <w:rPr>
-          <w:rFonts w:ascii="Calibri" w:hAnsi="Calibri"/>
-          <w:b w:val="0"/>
-          <w:i w:val="0"/>
-          <w:sz w:val="20"/>
-        </w:rPr>
-        <w:t>Paste BOTH the Requirements Brief AND the Market Research Report:</w:t>
-      </w:r>
-    </w:p>
-    <w:p>
-      <w:r>
-        <w:rPr>
-          <w:rFonts w:ascii="Courier New" w:hAnsi="Courier New"/>
-          <w:sz w:val="17"/>
-        </w:rPr>
-        <w:t>"Here are 2 documents from previous agents.</w:t>
-        <w:br/>
-        <w:t>[Requirements Brief]</w:t>
-        <w:br/>
-        <w:t>...</w:t>
-        <w:br/>
-        <w:t>[Market Research Report]</w:t>
-        <w:br/>
-        <w:t>...</w:t>
-        <w:br/>
-        <w:t>Please score the top 4-5 ideas and recommend a winner."</w:t>
-      </w:r>
-    </w:p>
-    <w:p>
-      <w:r>
-        <w:rPr>
-          <w:rFonts w:ascii="Calibri" w:hAnsi="Calibri"/>
-          <w:b/>
-          <w:i w:val="0"/>
-          <w:sz w:val="20"/>
-        </w:rPr>
-        <w:t>Save the Evaluation Report.</w:t>
-      </w:r>
-    </w:p>
-    <w:p>
-      <w:r>
-        <w:rPr>
-          <w:rFonts w:ascii="Calibri" w:hAnsi="Calibri"/>
-          <w:b/>
-          <w:color w:val="486F8C"/>
-          <w:sz w:val="24"/>
-        </w:rPr>
-        <w:t>Step 5: Agent 4 — Compiler</w:t>
-      </w:r>
-    </w:p>
-    <w:p>
-      <w:r>
-        <w:rPr>
-          <w:rFonts w:ascii="Calibri" w:hAnsi="Calibri"/>
-          <w:b w:val="0"/>
-          <w:i w:val="0"/>
-          <w:sz w:val="20"/>
-        </w:rPr>
-        <w:t>Open a NEW chat. Select "04-idea-compiler" rule.</w:t>
-      </w:r>
-    </w:p>
-    <w:p>
-      <w:r>
-        <w:rPr>
-          <w:rFonts w:ascii="Calibri" w:hAnsi="Calibri"/>
-          <w:b w:val="0"/>
-          <w:i w:val="0"/>
-          <w:sz w:val="20"/>
-        </w:rPr>
-        <w:t>Paste ALL 3 previous documents:</w:t>
-      </w:r>
-    </w:p>
-    <w:p>
-      <w:r>
-        <w:rPr>
-          <w:rFonts w:ascii="Courier New" w:hAnsi="Courier New"/>
-          <w:sz w:val="17"/>
-        </w:rPr>
-        <w:t>"Here are 3 documents from the previous agents.</w:t>
-        <w:br/>
-        <w:t>[Requirements Brief]</w:t>
-        <w:br/>
-        <w:t>...</w:t>
-        <w:br/>
-        <w:t>[Market Research Report]</w:t>
-        <w:br/>
-        <w:t>...</w:t>
-        <w:br/>
-        <w:t>[Evaluation Report]</w:t>
-        <w:br/>
-        <w:t>...</w:t>
-        <w:br/>
-        <w:t>Please compile into the final Idea Specification Document."</w:t>
-      </w:r>
-    </w:p>
-    <w:p>
-      <w:r>
-        <w:rPr>
-          <w:rFonts w:ascii="Calibri" w:hAnsi="Calibri"/>
-          <w:b/>
-          <w:i w:val="0"/>
-          <w:sz w:val="20"/>
-        </w:rPr>
-        <w:t>The output is your final Idea Spec (13 sections with full evidence trail) — the input for Practice 2 (Planning).</w:t>
-      </w:r>
-    </w:p>
-    <w:p>
-      <w:r>
-        <w:rPr>
-          <w:rFonts w:ascii="Calibri" w:hAnsi="Calibri"/>
-          <w:b/>
-          <w:color w:val="486F8C"/>
-          <w:sz w:val="24"/>
-        </w:rPr>
-        <w:t>Why Separate Chats?</w:t>
+        <w:t>Every Time You Have a New Idea</w:t>
       </w:r>
     </w:p>
     <w:p>
@@ -5876,7 +3969,7 @@
           <w:i w:val="0"/>
           <w:sz w:val="20"/>
         </w:rPr>
-        <w:t>Fresh context window (from ClaudeKit context-engineering: Isolate sub-agents)</w:t>
+        <w:t>Step 1: Open Cursor → Agent Mode</w:t>
       </w:r>
     </w:p>
     <w:p>
@@ -5890,7 +3983,52 @@
           <w:i w:val="0"/>
           <w:sz w:val="20"/>
         </w:rPr>
-        <w:t>No role confusion: Agent 3 can't see Agent 1's reasoning, only its document</w:t>
+        <w:t>Step 2: Type your idea (even 1 sentence is enough):</w:t>
+      </w:r>
+    </w:p>
+    <w:tbl>
+      <w:tblPr>
+        <w:tblStyle w:val="TableGrid"/>
+        <w:tblW w:type="auto" w:w="0"/>
+        <w:jc w:val="center"/>
+        <w:tblLook w:firstColumn="1" w:firstRow="1" w:lastColumn="0" w:lastRow="0" w:noHBand="0" w:noVBand="1" w:val="04A0"/>
+      </w:tblPr>
+      <w:tblGrid>
+        <w:gridCol w:w="9641"/>
+      </w:tblGrid>
+      <w:tr>
+        <w:tc>
+          <w:tcPr>
+            <w:tcW w:type="dxa" w:w="9641"/>
+            <w:shd w:val="clear" w:color="auto" w:fill="FFF8E1"/>
+          </w:tcPr>
+          <w:p>
+            <w:r>
+              <w:rPr>
+                <w:rFonts w:ascii="Calibri" w:hAnsi="Calibri"/>
+                <w:b/>
+                <w:i w:val="0"/>
+                <w:sz w:val="20"/>
+              </w:rPr>
+              <w:t>💬 /ideation-orchestrator "I want to make a music app that helps discover indie Vietnamese artists"</w:t>
+            </w:r>
+          </w:p>
+        </w:tc>
+      </w:tr>
+    </w:tbl>
+    <w:p/>
+    <w:p>
+      <w:pPr>
+        <w:pStyle w:val="ListBullet"/>
+      </w:pPr>
+      <w:r>
+        <w:rPr>
+          <w:rFonts w:ascii="Calibri" w:hAnsi="Calibri"/>
+          <w:b w:val="0"/>
+          <w:i w:val="0"/>
+          <w:sz w:val="20"/>
+        </w:rPr>
+        <w:t>Step 3: Answer 10-15 questions from the Requirements Analyst</w:t>
       </w:r>
     </w:p>
     <w:p>
@@ -5904,7 +4042,7 @@
           <w:i w:val="0"/>
           <w:sz w:val="20"/>
         </w:rPr>
-        <w:t>Reproducible: same 4 configs = same process every time</w:t>
+        <w:t>Step 4: Wait ~15 minutes while 6 agents research in parallel</w:t>
       </w:r>
     </w:p>
     <w:p>
@@ -5918,13 +4056,21 @@
           <w:i w:val="0"/>
           <w:sz w:val="20"/>
         </w:rPr>
-        <w:t>Debuggable: if evaluation is wrong, re-run Agent 3 only</w:t>
+        <w:t>Step 5: Receive your 13-section Idea Specification</w:t>
       </w:r>
     </w:p>
     <w:p>
-      <w:pPr>
-        <w:pStyle w:val="ListBullet"/>
-      </w:pPr>
+      <w:r>
+        <w:rPr>
+          <w:rFonts w:ascii="Calibri" w:hAnsi="Calibri"/>
+          <w:b/>
+          <w:color w:val="486F8C"/>
+          <w:sz w:val="24"/>
+        </w:rPr>
+        <w:t>Example: What Your Interaction Looks Like</w:t>
+      </w:r>
+    </w:p>
+    <w:p>
       <w:r>
         <w:rPr>
           <w:rFonts w:ascii="Calibri" w:hAnsi="Calibri"/>
@@ -5932,7 +4078,227 @@
           <w:i w:val="0"/>
           <w:sz w:val="20"/>
         </w:rPr>
-        <w:t>Web search is NOT optional — agents are REQUIRED to search (not just trained data)</w:t>
+        <w:t>The Requirements Analyst will ask questions like:</w:t>
+      </w:r>
+    </w:p>
+    <w:tbl>
+      <w:tblPr>
+        <w:tblStyle w:val="TableGrid"/>
+        <w:tblW w:type="auto" w:w="0"/>
+        <w:jc w:val="center"/>
+        <w:tblLook w:firstColumn="1" w:firstRow="1" w:lastColumn="0" w:lastRow="0" w:noHBand="0" w:noVBand="1" w:val="04A0"/>
+      </w:tblPr>
+      <w:tblGrid>
+        <w:gridCol w:w="4820"/>
+        <w:gridCol w:w="4820"/>
+      </w:tblGrid>
+      <w:tr>
+        <w:tc>
+          <w:tcPr>
+            <w:tcW w:type="dxa" w:w="4820"/>
+            <w:shd w:val="clear" w:color="auto" w:fill="2E4057"/>
+          </w:tcPr>
+          <w:p>
+            <w:r>
+              <w:rPr>
+                <w:rFonts w:ascii="Calibri" w:hAnsi="Calibri"/>
+                <w:b/>
+                <w:color w:val="FFFFFF"/>
+                <w:sz w:val="18"/>
+              </w:rPr>
+              <w:t>Category</w:t>
+            </w:r>
+          </w:p>
+        </w:tc>
+        <w:tc>
+          <w:tcPr>
+            <w:tcW w:type="dxa" w:w="4820"/>
+            <w:shd w:val="clear" w:color="auto" w:fill="2E4057"/>
+          </w:tcPr>
+          <w:p>
+            <w:r>
+              <w:rPr>
+                <w:rFonts w:ascii="Calibri" w:hAnsi="Calibri"/>
+                <w:b/>
+                <w:color w:val="FFFFFF"/>
+                <w:sz w:val="18"/>
+              </w:rPr>
+              <w:t>Example Question</w:t>
+            </w:r>
+          </w:p>
+        </w:tc>
+      </w:tr>
+      <w:tr>
+        <w:tc>
+          <w:tcPr>
+            <w:tcW w:type="dxa" w:w="4820"/>
+            <w:shd w:val="clear" w:color="auto" w:fill="FFFFFF"/>
+          </w:tcPr>
+          <w:p>
+            <w:r>
+              <w:rPr>
+                <w:rFonts w:ascii="Calibri" w:hAnsi="Calibri"/>
+                <w:sz w:val="18"/>
+              </w:rPr>
+              <w:t>WHO</w:t>
+            </w:r>
+          </w:p>
+        </w:tc>
+        <w:tc>
+          <w:tcPr>
+            <w:tcW w:type="dxa" w:w="4820"/>
+            <w:shd w:val="clear" w:color="auto" w:fill="FFFFFF"/>
+          </w:tcPr>
+          <w:p>
+            <w:r>
+              <w:rPr>
+                <w:rFonts w:ascii="Calibri" w:hAnsi="Calibri"/>
+                <w:sz w:val="18"/>
+              </w:rPr>
+              <w:t>"Who is your target user? Age range? Are they tech-savvy?"</w:t>
+            </w:r>
+          </w:p>
+        </w:tc>
+      </w:tr>
+      <w:tr>
+        <w:tc>
+          <w:tcPr>
+            <w:tcW w:type="dxa" w:w="4820"/>
+            <w:shd w:val="clear" w:color="auto" w:fill="EEF2F7"/>
+          </w:tcPr>
+          <w:p>
+            <w:r>
+              <w:rPr>
+                <w:rFonts w:ascii="Calibri" w:hAnsi="Calibri"/>
+                <w:sz w:val="18"/>
+              </w:rPr>
+              <w:t>WHAT</w:t>
+            </w:r>
+          </w:p>
+        </w:tc>
+        <w:tc>
+          <w:tcPr>
+            <w:tcW w:type="dxa" w:w="4820"/>
+            <w:shd w:val="clear" w:color="auto" w:fill="EEF2F7"/>
+          </w:tcPr>
+          <w:p>
+            <w:r>
+              <w:rPr>
+                <w:rFonts w:ascii="Calibri" w:hAnsi="Calibri"/>
+                <w:sz w:val="18"/>
+              </w:rPr>
+              <w:t>"What are the 3 core features? Mobile or web? Offline needed?"</w:t>
+            </w:r>
+          </w:p>
+        </w:tc>
+      </w:tr>
+      <w:tr>
+        <w:tc>
+          <w:tcPr>
+            <w:tcW w:type="dxa" w:w="4820"/>
+            <w:shd w:val="clear" w:color="auto" w:fill="FFFFFF"/>
+          </w:tcPr>
+          <w:p>
+            <w:r>
+              <w:rPr>
+                <w:rFonts w:ascii="Calibri" w:hAnsi="Calibri"/>
+                <w:sz w:val="18"/>
+              </w:rPr>
+              <w:t>WHY</w:t>
+            </w:r>
+          </w:p>
+        </w:tc>
+        <w:tc>
+          <w:tcPr>
+            <w:tcW w:type="dxa" w:w="4820"/>
+            <w:shd w:val="clear" w:color="auto" w:fill="FFFFFF"/>
+          </w:tcPr>
+          <w:p>
+            <w:r>
+              <w:rPr>
+                <w:rFonts w:ascii="Calibri" w:hAnsi="Calibri"/>
+                <w:sz w:val="18"/>
+              </w:rPr>
+              <w:t>"What apps exist that you don't like? Why?"</w:t>
+            </w:r>
+          </w:p>
+        </w:tc>
+      </w:tr>
+      <w:tr>
+        <w:tc>
+          <w:tcPr>
+            <w:tcW w:type="dxa" w:w="4820"/>
+            <w:shd w:val="clear" w:color="auto" w:fill="EEF2F7"/>
+          </w:tcPr>
+          <w:p>
+            <w:r>
+              <w:rPr>
+                <w:rFonts w:ascii="Calibri" w:hAnsi="Calibri"/>
+                <w:sz w:val="18"/>
+              </w:rPr>
+              <w:t>HOW</w:t>
+            </w:r>
+          </w:p>
+        </w:tc>
+        <w:tc>
+          <w:tcPr>
+            <w:tcW w:type="dxa" w:w="4820"/>
+            <w:shd w:val="clear" w:color="auto" w:fill="EEF2F7"/>
+          </w:tcPr>
+          <w:p>
+            <w:r>
+              <w:rPr>
+                <w:rFonts w:ascii="Calibri" w:hAnsi="Calibri"/>
+                <w:sz w:val="18"/>
+              </w:rPr>
+              <w:t>"What's your budget for an MVP? Timeline?"</w:t>
+            </w:r>
+          </w:p>
+        </w:tc>
+      </w:tr>
+      <w:tr>
+        <w:tc>
+          <w:tcPr>
+            <w:tcW w:type="dxa" w:w="4820"/>
+            <w:shd w:val="clear" w:color="auto" w:fill="FFFFFF"/>
+          </w:tcPr>
+          <w:p>
+            <w:r>
+              <w:rPr>
+                <w:rFonts w:ascii="Calibri" w:hAnsi="Calibri"/>
+                <w:sz w:val="18"/>
+              </w:rPr>
+              <w:t>CONSTRAINTS</w:t>
+            </w:r>
+          </w:p>
+        </w:tc>
+        <w:tc>
+          <w:tcPr>
+            <w:tcW w:type="dxa" w:w="4820"/>
+            <w:shd w:val="clear" w:color="auto" w:fill="FFFFFF"/>
+          </w:tcPr>
+          <w:p>
+            <w:r>
+              <w:rPr>
+                <w:rFonts w:ascii="Calibri" w:hAnsi="Calibri"/>
+                <w:sz w:val="18"/>
+              </w:rPr>
+              <w:t>"Any licensing concerns? Must use specific technology?"</w:t>
+            </w:r>
+          </w:p>
+        </w:tc>
+      </w:tr>
+    </w:tbl>
+    <w:p/>
+    <w:p>
+      <w:r>
+        <w:rPr>
+          <w:rFonts w:ascii="Calibri" w:hAnsi="Calibri"/>
+          <w:b/>
+          <w:i w:val="0"/>
+          <w:sz w:val="20"/>
+        </w:rPr>
+        <w:t>You answer briefly. The agent follows up on vague answers. Then all 7 other agents work automatically.</w:t>
       </w:r>
     </w:p>
     <w:p>
@@ -5948,7 +4314,7 @@
           <w:color w:val="2E4057"/>
           <w:sz w:val="28"/>
         </w:rPr>
-        <w:t>8. Also Works With Other AI Tools</w:t>
+        <w:t>8. What Makes It Smart: Built-In Thinking Techniques</w:t>
       </w:r>
     </w:p>
     <w:p>
@@ -5959,7 +4325,748 @@
           <w:i w:val="0"/>
           <w:sz w:val="20"/>
         </w:rPr>
-        <w:t>The 4 agent configs are Cursor .mdc files, but the method works anywhere that supports system prompts or separate sessions:</w:t>
+        <w:t>Each agent doesn't just search — it THINKS using proven problem-solving techniques:</w:t>
+      </w:r>
+    </w:p>
+    <w:p>
+      <w:pPr>
+        <w:jc w:val="center"/>
+      </w:pPr>
+      <w:r>
+        <w:drawing>
+          <wp:inline xmlns:a="http://schemas.openxmlformats.org/drawingml/2006/main" xmlns:pic="http://schemas.openxmlformats.org/drawingml/2006/picture">
+            <wp:extent cx="5669280" cy="3347103"/>
+            <wp:docPr id="6" name="Picture 6"/>
+            <wp:cNvGraphicFramePr>
+              <a:graphicFrameLocks noChangeAspect="1"/>
+            </wp:cNvGraphicFramePr>
+            <a:graphic>
+              <a:graphicData uri="http://schemas.openxmlformats.org/drawingml/2006/picture">
+                <pic:pic>
+                  <pic:nvPicPr>
+                    <pic:cNvPr id="0" name="techniques_v5.png"/>
+                    <pic:cNvPicPr/>
+                  </pic:nvPicPr>
+                  <pic:blipFill>
+                    <a:blip r:embed="rId14"/>
+                    <a:stretch>
+                      <a:fillRect/>
+                    </a:stretch>
+                  </pic:blipFill>
+                  <pic:spPr>
+                    <a:xfrm>
+                      <a:off x="0" y="0"/>
+                      <a:ext cx="5669280" cy="3347103"/>
+                    </a:xfrm>
+                    <a:prstGeom prst="rect"/>
+                  </pic:spPr>
+                </pic:pic>
+              </a:graphicData>
+            </a:graphic>
+          </wp:inline>
+        </w:drawing>
+      </w:r>
+    </w:p>
+    <w:p>
+      <w:pPr>
+        <w:jc w:val="center"/>
+      </w:pPr>
+      <w:r>
+        <w:rPr>
+          <w:rFonts w:ascii="Calibri" w:hAnsi="Calibri"/>
+          <w:i/>
+          <w:color w:val="666666"/>
+          <w:sz w:val="17"/>
+        </w:rPr>
+        <w:t>Each agent uses a specific thinking technique to go deeper than simple search</w:t>
+      </w:r>
+    </w:p>
+    <w:tbl>
+      <w:tblPr>
+        <w:tblStyle w:val="TableGrid"/>
+        <w:tblW w:type="auto" w:w="0"/>
+        <w:jc w:val="center"/>
+        <w:tblLook w:firstColumn="1" w:firstRow="1" w:lastColumn="0" w:lastRow="0" w:noHBand="0" w:noVBand="1" w:val="04A0"/>
+      </w:tblPr>
+      <w:tblGrid>
+        <w:gridCol w:w="3214"/>
+        <w:gridCol w:w="3214"/>
+        <w:gridCol w:w="3214"/>
+      </w:tblGrid>
+      <w:tr>
+        <w:tc>
+          <w:tcPr>
+            <w:tcW w:type="dxa" w:w="3214"/>
+            <w:shd w:val="clear" w:color="auto" w:fill="2E4057"/>
+          </w:tcPr>
+          <w:p>
+            <w:r>
+              <w:rPr>
+                <w:rFonts w:ascii="Calibri" w:hAnsi="Calibri"/>
+                <w:b/>
+                <w:color w:val="FFFFFF"/>
+                <w:sz w:val="18"/>
+              </w:rPr>
+              <w:t>Technique</w:t>
+            </w:r>
+          </w:p>
+        </w:tc>
+        <w:tc>
+          <w:tcPr>
+            <w:tcW w:type="dxa" w:w="3214"/>
+            <w:shd w:val="clear" w:color="auto" w:fill="2E4057"/>
+          </w:tcPr>
+          <w:p>
+            <w:r>
+              <w:rPr>
+                <w:rFonts w:ascii="Calibri" w:hAnsi="Calibri"/>
+                <w:b/>
+                <w:color w:val="FFFFFF"/>
+                <w:sz w:val="18"/>
+              </w:rPr>
+              <w:t>What It Does</w:t>
+            </w:r>
+          </w:p>
+        </w:tc>
+        <w:tc>
+          <w:tcPr>
+            <w:tcW w:type="dxa" w:w="3214"/>
+            <w:shd w:val="clear" w:color="auto" w:fill="2E4057"/>
+          </w:tcPr>
+          <w:p>
+            <w:r>
+              <w:rPr>
+                <w:rFonts w:ascii="Calibri" w:hAnsi="Calibri"/>
+                <w:b/>
+                <w:color w:val="FFFFFF"/>
+                <w:sz w:val="18"/>
+              </w:rPr>
+              <w:t>Example</w:t>
+            </w:r>
+          </w:p>
+        </w:tc>
+      </w:tr>
+      <w:tr>
+        <w:tc>
+          <w:tcPr>
+            <w:tcW w:type="dxa" w:w="3214"/>
+            <w:shd w:val="clear" w:color="auto" w:fill="FFFFFF"/>
+          </w:tcPr>
+          <w:p>
+            <w:r>
+              <w:rPr>
+                <w:rFonts w:ascii="Calibri" w:hAnsi="Calibri"/>
+                <w:sz w:val="18"/>
+              </w:rPr>
+              <w:t>Assumption Flipping</w:t>
+            </w:r>
+          </w:p>
+        </w:tc>
+        <w:tc>
+          <w:tcPr>
+            <w:tcW w:type="dxa" w:w="3214"/>
+            <w:shd w:val="clear" w:color="auto" w:fill="FFFFFF"/>
+          </w:tcPr>
+          <w:p>
+            <w:r>
+              <w:rPr>
+                <w:rFonts w:ascii="Calibri" w:hAnsi="Calibri"/>
+                <w:sz w:val="18"/>
+              </w:rPr>
+              <w:t>Challenges what you believe is true.</w:t>
+              <w:br/>
+              <w:t>"What if the opposite were true?"</w:t>
+            </w:r>
+          </w:p>
+        </w:tc>
+        <w:tc>
+          <w:tcPr>
+            <w:tcW w:type="dxa" w:w="3214"/>
+            <w:shd w:val="clear" w:color="auto" w:fill="FFFFFF"/>
+          </w:tcPr>
+          <w:p>
+            <w:r>
+              <w:rPr>
+                <w:rFonts w:ascii="Calibri" w:hAnsi="Calibri"/>
+                <w:sz w:val="18"/>
+              </w:rPr>
+              <w:t>You say "users want more features"</w:t>
+              <w:br/>
+              <w:t>→ Flip: "What if they want FEWER?"</w:t>
+              <w:br/>
+              <w:t>→ Insight: Focus on simplicity wins</w:t>
+            </w:r>
+          </w:p>
+        </w:tc>
+      </w:tr>
+      <w:tr>
+        <w:tc>
+          <w:tcPr>
+            <w:tcW w:type="dxa" w:w="3214"/>
+            <w:shd w:val="clear" w:color="auto" w:fill="EEF2F7"/>
+          </w:tcPr>
+          <w:p>
+            <w:r>
+              <w:rPr>
+                <w:rFonts w:ascii="Calibri" w:hAnsi="Calibri"/>
+                <w:sz w:val="18"/>
+              </w:rPr>
+              <w:t>Extreme Scale Testing</w:t>
+            </w:r>
+          </w:p>
+        </w:tc>
+        <w:tc>
+          <w:tcPr>
+            <w:tcW w:type="dxa" w:w="3214"/>
+            <w:shd w:val="clear" w:color="auto" w:fill="EEF2F7"/>
+          </w:tcPr>
+          <w:p>
+            <w:r>
+              <w:rPr>
+                <w:rFonts w:ascii="Calibri" w:hAnsi="Calibri"/>
+                <w:sz w:val="18"/>
+              </w:rPr>
+              <w:t>Tests your idea at 1000x and 0.001x.</w:t>
+              <w:br/>
+              <w:t>"What breaks? What survives?"</w:t>
+            </w:r>
+          </w:p>
+        </w:tc>
+        <w:tc>
+          <w:tcPr>
+            <w:tcW w:type="dxa" w:w="3214"/>
+            <w:shd w:val="clear" w:color="auto" w:fill="EEF2F7"/>
+          </w:tcPr>
+          <w:p>
+            <w:r>
+              <w:rPr>
+                <w:rFonts w:ascii="Calibri" w:hAnsi="Calibri"/>
+                <w:sz w:val="18"/>
+              </w:rPr>
+              <w:t>At 1M users: API costs = $50K/mo</w:t>
+              <w:br/>
+              <w:t>At 100 users: does app make sense?</w:t>
+              <w:br/>
+              <w:t>→ Need cost alerts + min viable audience</w:t>
+            </w:r>
+          </w:p>
+        </w:tc>
+      </w:tr>
+      <w:tr>
+        <w:tc>
+          <w:tcPr>
+            <w:tcW w:type="dxa" w:w="3214"/>
+            <w:shd w:val="clear" w:color="auto" w:fill="FFFFFF"/>
+          </w:tcPr>
+          <w:p>
+            <w:r>
+              <w:rPr>
+                <w:rFonts w:ascii="Calibri" w:hAnsi="Calibri"/>
+                <w:sz w:val="18"/>
+              </w:rPr>
+              <w:t>Creative Collision</w:t>
+            </w:r>
+          </w:p>
+        </w:tc>
+        <w:tc>
+          <w:tcPr>
+            <w:tcW w:type="dxa" w:w="3214"/>
+            <w:shd w:val="clear" w:color="auto" w:fill="FFFFFF"/>
+          </w:tcPr>
+          <w:p>
+            <w:r>
+              <w:rPr>
+                <w:rFonts w:ascii="Calibri" w:hAnsi="Calibri"/>
+                <w:sz w:val="18"/>
+              </w:rPr>
+              <w:t>Forces unrelated concepts together.</w:t>
+              <w:br/>
+              <w:t>"What if music app × restaurant?"</w:t>
+            </w:r>
+          </w:p>
+        </w:tc>
+        <w:tc>
+          <w:tcPr>
+            <w:tcW w:type="dxa" w:w="3214"/>
+            <w:shd w:val="clear" w:color="auto" w:fill="FFFFFF"/>
+          </w:tcPr>
+          <w:p>
+            <w:r>
+              <w:rPr>
+                <w:rFonts w:ascii="Calibri" w:hAnsi="Calibri"/>
+                <w:sz w:val="18"/>
+              </w:rPr>
+              <w:t>→ "Daily tasting flight of 5 curated songs"</w:t>
+              <w:br/>
+              <w:t>→ No algorithm, no choice paralysis</w:t>
+              <w:br/>
+              <w:t>→ Something NO competitor has</w:t>
+            </w:r>
+          </w:p>
+        </w:tc>
+      </w:tr>
+      <w:tr>
+        <w:tc>
+          <w:tcPr>
+            <w:tcW w:type="dxa" w:w="3214"/>
+            <w:shd w:val="clear" w:color="auto" w:fill="EEF2F7"/>
+          </w:tcPr>
+          <w:p>
+            <w:r>
+              <w:rPr>
+                <w:rFonts w:ascii="Calibri" w:hAnsi="Calibri"/>
+                <w:sz w:val="18"/>
+              </w:rPr>
+              <w:t>Pattern Recognition</w:t>
+            </w:r>
+          </w:p>
+        </w:tc>
+        <w:tc>
+          <w:tcPr>
+            <w:tcW w:type="dxa" w:w="3214"/>
+            <w:shd w:val="clear" w:color="auto" w:fill="EEF2F7"/>
+          </w:tcPr>
+          <w:p>
+            <w:r>
+              <w:rPr>
+                <w:rFonts w:ascii="Calibri" w:hAnsi="Calibri"/>
+                <w:sz w:val="18"/>
+              </w:rPr>
+              <w:t>Spots patterns across 3+ technologies.</w:t>
+              <w:br/>
+              <w:t>"What' universal here?"</w:t>
+            </w:r>
+          </w:p>
+        </w:tc>
+        <w:tc>
+          <w:tcPr>
+            <w:tcW w:type="dxa" w:w="3214"/>
+            <w:shd w:val="clear" w:color="auto" w:fill="EEF2F7"/>
+          </w:tcPr>
+          <w:p>
+            <w:r>
+              <w:rPr>
+                <w:rFonts w:ascii="Calibri" w:hAnsi="Calibri"/>
+                <w:sz w:val="18"/>
+              </w:rPr>
+              <w:t>All APIs rate-limit at scale</w:t>
+              <w:br/>
+              <w:t>→ Need caching layer for ALL APIs</w:t>
+              <w:br/>
+              <w:t>→ Architecture decision made early</w:t>
+            </w:r>
+          </w:p>
+        </w:tc>
+      </w:tr>
+      <w:tr>
+        <w:tc>
+          <w:tcPr>
+            <w:tcW w:type="dxa" w:w="3214"/>
+            <w:shd w:val="clear" w:color="auto" w:fill="FFFFFF"/>
+          </w:tcPr>
+          <w:p>
+            <w:r>
+              <w:rPr>
+                <w:rFonts w:ascii="Calibri" w:hAnsi="Calibri"/>
+                <w:sz w:val="18"/>
+              </w:rPr>
+              <w:t>Simplification</w:t>
+            </w:r>
+          </w:p>
+        </w:tc>
+        <w:tc>
+          <w:tcPr>
+            <w:tcW w:type="dxa" w:w="3214"/>
+            <w:shd w:val="clear" w:color="auto" w:fill="FFFFFF"/>
+          </w:tcPr>
+          <w:p>
+            <w:r>
+              <w:rPr>
+                <w:rFonts w:ascii="Calibri" w:hAnsi="Calibri"/>
+                <w:sz w:val="18"/>
+              </w:rPr>
+              <w:t>Finds 1 change that eliminates</w:t>
+              <w:br/>
+              <w:t>multiple problems at once.</w:t>
+            </w:r>
+          </w:p>
+        </w:tc>
+        <w:tc>
+          <w:tcPr>
+            <w:tcW w:type="dxa" w:w="3214"/>
+            <w:shd w:val="clear" w:color="auto" w:fill="FFFFFF"/>
+          </w:tcPr>
+          <w:p>
+            <w:r>
+              <w:rPr>
+                <w:rFonts w:ascii="Calibri" w:hAnsi="Calibri"/>
+                <w:sz w:val="18"/>
+              </w:rPr>
+              <w:t>"Don't host music files at all"</w:t>
+              <w:br/>
+              <w:t>→ Eliminates: licensing, CDN costs,</w:t>
+              <w:br/>
+              <w:t>catalog management, AND moderation</w:t>
+            </w:r>
+          </w:p>
+        </w:tc>
+      </w:tr>
+    </w:tbl>
+    <w:p/>
+    <w:p>
+      <w:r>
+        <w:rPr>
+          <w:rFonts w:ascii="Calibri" w:hAnsi="Calibri"/>
+          <w:b/>
+          <w:i w:val="0"/>
+          <w:sz w:val="20"/>
+        </w:rPr>
+        <w:t>These techniques come from ClaudeKit (open-source by Anthropic) — proven problem-solving frameworks adapted for AI agents.</w:t>
+      </w:r>
+    </w:p>
+    <w:p>
+      <w:r>
+        <w:br w:type="page"/>
+      </w:r>
+    </w:p>
+    <w:p>
+      <w:r>
+        <w:rPr>
+          <w:rFonts w:ascii="Calibri" w:hAnsi="Calibri"/>
+          <w:b/>
+          <w:color w:val="2E4057"/>
+          <w:sz w:val="28"/>
+        </w:rPr>
+        <w:t>9. Built-In Safety: Quality Gates &amp; When-Stuck Protocol</w:t>
+      </w:r>
+    </w:p>
+    <w:p>
+      <w:r>
+        <w:rPr>
+          <w:rFonts w:ascii="Calibri" w:hAnsi="Calibri"/>
+          <w:b/>
+          <w:color w:val="486F8C"/>
+          <w:sz w:val="24"/>
+        </w:rPr>
+        <w:t>Quality Gates</w:t>
+      </w:r>
+    </w:p>
+    <w:p>
+      <w:r>
+        <w:rPr>
+          <w:rFonts w:ascii="Calibri" w:hAnsi="Calibri"/>
+          <w:b/>
+          <w:i w:val="0"/>
+          <w:sz w:val="20"/>
+        </w:rPr>
+        <w:t>The orchestrator doesn't blindly pass data between phases. After Phase 2 and Phase 3, it checks:</w:t>
+      </w:r>
+    </w:p>
+    <w:p>
+      <w:pPr>
+        <w:pStyle w:val="ListBullet"/>
+      </w:pPr>
+      <w:r>
+        <w:rPr>
+          <w:rFonts w:ascii="Calibri" w:hAnsi="Calibri"/>
+          <w:b w:val="0"/>
+          <w:i w:val="0"/>
+          <w:sz w:val="20"/>
+        </w:rPr>
+        <w:t>✓ Does each report have at least 5 source URLs?</w:t>
+      </w:r>
+    </w:p>
+    <w:p>
+      <w:pPr>
+        <w:pStyle w:val="ListBullet"/>
+      </w:pPr>
+      <w:r>
+        <w:rPr>
+          <w:rFonts w:ascii="Calibri" w:hAnsi="Calibri"/>
+          <w:b w:val="0"/>
+          <w:i w:val="0"/>
+          <w:sz w:val="20"/>
+        </w:rPr>
+        <w:t>✓ Are all required sections filled (no empty headings)?</w:t>
+      </w:r>
+    </w:p>
+    <w:p>
+      <w:pPr>
+        <w:pStyle w:val="ListBullet"/>
+      </w:pPr>
+      <w:r>
+        <w:rPr>
+          <w:rFonts w:ascii="Calibri" w:hAnsi="Calibri"/>
+          <w:b w:val="0"/>
+          <w:i w:val="0"/>
+          <w:sz w:val="20"/>
+        </w:rPr>
+        <w:t>✓ Is there at least 1 data point per major claim?</w:t>
+      </w:r>
+    </w:p>
+    <w:p>
+      <w:r>
+        <w:rPr>
+          <w:rFonts w:ascii="Calibri" w:hAnsi="Calibri"/>
+          <w:b/>
+          <w:i w:val="0"/>
+          <w:sz w:val="20"/>
+        </w:rPr>
+        <w:t>If an agent fails → it gets re-run with better instructions.</w:t>
+      </w:r>
+    </w:p>
+    <w:p>
+      <w:r>
+        <w:rPr>
+          <w:rFonts w:ascii="Calibri" w:hAnsi="Calibri"/>
+          <w:b/>
+          <w:color w:val="486F8C"/>
+          <w:sz w:val="24"/>
+        </w:rPr>
+        <w:t>When-Stuck: What If the Agent Can't Find Data?</w:t>
+      </w:r>
+    </w:p>
+    <w:p>
+      <w:r>
+        <w:rPr>
+          <w:rFonts w:ascii="Calibri" w:hAnsi="Calibri"/>
+          <w:b w:val="0"/>
+          <w:i w:val="0"/>
+          <w:sz w:val="20"/>
+        </w:rPr>
+        <w:t>Real problem: some searches return nothing. Every agent has a fallback:</w:t>
+      </w:r>
+    </w:p>
+    <w:tbl>
+      <w:tblPr>
+        <w:tblStyle w:val="TableGrid"/>
+        <w:tblW w:type="auto" w:w="0"/>
+        <w:jc w:val="center"/>
+        <w:tblLook w:firstColumn="1" w:firstRow="1" w:lastColumn="0" w:lastRow="0" w:noHBand="0" w:noVBand="1" w:val="04A0"/>
+      </w:tblPr>
+      <w:tblGrid>
+        <w:gridCol w:w="4820"/>
+        <w:gridCol w:w="4820"/>
+      </w:tblGrid>
+      <w:tr>
+        <w:tc>
+          <w:tcPr>
+            <w:tcW w:type="dxa" w:w="4820"/>
+            <w:shd w:val="clear" w:color="auto" w:fill="2E4057"/>
+          </w:tcPr>
+          <w:p>
+            <w:r>
+              <w:rPr>
+                <w:rFonts w:ascii="Calibri" w:hAnsi="Calibri"/>
+                <w:b/>
+                <w:color w:val="FFFFFF"/>
+                <w:sz w:val="18"/>
+              </w:rPr>
+              <w:t>Step</w:t>
+            </w:r>
+          </w:p>
+        </w:tc>
+        <w:tc>
+          <w:tcPr>
+            <w:tcW w:type="dxa" w:w="4820"/>
+            <w:shd w:val="clear" w:color="auto" w:fill="2E4057"/>
+          </w:tcPr>
+          <w:p>
+            <w:r>
+              <w:rPr>
+                <w:rFonts w:ascii="Calibri" w:hAnsi="Calibri"/>
+                <w:b/>
+                <w:color w:val="FFFFFF"/>
+                <w:sz w:val="18"/>
+              </w:rPr>
+              <w:t>What the Agent Does</w:t>
+            </w:r>
+          </w:p>
+        </w:tc>
+      </w:tr>
+      <w:tr>
+        <w:tc>
+          <w:tcPr>
+            <w:tcW w:type="dxa" w:w="4820"/>
+            <w:shd w:val="clear" w:color="auto" w:fill="FFFFFF"/>
+          </w:tcPr>
+          <w:p>
+            <w:r>
+              <w:rPr>
+                <w:rFonts w:ascii="Calibri" w:hAnsi="Calibri"/>
+                <w:sz w:val="18"/>
+              </w:rPr>
+              <w:t>1. Broaden</w:t>
+            </w:r>
+          </w:p>
+        </w:tc>
+        <w:tc>
+          <w:tcPr>
+            <w:tcW w:type="dxa" w:w="4820"/>
+            <w:shd w:val="clear" w:color="auto" w:fill="FFFFFF"/>
+          </w:tcPr>
+          <w:p>
+            <w:r>
+              <w:rPr>
+                <w:rFonts w:ascii="Calibri" w:hAnsi="Calibri"/>
+                <w:sz w:val="18"/>
+              </w:rPr>
+              <w:t>Remove qualifiers, try synonyms, search broader category</w:t>
+            </w:r>
+          </w:p>
+        </w:tc>
+      </w:tr>
+      <w:tr>
+        <w:tc>
+          <w:tcPr>
+            <w:tcW w:type="dxa" w:w="4820"/>
+            <w:shd w:val="clear" w:color="auto" w:fill="EEF2F7"/>
+          </w:tcPr>
+          <w:p>
+            <w:r>
+              <w:rPr>
+                <w:rFonts w:ascii="Calibri" w:hAnsi="Calibri"/>
+                <w:sz w:val="18"/>
+              </w:rPr>
+              <w:t>2. Alternative sources</w:t>
+            </w:r>
+          </w:p>
+        </w:tc>
+        <w:tc>
+          <w:tcPr>
+            <w:tcW w:type="dxa" w:w="4820"/>
+            <w:shd w:val="clear" w:color="auto" w:fill="EEF2F7"/>
+          </w:tcPr>
+          <w:p>
+            <w:r>
+              <w:rPr>
+                <w:rFonts w:ascii="Calibri" w:hAnsi="Calibri"/>
+                <w:sz w:val="18"/>
+              </w:rPr>
+              <w:t>Try Reddit, HackerNews, Quora, industry reports</w:t>
+            </w:r>
+          </w:p>
+        </w:tc>
+      </w:tr>
+      <w:tr>
+        <w:tc>
+          <w:tcPr>
+            <w:tcW w:type="dxa" w:w="4820"/>
+            <w:shd w:val="clear" w:color="auto" w:fill="FFFFFF"/>
+          </w:tcPr>
+          <w:p>
+            <w:r>
+              <w:rPr>
+                <w:rFonts w:ascii="Calibri" w:hAnsi="Calibri"/>
+                <w:sz w:val="18"/>
+              </w:rPr>
+              <w:t>3. Adjacent markets</w:t>
+            </w:r>
+          </w:p>
+        </w:tc>
+        <w:tc>
+          <w:tcPr>
+            <w:tcW w:type="dxa" w:w="4820"/>
+            <w:shd w:val="clear" w:color="auto" w:fill="FFFFFF"/>
+          </w:tcPr>
+          <w:p>
+            <w:r>
+              <w:rPr>
+                <w:rFonts w:ascii="Calibri" w:hAnsi="Calibri"/>
+                <w:sz w:val="18"/>
+              </w:rPr>
+              <w:t>Search parent/sibling categories instead</w:t>
+            </w:r>
+          </w:p>
+        </w:tc>
+      </w:tr>
+      <w:tr>
+        <w:tc>
+          <w:tcPr>
+            <w:tcW w:type="dxa" w:w="4820"/>
+            <w:shd w:val="clear" w:color="auto" w:fill="EEF2F7"/>
+          </w:tcPr>
+          <w:p>
+            <w:r>
+              <w:rPr>
+                <w:rFonts w:ascii="Calibri" w:hAnsi="Calibri"/>
+                <w:sz w:val="18"/>
+              </w:rPr>
+              <w:t>4. Accept the gap</w:t>
+            </w:r>
+          </w:p>
+        </w:tc>
+        <w:tc>
+          <w:tcPr>
+            <w:tcW w:type="dxa" w:w="4820"/>
+            <w:shd w:val="clear" w:color="auto" w:fill="EEF2F7"/>
+          </w:tcPr>
+          <w:p>
+            <w:r>
+              <w:rPr>
+                <w:rFonts w:ascii="Calibri" w:hAnsi="Calibri"/>
+                <w:sz w:val="18"/>
+              </w:rPr>
+              <w:t>Mark as [NO DATA] — NEVER fabricate an answer</w:t>
+            </w:r>
+          </w:p>
+        </w:tc>
+      </w:tr>
+    </w:tbl>
+    <w:p/>
+    <w:tbl>
+      <w:tblPr>
+        <w:tblStyle w:val="TableGrid"/>
+        <w:tblW w:type="auto" w:w="0"/>
+        <w:jc w:val="center"/>
+        <w:tblLook w:firstColumn="1" w:firstRow="1" w:lastColumn="0" w:lastRow="0" w:noHBand="0" w:noVBand="1" w:val="04A0"/>
+      </w:tblPr>
+      <w:tblGrid>
+        <w:gridCol w:w="9641"/>
+      </w:tblGrid>
+      <w:tr>
+        <w:tc>
+          <w:tcPr>
+            <w:tcW w:type="dxa" w:w="9641"/>
+            <w:shd w:val="clear" w:color="auto" w:fill="FFF8E1"/>
+          </w:tcPr>
+          <w:p>
+            <w:r>
+              <w:rPr>
+                <w:rFonts w:ascii="Calibri" w:hAnsi="Calibri"/>
+                <w:b/>
+                <w:i w:val="0"/>
+                <w:sz w:val="20"/>
+              </w:rPr>
+              <w:t>🔒 Rule: An agent will NEVER make up data to fill a gap.</w:t>
+              <w:br/>
+              <w:t>It will always tell you "I couldn't find this" rather than invent numbers.</w:t>
+            </w:r>
+          </w:p>
+        </w:tc>
+      </w:tr>
+    </w:tbl>
+    <w:p/>
+    <w:p>
+      <w:r>
+        <w:rPr>
+          <w:rFonts w:ascii="Calibri" w:hAnsi="Calibri"/>
+          <w:b/>
+          <w:color w:val="2E4057"/>
+          <w:sz w:val="28"/>
+        </w:rPr>
+        <w:t>10. Also Works With Other AI Tools</w:t>
+      </w:r>
+    </w:p>
+    <w:p>
+      <w:r>
+        <w:rPr>
+          <w:rFonts w:ascii="Calibri" w:hAnsi="Calibri"/>
+          <w:b w:val="0"/>
+          <w:i w:val="0"/>
+          <w:sz w:val="20"/>
+        </w:rPr>
+        <w:t>This method is designed for Cursor, but the principles work anywhere:</w:t>
       </w:r>
     </w:p>
     <w:tbl>
@@ -6004,7 +5111,7 @@
                 <w:color w:val="FFFFFF"/>
                 <w:sz w:val="18"/>
               </w:rPr>
-              <w:t>How to Use This Method</w:t>
+              <w:t>How to Use</w:t>
             </w:r>
           </w:p>
         </w:tc>
@@ -6036,7 +5143,7 @@
                 <w:rFonts w:ascii="Calibri" w:hAnsi="Calibri"/>
                 <w:sz w:val="18"/>
               </w:rPr>
-              <w:t>Copy .mdc files to .cursor/rules/ (native integration, recommended)</w:t>
+              <w:t>Copy agent files to .cursor/agents/ (recommended — native integration)</w:t>
             </w:r>
           </w:p>
         </w:tc>
@@ -6068,7 +5175,7 @@
                 <w:rFonts w:ascii="Calibri" w:hAnsi="Calibri"/>
                 <w:sz w:val="18"/>
               </w:rPr>
-              <w:t>Paste the agent's system prompt as the first message in each NEW conversation</w:t>
+              <w:t>Run 4 separate conversations, paste agent prompt as first message each time</w:t>
             </w:r>
           </w:p>
         </w:tc>
@@ -6100,7 +5207,7 @@
                 <w:rFonts w:ascii="Calibri" w:hAnsi="Calibri"/>
                 <w:sz w:val="18"/>
               </w:rPr>
-              <w:t>Use Projects feature: create 4 projects, each with one agent prompt</w:t>
+              <w:t>Use Projects feature — 1 project per agent, paste outputs between them</w:t>
             </w:r>
           </w:p>
         </w:tc>
@@ -6149,7 +5256,7 @@
                 <w:rFonts w:ascii="Calibri" w:hAnsi="Calibri"/>
                 <w:sz w:val="18"/>
               </w:rPr>
-              <w:t>Gemini</w:t>
+              <w:t>Any AI</w:t>
             </w:r>
           </w:p>
         </w:tc>
@@ -6164,39 +5271,7 @@
                 <w:rFonts w:ascii="Calibri" w:hAnsi="Calibri"/>
                 <w:sz w:val="18"/>
               </w:rPr>
-              <w:t>Copy the agent prompt as first message in each new chat</w:t>
-            </w:r>
-          </w:p>
-        </w:tc>
-      </w:tr>
-      <w:tr>
-        <w:tc>
-          <w:tcPr>
-            <w:tcW w:type="dxa" w:w="4820"/>
-            <w:shd w:val="clear" w:color="auto" w:fill="EEF2F7"/>
-          </w:tcPr>
-          <w:p>
-            <w:r>
-              <w:rPr>
-                <w:rFonts w:ascii="Calibri" w:hAnsi="Calibri"/>
-                <w:sz w:val="18"/>
-              </w:rPr>
-              <w:t>Claude Code</w:t>
-            </w:r>
-          </w:p>
-        </w:tc>
-        <w:tc>
-          <w:tcPr>
-            <w:tcW w:type="dxa" w:w="4820"/>
-            <w:shd w:val="clear" w:color="auto" w:fill="EEF2F7"/>
-          </w:tcPr>
-          <w:p>
-            <w:r>
-              <w:rPr>
-                <w:rFonts w:ascii="Calibri" w:hAnsi="Calibri"/>
-                <w:sz w:val="18"/>
-              </w:rPr>
-              <w:t>Use /persona command or CLAUDE.md files</w:t>
+              <w:t>The core idea: separate sessions, separate roles, documents as handoff</w:t>
             </w:r>
           </w:p>
         </w:tc>
@@ -6205,13 +5280,7 @@
     <w:p/>
     <w:p>
       <w:r>
-        <w:rPr>
-          <w:rFonts w:ascii="Calibri" w:hAnsi="Calibri"/>
-          <w:b/>
-          <w:i w:val="0"/>
-          <w:sz w:val="20"/>
-        </w:rPr>
-        <w:t>The key principle is the same everywhere: 4 separate sessions, 4 separate agent prompts, documents as handoff between sessions.</w:t>
+        <w:br w:type="page"/>
       </w:r>
     </w:p>
     <w:p>
@@ -6222,7 +5291,7 @@
           <w:color w:val="2E4057"/>
           <w:sz w:val="28"/>
         </w:rPr>
-        <w:t>9. Tips &amp; Best Practices</w:t>
+        <w:t>11. Tips &amp; Common Mistakes</w:t>
       </w:r>
     </w:p>
     <w:p>
@@ -6247,7 +5316,7 @@
           <w:i w:val="0"/>
           <w:sz w:val="20"/>
         </w:rPr>
-        <w:t>Keep the seed SHORT (1-3 sentences). The BA agent's job is to expand it.</w:t>
+        <w:t>Keep the seed SHORT (even 1 sentence). The first agent's job is to expand it.</w:t>
       </w:r>
     </w:p>
     <w:p>
@@ -6261,7 +5330,7 @@
           <w:i w:val="0"/>
           <w:sz w:val="20"/>
         </w:rPr>
-        <w:t>Answer Agent 1's questions honestly — short answers are fine.</w:t>
+        <w:t>Answer questions honestly — short answers are fine, the agent follows up.</w:t>
       </w:r>
     </w:p>
     <w:p>
@@ -6275,7 +5344,7 @@
           <w:i w:val="0"/>
           <w:sz w:val="20"/>
         </w:rPr>
-        <w:t>Save each agent's output as a separate file before starting the next agent.</w:t>
+        <w:t>Read the confidence scores — low-confidence claims need manual verification.</w:t>
       </w:r>
     </w:p>
     <w:p>
@@ -6289,7 +5358,7 @@
           <w:i w:val="0"/>
           <w:sz w:val="20"/>
         </w:rPr>
-        <w:t>If Agent 3's scoring seems off, challenge it: "Why did you score X as 4?"</w:t>
+        <w:t>Challenge Agent 5's scoring if something feels wrong: "Why did you give this a 4?"</w:t>
       </w:r>
     </w:p>
     <w:p>
@@ -6303,7 +5372,7 @@
           <w:i w:val="0"/>
           <w:sz w:val="20"/>
         </w:rPr>
-        <w:t>The SCAMPER variants from Agent 2 often produce the winning idea — don't skip them.</w:t>
+        <w:t>Use the SCAMPER variants — they often produce the winning idea.</w:t>
       </w:r>
     </w:p>
     <w:p>
@@ -6317,7 +5386,7 @@
           <w:i w:val="0"/>
           <w:sz w:val="20"/>
         </w:rPr>
-        <w:t>Use the Idea Spec Document from Agent 4 as the INPUT for Practice 2 (Planning).</w:t>
+        <w:t>This Idea Spec is the INPUT for Practice 2 (Idea → Plan).</w:t>
       </w:r>
     </w:p>
     <w:p>
@@ -6342,7 +5411,7 @@
           <w:i w:val="0"/>
           <w:sz w:val="20"/>
         </w:rPr>
-        <w:t>Don't put all 4 agents in ONE chat session (context overflow, role confusion).</w:t>
+        <w:t>Don't skip the questioning phase — bad requirements = bad everything.</w:t>
       </w:r>
     </w:p>
     <w:p>
@@ -6356,7 +5425,7 @@
           <w:i w:val="0"/>
           <w:sz w:val="20"/>
         </w:rPr>
-        <w:t>Don't skip Agent 1 (BA) — it is the most important. Bad requirements = bad everything.</w:t>
+        <w:t>Don't accept scores without reading the evidence.</w:t>
       </w:r>
     </w:p>
     <w:p>
@@ -6370,7 +5439,7 @@
           <w:i w:val="0"/>
           <w:sz w:val="20"/>
         </w:rPr>
-        <w:t>Don't accept Agent 3's first scoring without reading the evidence sentences.</w:t>
+        <w:t>Don't modify the final spec — if something is wrong, re-run the responsible agent.</w:t>
       </w:r>
     </w:p>
     <w:p>
@@ -6384,21 +5453,7 @@
           <w:i w:val="0"/>
           <w:sz w:val="20"/>
         </w:rPr>
-        <w:t>Don't modify Agent 4's output — if something is wrong, re-run the responsible agent.</w:t>
-      </w:r>
-    </w:p>
-    <w:p>
-      <w:pPr>
-        <w:pStyle w:val="ListBullet"/>
-      </w:pPr>
-      <w:r>
-        <w:rPr>
-          <w:rFonts w:ascii="Calibri" w:hAnsi="Calibri"/>
-          <w:b w:val="0"/>
-          <w:i w:val="0"/>
-          <w:sz w:val="20"/>
-        </w:rPr>
-        <w:t>Don't use this for trivial tasks — if you already know exactly what to build, skip to Practice 2.</w:t>
+        <w:t>Don't use this for trivial ideas — if you already know exactly what to build, skip to Practice 2.</w:t>
       </w:r>
     </w:p>
     <w:p>
@@ -6409,7 +5464,18 @@
           <w:color w:val="2E4057"/>
           <w:sz w:val="28"/>
         </w:rPr>
-        <w:t>10. What's Next: Practice 2 &amp; 3</w:t>
+        <w:t>12. What's Next: Practice 2 &amp; 3</w:t>
+      </w:r>
+    </w:p>
+    <w:p>
+      <w:r>
+        <w:rPr>
+          <w:rFonts w:ascii="Calibri" w:hAnsi="Calibri"/>
+          <w:b/>
+          <w:i w:val="0"/>
+          <w:sz w:val="20"/>
+        </w:rPr>
+        <w:t>This is Practice 1 of a 3-part series. Each practice feeds into the next:</w:t>
       </w:r>
     </w:p>
     <w:tbl>
@@ -6420,16 +5486,15 @@
         <w:tblLook w:firstColumn="1" w:firstRow="1" w:lastColumn="0" w:lastRow="0" w:noHBand="0" w:noVBand="1" w:val="04A0"/>
       </w:tblPr>
       <w:tblGrid>
-        <w:gridCol w:w="1928"/>
-        <w:gridCol w:w="1928"/>
-        <w:gridCol w:w="1928"/>
-        <w:gridCol w:w="1928"/>
-        <w:gridCol w:w="1928"/>
+        <w:gridCol w:w="2410"/>
+        <w:gridCol w:w="2410"/>
+        <w:gridCol w:w="2410"/>
+        <w:gridCol w:w="2410"/>
       </w:tblGrid>
       <w:tr>
         <w:tc>
           <w:tcPr>
-            <w:tcW w:type="dxa" w:w="1928"/>
+            <w:tcW w:type="dxa" w:w="2410"/>
             <w:shd w:val="clear" w:color="auto" w:fill="2E4057"/>
           </w:tcPr>
           <w:p>
@@ -6446,7 +5511,7 @@
         </w:tc>
         <w:tc>
           <w:tcPr>
-            <w:tcW w:type="dxa" w:w="1928"/>
+            <w:tcW w:type="dxa" w:w="2410"/>
             <w:shd w:val="clear" w:color="auto" w:fill="2E4057"/>
           </w:tcPr>
           <w:p>
@@ -6463,7 +5528,7 @@
         </w:tc>
         <w:tc>
           <w:tcPr>
-            <w:tcW w:type="dxa" w:w="1928"/>
+            <w:tcW w:type="dxa" w:w="2410"/>
             <w:shd w:val="clear" w:color="auto" w:fill="2E4057"/>
           </w:tcPr>
           <w:p>
@@ -6480,7 +5545,7 @@
         </w:tc>
         <w:tc>
           <w:tcPr>
-            <w:tcW w:type="dxa" w:w="1928"/>
+            <w:tcW w:type="dxa" w:w="2410"/>
             <w:shd w:val="clear" w:color="auto" w:fill="2E4057"/>
           </w:tcPr>
           <w:p>
@@ -6495,28 +5560,11 @@
             </w:r>
           </w:p>
         </w:tc>
-        <w:tc>
-          <w:tcPr>
-            <w:tcW w:type="dxa" w:w="1928"/>
-            <w:shd w:val="clear" w:color="auto" w:fill="2E4057"/>
-          </w:tcPr>
-          <w:p>
-            <w:r>
-              <w:rPr>
-                <w:rFonts w:ascii="Calibri" w:hAnsi="Calibri"/>
-                <w:b/>
-                <w:color w:val="FFFFFF"/>
-                <w:sz w:val="18"/>
-              </w:rPr>
-              <w:t>Agents</w:t>
-            </w:r>
-          </w:p>
-        </w:tc>
       </w:tr>
       <w:tr>
         <w:tc>
           <w:tcPr>
-            <w:tcW w:type="dxa" w:w="1928"/>
+            <w:tcW w:type="dxa" w:w="2410"/>
             <w:shd w:val="clear" w:color="auto" w:fill="FFFFFF"/>
           </w:tcPr>
           <w:p>
@@ -6531,7 +5579,7 @@
         </w:tc>
         <w:tc>
           <w:tcPr>
-            <w:tcW w:type="dxa" w:w="1928"/>
+            <w:tcW w:type="dxa" w:w="2410"/>
             <w:shd w:val="clear" w:color="auto" w:fill="FFFFFF"/>
           </w:tcPr>
           <w:p>
@@ -6540,13 +5588,13 @@
                 <w:rFonts w:ascii="Calibri" w:hAnsi="Calibri"/>
                 <w:sz w:val="18"/>
               </w:rPr>
-              <w:t>Structured Ideation</w:t>
+              <w:t>Multi-Agent Ideation</w:t>
             </w:r>
           </w:p>
         </w:tc>
         <w:tc>
           <w:tcPr>
-            <w:tcW w:type="dxa" w:w="1928"/>
+            <w:tcW w:type="dxa" w:w="2410"/>
             <w:shd w:val="clear" w:color="auto" w:fill="FFFFFF"/>
           </w:tcPr>
           <w:p>
@@ -6555,13 +5603,13 @@
                 <w:rFonts w:ascii="Calibri" w:hAnsi="Calibri"/>
                 <w:sz w:val="18"/>
               </w:rPr>
-              <w:t>Short idea (1-3 sentences)</w:t>
+              <w:t>1 sentence idea</w:t>
             </w:r>
           </w:p>
         </w:tc>
         <w:tc>
           <w:tcPr>
-            <w:tcW w:type="dxa" w:w="1928"/>
+            <w:tcW w:type="dxa" w:w="2410"/>
             <w:shd w:val="clear" w:color="auto" w:fill="FFFFFF"/>
           </w:tcPr>
           <w:p>
@@ -6570,22 +5618,7 @@
                 <w:rFonts w:ascii="Calibri" w:hAnsi="Calibri"/>
                 <w:sz w:val="18"/>
               </w:rPr>
-              <w:t>Idea Specification Document</w:t>
-            </w:r>
-          </w:p>
-        </w:tc>
-        <w:tc>
-          <w:tcPr>
-            <w:tcW w:type="dxa" w:w="1928"/>
-            <w:shd w:val="clear" w:color="auto" w:fill="FFFFFF"/>
-          </w:tcPr>
-          <w:p>
-            <w:r>
-              <w:rPr>
-                <w:rFonts w:ascii="Calibri" w:hAnsi="Calibri"/>
-                <w:sz w:val="18"/>
-              </w:rPr>
-              <w:t>BA, Market Researcher, Evaluator, Crystallizer</w:t>
+              <w:t>13-section Idea Specification</w:t>
             </w:r>
           </w:p>
         </w:tc>
@@ -6593,7 +5626,7 @@
       <w:tr>
         <w:tc>
           <w:tcPr>
-            <w:tcW w:type="dxa" w:w="1928"/>
+            <w:tcW w:type="dxa" w:w="2410"/>
             <w:shd w:val="clear" w:color="auto" w:fill="EEF2F7"/>
           </w:tcPr>
           <w:p>
@@ -6608,7 +5641,7 @@
         </w:tc>
         <w:tc>
           <w:tcPr>
-            <w:tcW w:type="dxa" w:w="1928"/>
+            <w:tcW w:type="dxa" w:w="2410"/>
             <w:shd w:val="clear" w:color="auto" w:fill="EEF2F7"/>
           </w:tcPr>
           <w:p>
@@ -6623,7 +5656,7 @@
         </w:tc>
         <w:tc>
           <w:tcPr>
-            <w:tcW w:type="dxa" w:w="1928"/>
+            <w:tcW w:type="dxa" w:w="2410"/>
             <w:shd w:val="clear" w:color="auto" w:fill="EEF2F7"/>
           </w:tcPr>
           <w:p>
@@ -6632,13 +5665,13 @@
                 <w:rFonts w:ascii="Calibri" w:hAnsi="Calibri"/>
                 <w:sz w:val="18"/>
               </w:rPr>
-              <w:t>Idea Specification Document</w:t>
+              <w:t>Idea Specification</w:t>
             </w:r>
           </w:p>
         </w:tc>
         <w:tc>
           <w:tcPr>
-            <w:tcW w:type="dxa" w:w="1928"/>
+            <w:tcW w:type="dxa" w:w="2410"/>
             <w:shd w:val="clear" w:color="auto" w:fill="EEF2F7"/>
           </w:tcPr>
           <w:p>
@@ -6647,22 +5680,7 @@
                 <w:rFonts w:ascii="Calibri" w:hAnsi="Calibri"/>
                 <w:sz w:val="18"/>
               </w:rPr>
-              <w:t>Detailed Implementation Plan</w:t>
-            </w:r>
-          </w:p>
-        </w:tc>
-        <w:tc>
-          <w:tcPr>
-            <w:tcW w:type="dxa" w:w="1928"/>
-            <w:shd w:val="clear" w:color="auto" w:fill="EEF2F7"/>
-          </w:tcPr>
-          <w:p>
-            <w:r>
-              <w:rPr>
-                <w:rFonts w:ascii="Calibri" w:hAnsi="Calibri"/>
-                <w:sz w:val="18"/>
-              </w:rPr>
-              <w:t>Architect, PM, UX Designer</w:t>
+              <w:t>Architecture + user stories + timeline</w:t>
             </w:r>
           </w:p>
         </w:tc>
@@ -6670,7 +5688,7 @@
       <w:tr>
         <w:tc>
           <w:tcPr>
-            <w:tcW w:type="dxa" w:w="1928"/>
+            <w:tcW w:type="dxa" w:w="2410"/>
             <w:shd w:val="clear" w:color="auto" w:fill="FFFFFF"/>
           </w:tcPr>
           <w:p>
@@ -6685,7 +5703,7 @@
         </w:tc>
         <w:tc>
           <w:tcPr>
-            <w:tcW w:type="dxa" w:w="1928"/>
+            <w:tcW w:type="dxa" w:w="2410"/>
             <w:shd w:val="clear" w:color="auto" w:fill="FFFFFF"/>
           </w:tcPr>
           <w:p>
@@ -6700,7 +5718,7 @@
         </w:tc>
         <w:tc>
           <w:tcPr>
-            <w:tcW w:type="dxa" w:w="1928"/>
+            <w:tcW w:type="dxa" w:w="2410"/>
             <w:shd w:val="clear" w:color="auto" w:fill="FFFFFF"/>
           </w:tcPr>
           <w:p>
@@ -6715,7 +5733,7 @@
         </w:tc>
         <w:tc>
           <w:tcPr>
-            <w:tcW w:type="dxa" w:w="1928"/>
+            <w:tcW w:type="dxa" w:w="2410"/>
             <w:shd w:val="clear" w:color="auto" w:fill="FFFFFF"/>
           </w:tcPr>
           <w:p>
@@ -6724,22 +5742,7 @@
                 <w:rFonts w:ascii="Calibri" w:hAnsi="Calibri"/>
                 <w:sz w:val="18"/>
               </w:rPr>
-              <w:t>Working code</w:t>
-            </w:r>
-          </w:p>
-        </w:tc>
-        <w:tc>
-          <w:tcPr>
-            <w:tcW w:type="dxa" w:w="1928"/>
-            <w:shd w:val="clear" w:color="auto" w:fill="FFFFFF"/>
-          </w:tcPr>
-          <w:p>
-            <w:r>
-              <w:rPr>
-                <w:rFonts w:ascii="Calibri" w:hAnsi="Calibri"/>
-                <w:sz w:val="18"/>
-              </w:rPr>
-              <w:t>Developer, QA, Code Reviewer</w:t>
+              <w:t>Working code + tests</w:t>
             </w:r>
           </w:p>
         </w:tc>
@@ -6754,9 +5757,10 @@
           <w:i w:val="0"/>
           <w:sz w:val="20"/>
         </w:rPr>
-        <w:t>Each practice uses different specialized agents. The output of one practice is the input of the next. This is how BMAD method works: a chain of specialized agents producing documents that build on each other.</w:t>
+        <w:t>The Idea Specification from Practice 1 becomes the input for Practice 2. Different agents, same principle: separate specialists, documents as handoff, evidence over opinions.</w:t>
       </w:r>
     </w:p>
+    <w:p/>
     <w:p>
       <w:r>
         <w:rPr>
@@ -6765,18 +5769,71 @@
           <w:color w:val="2E4057"/>
           <w:sz w:val="28"/>
         </w:rPr>
-        <w:t>Appendix: Agent Configuration Files</w:t>
+        <w:t>Sources &amp; References</w:t>
       </w:r>
     </w:p>
     <w:p>
       <w:r>
         <w:rPr>
           <w:rFonts w:ascii="Calibri" w:hAnsi="Calibri"/>
-          <w:b w:val="0"/>
+          <w:b/>
           <w:i w:val="0"/>
           <w:sz w:val="20"/>
         </w:rPr>
-        <w:t>The 4 .mdc files are included in practice1/agents/. Each file is a Cursor MDC rule file with these sections:</w:t>
+        <w:t>This method combines ideas from:</w:t>
+      </w:r>
+    </w:p>
+    <w:p>
+      <w:pPr>
+        <w:jc w:val="center"/>
+      </w:pPr>
+      <w:r>
+        <w:drawing>
+          <wp:inline xmlns:a="http://schemas.openxmlformats.org/drawingml/2006/main" xmlns:pic="http://schemas.openxmlformats.org/drawingml/2006/picture">
+            <wp:extent cx="5029200" cy="2123684"/>
+            <wp:docPr id="7" name="Picture 7"/>
+            <wp:cNvGraphicFramePr>
+              <a:graphicFrameLocks noChangeAspect="1"/>
+            </wp:cNvGraphicFramePr>
+            <a:graphic>
+              <a:graphicData uri="http://schemas.openxmlformats.org/drawingml/2006/picture">
+                <pic:pic>
+                  <pic:nvPicPr>
+                    <pic:cNvPr id="0" name="sources_v5.png"/>
+                    <pic:cNvPicPr/>
+                  </pic:nvPicPr>
+                  <pic:blipFill>
+                    <a:blip r:embed="rId15"/>
+                    <a:stretch>
+                      <a:fillRect/>
+                    </a:stretch>
+                  </pic:blipFill>
+                  <pic:spPr>
+                    <a:xfrm>
+                      <a:off x="0" y="0"/>
+                      <a:ext cx="5029200" cy="2123684"/>
+                    </a:xfrm>
+                    <a:prstGeom prst="rect"/>
+                  </pic:spPr>
+                </pic:pic>
+              </a:graphicData>
+            </a:graphic>
+          </wp:inline>
+        </w:drawing>
+      </w:r>
+    </w:p>
+    <w:p>
+      <w:pPr>
+        <w:jc w:val="center"/>
+      </w:pPr>
+      <w:r>
+        <w:rPr>
+          <w:rFonts w:ascii="Calibri" w:hAnsi="Calibri"/>
+          <w:i/>
+          <w:color w:val="666666"/>
+          <w:sz w:val="17"/>
+        </w:rPr>
+        <w:t>The open-source frameworks that power this method</w:t>
       </w:r>
     </w:p>
     <w:tbl>
@@ -6805,7 +5862,7 @@
                 <w:color w:val="FFFFFF"/>
                 <w:sz w:val="18"/>
               </w:rPr>
-              <w:t>File</w:t>
+              <w:t>Source</w:t>
             </w:r>
           </w:p>
         </w:tc>
@@ -6822,7 +5879,7 @@
                 <w:color w:val="FFFFFF"/>
                 <w:sz w:val="18"/>
               </w:rPr>
-              <w:t>Lines</w:t>
+              <w:t>What We Used</w:t>
             </w:r>
           </w:p>
         </w:tc>
@@ -6839,7 +5896,7 @@
                 <w:color w:val="FFFFFF"/>
                 <w:sz w:val="18"/>
               </w:rPr>
-              <w:t>Key Sections</w:t>
+              <w:t>URL</w:t>
             </w:r>
           </w:p>
         </w:tc>
@@ -6856,7 +5913,7 @@
                 <w:rFonts w:ascii="Calibri" w:hAnsi="Calibri"/>
                 <w:sz w:val="18"/>
               </w:rPr>
-              <w:t>01-requirements-analyst.mdc</w:t>
+              <w:t>BMAD Method</w:t>
             </w:r>
           </w:p>
         </w:tc>
@@ -6871,7 +5928,7 @@
                 <w:rFonts w:ascii="Calibri" w:hAnsi="Calibri"/>
                 <w:sz w:val="18"/>
               </w:rPr>
-              <w:t>~80</w:t>
+              <w:t>Multi-agent personas, orchestrator pattern</w:t>
             </w:r>
           </w:p>
         </w:tc>
@@ -6886,7 +5943,7 @@
                 <w:rFonts w:ascii="Calibri" w:hAnsi="Calibri"/>
                 <w:sz w:val="18"/>
               </w:rPr>
-              <w:t>Ask 10-15 questions + WebSearch to validate user answers + Requirements Brief output</w:t>
+              <w:t>github.com/bmad-code-org/BMAD-METHOD</w:t>
             </w:r>
           </w:p>
         </w:tc>
@@ -6903,7 +5960,7 @@
                 <w:rFonts w:ascii="Calibri" w:hAnsi="Calibri"/>
                 <w:sz w:val="18"/>
               </w:rPr>
-              <w:t>02-market-researcher.mdc</w:t>
+              <w:t>ClaudeKit</w:t>
             </w:r>
           </w:p>
         </w:tc>
@@ -6918,7 +5975,7 @@
                 <w:rFonts w:ascii="Calibri" w:hAnsi="Calibri"/>
                 <w:sz w:val="18"/>
               </w:rPr>
-              <w:t>~90</w:t>
+              <w:t>5 thinking techniques + context engineering</w:t>
             </w:r>
           </w:p>
         </w:tc>
@@ -6933,7 +5990,7 @@
                 <w:rFonts w:ascii="Calibri" w:hAnsi="Calibri"/>
                 <w:sz w:val="18"/>
               </w:rPr>
-              <w:t>WebSearch for competitors, API pricing, SCAMPER variants, risk evidence, ClaudeKit problem-solving</w:t>
+              <w:t>github.com/anthropics/claudekit</w:t>
             </w:r>
           </w:p>
         </w:tc>
@@ -6950,7 +6007,7 @@
                 <w:rFonts w:ascii="Calibri" w:hAnsi="Calibri"/>
                 <w:sz w:val="18"/>
               </w:rPr>
-              <w:t>03-idea-evaluator.mdc</w:t>
+              <w:t>Cursor Subagents</w:t>
             </w:r>
           </w:p>
         </w:tc>
@@ -6965,7 +6022,7 @@
                 <w:rFonts w:ascii="Calibri" w:hAnsi="Calibri"/>
                 <w:sz w:val="18"/>
               </w:rPr>
-              <w:t>~80</w:t>
+              <w:t>Native parallel execution + context isolation</w:t>
             </w:r>
           </w:p>
         </w:tc>
@@ -6980,7 +6037,7 @@
                 <w:rFonts w:ascii="Calibri" w:hAnsi="Calibri"/>
                 <w:sz w:val="18"/>
               </w:rPr>
-              <w:t>Score vs real data from Agent 2, devil's advocate, verify claims, flag unvalidated</w:t>
+              <w:t>cursor.com/learn/agents</w:t>
             </w:r>
           </w:p>
         </w:tc>
@@ -6997,7 +6054,7 @@
                 <w:rFonts w:ascii="Calibri" w:hAnsi="Calibri"/>
                 <w:sz w:val="18"/>
               </w:rPr>
-              <w:t>04-idea-compiler.mdc</w:t>
+              <w:t>context7.com</w:t>
             </w:r>
           </w:p>
         </w:tc>
@@ -7012,7 +6069,7 @@
                 <w:rFonts w:ascii="Calibri" w:hAnsi="Calibri"/>
                 <w:sz w:val="18"/>
               </w:rPr>
-              <w:t>~60</w:t>
+              <w:t>API documentation via llms.txt protocol</w:t>
             </w:r>
           </w:p>
         </w:tc>
@@ -7027,24 +6084,13 @@
                 <w:rFonts w:ascii="Calibri" w:hAnsi="Calibri"/>
                 <w:sz w:val="18"/>
               </w:rPr>
-              <w:t>Compile all 3 docs into 13-section Idea Spec + evidence trail (NO web search)</w:t>
+              <w:t>context7.com</w:t>
             </w:r>
           </w:p>
         </w:tc>
       </w:tr>
     </w:tbl>
     <w:p/>
-    <w:p>
-      <w:r>
-        <w:rPr>
-          <w:rFonts w:ascii="Calibri" w:hAnsi="Calibri"/>
-          <w:b w:val="0"/>
-          <w:i w:val="0"/>
-          <w:sz w:val="20"/>
-        </w:rPr>
-        <w:t>These files are ready to use — copy them to .cursor/rules/ and start immediately.</w:t>
-      </w:r>
-    </w:p>
     <w:p/>
     <w:p>
       <w:pPr>
@@ -7056,7 +6102,7 @@
           <w:color w:val="999999"/>
           <w:sz w:val="16"/>
         </w:rPr>
-        <w:t>Report generated: 2026-04-16  |  Practice 1 of 3: Multi-Agent Ideation  |  Video Editor</w:t>
+        <w:t>Report generated: 2026-04-16  |  Practice 1: Multi-Agent Ideation  |  Video Editor</w:t>
       </w:r>
     </w:p>
     <w:sectPr>

--- a/docs/practice1/Practice-1-Multi-Agent-Ideation.docx
+++ b/docs/practice1/Practice-1-Multi-Agent-Ideation.docx
@@ -60,7 +60,7 @@
           <w:color w:val="999999"/>
           <w:sz w:val="20"/>
         </w:rPr>
-        <w:t>Submitted: 2026-04-16  |  Video Editor  |  Duy LQ</w:t>
+        <w:t>Submitted: 2026-04-17  |  Video Editor  |  Duy LQ</w:t>
       </w:r>
     </w:p>
     <w:p/>
@@ -80,7 +80,7 @@
               <a:graphicData uri="http://schemas.openxmlformats.org/drawingml/2006/picture">
                 <pic:pic>
                   <pic:nvPicPr>
-                    <pic:cNvPr id="0" name="series_v5.png"/>
+                    <pic:cNvPr id="0" name="series.png"/>
                     <pic:cNvPicPr/>
                   </pic:nvPicPr>
                   <pic:blipFill>
@@ -130,7 +130,7 @@
           <w:color w:val="2E4057"/>
           <w:sz w:val="28"/>
         </w:rPr>
-        <w:t>1. The Problem: Why Most AI Brainstorming Is Useless</w:t>
+        <w:t>1. The Problem: Why Most AI Brainstorming Doesn't Work</w:t>
       </w:r>
     </w:p>
     <w:p>
@@ -183,7 +183,269 @@
           <w:i w:val="0"/>
           <w:sz w:val="20"/>
         </w:rPr>
-        <w:t>And they get back a wall of generic advice that SOUNDS good but:</w:t>
+        <w:t>The AI responds with a confident, detailed answer that SOUNDS helpful. The problem? Almost none of it is verifiable:</w:t>
+      </w:r>
+    </w:p>
+    <w:tbl>
+      <w:tblPr>
+        <w:tblStyle w:val="TableGrid"/>
+        <w:tblW w:type="auto" w:w="0"/>
+        <w:jc w:val="center"/>
+        <w:tblLook w:firstColumn="1" w:firstRow="1" w:lastColumn="0" w:lastRow="0" w:noHBand="0" w:noVBand="1" w:val="04A0"/>
+      </w:tblPr>
+      <w:tblGrid>
+        <w:gridCol w:w="4820"/>
+        <w:gridCol w:w="4820"/>
+      </w:tblGrid>
+      <w:tr>
+        <w:tc>
+          <w:tcPr>
+            <w:tcW w:type="dxa" w:w="4820"/>
+            <w:shd w:val="clear" w:color="auto" w:fill="2E4057"/>
+          </w:tcPr>
+          <w:p>
+            <w:r>
+              <w:rPr>
+                <w:rFonts w:ascii="Calibri" w:hAnsi="Calibri"/>
+                <w:b/>
+                <w:color w:val="FFFFFF"/>
+                <w:sz w:val="18"/>
+              </w:rPr>
+              <w:t>What the AI Says</w:t>
+            </w:r>
+          </w:p>
+        </w:tc>
+        <w:tc>
+          <w:tcPr>
+            <w:tcW w:type="dxa" w:w="4820"/>
+            <w:shd w:val="clear" w:color="auto" w:fill="2E4057"/>
+          </w:tcPr>
+          <w:p>
+            <w:r>
+              <w:rPr>
+                <w:rFonts w:ascii="Calibri" w:hAnsi="Calibri"/>
+                <w:b/>
+                <w:color w:val="FFFFFF"/>
+                <w:sz w:val="18"/>
+              </w:rPr>
+              <w:t>The Real Problem</w:t>
+            </w:r>
+          </w:p>
+        </w:tc>
+      </w:tr>
+      <w:tr>
+        <w:tc>
+          <w:tcPr>
+            <w:tcW w:type="dxa" w:w="4820"/>
+            <w:shd w:val="clear" w:color="auto" w:fill="FFFFFF"/>
+          </w:tcPr>
+          <w:p>
+            <w:r>
+              <w:rPr>
+                <w:rFonts w:ascii="Calibri" w:hAnsi="Calibri"/>
+                <w:sz w:val="18"/>
+              </w:rPr>
+              <w:t>"Competitors include Spotify, SoundCloud,</w:t>
+              <w:br/>
+              <w:t>and Bandcamp."</w:t>
+            </w:r>
+          </w:p>
+        </w:tc>
+        <w:tc>
+          <w:tcPr>
+            <w:tcW w:type="dxa" w:w="4820"/>
+            <w:shd w:val="clear" w:color="auto" w:fill="FFFFFF"/>
+          </w:tcPr>
+          <w:p>
+            <w:r>
+              <w:rPr>
+                <w:rFonts w:ascii="Calibri" w:hAnsi="Calibri"/>
+                <w:sz w:val="18"/>
+              </w:rPr>
+              <w:t>Did it actually search? Or just recall from</w:t>
+              <w:br/>
+              <w:t>training data? No URLs to verify.</w:t>
+            </w:r>
+          </w:p>
+        </w:tc>
+      </w:tr>
+      <w:tr>
+        <w:tc>
+          <w:tcPr>
+            <w:tcW w:type="dxa" w:w="4820"/>
+            <w:shd w:val="clear" w:color="auto" w:fill="EEF2F7"/>
+          </w:tcPr>
+          <w:p>
+            <w:r>
+              <w:rPr>
+                <w:rFonts w:ascii="Calibri" w:hAnsi="Calibri"/>
+                <w:sz w:val="18"/>
+              </w:rPr>
+              <w:t>"The music streaming market is</w:t>
+              <w:br/>
+              <w:t>estimated at $30 billion."</w:t>
+            </w:r>
+          </w:p>
+        </w:tc>
+        <w:tc>
+          <w:tcPr>
+            <w:tcW w:type="dxa" w:w="4820"/>
+            <w:shd w:val="clear" w:color="auto" w:fill="EEF2F7"/>
+          </w:tcPr>
+          <w:p>
+            <w:r>
+              <w:rPr>
+                <w:rFonts w:ascii="Calibri" w:hAnsi="Calibri"/>
+                <w:sz w:val="18"/>
+              </w:rPr>
+              <w:t>Source? There is no source.</w:t>
+              <w:br/>
+              <w:t>This number could be from 2021 or completely made up.</w:t>
+            </w:r>
+          </w:p>
+        </w:tc>
+      </w:tr>
+      <w:tr>
+        <w:tc>
+          <w:tcPr>
+            <w:tcW w:type="dxa" w:w="4820"/>
+            <w:shd w:val="clear" w:color="auto" w:fill="FFFFFF"/>
+          </w:tcPr>
+          <w:p>
+            <w:r>
+              <w:rPr>
+                <w:rFonts w:ascii="Calibri" w:hAnsi="Calibri"/>
+                <w:sz w:val="18"/>
+              </w:rPr>
+              <w:t>"This is a promising idea with</w:t>
+              <w:br/>
+              <w:t>great potential."</w:t>
+            </w:r>
+          </w:p>
+        </w:tc>
+        <w:tc>
+          <w:tcPr>
+            <w:tcW w:type="dxa" w:w="4820"/>
+            <w:shd w:val="clear" w:color="auto" w:fill="FFFFFF"/>
+          </w:tcPr>
+          <w:p>
+            <w:r>
+              <w:rPr>
+                <w:rFonts w:ascii="Calibri" w:hAnsi="Calibri"/>
+                <w:sz w:val="18"/>
+              </w:rPr>
+              <w:t>Of course it says that — it's trained to be positive.</w:t>
+              <w:br/>
+              <w:t>It never challenges your assumptions.</w:t>
+            </w:r>
+          </w:p>
+        </w:tc>
+      </w:tr>
+      <w:tr>
+        <w:tc>
+          <w:tcPr>
+            <w:tcW w:type="dxa" w:w="4820"/>
+            <w:shd w:val="clear" w:color="auto" w:fill="EEF2F7"/>
+          </w:tcPr>
+          <w:p>
+            <w:r>
+              <w:rPr>
+                <w:rFonts w:ascii="Calibri" w:hAnsi="Calibri"/>
+                <w:sz w:val="18"/>
+              </w:rPr>
+              <w:t>"You could use React Native</w:t>
+              <w:br/>
+              <w:t>with a Spotify API."</w:t>
+            </w:r>
+          </w:p>
+        </w:tc>
+        <w:tc>
+          <w:tcPr>
+            <w:tcW w:type="dxa" w:w="4820"/>
+            <w:shd w:val="clear" w:color="auto" w:fill="EEF2F7"/>
+          </w:tcPr>
+          <w:p>
+            <w:r>
+              <w:rPr>
+                <w:rFonts w:ascii="Calibri" w:hAnsi="Calibri"/>
+                <w:sz w:val="18"/>
+              </w:rPr>
+              <w:t>Did it check Spotify API pricing? Rate limits?</w:t>
+              <w:br/>
+              <w:t>Terms of service? No.</w:t>
+            </w:r>
+          </w:p>
+        </w:tc>
+      </w:tr>
+      <w:tr>
+        <w:tc>
+          <w:tcPr>
+            <w:tcW w:type="dxa" w:w="4820"/>
+            <w:shd w:val="clear" w:color="auto" w:fill="FFFFFF"/>
+          </w:tcPr>
+          <w:p>
+            <w:r>
+              <w:rPr>
+                <w:rFonts w:ascii="Calibri" w:hAnsi="Calibri"/>
+                <w:sz w:val="18"/>
+              </w:rPr>
+              <w:t>"There's a gap in the market for</w:t>
+              <w:br/>
+              <w:t>indie music discovery."</w:t>
+            </w:r>
+          </w:p>
+        </w:tc>
+        <w:tc>
+          <w:tcPr>
+            <w:tcW w:type="dxa" w:w="4820"/>
+            <w:shd w:val="clear" w:color="auto" w:fill="FFFFFF"/>
+          </w:tcPr>
+          <w:p>
+            <w:r>
+              <w:rPr>
+                <w:rFonts w:ascii="Calibri" w:hAnsi="Calibri"/>
+                <w:sz w:val="18"/>
+              </w:rPr>
+              <w:t>Based on what evidence?</w:t>
+              <w:br/>
+              <w:t>It doesn't know what launched last week.</w:t>
+            </w:r>
+          </w:p>
+        </w:tc>
+      </w:tr>
+    </w:tbl>
+    <w:p/>
+    <w:p>
+      <w:r>
+        <w:rPr>
+          <w:rFonts w:ascii="Calibri" w:hAnsi="Calibri"/>
+          <w:b/>
+          <w:i w:val="0"/>
+          <w:sz w:val="20"/>
+        </w:rPr>
+        <w:t>The dangerous part is not that the AI is wrong — it's that you feel confident and start building a product based on information nobody verified.</w:t>
+      </w:r>
+    </w:p>
+    <w:p>
+      <w:r>
+        <w:rPr>
+          <w:rFonts w:ascii="Calibri" w:hAnsi="Calibri"/>
+          <w:b/>
+          <w:color w:val="486F8C"/>
+          <w:sz w:val="24"/>
+        </w:rPr>
+        <w:t>What Would "Good" AI Brainstorming Look Like?</w:t>
+      </w:r>
+    </w:p>
+    <w:p>
+      <w:r>
+        <w:rPr>
+          <w:rFonts w:ascii="Calibri" w:hAnsi="Calibri"/>
+          <w:b w:val="0"/>
+          <w:i w:val="0"/>
+          <w:sz w:val="20"/>
+        </w:rPr>
+        <w:t>Imagine if instead of 1 generic AI chat, you had:</w:t>
       </w:r>
     </w:p>
     <w:p>
@@ -197,7 +459,7 @@
           <w:i w:val="0"/>
           <w:sz w:val="20"/>
         </w:rPr>
-        <w:t>❌ Has no real data — the AI makes up market sizes and competitor names</w:t>
+        <w:t>A requirements analyst who asks you 10-15 structured questions before making any suggestions — and then SEARCHES the internet to verify your answers.</w:t>
       </w:r>
     </w:p>
     <w:p>
@@ -211,7 +473,7 @@
           <w:i w:val="0"/>
           <w:sz w:val="20"/>
         </w:rPr>
-        <w:t>❌ Has no sources — you can't verify anything it says</w:t>
+        <w:t>A market researcher who finds actual market size data WITH clickable source URLs from Statista, Grand View Research, etc.</w:t>
       </w:r>
     </w:p>
     <w:p>
@@ -225,7 +487,7 @@
           <w:i w:val="0"/>
           <w:sz w:val="20"/>
         </w:rPr>
-        <w:t>❌ Never challenges you — it agrees with everything you say</w:t>
+        <w:t>A competitor analyst who finds 5+ real competing apps, reads their 1-star App Store reviews, and finds user complaints on Reddit.</w:t>
       </w:r>
     </w:p>
     <w:p>
@@ -239,7 +501,7 @@
           <w:i w:val="0"/>
           <w:sz w:val="20"/>
         </w:rPr>
-        <w:t>❌ Misses competitors — it doesn't actually search the internet</w:t>
+        <w:t>A tech scout who checks actual API pricing pages, rate limits, and terms of service.</w:t>
       </w:r>
     </w:p>
     <w:p>
@@ -253,40 +515,7 @@
           <w:i w:val="0"/>
           <w:sz w:val="20"/>
         </w:rPr>
-        <w:t>❌ Gives you confidence without evidence — the most dangerous outcome</w:t>
-      </w:r>
-    </w:p>
-    <w:p>
-      <w:r>
-        <w:rPr>
-          <w:rFonts w:ascii="Calibri" w:hAnsi="Calibri"/>
-          <w:b/>
-          <w:i w:val="0"/>
-          <w:sz w:val="20"/>
-        </w:rPr>
-        <w:t>The result? You feel productive but you've learned nothing real. You start building a product based on hallucinated data.</w:t>
-      </w:r>
-    </w:p>
-    <w:p>
-      <w:r>
-        <w:rPr>
-          <w:rFonts w:ascii="Calibri" w:hAnsi="Calibri"/>
-          <w:b/>
-          <w:color w:val="486F8C"/>
-          <w:sz w:val="24"/>
-        </w:rPr>
-        <w:t>What Does "Good" Brainstorming Look Like?</w:t>
-      </w:r>
-    </w:p>
-    <w:p>
-      <w:r>
-        <w:rPr>
-          <w:rFonts w:ascii="Calibri" w:hAnsi="Calibri"/>
-          <w:b w:val="0"/>
-          <w:i w:val="0"/>
-          <w:sz w:val="20"/>
-        </w:rPr>
-        <w:t>A proper product ideation should give you:</w:t>
+        <w:t>A devil's advocate evaluator who scores your idea on 8 dimensions and REQUIRES evidence for each score — no free passes.</w:t>
       </w:r>
     </w:p>
     <w:p>
@@ -300,63 +529,7 @@
           <w:i w:val="0"/>
           <w:sz w:val="20"/>
         </w:rPr>
-        <w:t>✅ Real competitor data with URLs you can click and verify</w:t>
-      </w:r>
-    </w:p>
-    <w:p>
-      <w:pPr>
-        <w:pStyle w:val="ListBullet"/>
-      </w:pPr>
-      <w:r>
-        <w:rPr>
-          <w:rFonts w:ascii="Calibri" w:hAnsi="Calibri"/>
-          <w:b w:val="0"/>
-          <w:i w:val="0"/>
-          <w:sz w:val="20"/>
-        </w:rPr>
-        <w:t>✅ Actual market size numbers from real research reports</w:t>
-      </w:r>
-    </w:p>
-    <w:p>
-      <w:pPr>
-        <w:pStyle w:val="ListBullet"/>
-      </w:pPr>
-      <w:r>
-        <w:rPr>
-          <w:rFonts w:ascii="Calibri" w:hAnsi="Calibri"/>
-          <w:b w:val="0"/>
-          <w:i w:val="0"/>
-          <w:sz w:val="20"/>
-        </w:rPr>
-        <w:t>✅ A devil's advocate that challenges your assumptions</w:t>
-      </w:r>
-    </w:p>
-    <w:p>
-      <w:pPr>
-        <w:pStyle w:val="ListBullet"/>
-      </w:pPr>
-      <w:r>
-        <w:rPr>
-          <w:rFonts w:ascii="Calibri" w:hAnsi="Calibri"/>
-          <w:b w:val="0"/>
-          <w:i w:val="0"/>
-          <w:sz w:val="20"/>
-        </w:rPr>
-        <w:t>✅ Alternative approaches you hadn't considered</w:t>
-      </w:r>
-    </w:p>
-    <w:p>
-      <w:pPr>
-        <w:pStyle w:val="ListBullet"/>
-      </w:pPr>
-      <w:r>
-        <w:rPr>
-          <w:rFonts w:ascii="Calibri" w:hAnsi="Calibri"/>
-          <w:b w:val="0"/>
-          <w:i w:val="0"/>
-          <w:sz w:val="20"/>
-        </w:rPr>
-        <w:t>✅ An honest "should you build this?" verdict based on evidence</w:t>
+        <w:t>A risk assessor who asks "How would I GUARANTEE this project fails?" and searches for legal requirements you hadn't considered.</w:t>
       </w:r>
     </w:p>
     <w:p>
@@ -367,7 +540,7 @@
           <w:i w:val="0"/>
           <w:sz w:val="20"/>
         </w:rPr>
-        <w:t>This method gives you ALL of those — automatically.</w:t>
+        <w:t>That's exactly what this method does. And it costs nothing extra — just your existing Cursor subscription.</w:t>
       </w:r>
     </w:p>
     <w:p>
@@ -390,11 +563,11 @@
       <w:r>
         <w:rPr>
           <w:rFonts w:ascii="Calibri" w:hAnsi="Calibri"/>
-          <w:b w:val="0"/>
+          <w:b/>
           <w:i w:val="0"/>
           <w:sz w:val="20"/>
         </w:rPr>
-        <w:t>Let's compare with a real example. Imagine you have this idea:</w:t>
+        <w:t>Let's use a real example. Same idea, two different approaches:</w:t>
       </w:r>
     </w:p>
     <w:tbl>
@@ -421,7 +594,7 @@
                 <w:i w:val="0"/>
                 <w:sz w:val="20"/>
               </w:rPr>
-              <w:t>💡 "I want to make a music streaming app focused on independent artists, like Spotify but for indie music."</w:t>
+              <w:t>💡 Idea: "I want to make a music streaming app focused on independent artists, like Spotify but for indie music."</w:t>
             </w:r>
           </w:p>
         </w:tc>
@@ -429,897 +602,13 @@
     </w:tbl>
     <w:p/>
     <w:p>
-      <w:r>
-        <w:rPr>
-          <w:rFonts w:ascii="Calibri" w:hAnsi="Calibri"/>
-          <w:b/>
-          <w:color w:val="486F8C"/>
-          <w:sz w:val="24"/>
-        </w:rPr>
-        <w:t>What Happens with the Traditional Approach</w:t>
-      </w:r>
-    </w:p>
-    <w:p>
-      <w:r>
-        <w:rPr>
-          <w:rFonts w:ascii="Calibri" w:hAnsi="Calibri"/>
-          <w:b/>
-          <w:i w:val="0"/>
-          <w:sz w:val="20"/>
-        </w:rPr>
-        <w:t>You ask ChatGPT / Cursor / Claude in 1 chat session:</w:t>
-      </w:r>
-    </w:p>
-    <w:tbl>
-      <w:tblPr>
-        <w:tblStyle w:val="TableGrid"/>
-        <w:tblW w:type="auto" w:w="0"/>
-        <w:jc w:val="center"/>
-        <w:tblLook w:firstColumn="1" w:firstRow="1" w:lastColumn="0" w:lastRow="0" w:noHBand="0" w:noVBand="1" w:val="04A0"/>
-      </w:tblPr>
-      <w:tblGrid>
-        <w:gridCol w:w="3214"/>
-        <w:gridCol w:w="3214"/>
-        <w:gridCol w:w="3214"/>
-      </w:tblGrid>
-      <w:tr>
-        <w:tc>
-          <w:tcPr>
-            <w:tcW w:type="dxa" w:w="3214"/>
-            <w:shd w:val="clear" w:color="auto" w:fill="2E4057"/>
-          </w:tcPr>
-          <w:p>
-            <w:r>
-              <w:rPr>
-                <w:rFonts w:ascii="Calibri" w:hAnsi="Calibri"/>
-                <w:b/>
-                <w:color w:val="FFFFFF"/>
-                <w:sz w:val="18"/>
-              </w:rPr>
-              <w:t>You Ask</w:t>
-            </w:r>
-          </w:p>
-        </w:tc>
-        <w:tc>
-          <w:tcPr>
-            <w:tcW w:type="dxa" w:w="3214"/>
-            <w:shd w:val="clear" w:color="auto" w:fill="2E4057"/>
-          </w:tcPr>
-          <w:p>
-            <w:r>
-              <w:rPr>
-                <w:rFonts w:ascii="Calibri" w:hAnsi="Calibri"/>
-                <w:b/>
-                <w:color w:val="FFFFFF"/>
-                <w:sz w:val="18"/>
-              </w:rPr>
-              <w:t>AI Responds</w:t>
-            </w:r>
-          </w:p>
-        </w:tc>
-        <w:tc>
-          <w:tcPr>
-            <w:tcW w:type="dxa" w:w="3214"/>
-            <w:shd w:val="clear" w:color="auto" w:fill="2E4057"/>
-          </w:tcPr>
-          <w:p>
-            <w:r>
-              <w:rPr>
-                <w:rFonts w:ascii="Calibri" w:hAnsi="Calibri"/>
-                <w:b/>
-                <w:color w:val="FFFFFF"/>
-                <w:sz w:val="18"/>
-              </w:rPr>
-              <w:t>The Problem</w:t>
-            </w:r>
-          </w:p>
-        </w:tc>
-      </w:tr>
-      <w:tr>
-        <w:tc>
-          <w:tcPr>
-            <w:tcW w:type="dxa" w:w="3214"/>
-            <w:shd w:val="clear" w:color="auto" w:fill="FFFFFF"/>
-          </w:tcPr>
-          <w:p>
-            <w:r>
-              <w:rPr>
-                <w:rFonts w:ascii="Calibri" w:hAnsi="Calibri"/>
-                <w:sz w:val="18"/>
-              </w:rPr>
-              <w:t>"What competitors exist?"</w:t>
-            </w:r>
-          </w:p>
-        </w:tc>
-        <w:tc>
-          <w:tcPr>
-            <w:tcW w:type="dxa" w:w="3214"/>
-            <w:shd w:val="clear" w:color="auto" w:fill="FFFFFF"/>
-          </w:tcPr>
-          <w:p>
-            <w:r>
-              <w:rPr>
-                <w:rFonts w:ascii="Calibri" w:hAnsi="Calibri"/>
-                <w:sz w:val="18"/>
-              </w:rPr>
-              <w:t>"Some competitors include</w:t>
-              <w:br/>
-              <w:t>Spotify, SoundCloud, and</w:t>
-              <w:br/>
-              <w:t>Bandcamp..."</w:t>
-            </w:r>
-          </w:p>
-        </w:tc>
-        <w:tc>
-          <w:tcPr>
-            <w:tcW w:type="dxa" w:w="3214"/>
-            <w:shd w:val="clear" w:color="auto" w:fill="FFFFFF"/>
-          </w:tcPr>
-          <w:p>
-            <w:r>
-              <w:rPr>
-                <w:rFonts w:ascii="Calibri" w:hAnsi="Calibri"/>
-                <w:sz w:val="18"/>
-              </w:rPr>
-              <w:t>No URLs. No user counts.</w:t>
-              <w:br/>
-              <w:t>No pricing data.</w:t>
-              <w:br/>
-              <w:t>Might not even be accurate.</w:t>
-            </w:r>
-          </w:p>
-        </w:tc>
-      </w:tr>
-      <w:tr>
-        <w:tc>
-          <w:tcPr>
-            <w:tcW w:type="dxa" w:w="3214"/>
-            <w:shd w:val="clear" w:color="auto" w:fill="EEF2F7"/>
-          </w:tcPr>
-          <w:p>
-            <w:r>
-              <w:rPr>
-                <w:rFonts w:ascii="Calibri" w:hAnsi="Calibri"/>
-                <w:sz w:val="18"/>
-              </w:rPr>
-              <w:t>"What's the market size?"</w:t>
-            </w:r>
-          </w:p>
-        </w:tc>
-        <w:tc>
-          <w:tcPr>
-            <w:tcW w:type="dxa" w:w="3214"/>
-            <w:shd w:val="clear" w:color="auto" w:fill="EEF2F7"/>
-          </w:tcPr>
-          <w:p>
-            <w:r>
-              <w:rPr>
-                <w:rFonts w:ascii="Calibri" w:hAnsi="Calibri"/>
-                <w:sz w:val="18"/>
-              </w:rPr>
-              <w:t>"The music streaming market</w:t>
-              <w:br/>
-              <w:t>is estimated at $30 billion..."</w:t>
-            </w:r>
-          </w:p>
-        </w:tc>
-        <w:tc>
-          <w:tcPr>
-            <w:tcW w:type="dxa" w:w="3214"/>
-            <w:shd w:val="clear" w:color="auto" w:fill="EEF2F7"/>
-          </w:tcPr>
-          <w:p>
-            <w:r>
-              <w:rPr>
-                <w:rFonts w:ascii="Calibri" w:hAnsi="Calibri"/>
-                <w:sz w:val="18"/>
-              </w:rPr>
-              <w:t>Where did $30B come from?</w:t>
-              <w:br/>
-              <w:t>No source. Could be made up.</w:t>
-              <w:br/>
-              <w:t>No way to verify.</w:t>
-            </w:r>
-          </w:p>
-        </w:tc>
-      </w:tr>
-      <w:tr>
-        <w:tc>
-          <w:tcPr>
-            <w:tcW w:type="dxa" w:w="3214"/>
-            <w:shd w:val="clear" w:color="auto" w:fill="FFFFFF"/>
-          </w:tcPr>
-          <w:p>
-            <w:r>
-              <w:rPr>
-                <w:rFonts w:ascii="Calibri" w:hAnsi="Calibri"/>
-                <w:sz w:val="18"/>
-              </w:rPr>
-              <w:t>"Is my idea good?"</w:t>
-            </w:r>
-          </w:p>
-        </w:tc>
-        <w:tc>
-          <w:tcPr>
-            <w:tcW w:type="dxa" w:w="3214"/>
-            <w:shd w:val="clear" w:color="auto" w:fill="FFFFFF"/>
-          </w:tcPr>
-          <w:p>
-            <w:r>
-              <w:rPr>
-                <w:rFonts w:ascii="Calibri" w:hAnsi="Calibri"/>
-                <w:sz w:val="18"/>
-              </w:rPr>
-              <w:t>"Yes, this is a promising idea</w:t>
-              <w:br/>
-              <w:t>with great potential..."</w:t>
-            </w:r>
-          </w:p>
-        </w:tc>
-        <w:tc>
-          <w:tcPr>
-            <w:tcW w:type="dxa" w:w="3214"/>
-            <w:shd w:val="clear" w:color="auto" w:fill="FFFFFF"/>
-          </w:tcPr>
-          <w:p>
-            <w:r>
-              <w:rPr>
-                <w:rFonts w:ascii="Calibri" w:hAnsi="Calibri"/>
-                <w:sz w:val="18"/>
-              </w:rPr>
-              <w:t>Of course it says yes.</w:t>
-              <w:br/>
-              <w:t>It's trained to be helpful.</w:t>
-              <w:br/>
-              <w:t>No critical analysis.</w:t>
-            </w:r>
-          </w:p>
-        </w:tc>
-      </w:tr>
-      <w:tr>
-        <w:tc>
-          <w:tcPr>
-            <w:tcW w:type="dxa" w:w="3214"/>
-            <w:shd w:val="clear" w:color="auto" w:fill="EEF2F7"/>
-          </w:tcPr>
-          <w:p>
-            <w:r>
-              <w:rPr>
-                <w:rFonts w:ascii="Calibri" w:hAnsi="Calibri"/>
-                <w:sz w:val="18"/>
-              </w:rPr>
-              <w:t>"What tech should I use?"</w:t>
-            </w:r>
-          </w:p>
-        </w:tc>
-        <w:tc>
-          <w:tcPr>
-            <w:tcW w:type="dxa" w:w="3214"/>
-            <w:shd w:val="clear" w:color="auto" w:fill="EEF2F7"/>
-          </w:tcPr>
-          <w:p>
-            <w:r>
-              <w:rPr>
-                <w:rFonts w:ascii="Calibri" w:hAnsi="Calibri"/>
-                <w:sz w:val="18"/>
-              </w:rPr>
-              <w:t>"You could use React Native</w:t>
-              <w:br/>
-              <w:t>with Firebase and Spotify API"</w:t>
-            </w:r>
-          </w:p>
-        </w:tc>
-        <w:tc>
-          <w:tcPr>
-            <w:tcW w:type="dxa" w:w="3214"/>
-            <w:shd w:val="clear" w:color="auto" w:fill="EEF2F7"/>
-          </w:tcPr>
-          <w:p>
-            <w:r>
-              <w:rPr>
-                <w:rFonts w:ascii="Calibri" w:hAnsi="Calibri"/>
-                <w:sz w:val="18"/>
-              </w:rPr>
-              <w:t>Did it check Spotify API pricing?</w:t>
-              <w:br/>
-              <w:t>Did it check rate limits?</w:t>
-              <w:br/>
-              <w:t>No.</w:t>
-            </w:r>
-          </w:p>
-        </w:tc>
-      </w:tr>
-    </w:tbl>
-    <w:p/>
-    <w:p>
-      <w:r>
-        <w:rPr>
-          <w:rFonts w:ascii="Calibri" w:hAnsi="Calibri"/>
-          <w:b/>
-          <w:i w:val="0"/>
-          <w:sz w:val="20"/>
-        </w:rPr>
-        <w:t>Total time: ~15 minutes. Total verifiable facts: probably 0.</w:t>
-      </w:r>
-    </w:p>
-    <w:p>
-      <w:r>
-        <w:rPr>
-          <w:rFonts w:ascii="Calibri" w:hAnsi="Calibri"/>
-          <w:b/>
-          <w:color w:val="486F8C"/>
-          <w:sz w:val="24"/>
-        </w:rPr>
-        <w:t>What Happens with This Method</w:t>
-      </w:r>
-    </w:p>
-    <w:p>
-      <w:r>
-        <w:rPr>
-          <w:rFonts w:ascii="Calibri" w:hAnsi="Calibri"/>
-          <w:b/>
-          <w:i w:val="0"/>
-          <w:sz w:val="20"/>
-        </w:rPr>
-        <w:t>You type 1 sentence. Then 8 specialized AI agents work for you:</w:t>
-      </w:r>
-    </w:p>
-    <w:tbl>
-      <w:tblPr>
-        <w:tblStyle w:val="TableGrid"/>
-        <w:tblW w:type="auto" w:w="0"/>
-        <w:jc w:val="center"/>
-        <w:tblLook w:firstColumn="1" w:firstRow="1" w:lastColumn="0" w:lastRow="0" w:noHBand="0" w:noVBand="1" w:val="04A0"/>
-      </w:tblPr>
-      <w:tblGrid>
-        <w:gridCol w:w="3214"/>
-        <w:gridCol w:w="3214"/>
-        <w:gridCol w:w="3214"/>
-      </w:tblGrid>
-      <w:tr>
-        <w:tc>
-          <w:tcPr>
-            <w:tcW w:type="dxa" w:w="3214"/>
-            <w:shd w:val="clear" w:color="auto" w:fill="2E4057"/>
-          </w:tcPr>
-          <w:p>
-            <w:r>
-              <w:rPr>
-                <w:rFonts w:ascii="Calibri" w:hAnsi="Calibri"/>
-                <w:b/>
-                <w:color w:val="FFFFFF"/>
-                <w:sz w:val="18"/>
-              </w:rPr>
-              <w:t>Agent Does</w:t>
-            </w:r>
-          </w:p>
-        </w:tc>
-        <w:tc>
-          <w:tcPr>
-            <w:tcW w:type="dxa" w:w="3214"/>
-            <w:shd w:val="clear" w:color="auto" w:fill="2E4057"/>
-          </w:tcPr>
-          <w:p>
-            <w:r>
-              <w:rPr>
-                <w:rFonts w:ascii="Calibri" w:hAnsi="Calibri"/>
-                <w:b/>
-                <w:color w:val="FFFFFF"/>
-                <w:sz w:val="18"/>
-              </w:rPr>
-              <w:t>What You Get</w:t>
-            </w:r>
-          </w:p>
-        </w:tc>
-        <w:tc>
-          <w:tcPr>
-            <w:tcW w:type="dxa" w:w="3214"/>
-            <w:shd w:val="clear" w:color="auto" w:fill="2E4057"/>
-          </w:tcPr>
-          <w:p>
-            <w:r>
-              <w:rPr>
-                <w:rFonts w:ascii="Calibri" w:hAnsi="Calibri"/>
-                <w:b/>
-                <w:color w:val="FFFFFF"/>
-                <w:sz w:val="18"/>
-              </w:rPr>
-              <w:t>Why It's Different</w:t>
-            </w:r>
-          </w:p>
-        </w:tc>
-      </w:tr>
-      <w:tr>
-        <w:tc>
-          <w:tcPr>
-            <w:tcW w:type="dxa" w:w="3214"/>
-            <w:shd w:val="clear" w:color="auto" w:fill="FFFFFF"/>
-          </w:tcPr>
-          <w:p>
-            <w:r>
-              <w:rPr>
-                <w:rFonts w:ascii="Calibri" w:hAnsi="Calibri"/>
-                <w:sz w:val="18"/>
-              </w:rPr>
-              <w:t>Agent 1 asks you 10-15</w:t>
-              <w:br/>
-              <w:t>structured questions</w:t>
-            </w:r>
-          </w:p>
-        </w:tc>
-        <w:tc>
-          <w:tcPr>
-            <w:tcW w:type="dxa" w:w="3214"/>
-            <w:shd w:val="clear" w:color="auto" w:fill="FFFFFF"/>
-          </w:tcPr>
-          <w:p>
-            <w:r>
-              <w:rPr>
-                <w:rFonts w:ascii="Calibri" w:hAnsi="Calibri"/>
-                <w:sz w:val="18"/>
-              </w:rPr>
-              <w:t>A proper Requirements Brief</w:t>
-              <w:br/>
-              <w:t>with validated assumptions</w:t>
-            </w:r>
-          </w:p>
-        </w:tc>
-        <w:tc>
-          <w:tcPr>
-            <w:tcW w:type="dxa" w:w="3214"/>
-            <w:shd w:val="clear" w:color="auto" w:fill="FFFFFF"/>
-          </w:tcPr>
-          <w:p>
-            <w:r>
-              <w:rPr>
-                <w:rFonts w:ascii="Calibri" w:hAnsi="Calibri"/>
-                <w:sz w:val="18"/>
-              </w:rPr>
-              <w:t>Forces you to think through WHO,</w:t>
-              <w:br/>
-              <w:t>WHAT, WHY, HOW, CONSTRAINTS.</w:t>
-              <w:br/>
-              <w:t>Then searches web to verify.</w:t>
-            </w:r>
-          </w:p>
-        </w:tc>
-      </w:tr>
-      <w:tr>
-        <w:tc>
-          <w:tcPr>
-            <w:tcW w:type="dxa" w:w="3214"/>
-            <w:shd w:val="clear" w:color="auto" w:fill="EEF2F7"/>
-          </w:tcPr>
-          <w:p>
-            <w:r>
-              <w:rPr>
-                <w:rFonts w:ascii="Calibri" w:hAnsi="Calibri"/>
-                <w:sz w:val="18"/>
-              </w:rPr>
-              <w:t>Agent 2 searches the internet</w:t>
-              <w:br/>
-              <w:t>for market data</w:t>
-            </w:r>
-          </w:p>
-        </w:tc>
-        <w:tc>
-          <w:tcPr>
-            <w:tcW w:type="dxa" w:w="3214"/>
-            <w:shd w:val="clear" w:color="auto" w:fill="EEF2F7"/>
-          </w:tcPr>
-          <w:p>
-            <w:r>
-              <w:rPr>
-                <w:rFonts w:ascii="Calibri" w:hAnsi="Calibri"/>
-                <w:sz w:val="18"/>
-              </w:rPr>
-              <w:t>TAM: $28.6B (Grand View Research)</w:t>
-              <w:br/>
-              <w:t>SAM: $4.2B indie music</w:t>
-              <w:br/>
-              <w:t>with source URLs</w:t>
-            </w:r>
-          </w:p>
-        </w:tc>
-        <w:tc>
-          <w:tcPr>
-            <w:tcW w:type="dxa" w:w="3214"/>
-            <w:shd w:val="clear" w:color="auto" w:fill="EEF2F7"/>
-          </w:tcPr>
-          <w:p>
-            <w:r>
-              <w:rPr>
-                <w:rFonts w:ascii="Calibri" w:hAnsi="Calibri"/>
-                <w:sz w:val="18"/>
-              </w:rPr>
-              <w:t>Every number has a clickable</w:t>
-              <w:br/>
-              <w:t>source URL. You can verify</w:t>
-              <w:br/>
-              <w:t>everything yourself.</w:t>
-            </w:r>
-          </w:p>
-        </w:tc>
-      </w:tr>
-      <w:tr>
-        <w:tc>
-          <w:tcPr>
-            <w:tcW w:type="dxa" w:w="3214"/>
-            <w:shd w:val="clear" w:color="auto" w:fill="FFFFFF"/>
-          </w:tcPr>
-          <w:p>
-            <w:r>
-              <w:rPr>
-                <w:rFonts w:ascii="Calibri" w:hAnsi="Calibri"/>
-                <w:sz w:val="18"/>
-              </w:rPr>
-              <w:t>Agent 3 finds 5+ real</w:t>
-              <w:br/>
-              <w:t>competitors</w:t>
-            </w:r>
-          </w:p>
-        </w:tc>
-        <w:tc>
-          <w:tcPr>
-            <w:tcW w:type="dxa" w:w="3214"/>
-            <w:shd w:val="clear" w:color="auto" w:fill="FFFFFF"/>
-          </w:tcPr>
-          <w:p>
-            <w:r>
-              <w:rPr>
-                <w:rFonts w:ascii="Calibri" w:hAnsi="Calibri"/>
-                <w:sz w:val="18"/>
-              </w:rPr>
-              <w:t>Bandcamp: 8M users, $201M rev</w:t>
-              <w:br/>
-              <w:t>DistroKid: $35.99/yr</w:t>
-              <w:br/>
-              <w:t>... with App Store links</w:t>
-            </w:r>
-          </w:p>
-        </w:tc>
-        <w:tc>
-          <w:tcPr>
-            <w:tcW w:type="dxa" w:w="3214"/>
-            <w:shd w:val="clear" w:color="auto" w:fill="FFFFFF"/>
-          </w:tcPr>
-          <w:p>
-            <w:r>
-              <w:rPr>
-                <w:rFonts w:ascii="Calibri" w:hAnsi="Calibri"/>
-                <w:sz w:val="18"/>
-              </w:rPr>
-              <w:t>Real products with real URLs,</w:t>
-              <w:br/>
-              <w:t>real pricing, real user quotes</w:t>
-              <w:br/>
-              <w:t>from Reddit/App Store reviews.</w:t>
-            </w:r>
-          </w:p>
-        </w:tc>
-      </w:tr>
-      <w:tr>
-        <w:tc>
-          <w:tcPr>
-            <w:tcW w:type="dxa" w:w="3214"/>
-            <w:shd w:val="clear" w:color="auto" w:fill="EEF2F7"/>
-          </w:tcPr>
-          <w:p>
-            <w:r>
-              <w:rPr>
-                <w:rFonts w:ascii="Calibri" w:hAnsi="Calibri"/>
-                <w:sz w:val="18"/>
-              </w:rPr>
-              <w:t>Agent 4 searches for APIs</w:t>
-              <w:br/>
-              <w:t>and checks pricing</w:t>
-            </w:r>
-          </w:p>
-        </w:tc>
-        <w:tc>
-          <w:tcPr>
-            <w:tcW w:type="dxa" w:w="3214"/>
-            <w:shd w:val="clear" w:color="auto" w:fill="EEF2F7"/>
-          </w:tcPr>
-          <w:p>
-            <w:r>
-              <w:rPr>
-                <w:rFonts w:ascii="Calibri" w:hAnsi="Calibri"/>
-                <w:sz w:val="18"/>
-              </w:rPr>
-              <w:t>Spotify API: free tier 100 req/min</w:t>
-              <w:br/>
-              <w:t>YouTube API: 10K units/day free</w:t>
-              <w:br/>
-              <w:t>Firebase: free up to 50K MAU</w:t>
-            </w:r>
-          </w:p>
-        </w:tc>
-        <w:tc>
-          <w:tcPr>
-            <w:tcW w:type="dxa" w:w="3214"/>
-            <w:shd w:val="clear" w:color="auto" w:fill="EEF2F7"/>
-          </w:tcPr>
-          <w:p>
-            <w:r>
-              <w:rPr>
-                <w:rFonts w:ascii="Calibri" w:hAnsi="Calibri"/>
-                <w:sz w:val="18"/>
-              </w:rPr>
-              <w:t>Actual pricing pages checked.</w:t>
-              <w:br/>
-              <w:t>Rate limits verified.</w:t>
-              <w:br/>
-              <w:t>No hallucinated APIs.</w:t>
-            </w:r>
-          </w:p>
-        </w:tc>
-      </w:tr>
-      <w:tr>
-        <w:tc>
-          <w:tcPr>
-            <w:tcW w:type="dxa" w:w="3214"/>
-            <w:shd w:val="clear" w:color="auto" w:fill="FFFFFF"/>
-          </w:tcPr>
-          <w:p>
-            <w:r>
-              <w:rPr>
-                <w:rFonts w:ascii="Calibri" w:hAnsi="Calibri"/>
-                <w:sz w:val="18"/>
-              </w:rPr>
-              <w:t>Agent 5 scores your idea</w:t>
-              <w:br/>
-              <w:t>on 8 dimensions</w:t>
-            </w:r>
-          </w:p>
-        </w:tc>
-        <w:tc>
-          <w:tcPr>
-            <w:tcW w:type="dxa" w:w="3214"/>
-            <w:shd w:val="clear" w:color="auto" w:fill="FFFFFF"/>
-          </w:tcPr>
-          <w:p>
-            <w:r>
-              <w:rPr>
-                <w:rFonts w:ascii="Calibri" w:hAnsi="Calibri"/>
-                <w:sz w:val="18"/>
-              </w:rPr>
-              <w:t>Feasibility: 4/5 — evidence: ...</w:t>
-              <w:br/>
-              <w:t>Market demand: 3/5 — evidence: ...</w:t>
-              <w:br/>
-              <w:t>Verdict: CONDITIONAL GO</w:t>
-            </w:r>
-          </w:p>
-        </w:tc>
-        <w:tc>
-          <w:tcPr>
-            <w:tcW w:type="dxa" w:w="3214"/>
-            <w:shd w:val="clear" w:color="auto" w:fill="FFFFFF"/>
-          </w:tcPr>
-          <w:p>
-            <w:r>
-              <w:rPr>
-                <w:rFonts w:ascii="Calibri" w:hAnsi="Calibri"/>
-                <w:sz w:val="18"/>
-              </w:rPr>
-              <w:t>Every score has 1 sentence</w:t>
-              <w:br/>
-              <w:t>of evidence. No free passes.</w:t>
-              <w:br/>
-              <w:t>Devil's advocate built in.</w:t>
-            </w:r>
-          </w:p>
-        </w:tc>
-      </w:tr>
-      <w:tr>
-        <w:tc>
-          <w:tcPr>
-            <w:tcW w:type="dxa" w:w="3214"/>
-            <w:shd w:val="clear" w:color="auto" w:fill="EEF2F7"/>
-          </w:tcPr>
-          <w:p>
-            <w:r>
-              <w:rPr>
-                <w:rFonts w:ascii="Calibri" w:hAnsi="Calibri"/>
-                <w:sz w:val="18"/>
-              </w:rPr>
-              <w:t>Agent 6 designs the UX</w:t>
-              <w:br/>
-              <w:t>with research</w:t>
-            </w:r>
-          </w:p>
-        </w:tc>
-        <w:tc>
-          <w:tcPr>
-            <w:tcW w:type="dxa" w:w="3214"/>
-            <w:shd w:val="clear" w:color="auto" w:fill="EEF2F7"/>
-          </w:tcPr>
-          <w:p>
-            <w:r>
-              <w:rPr>
-                <w:rFonts w:ascii="Calibri" w:hAnsi="Calibri"/>
-                <w:sz w:val="18"/>
-              </w:rPr>
-              <w:t>Time-to-aha: 2 min (benchmark)</w:t>
-              <w:br/>
-              <w:t>Onboarding: 3 steps max</w:t>
-              <w:br/>
-              <w:t>Hook model mapped</w:t>
-            </w:r>
-          </w:p>
-        </w:tc>
-        <w:tc>
-          <w:tcPr>
-            <w:tcW w:type="dxa" w:w="3214"/>
-            <w:shd w:val="clear" w:color="auto" w:fill="EEF2F7"/>
-          </w:tcPr>
-          <w:p>
-            <w:r>
-              <w:rPr>
-                <w:rFonts w:ascii="Calibri" w:hAnsi="Calibri"/>
-                <w:sz w:val="18"/>
-              </w:rPr>
-              <w:t>Based on NNGroup/Baymard</w:t>
-              <w:br/>
-              <w:t>research, not guessing.</w:t>
-              <w:br/>
-              <w:t>Competitor weakness analysis.</w:t>
-            </w:r>
-          </w:p>
-        </w:tc>
-      </w:tr>
-      <w:tr>
-        <w:tc>
-          <w:tcPr>
-            <w:tcW w:type="dxa" w:w="3214"/>
-            <w:shd w:val="clear" w:color="auto" w:fill="FFFFFF"/>
-          </w:tcPr>
-          <w:p>
-            <w:r>
-              <w:rPr>
-                <w:rFonts w:ascii="Calibri" w:hAnsi="Calibri"/>
-                <w:sz w:val="18"/>
-              </w:rPr>
-              <w:t>Agent 7 identifies risks</w:t>
-              <w:br/>
-              <w:t>with legal research</w:t>
-            </w:r>
-          </w:p>
-        </w:tc>
-        <w:tc>
-          <w:tcPr>
-            <w:tcW w:type="dxa" w:w="3214"/>
-            <w:shd w:val="clear" w:color="auto" w:fill="FFFFFF"/>
-          </w:tcPr>
-          <w:p>
-            <w:r>
-              <w:rPr>
-                <w:rFonts w:ascii="Calibri" w:hAnsi="Calibri"/>
-                <w:sz w:val="18"/>
-              </w:rPr>
-              <w:t>Music licensing: CRITICAL risk</w:t>
-              <w:br/>
-              <w:t>GDPR compliance needed</w:t>
-              <w:br/>
-              <w:t>API dependency: HIGH risk</w:t>
-            </w:r>
-          </w:p>
-        </w:tc>
-        <w:tc>
-          <w:tcPr>
-            <w:tcW w:type="dxa" w:w="3214"/>
-            <w:shd w:val="clear" w:color="auto" w:fill="FFFFFF"/>
-          </w:tcPr>
-          <w:p>
-            <w:r>
-              <w:rPr>
-                <w:rFonts w:ascii="Calibri" w:hAnsi="Calibri"/>
-                <w:sz w:val="18"/>
-              </w:rPr>
-              <w:t>Actually searches for</w:t>
-              <w:br/>
-              <w:t>regulations. Finds real legal</w:t>
-              <w:br/>
-              <w:t>requirements with URLs.</w:t>
-            </w:r>
-          </w:p>
-        </w:tc>
-      </w:tr>
-      <w:tr>
-        <w:tc>
-          <w:tcPr>
-            <w:tcW w:type="dxa" w:w="3214"/>
-            <w:shd w:val="clear" w:color="auto" w:fill="EEF2F7"/>
-          </w:tcPr>
-          <w:p>
-            <w:r>
-              <w:rPr>
-                <w:rFonts w:ascii="Calibri" w:hAnsi="Calibri"/>
-                <w:sz w:val="18"/>
-              </w:rPr>
-              <w:t>Agent 8 compiles everything</w:t>
-              <w:br/>
-              <w:t>into 1 document</w:t>
-            </w:r>
-          </w:p>
-        </w:tc>
-        <w:tc>
-          <w:tcPr>
-            <w:tcW w:type="dxa" w:w="3214"/>
-            <w:shd w:val="clear" w:color="auto" w:fill="EEF2F7"/>
-          </w:tcPr>
-          <w:p>
-            <w:r>
-              <w:rPr>
-                <w:rFonts w:ascii="Calibri" w:hAnsi="Calibri"/>
-                <w:sz w:val="18"/>
-              </w:rPr>
-              <w:t>13-Section Idea Specification</w:t>
-              <w:br/>
-              <w:t>Full evidence trail</w:t>
-              <w:br/>
-              <w:t>GO / PIVOT / KILL verdict</w:t>
-            </w:r>
-          </w:p>
-        </w:tc>
-        <w:tc>
-          <w:tcPr>
-            <w:tcW w:type="dxa" w:w="3214"/>
-            <w:shd w:val="clear" w:color="auto" w:fill="EEF2F7"/>
-          </w:tcPr>
-          <w:p>
-            <w:r>
-              <w:rPr>
-                <w:rFonts w:ascii="Calibri" w:hAnsi="Calibri"/>
-                <w:sz w:val="18"/>
-              </w:rPr>
-              <w:t>Nothing made up. Every claim</w:t>
-              <w:br/>
-              <w:t>traced to a source.</w:t>
-              <w:br/>
-              <w:t>Confidence score for spec.</w:t>
-            </w:r>
-          </w:p>
-        </w:tc>
-      </w:tr>
-    </w:tbl>
-    <w:p/>
-    <w:p>
-      <w:r>
-        <w:rPr>
-          <w:rFonts w:ascii="Calibri" w:hAnsi="Calibri"/>
-          <w:b/>
-          <w:i w:val="0"/>
-          <w:sz w:val="20"/>
-        </w:rPr>
-        <w:t>Total time: ~20 minutes. Total verifiable facts: 30+.</w:t>
-      </w:r>
-    </w:p>
-    <w:p>
-      <w:r>
-        <w:br w:type="page"/>
-      </w:r>
-    </w:p>
-    <w:p>
-      <w:r>
-        <w:rPr>
-          <w:rFonts w:ascii="Calibri" w:hAnsi="Calibri"/>
-          <w:b/>
-          <w:color w:val="2E4057"/>
-          <w:sz w:val="28"/>
-        </w:rPr>
-        <w:t>3. Side-by-Side Comparison</w:t>
-      </w:r>
-    </w:p>
-    <w:p>
       <w:pPr>
         <w:jc w:val="center"/>
       </w:pPr>
       <w:r>
         <w:drawing>
           <wp:inline xmlns:a="http://schemas.openxmlformats.org/drawingml/2006/main" xmlns:pic="http://schemas.openxmlformats.org/drawingml/2006/picture">
-            <wp:extent cx="5669280" cy="3269401"/>
+            <wp:extent cx="5669280" cy="3703600"/>
             <wp:docPr id="2" name="Picture 2"/>
             <wp:cNvGraphicFramePr>
               <a:graphicFrameLocks noChangeAspect="1"/>
@@ -1328,7 +617,7 @@
               <a:graphicData uri="http://schemas.openxmlformats.org/drawingml/2006/picture">
                 <pic:pic>
                   <pic:nvPicPr>
-                    <pic:cNvPr id="0" name="comparison_v5_evolution.png"/>
+                    <pic:cNvPr id="0" name="comparison.png"/>
                     <pic:cNvPicPr/>
                   </pic:nvPicPr>
                   <pic:blipFill>
@@ -1340,7 +629,7 @@
                   <pic:spPr>
                     <a:xfrm>
                       <a:off x="0" y="0"/>
-                      <a:ext cx="5669280" cy="3269401"/>
+                      <a:ext cx="5669280" cy="3703600"/>
                     </a:xfrm>
                     <a:prstGeom prst="rect"/>
                   </pic:spPr>
@@ -1362,7 +651,7 @@
           <w:color w:val="666666"/>
           <w:sz w:val="17"/>
         </w:rPr>
-        <w:t>Traditional (1 chat) vs Structured Ideation (8 agents, parallel, evidence-backed)</w:t>
+        <w:t>Side-by-side: Traditional gives you opinions. This method gives you evidence.</w:t>
       </w:r>
     </w:p>
     <w:tbl>
@@ -1460,7 +749,7 @@
                 <w:rFonts w:ascii="Calibri" w:hAnsi="Calibri"/>
                 <w:sz w:val="18"/>
               </w:rPr>
-              <w:t>20+ messages</w:t>
+              <w:t>20+ messages, back-and-forth</w:t>
             </w:r>
           </w:p>
         </w:tc>
@@ -1492,7 +781,7 @@
                 <w:rFonts w:ascii="Calibri" w:hAnsi="Calibri"/>
                 <w:sz w:val="18"/>
               </w:rPr>
-              <w:t>Agents working</w:t>
+              <w:t>How many AI "brains"</w:t>
             </w:r>
           </w:p>
         </w:tc>
@@ -1507,7 +796,7 @@
                 <w:rFonts w:ascii="Calibri" w:hAnsi="Calibri"/>
                 <w:sz w:val="18"/>
               </w:rPr>
-              <w:t>1 (does everything)</w:t>
+              <w:t>1 (does everything, biased)</w:t>
             </w:r>
           </w:p>
         </w:tc>
@@ -1522,7 +811,7 @@
                 <w:rFonts w:ascii="Calibri" w:hAnsi="Calibri"/>
                 <w:sz w:val="18"/>
               </w:rPr>
-              <w:t>8 specialists (6 run in parallel)</w:t>
+              <w:t>8 specialists (each has fresh context)</w:t>
             </w:r>
           </w:p>
         </w:tc>
@@ -1539,7 +828,7 @@
                 <w:rFonts w:ascii="Calibri" w:hAnsi="Calibri"/>
                 <w:sz w:val="18"/>
               </w:rPr>
-              <w:t>Internet research</w:t>
+              <w:t>Does it search the web?</w:t>
             </w:r>
           </w:p>
         </w:tc>
@@ -1554,7 +843,7 @@
                 <w:rFonts w:ascii="Calibri" w:hAnsi="Calibri"/>
                 <w:sz w:val="18"/>
               </w:rPr>
-              <w:t>No (uses training data)</w:t>
+              <w:t>No — uses training data</w:t>
             </w:r>
           </w:p>
         </w:tc>
@@ -1569,7 +858,7 @@
                 <w:rFonts w:ascii="Calibri" w:hAnsi="Calibri"/>
                 <w:sz w:val="18"/>
               </w:rPr>
-              <w:t>Yes (every agent searches the web)</w:t>
+              <w:t>Yes — every agent searches the internet</w:t>
             </w:r>
           </w:p>
         </w:tc>
@@ -1586,7 +875,7 @@
                 <w:rFonts w:ascii="Calibri" w:hAnsi="Calibri"/>
                 <w:sz w:val="18"/>
               </w:rPr>
-              <w:t>Competitors found</w:t>
+              <w:t>Real competitors?</w:t>
             </w:r>
           </w:p>
         </w:tc>
@@ -1601,7 +890,7 @@
                 <w:rFonts w:ascii="Calibri" w:hAnsi="Calibri"/>
                 <w:sz w:val="18"/>
               </w:rPr>
-              <w:t>0-2 (often wrong)</w:t>
+              <w:t>Maybe 2-3, often wrong names</w:t>
             </w:r>
           </w:p>
         </w:tc>
@@ -1616,7 +905,7 @@
                 <w:rFonts w:ascii="Calibri" w:hAnsi="Calibri"/>
                 <w:sz w:val="18"/>
               </w:rPr>
-              <w:t>5+ with URLs, users, pricing</w:t>
+              <w:t>5+ with URLs, pricing, user counts</w:t>
             </w:r>
           </w:p>
         </w:tc>
@@ -1633,7 +922,7 @@
                 <w:rFonts w:ascii="Calibri" w:hAnsi="Calibri"/>
                 <w:sz w:val="18"/>
               </w:rPr>
-              <w:t>Market data</w:t>
+              <w:t>Market size data?</w:t>
             </w:r>
           </w:p>
         </w:tc>
@@ -1648,7 +937,7 @@
                 <w:rFonts w:ascii="Calibri" w:hAnsi="Calibri"/>
                 <w:sz w:val="18"/>
               </w:rPr>
-              <w:t>Made up or vague</w:t>
+              <w:t>"About $30B" — no source</w:t>
             </w:r>
           </w:p>
         </w:tc>
@@ -1663,7 +952,7 @@
                 <w:rFonts w:ascii="Calibri" w:hAnsi="Calibri"/>
                 <w:sz w:val="18"/>
               </w:rPr>
-              <w:t>With source URLs you can click</w:t>
+              <w:t>"$28.6B" — Grand View Research [URL]</w:t>
             </w:r>
           </w:p>
         </w:tc>
@@ -1680,7 +969,7 @@
                 <w:rFonts w:ascii="Calibri" w:hAnsi="Calibri"/>
                 <w:sz w:val="18"/>
               </w:rPr>
-              <w:t>Critical analysis</w:t>
+              <w:t>API pricing checked?</w:t>
             </w:r>
           </w:p>
         </w:tc>
@@ -1695,7 +984,7 @@
                 <w:rFonts w:ascii="Calibri" w:hAnsi="Calibri"/>
                 <w:sz w:val="18"/>
               </w:rPr>
-              <w:t>None (AI agrees with you)</w:t>
+              <w:t>No — just mentions API names</w:t>
             </w:r>
           </w:p>
         </w:tc>
@@ -1710,7 +999,7 @@
                 <w:rFonts w:ascii="Calibri" w:hAnsi="Calibri"/>
                 <w:sz w:val="18"/>
               </w:rPr>
-              <w:t>Dedicated evaluator + risk assessment</w:t>
+              <w:t>Yes — actual pricing pages visited</w:t>
             </w:r>
           </w:p>
         </w:tc>
@@ -1727,7 +1016,7 @@
                 <w:rFonts w:ascii="Calibri" w:hAnsi="Calibri"/>
                 <w:sz w:val="18"/>
               </w:rPr>
-              <w:t>Evidence per claim</w:t>
+              <w:t>Anyone challenge you?</w:t>
             </w:r>
           </w:p>
         </w:tc>
@@ -1742,7 +1031,7 @@
                 <w:rFonts w:ascii="Calibri" w:hAnsi="Calibri"/>
                 <w:sz w:val="18"/>
               </w:rPr>
-              <w:t>None</w:t>
+              <w:t>Never — AI agrees with you</w:t>
             </w:r>
           </w:p>
         </w:tc>
@@ -1757,7 +1046,7 @@
                 <w:rFonts w:ascii="Calibri" w:hAnsi="Calibri"/>
                 <w:sz w:val="18"/>
               </w:rPr>
-              <w:t>Source URL + confidence score</w:t>
+              <w:t>Yes — Agent 5 is a dedicated critic</w:t>
             </w:r>
           </w:p>
         </w:tc>
@@ -1774,7 +1063,7 @@
                 <w:rFonts w:ascii="Calibri" w:hAnsi="Calibri"/>
                 <w:sz w:val="18"/>
               </w:rPr>
-              <w:t>Confidence score</w:t>
+              <w:t>Legal research?</w:t>
             </w:r>
           </w:p>
         </w:tc>
@@ -1789,7 +1078,7 @@
                 <w:rFonts w:ascii="Calibri" w:hAnsi="Calibri"/>
                 <w:sz w:val="18"/>
               </w:rPr>
-              <w:t>No</w:t>
+              <w:t>None</w:t>
             </w:r>
           </w:p>
         </w:tc>
@@ -1804,7 +1093,7 @@
                 <w:rFonts w:ascii="Calibri" w:hAnsi="Calibri"/>
                 <w:sz w:val="18"/>
               </w:rPr>
-              <w:t>Yes (90%/60%/low per claim)</w:t>
+              <w:t>GDPR, CCPA, licensing laws searched</w:t>
             </w:r>
           </w:p>
         </w:tc>
@@ -1821,7 +1110,7 @@
                 <w:rFonts w:ascii="Calibri" w:hAnsi="Calibri"/>
                 <w:sz w:val="18"/>
               </w:rPr>
-              <w:t>Can you verify claims?</w:t>
+              <w:t>Evidence per claim?</w:t>
             </w:r>
           </w:p>
         </w:tc>
@@ -1836,7 +1125,7 @@
                 <w:rFonts w:ascii="Calibri" w:hAnsi="Calibri"/>
                 <w:sz w:val="18"/>
               </w:rPr>
-              <w:t>No</w:t>
+              <w:t>None — 0 source URLs</w:t>
             </w:r>
           </w:p>
         </w:tc>
@@ -1844,6 +1133,53 @@
           <w:tcPr>
             <w:tcW w:type="dxa" w:w="3214"/>
             <w:shd w:val="clear" w:color="auto" w:fill="FFFFFF"/>
+          </w:tcPr>
+          <w:p>
+            <w:r>
+              <w:rPr>
+                <w:rFonts w:ascii="Calibri" w:hAnsi="Calibri"/>
+                <w:sz w:val="18"/>
+              </w:rPr>
+              <w:t>Source URL + confidence level</w:t>
+            </w:r>
+          </w:p>
+        </w:tc>
+      </w:tr>
+      <w:tr>
+        <w:tc>
+          <w:tcPr>
+            <w:tcW w:type="dxa" w:w="3214"/>
+            <w:shd w:val="clear" w:color="auto" w:fill="EEF2F7"/>
+          </w:tcPr>
+          <w:p>
+            <w:r>
+              <w:rPr>
+                <w:rFonts w:ascii="Calibri" w:hAnsi="Calibri"/>
+                <w:sz w:val="18"/>
+              </w:rPr>
+              <w:t>Can you verify?</w:t>
+            </w:r>
+          </w:p>
+        </w:tc>
+        <w:tc>
+          <w:tcPr>
+            <w:tcW w:type="dxa" w:w="3214"/>
+            <w:shd w:val="clear" w:color="auto" w:fill="EEF2F7"/>
+          </w:tcPr>
+          <w:p>
+            <w:r>
+              <w:rPr>
+                <w:rFonts w:ascii="Calibri" w:hAnsi="Calibri"/>
+                <w:sz w:val="18"/>
+              </w:rPr>
+              <w:t>No — just trust it</w:t>
+            </w:r>
+          </w:p>
+        </w:tc>
+        <w:tc>
+          <w:tcPr>
+            <w:tcW w:type="dxa" w:w="3214"/>
+            <w:shd w:val="clear" w:color="auto" w:fill="EEF2F7"/>
           </w:tcPr>
           <w:p>
             <w:r>
@@ -1860,53 +1196,6 @@
         <w:tc>
           <w:tcPr>
             <w:tcW w:type="dxa" w:w="3214"/>
-            <w:shd w:val="clear" w:color="auto" w:fill="EEF2F7"/>
-          </w:tcPr>
-          <w:p>
-            <w:r>
-              <w:rPr>
-                <w:rFonts w:ascii="Calibri" w:hAnsi="Calibri"/>
-                <w:sz w:val="18"/>
-              </w:rPr>
-              <w:t>Output</w:t>
-            </w:r>
-          </w:p>
-        </w:tc>
-        <w:tc>
-          <w:tcPr>
-            <w:tcW w:type="dxa" w:w="3214"/>
-            <w:shd w:val="clear" w:color="auto" w:fill="EEF2F7"/>
-          </w:tcPr>
-          <w:p>
-            <w:r>
-              <w:rPr>
-                <w:rFonts w:ascii="Calibri" w:hAnsi="Calibri"/>
-                <w:sz w:val="18"/>
-              </w:rPr>
-              <w:t>A chat transcript</w:t>
-            </w:r>
-          </w:p>
-        </w:tc>
-        <w:tc>
-          <w:tcPr>
-            <w:tcW w:type="dxa" w:w="3214"/>
-            <w:shd w:val="clear" w:color="auto" w:fill="EEF2F7"/>
-          </w:tcPr>
-          <w:p>
-            <w:r>
-              <w:rPr>
-                <w:rFonts w:ascii="Calibri" w:hAnsi="Calibri"/>
-                <w:sz w:val="18"/>
-              </w:rPr>
-              <w:t>13-section document with evidence</w:t>
-            </w:r>
-          </w:p>
-        </w:tc>
-      </w:tr>
-      <w:tr>
-        <w:tc>
-          <w:tcPr>
-            <w:tcW w:type="dxa" w:w="3214"/>
             <w:shd w:val="clear" w:color="auto" w:fill="FFFFFF"/>
           </w:tcPr>
           <w:p>
@@ -1915,7 +1204,7 @@
                 <w:rFonts w:ascii="Calibri" w:hAnsi="Calibri"/>
                 <w:sz w:val="18"/>
               </w:rPr>
-              <w:t>Reproducible?</w:t>
+              <w:t>Output format</w:t>
             </w:r>
           </w:p>
         </w:tc>
@@ -1930,7 +1219,7 @@
                 <w:rFonts w:ascii="Calibri" w:hAnsi="Calibri"/>
                 <w:sz w:val="18"/>
               </w:rPr>
-              <w:t>No</w:t>
+              <w:t>A scrollable chat transcript</w:t>
             </w:r>
           </w:p>
         </w:tc>
@@ -1945,7 +1234,7 @@
                 <w:rFonts w:ascii="Calibri" w:hAnsi="Calibri"/>
                 <w:sz w:val="18"/>
               </w:rPr>
-              <w:t>Yes — same agents, same process</w:t>
+              <w:t>13-section document</w:t>
             </w:r>
           </w:p>
         </w:tc>
@@ -1977,7 +1266,7 @@
                 <w:rFonts w:ascii="Calibri" w:hAnsi="Calibri"/>
                 <w:sz w:val="18"/>
               </w:rPr>
-              <w:t>~15 min</w:t>
+              <w:t>~15 minutes</w:t>
             </w:r>
           </w:p>
         </w:tc>
@@ -1992,7 +1281,54 @@
                 <w:rFonts w:ascii="Calibri" w:hAnsi="Calibri"/>
                 <w:sz w:val="18"/>
               </w:rPr>
-              <w:t>~20 min (but 10x more output)</w:t>
+              <w:t>~20 minutes</w:t>
+            </w:r>
+          </w:p>
+        </w:tc>
+      </w:tr>
+      <w:tr>
+        <w:tc>
+          <w:tcPr>
+            <w:tcW w:type="dxa" w:w="3214"/>
+            <w:shd w:val="clear" w:color="auto" w:fill="FFFFFF"/>
+          </w:tcPr>
+          <w:p>
+            <w:r>
+              <w:rPr>
+                <w:rFonts w:ascii="Calibri" w:hAnsi="Calibri"/>
+                <w:sz w:val="18"/>
+              </w:rPr>
+              <w:t>Verifiable facts</w:t>
+            </w:r>
+          </w:p>
+        </w:tc>
+        <w:tc>
+          <w:tcPr>
+            <w:tcW w:type="dxa" w:w="3214"/>
+            <w:shd w:val="clear" w:color="auto" w:fill="FFFFFF"/>
+          </w:tcPr>
+          <w:p>
+            <w:r>
+              <w:rPr>
+                <w:rFonts w:ascii="Calibri" w:hAnsi="Calibri"/>
+                <w:sz w:val="18"/>
+              </w:rPr>
+              <w:t>~0</w:t>
+            </w:r>
+          </w:p>
+        </w:tc>
+        <w:tc>
+          <w:tcPr>
+            <w:tcW w:type="dxa" w:w="3214"/>
+            <w:shd w:val="clear" w:color="auto" w:fill="FFFFFF"/>
+          </w:tcPr>
+          <w:p>
+            <w:r>
+              <w:rPr>
+                <w:rFonts w:ascii="Calibri" w:hAnsi="Calibri"/>
+                <w:sz w:val="18"/>
+              </w:rPr>
+              <w:t>30+</w:t>
             </w:r>
           </w:p>
         </w:tc>
@@ -2023,9 +1359,12 @@
                 <w:i w:val="0"/>
                 <w:sz w:val="20"/>
               </w:rPr>
-              <w:t>💡 The key difference: traditional brainstorming gives you OPINIONS.</w:t>
+              <w:t>💡 The key insight: traditional brainstorming gives you OPINIONS that sound good.</w:t>
               <w:br/>
-              <w:t>This method gives you EVIDENCE. Every claim has a source you can check.</w:t>
+              <w:t>This method gives you EVIDENCE you can verify.</w:t>
+              <w:br/>
+              <w:br/>
+              <w:t>Same amount of time. Completely different quality of output.</w:t>
             </w:r>
           </w:p>
         </w:tc>
@@ -2045,7 +1384,7 @@
           <w:color w:val="2E4057"/>
           <w:sz w:val="28"/>
         </w:rPr>
-        <w:t>4. How It Works (Simple Version)</w:t>
+        <w:t>3. How It Works: A Complete Walkthrough</w:t>
       </w:r>
     </w:p>
     <w:p>
@@ -2056,276 +1395,9 @@
           <w:i w:val="0"/>
           <w:sz w:val="20"/>
         </w:rPr>
-        <w:t>Think of it like visiting a hospital. You don't get 1 doctor who does everything. You get a specialist for each concern:</w:t>
+        <w:t>Think of it like a medical checkup. You don't see 1 doctor who does everything. You see specialists — and each only sees your test results, not what you told the previous doctor. This prevents bias.</w:t>
       </w:r>
     </w:p>
-    <w:tbl>
-      <w:tblPr>
-        <w:tblStyle w:val="TableGrid"/>
-        <w:tblW w:type="auto" w:w="0"/>
-        <w:jc w:val="center"/>
-        <w:tblLook w:firstColumn="1" w:firstRow="1" w:lastColumn="0" w:lastRow="0" w:noHBand="0" w:noVBand="1" w:val="04A0"/>
-      </w:tblPr>
-      <w:tblGrid>
-        <w:gridCol w:w="3214"/>
-        <w:gridCol w:w="3214"/>
-        <w:gridCol w:w="3214"/>
-      </w:tblGrid>
-      <w:tr>
-        <w:tc>
-          <w:tcPr>
-            <w:tcW w:type="dxa" w:w="3214"/>
-            <w:shd w:val="clear" w:color="auto" w:fill="2E4057"/>
-          </w:tcPr>
-          <w:p>
-            <w:r>
-              <w:rPr>
-                <w:rFonts w:ascii="Calibri" w:hAnsi="Calibri"/>
-                <w:b/>
-                <w:color w:val="FFFFFF"/>
-                <w:sz w:val="18"/>
-              </w:rPr>
-              <w:t>Hospital Analogy</w:t>
-            </w:r>
-          </w:p>
-        </w:tc>
-        <w:tc>
-          <w:tcPr>
-            <w:tcW w:type="dxa" w:w="3214"/>
-            <w:shd w:val="clear" w:color="auto" w:fill="2E4057"/>
-          </w:tcPr>
-          <w:p>
-            <w:r>
-              <w:rPr>
-                <w:rFonts w:ascii="Calibri" w:hAnsi="Calibri"/>
-                <w:b/>
-                <w:color w:val="FFFFFF"/>
-                <w:sz w:val="18"/>
-              </w:rPr>
-              <w:t>Our Pipeline</w:t>
-            </w:r>
-          </w:p>
-        </w:tc>
-        <w:tc>
-          <w:tcPr>
-            <w:tcW w:type="dxa" w:w="3214"/>
-            <w:shd w:val="clear" w:color="auto" w:fill="2E4057"/>
-          </w:tcPr>
-          <w:p>
-            <w:r>
-              <w:rPr>
-                <w:rFonts w:ascii="Calibri" w:hAnsi="Calibri"/>
-                <w:b/>
-                <w:color w:val="FFFFFF"/>
-                <w:sz w:val="18"/>
-              </w:rPr>
-              <w:t>Why Separate?</w:t>
-            </w:r>
-          </w:p>
-        </w:tc>
-      </w:tr>
-      <w:tr>
-        <w:tc>
-          <w:tcPr>
-            <w:tcW w:type="dxa" w:w="3214"/>
-            <w:shd w:val="clear" w:color="auto" w:fill="FFFFFF"/>
-          </w:tcPr>
-          <w:p>
-            <w:r>
-              <w:rPr>
-                <w:rFonts w:ascii="Calibri" w:hAnsi="Calibri"/>
-                <w:sz w:val="18"/>
-              </w:rPr>
-              <w:t>Receptionist collects symptoms</w:t>
-            </w:r>
-          </w:p>
-        </w:tc>
-        <w:tc>
-          <w:tcPr>
-            <w:tcW w:type="dxa" w:w="3214"/>
-            <w:shd w:val="clear" w:color="auto" w:fill="FFFFFF"/>
-          </w:tcPr>
-          <w:p>
-            <w:r>
-              <w:rPr>
-                <w:rFonts w:ascii="Calibri" w:hAnsi="Calibri"/>
-                <w:sz w:val="18"/>
-              </w:rPr>
-              <w:t>Agent 1: asks you 10-15 questions</w:t>
-            </w:r>
-          </w:p>
-        </w:tc>
-        <w:tc>
-          <w:tcPr>
-            <w:tcW w:type="dxa" w:w="3214"/>
-            <w:shd w:val="clear" w:color="auto" w:fill="FFFFFF"/>
-          </w:tcPr>
-          <w:p>
-            <w:r>
-              <w:rPr>
-                <w:rFonts w:ascii="Calibri" w:hAnsi="Calibri"/>
-                <w:sz w:val="18"/>
-              </w:rPr>
-              <w:t>Forces thorough info gathering</w:t>
-              <w:br/>
-              <w:t>before any diagnosis</w:t>
-            </w:r>
-          </w:p>
-        </w:tc>
-      </w:tr>
-      <w:tr>
-        <w:tc>
-          <w:tcPr>
-            <w:tcW w:type="dxa" w:w="3214"/>
-            <w:shd w:val="clear" w:color="auto" w:fill="EEF2F7"/>
-          </w:tcPr>
-          <w:p>
-            <w:r>
-              <w:rPr>
-                <w:rFonts w:ascii="Calibri" w:hAnsi="Calibri"/>
-                <w:sz w:val="18"/>
-              </w:rPr>
-              <w:t>Lab runs blood tests</w:t>
-            </w:r>
-          </w:p>
-        </w:tc>
-        <w:tc>
-          <w:tcPr>
-            <w:tcW w:type="dxa" w:w="3214"/>
-            <w:shd w:val="clear" w:color="auto" w:fill="EEF2F7"/>
-          </w:tcPr>
-          <w:p>
-            <w:r>
-              <w:rPr>
-                <w:rFonts w:ascii="Calibri" w:hAnsi="Calibri"/>
-                <w:sz w:val="18"/>
-              </w:rPr>
-              <w:t>Agent 2-4: research market, tech,</w:t>
-              <w:br/>
-              <w:t>competitors (run simultaneously)</w:t>
-            </w:r>
-          </w:p>
-        </w:tc>
-        <w:tc>
-          <w:tcPr>
-            <w:tcW w:type="dxa" w:w="3214"/>
-            <w:shd w:val="clear" w:color="auto" w:fill="EEF2F7"/>
-          </w:tcPr>
-          <w:p>
-            <w:r>
-              <w:rPr>
-                <w:rFonts w:ascii="Calibri" w:hAnsi="Calibri"/>
-                <w:sz w:val="18"/>
-              </w:rPr>
-              <w:t>Each looks at different angle</w:t>
-              <w:br/>
-              <w:t>with fresh eyes</w:t>
-            </w:r>
-          </w:p>
-        </w:tc>
-      </w:tr>
-      <w:tr>
-        <w:tc>
-          <w:tcPr>
-            <w:tcW w:type="dxa" w:w="3214"/>
-            <w:shd w:val="clear" w:color="auto" w:fill="FFFFFF"/>
-          </w:tcPr>
-          <w:p>
-            <w:r>
-              <w:rPr>
-                <w:rFonts w:ascii="Calibri" w:hAnsi="Calibri"/>
-                <w:sz w:val="18"/>
-              </w:rPr>
-              <w:t>Specialist reviews results</w:t>
-            </w:r>
-          </w:p>
-        </w:tc>
-        <w:tc>
-          <w:tcPr>
-            <w:tcW w:type="dxa" w:w="3214"/>
-            <w:shd w:val="clear" w:color="auto" w:fill="FFFFFF"/>
-          </w:tcPr>
-          <w:p>
-            <w:r>
-              <w:rPr>
-                <w:rFonts w:ascii="Calibri" w:hAnsi="Calibri"/>
-                <w:sz w:val="18"/>
-              </w:rPr>
-              <w:t>Agent 5-7: evaluate idea, UX, risks</w:t>
-              <w:br/>
-              <w:t>(run simultaneously)</w:t>
-            </w:r>
-          </w:p>
-        </w:tc>
-        <w:tc>
-          <w:tcPr>
-            <w:tcW w:type="dxa" w:w="3214"/>
-            <w:shd w:val="clear" w:color="auto" w:fill="FFFFFF"/>
-          </w:tcPr>
-          <w:p>
-            <w:r>
-              <w:rPr>
-                <w:rFonts w:ascii="Calibri" w:hAnsi="Calibri"/>
-                <w:sz w:val="18"/>
-              </w:rPr>
-              <w:t>Evaluator hasn't seen your chat</w:t>
-              <w:br/>
-              <w:t>with Agent 1 — no bias</w:t>
-            </w:r>
-          </w:p>
-        </w:tc>
-      </w:tr>
-      <w:tr>
-        <w:tc>
-          <w:tcPr>
-            <w:tcW w:type="dxa" w:w="3214"/>
-            <w:shd w:val="clear" w:color="auto" w:fill="EEF2F7"/>
-          </w:tcPr>
-          <w:p>
-            <w:r>
-              <w:rPr>
-                <w:rFonts w:ascii="Calibri" w:hAnsi="Calibri"/>
-                <w:sz w:val="18"/>
-              </w:rPr>
-              <w:t>Doctor writes final report</w:t>
-            </w:r>
-          </w:p>
-        </w:tc>
-        <w:tc>
-          <w:tcPr>
-            <w:tcW w:type="dxa" w:w="3214"/>
-            <w:shd w:val="clear" w:color="auto" w:fill="EEF2F7"/>
-          </w:tcPr>
-          <w:p>
-            <w:r>
-              <w:rPr>
-                <w:rFonts w:ascii="Calibri" w:hAnsi="Calibri"/>
-                <w:sz w:val="18"/>
-              </w:rPr>
-              <w:t>Agent 8: compiles into 13-section spec</w:t>
-            </w:r>
-          </w:p>
-        </w:tc>
-        <w:tc>
-          <w:tcPr>
-            <w:tcW w:type="dxa" w:w="3214"/>
-            <w:shd w:val="clear" w:color="auto" w:fill="EEF2F7"/>
-          </w:tcPr>
-          <w:p>
-            <w:r>
-              <w:rPr>
-                <w:rFonts w:ascii="Calibri" w:hAnsi="Calibri"/>
-                <w:sz w:val="18"/>
-              </w:rPr>
-              <w:t>Only compiles what specialists</w:t>
-              <w:br/>
-              <w:t>found — adds nothing new</w:t>
-            </w:r>
-          </w:p>
-        </w:tc>
-      </w:tr>
-    </w:tbl>
-    <w:p/>
     <w:p>
       <w:pPr>
         <w:jc w:val="center"/>
@@ -2342,7 +1414,7 @@
               <a:graphicData uri="http://schemas.openxmlformats.org/drawingml/2006/picture">
                 <pic:pic>
                   <pic:nvPicPr>
-                    <pic:cNvPr id="0" name="pipeline_v5_maxpower.png"/>
+                    <pic:cNvPr id="0" name="pipeline.png"/>
                     <pic:cNvPicPr/>
                   </pic:nvPicPr>
                   <pic:blipFill>
@@ -2376,7 +1448,7 @@
           <w:color w:val="666666"/>
           <w:sz w:val="17"/>
         </w:rPr>
-        <w:t>The full pipeline: you type 1 prompt, 8 agents work for you, 6 run in parallel</w:t>
+        <w:t>The full pipeline: your 1 prompt flows through 4 phases, 8 agents, with quality checks</w:t>
       </w:r>
     </w:p>
     <w:p>
@@ -2387,7 +1459,7 @@
           <w:color w:val="486F8C"/>
           <w:sz w:val="24"/>
         </w:rPr>
-        <w:t>Why 8 Agents Instead of 1?</w:t>
+        <w:t>Phase 1: Understanding Your Idea (2-5 minutes)</w:t>
       </w:r>
     </w:p>
     <w:p>
@@ -2398,7 +1470,1583 @@
           <w:i w:val="0"/>
           <w:sz w:val="20"/>
         </w:rPr>
-        <w:t>Three reasons:</w:t>
+        <w:t>You type your idea. Agent 1 (Requirements Analyst) doesn't start working — it asks YOU questions first.</w:t>
+      </w:r>
+    </w:p>
+    <w:p>
+      <w:r>
+        <w:rPr>
+          <w:rFonts w:ascii="Calibri" w:hAnsi="Calibri"/>
+          <w:b w:val="0"/>
+          <w:i w:val="0"/>
+          <w:sz w:val="20"/>
+        </w:rPr>
+        <w:t>This is different from normal AI brainstorming where the AI immediately starts generating ideas. Here, the AI wants to UNDERSTAND before suggesting anything.</w:t>
+      </w:r>
+    </w:p>
+    <w:p>
+      <w:r>
+        <w:rPr>
+          <w:rFonts w:ascii="Calibri" w:hAnsi="Calibri"/>
+          <w:b/>
+          <w:color w:val="1A5C8B"/>
+          <w:sz w:val="21"/>
+        </w:rPr>
+        <w:t>Example: What the Conversation Looks Like</w:t>
+      </w:r>
+    </w:p>
+    <w:tbl>
+      <w:tblPr>
+        <w:tblStyle w:val="TableGrid"/>
+        <w:tblW w:type="auto" w:w="0"/>
+        <w:jc w:val="center"/>
+        <w:tblLook w:firstColumn="1" w:firstRow="1" w:lastColumn="0" w:lastRow="0" w:noHBand="0" w:noVBand="1" w:val="04A0"/>
+      </w:tblPr>
+      <w:tblGrid>
+        <w:gridCol w:w="3214"/>
+        <w:gridCol w:w="3214"/>
+        <w:gridCol w:w="3214"/>
+      </w:tblGrid>
+      <w:tr>
+        <w:tc>
+          <w:tcPr>
+            <w:tcW w:type="dxa" w:w="3214"/>
+            <w:shd w:val="clear" w:color="auto" w:fill="2E4057"/>
+          </w:tcPr>
+          <w:p>
+            <w:r>
+              <w:rPr>
+                <w:rFonts w:ascii="Calibri" w:hAnsi="Calibri"/>
+                <w:b/>
+                <w:color w:val="FFFFFF"/>
+                <w:sz w:val="18"/>
+              </w:rPr>
+              <w:t>Agent Asks</w:t>
+            </w:r>
+          </w:p>
+        </w:tc>
+        <w:tc>
+          <w:tcPr>
+            <w:tcW w:type="dxa" w:w="3214"/>
+            <w:shd w:val="clear" w:color="auto" w:fill="2E4057"/>
+          </w:tcPr>
+          <w:p>
+            <w:r>
+              <w:rPr>
+                <w:rFonts w:ascii="Calibri" w:hAnsi="Calibri"/>
+                <w:b/>
+                <w:color w:val="FFFFFF"/>
+                <w:sz w:val="18"/>
+              </w:rPr>
+              <w:t>You Respond</w:t>
+            </w:r>
+          </w:p>
+        </w:tc>
+        <w:tc>
+          <w:tcPr>
+            <w:tcW w:type="dxa" w:w="3214"/>
+            <w:shd w:val="clear" w:color="auto" w:fill="2E4057"/>
+          </w:tcPr>
+          <w:p>
+            <w:r>
+              <w:rPr>
+                <w:rFonts w:ascii="Calibri" w:hAnsi="Calibri"/>
+                <w:b/>
+                <w:color w:val="FFFFFF"/>
+                <w:sz w:val="18"/>
+              </w:rPr>
+              <w:t>Why It Matters</w:t>
+            </w:r>
+          </w:p>
+        </w:tc>
+      </w:tr>
+      <w:tr>
+        <w:tc>
+          <w:tcPr>
+            <w:tcW w:type="dxa" w:w="3214"/>
+            <w:shd w:val="clear" w:color="auto" w:fill="FFFFFF"/>
+          </w:tcPr>
+          <w:p>
+            <w:r>
+              <w:rPr>
+                <w:rFonts w:ascii="Calibri" w:hAnsi="Calibri"/>
+                <w:sz w:val="18"/>
+              </w:rPr>
+              <w:t>"Who is your target user?</w:t>
+              <w:br/>
+              <w:t>Age range? Tech-savvy?"</w:t>
+            </w:r>
+          </w:p>
+        </w:tc>
+        <w:tc>
+          <w:tcPr>
+            <w:tcW w:type="dxa" w:w="3214"/>
+            <w:shd w:val="clear" w:color="auto" w:fill="FFFFFF"/>
+          </w:tcPr>
+          <w:p>
+            <w:r>
+              <w:rPr>
+                <w:rFonts w:ascii="Calibri" w:hAnsi="Calibri"/>
+                <w:sz w:val="18"/>
+              </w:rPr>
+              <w:t>"Vietnamese millennials,</w:t>
+              <w:br/>
+              <w:t>22-35, use Spotify daily"</w:t>
+            </w:r>
+          </w:p>
+        </w:tc>
+        <w:tc>
+          <w:tcPr>
+            <w:tcW w:type="dxa" w:w="3214"/>
+            <w:shd w:val="clear" w:color="auto" w:fill="FFFFFF"/>
+          </w:tcPr>
+          <w:p>
+            <w:r>
+              <w:rPr>
+                <w:rFonts w:ascii="Calibri" w:hAnsi="Calibri"/>
+                <w:sz w:val="18"/>
+              </w:rPr>
+              <w:t>Defines the UX complexity</w:t>
+              <w:br/>
+              <w:t>and pricing strategy</w:t>
+            </w:r>
+          </w:p>
+        </w:tc>
+      </w:tr>
+      <w:tr>
+        <w:tc>
+          <w:tcPr>
+            <w:tcW w:type="dxa" w:w="3214"/>
+            <w:shd w:val="clear" w:color="auto" w:fill="EEF2F7"/>
+          </w:tcPr>
+          <w:p>
+            <w:r>
+              <w:rPr>
+                <w:rFonts w:ascii="Calibri" w:hAnsi="Calibri"/>
+                <w:sz w:val="18"/>
+              </w:rPr>
+              <w:t>"What makes this different</w:t>
+              <w:br/>
+              <w:t>from Spotify or Bandcamp?"</w:t>
+            </w:r>
+          </w:p>
+        </w:tc>
+        <w:tc>
+          <w:tcPr>
+            <w:tcW w:type="dxa" w:w="3214"/>
+            <w:shd w:val="clear" w:color="auto" w:fill="EEF2F7"/>
+          </w:tcPr>
+          <w:p>
+            <w:r>
+              <w:rPr>
+                <w:rFonts w:ascii="Calibri" w:hAnsi="Calibri"/>
+                <w:sz w:val="18"/>
+              </w:rPr>
+              <w:t>"Focus on Vietnamese</w:t>
+              <w:br/>
+              <w:t>indie artists specifically"</w:t>
+            </w:r>
+          </w:p>
+        </w:tc>
+        <w:tc>
+          <w:tcPr>
+            <w:tcW w:type="dxa" w:w="3214"/>
+            <w:shd w:val="clear" w:color="auto" w:fill="EEF2F7"/>
+          </w:tcPr>
+          <w:p>
+            <w:r>
+              <w:rPr>
+                <w:rFonts w:ascii="Calibri" w:hAnsi="Calibri"/>
+                <w:sz w:val="18"/>
+              </w:rPr>
+              <w:t>This is your USP —</w:t>
+              <w:br/>
+              <w:t>the agent will verify it</w:t>
+            </w:r>
+          </w:p>
+        </w:tc>
+      </w:tr>
+      <w:tr>
+        <w:tc>
+          <w:tcPr>
+            <w:tcW w:type="dxa" w:w="3214"/>
+            <w:shd w:val="clear" w:color="auto" w:fill="FFFFFF"/>
+          </w:tcPr>
+          <w:p>
+            <w:r>
+              <w:rPr>
+                <w:rFonts w:ascii="Calibri" w:hAnsi="Calibri"/>
+                <w:sz w:val="18"/>
+              </w:rPr>
+              <w:t>"What's your budget for MVP?</w:t>
+              <w:br/>
+              <w:t>Timeline?"</w:t>
+            </w:r>
+          </w:p>
+        </w:tc>
+        <w:tc>
+          <w:tcPr>
+            <w:tcW w:type="dxa" w:w="3214"/>
+            <w:shd w:val="clear" w:color="auto" w:fill="FFFFFF"/>
+          </w:tcPr>
+          <w:p>
+            <w:r>
+              <w:rPr>
+                <w:rFonts w:ascii="Calibri" w:hAnsi="Calibri"/>
+                <w:sz w:val="18"/>
+              </w:rPr>
+              <w:t>"$5K, 3 months,</w:t>
+              <w:br/>
+              <w:t>1 developer"</w:t>
+            </w:r>
+          </w:p>
+        </w:tc>
+        <w:tc>
+          <w:tcPr>
+            <w:tcW w:type="dxa" w:w="3214"/>
+            <w:shd w:val="clear" w:color="auto" w:fill="FFFFFF"/>
+          </w:tcPr>
+          <w:p>
+            <w:r>
+              <w:rPr>
+                <w:rFonts w:ascii="Calibri" w:hAnsi="Calibri"/>
+                <w:sz w:val="18"/>
+              </w:rPr>
+              <w:t>Determines what's</w:t>
+              <w:br/>
+              <w:t>realistic to build</w:t>
+            </w:r>
+          </w:p>
+        </w:tc>
+      </w:tr>
+      <w:tr>
+        <w:tc>
+          <w:tcPr>
+            <w:tcW w:type="dxa" w:w="3214"/>
+            <w:shd w:val="clear" w:color="auto" w:fill="EEF2F7"/>
+          </w:tcPr>
+          <w:p>
+            <w:r>
+              <w:rPr>
+                <w:rFonts w:ascii="Calibri" w:hAnsi="Calibri"/>
+                <w:sz w:val="18"/>
+              </w:rPr>
+              <w:t>"Any licensing concerns?</w:t>
+              <w:br/>
+              <w:t>Music rights?"</w:t>
+            </w:r>
+          </w:p>
+        </w:tc>
+        <w:tc>
+          <w:tcPr>
+            <w:tcW w:type="dxa" w:w="3214"/>
+            <w:shd w:val="clear" w:color="auto" w:fill="EEF2F7"/>
+          </w:tcPr>
+          <w:p>
+            <w:r>
+              <w:rPr>
+                <w:rFonts w:ascii="Calibri" w:hAnsi="Calibri"/>
+                <w:sz w:val="18"/>
+              </w:rPr>
+              <w:t>"I'm not sure"</w:t>
+            </w:r>
+          </w:p>
+        </w:tc>
+        <w:tc>
+          <w:tcPr>
+            <w:tcW w:type="dxa" w:w="3214"/>
+            <w:shd w:val="clear" w:color="auto" w:fill="EEF2F7"/>
+          </w:tcPr>
+          <w:p>
+            <w:r>
+              <w:rPr>
+                <w:rFonts w:ascii="Calibri" w:hAnsi="Calibri"/>
+                <w:sz w:val="18"/>
+              </w:rPr>
+              <w:t>Agent flags this for</w:t>
+              <w:br/>
+              <w:t>deep research by Agent 7</w:t>
+            </w:r>
+          </w:p>
+        </w:tc>
+      </w:tr>
+    </w:tbl>
+    <w:p/>
+    <w:p>
+      <w:r>
+        <w:rPr>
+          <w:rFonts w:ascii="Calibri" w:hAnsi="Calibri"/>
+          <w:b/>
+          <w:i w:val="0"/>
+          <w:sz w:val="20"/>
+        </w:rPr>
+        <w:t>After your answers, the agent doesn't just accept them. It CHALLENGES your assumptions:</w:t>
+      </w:r>
+    </w:p>
+    <w:tbl>
+      <w:tblPr>
+        <w:tblStyle w:val="TableGrid"/>
+        <w:tblW w:type="auto" w:w="0"/>
+        <w:jc w:val="center"/>
+        <w:tblLook w:firstColumn="1" w:firstRow="1" w:lastColumn="0" w:lastRow="0" w:noHBand="0" w:noVBand="1" w:val="04A0"/>
+      </w:tblPr>
+      <w:tblGrid>
+        <w:gridCol w:w="9641"/>
+      </w:tblGrid>
+      <w:tr>
+        <w:tc>
+          <w:tcPr>
+            <w:tcW w:type="dxa" w:w="9641"/>
+            <w:shd w:val="clear" w:color="auto" w:fill="FFF8E1"/>
+          </w:tcPr>
+          <w:p>
+            <w:r>
+              <w:rPr>
+                <w:rFonts w:ascii="Calibri" w:hAnsi="Calibri"/>
+                <w:b/>
+                <w:i w:val="0"/>
+                <w:sz w:val="20"/>
+              </w:rPr>
+              <w:t>🔍 Agent 1: "You said no app focuses on Vietnamese indie artists.</w:t>
+              <w:br/>
+              <w:t>Let me search to verify... I found:</w:t>
+              <w:br/>
+              <w:t>• NhacCuaTui (14M users) — has indie section</w:t>
+              <w:br/>
+              <w:t>• Zing MP3 (now ZingMP3) — Vietnamese focus</w:t>
+              <w:br/>
+              <w:t>• Keeng.vn — local streaming service</w:t>
+              <w:br/>
+              <w:t>Your assumption may need revision."</w:t>
+            </w:r>
+          </w:p>
+        </w:tc>
+      </w:tr>
+    </w:tbl>
+    <w:p/>
+    <w:p>
+      <w:r>
+        <w:rPr>
+          <w:rFonts w:ascii="Calibri" w:hAnsi="Calibri"/>
+          <w:b/>
+          <w:i w:val="0"/>
+          <w:sz w:val="20"/>
+        </w:rPr>
+        <w:t>This alone is worth more than an entire traditional brainstorming session. You discovered 3 competitors you didn't know about.</w:t>
+      </w:r>
+    </w:p>
+    <w:p>
+      <w:r>
+        <w:br w:type="page"/>
+      </w:r>
+    </w:p>
+    <w:p>
+      <w:r>
+        <w:rPr>
+          <w:rFonts w:ascii="Calibri" w:hAnsi="Calibri"/>
+          <w:b/>
+          <w:color w:val="486F8C"/>
+          <w:sz w:val="24"/>
+        </w:rPr>
+        <w:t>Phase 2: Research (3 agents work at the SAME TIME, ~5 min)</w:t>
+      </w:r>
+    </w:p>
+    <w:p>
+      <w:r>
+        <w:rPr>
+          <w:rFonts w:ascii="Calibri" w:hAnsi="Calibri"/>
+          <w:b w:val="0"/>
+          <w:i w:val="0"/>
+          <w:sz w:val="20"/>
+        </w:rPr>
+        <w:t>While you wait, 3 specialist agents work simultaneously:</w:t>
+      </w:r>
+    </w:p>
+    <w:p>
+      <w:r>
+        <w:rPr>
+          <w:rFonts w:ascii="Calibri" w:hAnsi="Calibri"/>
+          <w:b/>
+          <w:color w:val="1A5C8B"/>
+          <w:sz w:val="21"/>
+        </w:rPr>
+        <w:t>Agent 2: Market Researcher — What Does the Data Say?</w:t>
+      </w:r>
+    </w:p>
+    <w:p>
+      <w:r>
+        <w:rPr>
+          <w:rFonts w:ascii="Calibri" w:hAnsi="Calibri"/>
+          <w:b w:val="0"/>
+          <w:i w:val="0"/>
+          <w:sz w:val="20"/>
+        </w:rPr>
+        <w:t>Searches for real market data with source URLs:</w:t>
+      </w:r>
+    </w:p>
+    <w:tbl>
+      <w:tblPr>
+        <w:tblStyle w:val="TableGrid"/>
+        <w:tblW w:type="auto" w:w="0"/>
+        <w:jc w:val="center"/>
+        <w:tblLook w:firstColumn="1" w:firstRow="1" w:lastColumn="0" w:lastRow="0" w:noHBand="0" w:noVBand="1" w:val="04A0"/>
+      </w:tblPr>
+      <w:tblGrid>
+        <w:gridCol w:w="4820"/>
+        <w:gridCol w:w="4820"/>
+      </w:tblGrid>
+      <w:tr>
+        <w:tc>
+          <w:tcPr>
+            <w:tcW w:type="dxa" w:w="4820"/>
+            <w:shd w:val="clear" w:color="auto" w:fill="2E4057"/>
+          </w:tcPr>
+          <w:p>
+            <w:r>
+              <w:rPr>
+                <w:rFonts w:ascii="Calibri" w:hAnsi="Calibri"/>
+                <w:b/>
+                <w:color w:val="FFFFFF"/>
+                <w:sz w:val="18"/>
+              </w:rPr>
+              <w:t>What It Searches</w:t>
+            </w:r>
+          </w:p>
+        </w:tc>
+        <w:tc>
+          <w:tcPr>
+            <w:tcW w:type="dxa" w:w="4820"/>
+            <w:shd w:val="clear" w:color="auto" w:fill="2E4057"/>
+          </w:tcPr>
+          <w:p>
+            <w:r>
+              <w:rPr>
+                <w:rFonts w:ascii="Calibri" w:hAnsi="Calibri"/>
+                <w:b/>
+                <w:color w:val="FFFFFF"/>
+                <w:sz w:val="18"/>
+              </w:rPr>
+              <w:t>Example Result</w:t>
+            </w:r>
+          </w:p>
+        </w:tc>
+      </w:tr>
+      <w:tr>
+        <w:tc>
+          <w:tcPr>
+            <w:tcW w:type="dxa" w:w="4820"/>
+            <w:shd w:val="clear" w:color="auto" w:fill="FFFFFF"/>
+          </w:tcPr>
+          <w:p>
+            <w:r>
+              <w:rPr>
+                <w:rFonts w:ascii="Calibri" w:hAnsi="Calibri"/>
+                <w:sz w:val="18"/>
+              </w:rPr>
+              <w:t>"music streaming market size 2025"</w:t>
+            </w:r>
+          </w:p>
+        </w:tc>
+        <w:tc>
+          <w:tcPr>
+            <w:tcW w:type="dxa" w:w="4820"/>
+            <w:shd w:val="clear" w:color="auto" w:fill="FFFFFF"/>
+          </w:tcPr>
+          <w:p>
+            <w:r>
+              <w:rPr>
+                <w:rFonts w:ascii="Calibri" w:hAnsi="Calibri"/>
+                <w:sz w:val="18"/>
+              </w:rPr>
+              <w:t>TAM: $35.7B globally — Grand View Research [URL]</w:t>
+            </w:r>
+          </w:p>
+        </w:tc>
+      </w:tr>
+      <w:tr>
+        <w:tc>
+          <w:tcPr>
+            <w:tcW w:type="dxa" w:w="4820"/>
+            <w:shd w:val="clear" w:color="auto" w:fill="EEF2F7"/>
+          </w:tcPr>
+          <w:p>
+            <w:r>
+              <w:rPr>
+                <w:rFonts w:ascii="Calibri" w:hAnsi="Calibri"/>
+                <w:sz w:val="18"/>
+              </w:rPr>
+              <w:t>"Vietnam music streaming users"</w:t>
+            </w:r>
+          </w:p>
+        </w:tc>
+        <w:tc>
+          <w:tcPr>
+            <w:tcW w:type="dxa" w:w="4820"/>
+            <w:shd w:val="clear" w:color="auto" w:fill="EEF2F7"/>
+          </w:tcPr>
+          <w:p>
+            <w:r>
+              <w:rPr>
+                <w:rFonts w:ascii="Calibri" w:hAnsi="Calibri"/>
+                <w:sz w:val="18"/>
+              </w:rPr>
+              <w:t>SAM: 40M users in Vietnam — Statista [URL]</w:t>
+            </w:r>
+          </w:p>
+        </w:tc>
+      </w:tr>
+      <w:tr>
+        <w:tc>
+          <w:tcPr>
+            <w:tcW w:type="dxa" w:w="4820"/>
+            <w:shd w:val="clear" w:color="auto" w:fill="FFFFFF"/>
+          </w:tcPr>
+          <w:p>
+            <w:r>
+              <w:rPr>
+                <w:rFonts w:ascii="Calibri" w:hAnsi="Calibri"/>
+                <w:sz w:val="18"/>
+              </w:rPr>
+              <w:t>"indie music market revenue"</w:t>
+            </w:r>
+          </w:p>
+        </w:tc>
+        <w:tc>
+          <w:tcPr>
+            <w:tcW w:type="dxa" w:w="4820"/>
+            <w:shd w:val="clear" w:color="auto" w:fill="FFFFFF"/>
+          </w:tcPr>
+          <w:p>
+            <w:r>
+              <w:rPr>
+                <w:rFonts w:ascii="Calibri" w:hAnsi="Calibri"/>
+                <w:sz w:val="18"/>
+              </w:rPr>
+              <w:t>~$4.2B globally, growing 12% YoY — MIDiA [URL]</w:t>
+            </w:r>
+          </w:p>
+        </w:tc>
+      </w:tr>
+      <w:tr>
+        <w:tc>
+          <w:tcPr>
+            <w:tcW w:type="dxa" w:w="4820"/>
+            <w:shd w:val="clear" w:color="auto" w:fill="EEF2F7"/>
+          </w:tcPr>
+          <w:p>
+            <w:r>
+              <w:rPr>
+                <w:rFonts w:ascii="Calibri" w:hAnsi="Calibri"/>
+                <w:sz w:val="18"/>
+              </w:rPr>
+              <w:t>"freemium conversion rate music"</w:t>
+            </w:r>
+          </w:p>
+        </w:tc>
+        <w:tc>
+          <w:tcPr>
+            <w:tcW w:type="dxa" w:w="4820"/>
+            <w:shd w:val="clear" w:color="auto" w:fill="EEF2F7"/>
+          </w:tcPr>
+          <w:p>
+            <w:r>
+              <w:rPr>
+                <w:rFonts w:ascii="Calibri" w:hAnsi="Calibri"/>
+                <w:sz w:val="18"/>
+              </w:rPr>
+              <w:t>3-6% average — Revenue Cat report [URL]</w:t>
+            </w:r>
+          </w:p>
+        </w:tc>
+      </w:tr>
+    </w:tbl>
+    <w:p/>
+    <w:p>
+      <w:r>
+        <w:rPr>
+          <w:rFonts w:ascii="Calibri" w:hAnsi="Calibri"/>
+          <w:b/>
+          <w:i w:val="0"/>
+          <w:sz w:val="20"/>
+        </w:rPr>
+        <w:t>Then it stress-tests at extremes: "At 1M users, API costs would be $X/month. At only 100 users, does this app even make sense?"</w:t>
+      </w:r>
+    </w:p>
+    <w:p>
+      <w:r>
+        <w:rPr>
+          <w:rFonts w:ascii="Calibri" w:hAnsi="Calibri"/>
+          <w:b/>
+          <w:color w:val="1A5C8B"/>
+          <w:sz w:val="21"/>
+        </w:rPr>
+        <w:t>Agent 3: Tech Scout — Can We Actually Build This?</w:t>
+      </w:r>
+    </w:p>
+    <w:p>
+      <w:r>
+        <w:rPr>
+          <w:rFonts w:ascii="Calibri" w:hAnsi="Calibri"/>
+          <w:b w:val="0"/>
+          <w:i w:val="0"/>
+          <w:sz w:val="20"/>
+        </w:rPr>
+        <w:t>Checks actual API pricing and requirements:</w:t>
+      </w:r>
+    </w:p>
+    <w:tbl>
+      <w:tblPr>
+        <w:tblStyle w:val="TableGrid"/>
+        <w:tblW w:type="auto" w:w="0"/>
+        <w:jc w:val="center"/>
+        <w:tblLook w:firstColumn="1" w:firstRow="1" w:lastColumn="0" w:lastRow="0" w:noHBand="0" w:noVBand="1" w:val="04A0"/>
+      </w:tblPr>
+      <w:tblGrid>
+        <w:gridCol w:w="4820"/>
+        <w:gridCol w:w="4820"/>
+      </w:tblGrid>
+      <w:tr>
+        <w:tc>
+          <w:tcPr>
+            <w:tcW w:type="dxa" w:w="4820"/>
+            <w:shd w:val="clear" w:color="auto" w:fill="2E4057"/>
+          </w:tcPr>
+          <w:p>
+            <w:r>
+              <w:rPr>
+                <w:rFonts w:ascii="Calibri" w:hAnsi="Calibri"/>
+                <w:b/>
+                <w:color w:val="FFFFFF"/>
+                <w:sz w:val="18"/>
+              </w:rPr>
+              <w:t>What It Checks</w:t>
+            </w:r>
+          </w:p>
+        </w:tc>
+        <w:tc>
+          <w:tcPr>
+            <w:tcW w:type="dxa" w:w="4820"/>
+            <w:shd w:val="clear" w:color="auto" w:fill="2E4057"/>
+          </w:tcPr>
+          <w:p>
+            <w:r>
+              <w:rPr>
+                <w:rFonts w:ascii="Calibri" w:hAnsi="Calibri"/>
+                <w:b/>
+                <w:color w:val="FFFFFF"/>
+                <w:sz w:val="18"/>
+              </w:rPr>
+              <w:t>Example Finding</w:t>
+            </w:r>
+          </w:p>
+        </w:tc>
+      </w:tr>
+      <w:tr>
+        <w:tc>
+          <w:tcPr>
+            <w:tcW w:type="dxa" w:w="4820"/>
+            <w:shd w:val="clear" w:color="auto" w:fill="FFFFFF"/>
+          </w:tcPr>
+          <w:p>
+            <w:r>
+              <w:rPr>
+                <w:rFonts w:ascii="Calibri" w:hAnsi="Calibri"/>
+                <w:sz w:val="18"/>
+              </w:rPr>
+              <w:t>Spotify API free tier</w:t>
+            </w:r>
+          </w:p>
+        </w:tc>
+        <w:tc>
+          <w:tcPr>
+            <w:tcW w:type="dxa" w:w="4820"/>
+            <w:shd w:val="clear" w:color="auto" w:fill="FFFFFF"/>
+          </w:tcPr>
+          <w:p>
+            <w:r>
+              <w:rPr>
+                <w:rFonts w:ascii="Calibri" w:hAnsi="Calibri"/>
+                <w:sz w:val="18"/>
+              </w:rPr>
+              <w:t>100 requests/min, no streaming rights — [pricing URL]</w:t>
+            </w:r>
+          </w:p>
+        </w:tc>
+      </w:tr>
+      <w:tr>
+        <w:tc>
+          <w:tcPr>
+            <w:tcW w:type="dxa" w:w="4820"/>
+            <w:shd w:val="clear" w:color="auto" w:fill="EEF2F7"/>
+          </w:tcPr>
+          <w:p>
+            <w:r>
+              <w:rPr>
+                <w:rFonts w:ascii="Calibri" w:hAnsi="Calibri"/>
+                <w:sz w:val="18"/>
+              </w:rPr>
+              <w:t>Firebase hosting costs</w:t>
+            </w:r>
+          </w:p>
+        </w:tc>
+        <w:tc>
+          <w:tcPr>
+            <w:tcW w:type="dxa" w:w="4820"/>
+            <w:shd w:val="clear" w:color="auto" w:fill="EEF2F7"/>
+          </w:tcPr>
+          <w:p>
+            <w:r>
+              <w:rPr>
+                <w:rFonts w:ascii="Calibri" w:hAnsi="Calibri"/>
+                <w:sz w:val="18"/>
+              </w:rPr>
+              <w:t>Free up to 50K MAU, then $0.01/MAU — [URL]</w:t>
+            </w:r>
+          </w:p>
+        </w:tc>
+      </w:tr>
+      <w:tr>
+        <w:tc>
+          <w:tcPr>
+            <w:tcW w:type="dxa" w:w="4820"/>
+            <w:shd w:val="clear" w:color="auto" w:fill="FFFFFF"/>
+          </w:tcPr>
+          <w:p>
+            <w:r>
+              <w:rPr>
+                <w:rFonts w:ascii="Calibri" w:hAnsi="Calibri"/>
+                <w:sz w:val="18"/>
+              </w:rPr>
+              <w:t>YouTube API quotas</w:t>
+            </w:r>
+          </w:p>
+        </w:tc>
+        <w:tc>
+          <w:tcPr>
+            <w:tcW w:type="dxa" w:w="4820"/>
+            <w:shd w:val="clear" w:color="auto" w:fill="FFFFFF"/>
+          </w:tcPr>
+          <w:p>
+            <w:r>
+              <w:rPr>
+                <w:rFonts w:ascii="Calibri" w:hAnsi="Calibri"/>
+                <w:sz w:val="18"/>
+              </w:rPr>
+              <w:t>10,000 units/day free, $0 for search — [URL]</w:t>
+            </w:r>
+          </w:p>
+        </w:tc>
+      </w:tr>
+      <w:tr>
+        <w:tc>
+          <w:tcPr>
+            <w:tcW w:type="dxa" w:w="4820"/>
+            <w:shd w:val="clear" w:color="auto" w:fill="EEF2F7"/>
+          </w:tcPr>
+          <w:p>
+            <w:r>
+              <w:rPr>
+                <w:rFonts w:ascii="Calibri" w:hAnsi="Calibri"/>
+                <w:sz w:val="18"/>
+              </w:rPr>
+              <w:t>Audio streaming CDN</w:t>
+            </w:r>
+          </w:p>
+        </w:tc>
+        <w:tc>
+          <w:tcPr>
+            <w:tcW w:type="dxa" w:w="4820"/>
+            <w:shd w:val="clear" w:color="auto" w:fill="EEF2F7"/>
+          </w:tcPr>
+          <w:p>
+            <w:r>
+              <w:rPr>
+                <w:rFonts w:ascii="Calibri" w:hAnsi="Calibri"/>
+                <w:sz w:val="18"/>
+              </w:rPr>
+              <w:t>Cloudflare R2: $0.015/GB egress — [URL]</w:t>
+            </w:r>
+          </w:p>
+        </w:tc>
+      </w:tr>
+    </w:tbl>
+    <w:p/>
+    <w:p>
+      <w:r>
+        <w:rPr>
+          <w:rFonts w:ascii="Calibri" w:hAnsi="Calibri"/>
+          <w:b/>
+          <w:i w:val="0"/>
+          <w:sz w:val="20"/>
+        </w:rPr>
+        <w:t>It also spots patterns: "Every API you need has rate limits at scale. You need a caching layer from day 1."</w:t>
+      </w:r>
+    </w:p>
+    <w:p>
+      <w:r>
+        <w:rPr>
+          <w:rFonts w:ascii="Calibri" w:hAnsi="Calibri"/>
+          <w:b/>
+          <w:color w:val="1A5C8B"/>
+          <w:sz w:val="21"/>
+        </w:rPr>
+        <w:t>Agent 4: Competitor Analyst — Who Already Does This?</w:t>
+      </w:r>
+    </w:p>
+    <w:p>
+      <w:r>
+        <w:rPr>
+          <w:rFonts w:ascii="Calibri" w:hAnsi="Calibri"/>
+          <w:b w:val="0"/>
+          <w:i w:val="0"/>
+          <w:sz w:val="20"/>
+        </w:rPr>
+        <w:t>Finds 5+ real competitors with evidence:</w:t>
+      </w:r>
+    </w:p>
+    <w:tbl>
+      <w:tblPr>
+        <w:tblStyle w:val="TableGrid"/>
+        <w:tblW w:type="auto" w:w="0"/>
+        <w:jc w:val="center"/>
+        <w:tblLook w:firstColumn="1" w:firstRow="1" w:lastColumn="0" w:lastRow="0" w:noHBand="0" w:noVBand="1" w:val="04A0"/>
+      </w:tblPr>
+      <w:tblGrid>
+        <w:gridCol w:w="4820"/>
+        <w:gridCol w:w="4820"/>
+      </w:tblGrid>
+      <w:tr>
+        <w:tc>
+          <w:tcPr>
+            <w:tcW w:type="dxa" w:w="4820"/>
+            <w:shd w:val="clear" w:color="auto" w:fill="2E4057"/>
+          </w:tcPr>
+          <w:p>
+            <w:r>
+              <w:rPr>
+                <w:rFonts w:ascii="Calibri" w:hAnsi="Calibri"/>
+                <w:b/>
+                <w:color w:val="FFFFFF"/>
+                <w:sz w:val="18"/>
+              </w:rPr>
+              <w:t>Found</w:t>
+            </w:r>
+          </w:p>
+        </w:tc>
+        <w:tc>
+          <w:tcPr>
+            <w:tcW w:type="dxa" w:w="4820"/>
+            <w:shd w:val="clear" w:color="auto" w:fill="2E4057"/>
+          </w:tcPr>
+          <w:p>
+            <w:r>
+              <w:rPr>
+                <w:rFonts w:ascii="Calibri" w:hAnsi="Calibri"/>
+                <w:b/>
+                <w:color w:val="FFFFFF"/>
+                <w:sz w:val="18"/>
+              </w:rPr>
+              <w:t>Details</w:t>
+            </w:r>
+          </w:p>
+        </w:tc>
+      </w:tr>
+      <w:tr>
+        <w:tc>
+          <w:tcPr>
+            <w:tcW w:type="dxa" w:w="4820"/>
+            <w:shd w:val="clear" w:color="auto" w:fill="FFFFFF"/>
+          </w:tcPr>
+          <w:p>
+            <w:r>
+              <w:rPr>
+                <w:rFonts w:ascii="Calibri" w:hAnsi="Calibri"/>
+                <w:sz w:val="18"/>
+              </w:rPr>
+              <w:t>Bandcamp</w:t>
+            </w:r>
+          </w:p>
+        </w:tc>
+        <w:tc>
+          <w:tcPr>
+            <w:tcW w:type="dxa" w:w="4820"/>
+            <w:shd w:val="clear" w:color="auto" w:fill="FFFFFF"/>
+          </w:tcPr>
+          <w:p>
+            <w:r>
+              <w:rPr>
+                <w:rFonts w:ascii="Calibri" w:hAnsi="Calibri"/>
+                <w:sz w:val="18"/>
+              </w:rPr>
+              <w:t>8M users, $201M GMV, artist-first — bandcamp.com</w:t>
+            </w:r>
+          </w:p>
+        </w:tc>
+      </w:tr>
+      <w:tr>
+        <w:tc>
+          <w:tcPr>
+            <w:tcW w:type="dxa" w:w="4820"/>
+            <w:shd w:val="clear" w:color="auto" w:fill="EEF2F7"/>
+          </w:tcPr>
+          <w:p>
+            <w:r>
+              <w:rPr>
+                <w:rFonts w:ascii="Calibri" w:hAnsi="Calibri"/>
+                <w:sz w:val="18"/>
+              </w:rPr>
+              <w:t>DistroKid</w:t>
+            </w:r>
+          </w:p>
+        </w:tc>
+        <w:tc>
+          <w:tcPr>
+            <w:tcW w:type="dxa" w:w="4820"/>
+            <w:shd w:val="clear" w:color="auto" w:fill="EEF2F7"/>
+          </w:tcPr>
+          <w:p>
+            <w:r>
+              <w:rPr>
+                <w:rFonts w:ascii="Calibri" w:hAnsi="Calibri"/>
+                <w:sz w:val="18"/>
+              </w:rPr>
+              <w:t>$35.99/year distribution — distrokid.com</w:t>
+            </w:r>
+          </w:p>
+        </w:tc>
+      </w:tr>
+      <w:tr>
+        <w:tc>
+          <w:tcPr>
+            <w:tcW w:type="dxa" w:w="4820"/>
+            <w:shd w:val="clear" w:color="auto" w:fill="FFFFFF"/>
+          </w:tcPr>
+          <w:p>
+            <w:r>
+              <w:rPr>
+                <w:rFonts w:ascii="Calibri" w:hAnsi="Calibri"/>
+                <w:sz w:val="18"/>
+              </w:rPr>
+              <w:t>NhacCuaTui</w:t>
+            </w:r>
+          </w:p>
+        </w:tc>
+        <w:tc>
+          <w:tcPr>
+            <w:tcW w:type="dxa" w:w="4820"/>
+            <w:shd w:val="clear" w:color="auto" w:fill="FFFFFF"/>
+          </w:tcPr>
+          <w:p>
+            <w:r>
+              <w:rPr>
+                <w:rFonts w:ascii="Calibri" w:hAnsi="Calibri"/>
+                <w:sz w:val="18"/>
+              </w:rPr>
+              <w:t>14M users, Vietnamese focus — nhaccuatui.com</w:t>
+            </w:r>
+          </w:p>
+        </w:tc>
+      </w:tr>
+      <w:tr>
+        <w:tc>
+          <w:tcPr>
+            <w:tcW w:type="dxa" w:w="4820"/>
+            <w:shd w:val="clear" w:color="auto" w:fill="EEF2F7"/>
+          </w:tcPr>
+          <w:p>
+            <w:r>
+              <w:rPr>
+                <w:rFonts w:ascii="Calibri" w:hAnsi="Calibri"/>
+                <w:sz w:val="18"/>
+              </w:rPr>
+              <w:t>Zing MP3</w:t>
+            </w:r>
+          </w:p>
+        </w:tc>
+        <w:tc>
+          <w:tcPr>
+            <w:tcW w:type="dxa" w:w="4820"/>
+            <w:shd w:val="clear" w:color="auto" w:fill="EEF2F7"/>
+          </w:tcPr>
+          <w:p>
+            <w:r>
+              <w:rPr>
+                <w:rFonts w:ascii="Calibri" w:hAnsi="Calibri"/>
+                <w:sz w:val="18"/>
+              </w:rPr>
+              <w:t>50M+ users, dominant in Vietnam — zingmp3.vn</w:t>
+            </w:r>
+          </w:p>
+        </w:tc>
+      </w:tr>
+      <w:tr>
+        <w:tc>
+          <w:tcPr>
+            <w:tcW w:type="dxa" w:w="4820"/>
+            <w:shd w:val="clear" w:color="auto" w:fill="FFFFFF"/>
+          </w:tcPr>
+          <w:p>
+            <w:r>
+              <w:rPr>
+                <w:rFonts w:ascii="Calibri" w:hAnsi="Calibri"/>
+                <w:sz w:val="18"/>
+              </w:rPr>
+              <w:t>SoundCloud</w:t>
+            </w:r>
+          </w:p>
+        </w:tc>
+        <w:tc>
+          <w:tcPr>
+            <w:tcW w:type="dxa" w:w="4820"/>
+            <w:shd w:val="clear" w:color="auto" w:fill="FFFFFF"/>
+          </w:tcPr>
+          <w:p>
+            <w:r>
+              <w:rPr>
+                <w:rFonts w:ascii="Calibri" w:hAnsi="Calibri"/>
+                <w:sz w:val="18"/>
+              </w:rPr>
+              <w:t>175M users, indie-friendly — soundcloud.com</w:t>
+            </w:r>
+          </w:p>
+        </w:tc>
+      </w:tr>
+    </w:tbl>
+    <w:p/>
+    <w:p>
+      <w:r>
+        <w:rPr>
+          <w:rFonts w:ascii="Calibri" w:hAnsi="Calibri"/>
+          <w:b/>
+          <w:i w:val="0"/>
+          <w:sz w:val="20"/>
+        </w:rPr>
+        <w:t>Then reads 1-star App Store reviews and Reddit complaints to find what users actually hate about these apps. This reveals your real opportunities.</w:t>
+      </w:r>
+    </w:p>
+    <w:p>
+      <w:r>
+        <w:br w:type="page"/>
+      </w:r>
+    </w:p>
+    <w:p>
+      <w:r>
+        <w:rPr>
+          <w:rFonts w:ascii="Calibri" w:hAnsi="Calibri"/>
+          <w:b/>
+          <w:color w:val="486F8C"/>
+          <w:sz w:val="24"/>
+        </w:rPr>
+        <w:t>Phase 3: Evaluation (3 agents work at the SAME TIME, ~5 min)</w:t>
+      </w:r>
+    </w:p>
+    <w:p>
+      <w:r>
+        <w:rPr>
+          <w:rFonts w:ascii="Calibri" w:hAnsi="Calibri"/>
+          <w:b w:val="0"/>
+          <w:i w:val="0"/>
+          <w:sz w:val="20"/>
+        </w:rPr>
+        <w:t>Three evaluation agents work simultaneously on different angles:</w:t>
+      </w:r>
+    </w:p>
+    <w:p>
+      <w:r>
+        <w:rPr>
+          <w:rFonts w:ascii="Calibri" w:hAnsi="Calibri"/>
+          <w:b/>
+          <w:color w:val="1A5C8B"/>
+          <w:sz w:val="21"/>
+        </w:rPr>
+        <w:t>Agent 5: Idea Evaluator — Should You Build This?</w:t>
+      </w:r>
+    </w:p>
+    <w:p>
+      <w:r>
+        <w:rPr>
+          <w:rFonts w:ascii="Calibri" w:hAnsi="Calibri"/>
+          <w:b/>
+          <w:i w:val="0"/>
+          <w:sz w:val="20"/>
+        </w:rPr>
+        <w:t>Scores your idea on 8 dimensions. Each score MUST have 1 sentence of evidence:</w:t>
+      </w:r>
+    </w:p>
+    <w:tbl>
+      <w:tblPr>
+        <w:tblStyle w:val="TableGrid"/>
+        <w:tblW w:type="auto" w:w="0"/>
+        <w:jc w:val="center"/>
+        <w:tblLook w:firstColumn="1" w:firstRow="1" w:lastColumn="0" w:lastRow="0" w:noHBand="0" w:noVBand="1" w:val="04A0"/>
+      </w:tblPr>
+      <w:tblGrid>
+        <w:gridCol w:w="3214"/>
+        <w:gridCol w:w="3214"/>
+        <w:gridCol w:w="3214"/>
+      </w:tblGrid>
+      <w:tr>
+        <w:tc>
+          <w:tcPr>
+            <w:tcW w:type="dxa" w:w="3214"/>
+            <w:shd w:val="clear" w:color="auto" w:fill="2E4057"/>
+          </w:tcPr>
+          <w:p>
+            <w:r>
+              <w:rPr>
+                <w:rFonts w:ascii="Calibri" w:hAnsi="Calibri"/>
+                <w:b/>
+                <w:color w:val="FFFFFF"/>
+                <w:sz w:val="18"/>
+              </w:rPr>
+              <w:t>Criterion</w:t>
+            </w:r>
+          </w:p>
+        </w:tc>
+        <w:tc>
+          <w:tcPr>
+            <w:tcW w:type="dxa" w:w="3214"/>
+            <w:shd w:val="clear" w:color="auto" w:fill="2E4057"/>
+          </w:tcPr>
+          <w:p>
+            <w:r>
+              <w:rPr>
+                <w:rFonts w:ascii="Calibri" w:hAnsi="Calibri"/>
+                <w:b/>
+                <w:color w:val="FFFFFF"/>
+                <w:sz w:val="18"/>
+              </w:rPr>
+              <w:t>Score</w:t>
+            </w:r>
+          </w:p>
+        </w:tc>
+        <w:tc>
+          <w:tcPr>
+            <w:tcW w:type="dxa" w:w="3214"/>
+            <w:shd w:val="clear" w:color="auto" w:fill="2E4057"/>
+          </w:tcPr>
+          <w:p>
+            <w:r>
+              <w:rPr>
+                <w:rFonts w:ascii="Calibri" w:hAnsi="Calibri"/>
+                <w:b/>
+                <w:color w:val="FFFFFF"/>
+                <w:sz w:val="18"/>
+              </w:rPr>
+              <w:t>Evidence (required)</w:t>
+            </w:r>
+          </w:p>
+        </w:tc>
+      </w:tr>
+      <w:tr>
+        <w:tc>
+          <w:tcPr>
+            <w:tcW w:type="dxa" w:w="3214"/>
+            <w:shd w:val="clear" w:color="auto" w:fill="FFFFFF"/>
+          </w:tcPr>
+          <w:p>
+            <w:r>
+              <w:rPr>
+                <w:rFonts w:ascii="Calibri" w:hAnsi="Calibri"/>
+                <w:sz w:val="18"/>
+              </w:rPr>
+              <w:t>Feasibility</w:t>
+            </w:r>
+          </w:p>
+        </w:tc>
+        <w:tc>
+          <w:tcPr>
+            <w:tcW w:type="dxa" w:w="3214"/>
+            <w:shd w:val="clear" w:color="auto" w:fill="FFFFFF"/>
+          </w:tcPr>
+          <w:p>
+            <w:r>
+              <w:rPr>
+                <w:rFonts w:ascii="Calibri" w:hAnsi="Calibri"/>
+                <w:sz w:val="18"/>
+              </w:rPr>
+              <w:t>4/5</w:t>
+            </w:r>
+          </w:p>
+        </w:tc>
+        <w:tc>
+          <w:tcPr>
+            <w:tcW w:type="dxa" w:w="3214"/>
+            <w:shd w:val="clear" w:color="auto" w:fill="FFFFFF"/>
+          </w:tcPr>
+          <w:p>
+            <w:r>
+              <w:rPr>
+                <w:rFonts w:ascii="Calibri" w:hAnsi="Calibri"/>
+                <w:sz w:val="18"/>
+              </w:rPr>
+              <w:t>"APIs exist, Flutter handles cross-platform, $5K sufficient for MVP"</w:t>
+            </w:r>
+          </w:p>
+        </w:tc>
+      </w:tr>
+      <w:tr>
+        <w:tc>
+          <w:tcPr>
+            <w:tcW w:type="dxa" w:w="3214"/>
+            <w:shd w:val="clear" w:color="auto" w:fill="EEF2F7"/>
+          </w:tcPr>
+          <w:p>
+            <w:r>
+              <w:rPr>
+                <w:rFonts w:ascii="Calibri" w:hAnsi="Calibri"/>
+                <w:sz w:val="18"/>
+              </w:rPr>
+              <w:t>Market Demand</w:t>
+            </w:r>
+          </w:p>
+        </w:tc>
+        <w:tc>
+          <w:tcPr>
+            <w:tcW w:type="dxa" w:w="3214"/>
+            <w:shd w:val="clear" w:color="auto" w:fill="EEF2F7"/>
+          </w:tcPr>
+          <w:p>
+            <w:r>
+              <w:rPr>
+                <w:rFonts w:ascii="Calibri" w:hAnsi="Calibri"/>
+                <w:sz w:val="18"/>
+              </w:rPr>
+              <w:t>3/5</w:t>
+            </w:r>
+          </w:p>
+        </w:tc>
+        <w:tc>
+          <w:tcPr>
+            <w:tcW w:type="dxa" w:w="3214"/>
+            <w:shd w:val="clear" w:color="auto" w:fill="EEF2F7"/>
+          </w:tcPr>
+          <w:p>
+            <w:r>
+              <w:rPr>
+                <w:rFonts w:ascii="Calibri" w:hAnsi="Calibri"/>
+                <w:sz w:val="18"/>
+              </w:rPr>
+              <w:t>"40M users in VN, but 2 dominant players — hard to penetrate"</w:t>
+            </w:r>
+          </w:p>
+        </w:tc>
+      </w:tr>
+      <w:tr>
+        <w:tc>
+          <w:tcPr>
+            <w:tcW w:type="dxa" w:w="3214"/>
+            <w:shd w:val="clear" w:color="auto" w:fill="FFFFFF"/>
+          </w:tcPr>
+          <w:p>
+            <w:r>
+              <w:rPr>
+                <w:rFonts w:ascii="Calibri" w:hAnsi="Calibri"/>
+                <w:sz w:val="18"/>
+              </w:rPr>
+              <w:t>Uniqueness</w:t>
+            </w:r>
+          </w:p>
+        </w:tc>
+        <w:tc>
+          <w:tcPr>
+            <w:tcW w:type="dxa" w:w="3214"/>
+            <w:shd w:val="clear" w:color="auto" w:fill="FFFFFF"/>
+          </w:tcPr>
+          <w:p>
+            <w:r>
+              <w:rPr>
+                <w:rFonts w:ascii="Calibri" w:hAnsi="Calibri"/>
+                <w:sz w:val="18"/>
+              </w:rPr>
+              <w:t>2/5</w:t>
+            </w:r>
+          </w:p>
+        </w:tc>
+        <w:tc>
+          <w:tcPr>
+            <w:tcW w:type="dxa" w:w="3214"/>
+            <w:shd w:val="clear" w:color="auto" w:fill="FFFFFF"/>
+          </w:tcPr>
+          <w:p>
+            <w:r>
+              <w:rPr>
+                <w:rFonts w:ascii="Calibri" w:hAnsi="Calibri"/>
+                <w:sz w:val="18"/>
+              </w:rPr>
+              <w:t>"NhacCuaTui already has indie section, Zing dominates VN"</w:t>
+            </w:r>
+          </w:p>
+        </w:tc>
+      </w:tr>
+      <w:tr>
+        <w:tc>
+          <w:tcPr>
+            <w:tcW w:type="dxa" w:w="3214"/>
+            <w:shd w:val="clear" w:color="auto" w:fill="EEF2F7"/>
+          </w:tcPr>
+          <w:p>
+            <w:r>
+              <w:rPr>
+                <w:rFonts w:ascii="Calibri" w:hAnsi="Calibri"/>
+                <w:sz w:val="18"/>
+              </w:rPr>
+              <w:t>Time to MVP</w:t>
+            </w:r>
+          </w:p>
+        </w:tc>
+        <w:tc>
+          <w:tcPr>
+            <w:tcW w:type="dxa" w:w="3214"/>
+            <w:shd w:val="clear" w:color="auto" w:fill="EEF2F7"/>
+          </w:tcPr>
+          <w:p>
+            <w:r>
+              <w:rPr>
+                <w:rFonts w:ascii="Calibri" w:hAnsi="Calibri"/>
+                <w:sz w:val="18"/>
+              </w:rPr>
+              <w:t>4/5</w:t>
+            </w:r>
+          </w:p>
+        </w:tc>
+        <w:tc>
+          <w:tcPr>
+            <w:tcW w:type="dxa" w:w="3214"/>
+            <w:shd w:val="clear" w:color="auto" w:fill="EEF2F7"/>
+          </w:tcPr>
+          <w:p>
+            <w:r>
+              <w:rPr>
+                <w:rFonts w:ascii="Calibri" w:hAnsi="Calibri"/>
+                <w:sz w:val="18"/>
+              </w:rPr>
+              <w:t>"3 months realistic with Flutter + Firebase — not novel tech"</w:t>
+            </w:r>
+          </w:p>
+        </w:tc>
+      </w:tr>
+      <w:tr>
+        <w:tc>
+          <w:tcPr>
+            <w:tcW w:type="dxa" w:w="3214"/>
+            <w:shd w:val="clear" w:color="auto" w:fill="FFFFFF"/>
+          </w:tcPr>
+          <w:p>
+            <w:r>
+              <w:rPr>
+                <w:rFonts w:ascii="Calibri" w:hAnsi="Calibri"/>
+                <w:sz w:val="18"/>
+              </w:rPr>
+              <w:t>Scalability</w:t>
+            </w:r>
+          </w:p>
+        </w:tc>
+        <w:tc>
+          <w:tcPr>
+            <w:tcW w:type="dxa" w:w="3214"/>
+            <w:shd w:val="clear" w:color="auto" w:fill="FFFFFF"/>
+          </w:tcPr>
+          <w:p>
+            <w:r>
+              <w:rPr>
+                <w:rFonts w:ascii="Calibri" w:hAnsi="Calibri"/>
+                <w:sz w:val="18"/>
+              </w:rPr>
+              <w:t>4/5</w:t>
+            </w:r>
+          </w:p>
+        </w:tc>
+        <w:tc>
+          <w:tcPr>
+            <w:tcW w:type="dxa" w:w="3214"/>
+            <w:shd w:val="clear" w:color="auto" w:fill="FFFFFF"/>
+          </w:tcPr>
+          <w:p>
+            <w:r>
+              <w:rPr>
+                <w:rFonts w:ascii="Calibri" w:hAnsi="Calibri"/>
+                <w:sz w:val="18"/>
+              </w:rPr>
+              <w:t>"Standard cloud architecture, CDN for audio — well understood"</w:t>
+            </w:r>
+          </w:p>
+        </w:tc>
+      </w:tr>
+      <w:tr>
+        <w:tc>
+          <w:tcPr>
+            <w:tcW w:type="dxa" w:w="3214"/>
+            <w:shd w:val="clear" w:color="auto" w:fill="EEF2F7"/>
+          </w:tcPr>
+          <w:p>
+            <w:r>
+              <w:rPr>
+                <w:rFonts w:ascii="Calibri" w:hAnsi="Calibri"/>
+                <w:sz w:val="18"/>
+              </w:rPr>
+              <w:t>Cost Efficiency</w:t>
+            </w:r>
+          </w:p>
+        </w:tc>
+        <w:tc>
+          <w:tcPr>
+            <w:tcW w:type="dxa" w:w="3214"/>
+            <w:shd w:val="clear" w:color="auto" w:fill="EEF2F7"/>
+          </w:tcPr>
+          <w:p>
+            <w:r>
+              <w:rPr>
+                <w:rFonts w:ascii="Calibri" w:hAnsi="Calibri"/>
+                <w:sz w:val="18"/>
+              </w:rPr>
+              <w:t>3/5</w:t>
+            </w:r>
+          </w:p>
+        </w:tc>
+        <w:tc>
+          <w:tcPr>
+            <w:tcW w:type="dxa" w:w="3214"/>
+            <w:shd w:val="clear" w:color="auto" w:fill="EEF2F7"/>
+          </w:tcPr>
+          <w:p>
+            <w:r>
+              <w:rPr>
+                <w:rFonts w:ascii="Calibri" w:hAnsi="Calibri"/>
+                <w:sz w:val="18"/>
+              </w:rPr>
+              <w:t>"Audio streaming CDN costs grow linearly with users"</w:t>
+            </w:r>
+          </w:p>
+        </w:tc>
+      </w:tr>
+      <w:tr>
+        <w:tc>
+          <w:tcPr>
+            <w:tcW w:type="dxa" w:w="3214"/>
+            <w:shd w:val="clear" w:color="auto" w:fill="FFFFFF"/>
+          </w:tcPr>
+          <w:p>
+            <w:r>
+              <w:rPr>
+                <w:rFonts w:ascii="Calibri" w:hAnsi="Calibri"/>
+                <w:sz w:val="18"/>
+              </w:rPr>
+              <w:t>Legal Risk</w:t>
+            </w:r>
+          </w:p>
+        </w:tc>
+        <w:tc>
+          <w:tcPr>
+            <w:tcW w:type="dxa" w:w="3214"/>
+            <w:shd w:val="clear" w:color="auto" w:fill="FFFFFF"/>
+          </w:tcPr>
+          <w:p>
+            <w:r>
+              <w:rPr>
+                <w:rFonts w:ascii="Calibri" w:hAnsi="Calibri"/>
+                <w:sz w:val="18"/>
+              </w:rPr>
+              <w:t>2/5</w:t>
+            </w:r>
+          </w:p>
+        </w:tc>
+        <w:tc>
+          <w:tcPr>
+            <w:tcW w:type="dxa" w:w="3214"/>
+            <w:shd w:val="clear" w:color="auto" w:fill="FFFFFF"/>
+          </w:tcPr>
+          <w:p>
+            <w:r>
+              <w:rPr>
+                <w:rFonts w:ascii="Calibri" w:hAnsi="Calibri"/>
+                <w:sz w:val="18"/>
+              </w:rPr>
+              <w:t>"Music licensing in Vietnam is complex — [research needed]"</w:t>
+            </w:r>
+          </w:p>
+        </w:tc>
+      </w:tr>
+      <w:tr>
+        <w:tc>
+          <w:tcPr>
+            <w:tcW w:type="dxa" w:w="3214"/>
+            <w:shd w:val="clear" w:color="auto" w:fill="EEF2F7"/>
+          </w:tcPr>
+          <w:p>
+            <w:r>
+              <w:rPr>
+                <w:rFonts w:ascii="Calibri" w:hAnsi="Calibri"/>
+                <w:sz w:val="18"/>
+              </w:rPr>
+              <w:t>Timing</w:t>
+            </w:r>
+          </w:p>
+        </w:tc>
+        <w:tc>
+          <w:tcPr>
+            <w:tcW w:type="dxa" w:w="3214"/>
+            <w:shd w:val="clear" w:color="auto" w:fill="EEF2F7"/>
+          </w:tcPr>
+          <w:p>
+            <w:r>
+              <w:rPr>
+                <w:rFonts w:ascii="Calibri" w:hAnsi="Calibri"/>
+                <w:sz w:val="18"/>
+              </w:rPr>
+              <w:t>3/5</w:t>
+            </w:r>
+          </w:p>
+        </w:tc>
+        <w:tc>
+          <w:tcPr>
+            <w:tcW w:type="dxa" w:w="3214"/>
+            <w:shd w:val="clear" w:color="auto" w:fill="EEF2F7"/>
+          </w:tcPr>
+          <w:p>
+            <w:r>
+              <w:rPr>
+                <w:rFonts w:ascii="Calibri" w:hAnsi="Calibri"/>
+                <w:sz w:val="18"/>
+              </w:rPr>
+              <w:t>"Market growing but competitors already established"</w:t>
+            </w:r>
+          </w:p>
+        </w:tc>
+      </w:tr>
+    </w:tbl>
+    <w:p/>
+    <w:p>
+      <w:r>
+        <w:rPr>
+          <w:rFonts w:ascii="Calibri" w:hAnsi="Calibri"/>
+          <w:b/>
+          <w:i w:val="0"/>
+          <w:sz w:val="20"/>
+        </w:rPr>
+        <w:t>Verdict: CONDITIONAL GO — proceed only if licensing requirements can be met and a clear differentiator is found vs NhacCuaTui.</w:t>
+      </w:r>
+    </w:p>
+    <w:p>
+      <w:r>
+        <w:rPr>
+          <w:rFonts w:ascii="Calibri" w:hAnsi="Calibri"/>
+          <w:b/>
+          <w:color w:val="1A5C8B"/>
+          <w:sz w:val="21"/>
+        </w:rPr>
+        <w:t>Agent 6: UX Strategist — How Will Users Experience This?</w:t>
+      </w:r>
+    </w:p>
+    <w:p>
+      <w:r>
+        <w:rPr>
+          <w:rFonts w:ascii="Calibri" w:hAnsi="Calibri"/>
+          <w:b w:val="0"/>
+          <w:i w:val="0"/>
+          <w:sz w:val="20"/>
+        </w:rPr>
+        <w:t>Designs user journeys based on UX research (NNGroup, Baymard Institute):</w:t>
       </w:r>
     </w:p>
     <w:p>
@@ -2412,7 +3060,7 @@
           <w:i w:val="0"/>
           <w:sz w:val="20"/>
         </w:rPr>
-        <w:t>1. Fresh perspective: Agent 5 (evaluator) has never seen your original idea. It only sees the research reports. So it evaluates objectively, like a jury that only sees evidence, not testimony.</w:t>
+        <w:t>First open → onboarding → "aha moment" must happen in &lt; 2 minutes</w:t>
       </w:r>
     </w:p>
     <w:p>
@@ -2426,7 +3074,7 @@
           <w:i w:val="0"/>
           <w:sz w:val="20"/>
         </w:rPr>
-        <w:t>2. Parallel speed: Agents 2-4 run at the SAME TIME, not one after another. Same with Agents 5-7. So 8 agents finish in the time of 4.</w:t>
+        <w:t>Daily loop: notification trigger → explore → save → share</w:t>
       </w:r>
     </w:p>
     <w:p>
@@ -2440,7 +3088,240 @@
           <w:i w:val="0"/>
           <w:sz w:val="20"/>
         </w:rPr>
-        <w:t>3. Quality control: The orchestrator checks each agent's output before passing it to the next phase. If an agent produces garbage, it gets re-run.</w:t>
+        <w:t>Creative idea: "What if onboarding worked like a game tutorial?"</w:t>
+      </w:r>
+    </w:p>
+    <w:p>
+      <w:r>
+        <w:rPr>
+          <w:rFonts w:ascii="Calibri" w:hAnsi="Calibri"/>
+          <w:b/>
+          <w:color w:val="1A5C8B"/>
+          <w:sz w:val="21"/>
+        </w:rPr>
+        <w:t>Agent 7: Risk Assessor — What Could Kill This Project?</w:t>
+      </w:r>
+    </w:p>
+    <w:p>
+      <w:r>
+        <w:rPr>
+          <w:rFonts w:ascii="Calibri" w:hAnsi="Calibri"/>
+          <w:b/>
+          <w:i w:val="0"/>
+          <w:sz w:val="20"/>
+        </w:rPr>
+        <w:t>Asks: "How would I GUARANTEE this project FAILS?"</w:t>
+      </w:r>
+    </w:p>
+    <w:p>
+      <w:pPr>
+        <w:pStyle w:val="ListBullet"/>
+      </w:pPr>
+      <w:r>
+        <w:rPr>
+          <w:rFonts w:ascii="Calibri" w:hAnsi="Calibri"/>
+          <w:b w:val="0"/>
+          <w:i w:val="0"/>
+          <w:sz w:val="20"/>
+        </w:rPr>
+        <w:t>"Ignore all music licensing" → MUST research Vietnamese music copyright laws</w:t>
+      </w:r>
+    </w:p>
+    <w:p>
+      <w:pPr>
+        <w:pStyle w:val="ListBullet"/>
+      </w:pPr>
+      <w:r>
+        <w:rPr>
+          <w:rFonts w:ascii="Calibri" w:hAnsi="Calibri"/>
+          <w:b w:val="0"/>
+          <w:i w:val="0"/>
+          <w:sz w:val="20"/>
+        </w:rPr>
+        <w:t>"Assume one API will always work" → MUST have fallback for every API</w:t>
+      </w:r>
+    </w:p>
+    <w:p>
+      <w:pPr>
+        <w:pStyle w:val="ListBullet"/>
+      </w:pPr>
+      <w:r>
+        <w:rPr>
+          <w:rFonts w:ascii="Calibri" w:hAnsi="Calibri"/>
+          <w:b w:val="0"/>
+          <w:i w:val="0"/>
+          <w:sz w:val="20"/>
+        </w:rPr>
+        <w:t>"Build everything before launching" → MUST launch MVP in 3 months max</w:t>
+      </w:r>
+    </w:p>
+    <w:p>
+      <w:r>
+        <w:br w:type="page"/>
+      </w:r>
+    </w:p>
+    <w:p>
+      <w:r>
+        <w:rPr>
+          <w:rFonts w:ascii="Calibri" w:hAnsi="Calibri"/>
+          <w:b/>
+          <w:color w:val="486F8C"/>
+          <w:sz w:val="24"/>
+        </w:rPr>
+        <w:t>Phase 4: Final Document (Agent 8, ~3 minutes)</w:t>
+      </w:r>
+    </w:p>
+    <w:p>
+      <w:r>
+        <w:rPr>
+          <w:rFonts w:ascii="Calibri" w:hAnsi="Calibri"/>
+          <w:b/>
+          <w:i w:val="0"/>
+          <w:sz w:val="20"/>
+        </w:rPr>
+        <w:t>Agent 8 (Crystallizer) takes ALL 7 reports and compiles them into 1 document.</w:t>
+      </w:r>
+    </w:p>
+    <w:p>
+      <w:r>
+        <w:rPr>
+          <w:rFonts w:ascii="Calibri" w:hAnsi="Calibri"/>
+          <w:b w:val="0"/>
+          <w:i w:val="0"/>
+          <w:sz w:val="20"/>
+        </w:rPr>
+        <w:t>Important: Agent 8 does NOT add new information. It only:</w:t>
+      </w:r>
+    </w:p>
+    <w:p>
+      <w:pPr>
+        <w:pStyle w:val="ListBullet"/>
+      </w:pPr>
+      <w:r>
+        <w:rPr>
+          <w:rFonts w:ascii="Calibri" w:hAnsi="Calibri"/>
+          <w:b w:val="0"/>
+          <w:i w:val="0"/>
+          <w:sz w:val="20"/>
+        </w:rPr>
+        <w:t>Distills: pulls key findings from each report</w:t>
+      </w:r>
+    </w:p>
+    <w:p>
+      <w:pPr>
+        <w:pStyle w:val="ListBullet"/>
+      </w:pPr>
+      <w:r>
+        <w:rPr>
+          <w:rFonts w:ascii="Calibri" w:hAnsi="Calibri"/>
+          <w:b w:val="0"/>
+          <w:i w:val="0"/>
+          <w:sz w:val="20"/>
+        </w:rPr>
+        <w:t>Connects: shows where agents agreed or disagreed</w:t>
+      </w:r>
+    </w:p>
+    <w:p>
+      <w:pPr>
+        <w:pStyle w:val="ListBullet"/>
+      </w:pPr>
+      <w:r>
+        <w:rPr>
+          <w:rFonts w:ascii="Calibri" w:hAnsi="Calibri"/>
+          <w:b w:val="0"/>
+          <w:i w:val="0"/>
+          <w:sz w:val="20"/>
+        </w:rPr>
+        <w:t>Traces: every claim links back to its source agent + URL</w:t>
+      </w:r>
+    </w:p>
+    <w:p>
+      <w:pPr>
+        <w:pStyle w:val="ListBullet"/>
+      </w:pPr>
+      <w:r>
+        <w:rPr>
+          <w:rFonts w:ascii="Calibri" w:hAnsi="Calibri"/>
+          <w:b w:val="0"/>
+          <w:i w:val="0"/>
+          <w:sz w:val="20"/>
+        </w:rPr>
+        <w:t>Scores: calculates an Overall Confidence Score for the entire spec</w:t>
+      </w:r>
+    </w:p>
+    <w:p>
+      <w:r>
+        <w:rPr>
+          <w:rFonts w:ascii="Calibri" w:hAnsi="Calibri"/>
+          <w:b/>
+          <w:color w:val="486F8C"/>
+          <w:sz w:val="24"/>
+        </w:rPr>
+        <w:t>Quality Control: Nothing Gets Passed Without Checking</w:t>
+      </w:r>
+    </w:p>
+    <w:p>
+      <w:r>
+        <w:rPr>
+          <w:rFonts w:ascii="Calibri" w:hAnsi="Calibri"/>
+          <w:b w:val="0"/>
+          <w:i w:val="0"/>
+          <w:sz w:val="20"/>
+        </w:rPr>
+        <w:t>Between Phase 2 and Phase 3, the orchestrator checks each report:</w:t>
+      </w:r>
+    </w:p>
+    <w:p>
+      <w:pPr>
+        <w:pStyle w:val="ListBullet"/>
+      </w:pPr>
+      <w:r>
+        <w:rPr>
+          <w:rFonts w:ascii="Calibri" w:hAnsi="Calibri"/>
+          <w:b w:val="0"/>
+          <w:i w:val="0"/>
+          <w:sz w:val="20"/>
+        </w:rPr>
+        <w:t>✓ Does it have at least 5 source URLs?</w:t>
+      </w:r>
+    </w:p>
+    <w:p>
+      <w:pPr>
+        <w:pStyle w:val="ListBullet"/>
+      </w:pPr>
+      <w:r>
+        <w:rPr>
+          <w:rFonts w:ascii="Calibri" w:hAnsi="Calibri"/>
+          <w:b w:val="0"/>
+          <w:i w:val="0"/>
+          <w:sz w:val="20"/>
+        </w:rPr>
+        <w:t>✓ Are all sections filled (no empty headings)?</w:t>
+      </w:r>
+    </w:p>
+    <w:p>
+      <w:pPr>
+        <w:pStyle w:val="ListBullet"/>
+      </w:pPr>
+      <w:r>
+        <w:rPr>
+          <w:rFonts w:ascii="Calibri" w:hAnsi="Calibri"/>
+          <w:b w:val="0"/>
+          <w:i w:val="0"/>
+          <w:sz w:val="20"/>
+        </w:rPr>
+        <w:t>✓ Is there real data, not just opinions?</w:t>
+      </w:r>
+    </w:p>
+    <w:p>
+      <w:r>
+        <w:rPr>
+          <w:rFonts w:ascii="Calibri" w:hAnsi="Calibri"/>
+          <w:b/>
+          <w:i w:val="0"/>
+          <w:sz w:val="20"/>
+        </w:rPr>
+        <w:t>If a report fails → that agent gets re-run. If it fails twice → the gap is noted in the final document so you know what to research manually.</w:t>
       </w:r>
     </w:p>
     <w:p>
@@ -2456,93 +3337,7 @@
           <w:color w:val="2E4057"/>
           <w:sz w:val="28"/>
         </w:rPr>
-        <w:t>5. The 8 Agents — What Each One Does</w:t>
-      </w:r>
-    </w:p>
-    <w:p>
-      <w:pPr>
-        <w:jc w:val="center"/>
-      </w:pPr>
-      <w:r>
-        <w:drawing>
-          <wp:inline xmlns:a="http://schemas.openxmlformats.org/drawingml/2006/main" xmlns:pic="http://schemas.openxmlformats.org/drawingml/2006/picture">
-            <wp:extent cx="5669280" cy="4109609"/>
-            <wp:docPr id="4" name="Picture 4"/>
-            <wp:cNvGraphicFramePr>
-              <a:graphicFrameLocks noChangeAspect="1"/>
-            </wp:cNvGraphicFramePr>
-            <a:graphic>
-              <a:graphicData uri="http://schemas.openxmlformats.org/drawingml/2006/picture">
-                <pic:pic>
-                  <pic:nvPicPr>
-                    <pic:cNvPr id="0" name="agents_v5_detail.png"/>
-                    <pic:cNvPicPr/>
-                  </pic:nvPicPr>
-                  <pic:blipFill>
-                    <a:blip r:embed="rId12"/>
-                    <a:stretch>
-                      <a:fillRect/>
-                    </a:stretch>
-                  </pic:blipFill>
-                  <pic:spPr>
-                    <a:xfrm>
-                      <a:off x="0" y="0"/>
-                      <a:ext cx="5669280" cy="4109609"/>
-                    </a:xfrm>
-                    <a:prstGeom prst="rect"/>
-                  </pic:spPr>
-                </pic:pic>
-              </a:graphicData>
-            </a:graphic>
-          </wp:inline>
-        </w:drawing>
-      </w:r>
-    </w:p>
-    <w:p>
-      <w:pPr>
-        <w:jc w:val="center"/>
-      </w:pPr>
-      <w:r>
-        <w:rPr>
-          <w:rFonts w:ascii="Calibri" w:hAnsi="Calibri"/>
-          <w:i/>
-          <w:color w:val="666666"/>
-          <w:sz w:val="17"/>
-        </w:rPr>
-        <w:t>All 8 agents with their specialties and what they search for</w:t>
-      </w:r>
-    </w:p>
-    <w:p>
-      <w:r>
-        <w:rPr>
-          <w:rFonts w:ascii="Calibri" w:hAnsi="Calibri"/>
-          <w:b/>
-          <w:color w:val="486F8C"/>
-          <w:sz w:val="24"/>
-        </w:rPr>
-        <w:t>Phase 1: Understanding Your Idea</w:t>
-      </w:r>
-    </w:p>
-    <w:p>
-      <w:r>
-        <w:rPr>
-          <w:rFonts w:ascii="Calibri" w:hAnsi="Calibri"/>
-          <w:b/>
-          <w:color w:val="1A5C8B"/>
-          <w:sz w:val="21"/>
-        </w:rPr>
-        <w:t>🔍 Requirements Analyst</w:t>
-      </w:r>
-    </w:p>
-    <w:p>
-      <w:r>
-        <w:rPr>
-          <w:rFonts w:ascii="Calibri" w:hAnsi="Calibri"/>
-          <w:b w:val="0"/>
-          <w:i w:val="0"/>
-          <w:sz w:val="20"/>
-        </w:rPr>
-        <w:t>Asks you 10-15 structured questions before doing anything else. Then challenges your assumptions: "You said no app does X — let me search to verify."</w:t>
+        <w:t>4. What You Get: The 13-Section Idea Specification</w:t>
       </w:r>
     </w:p>
     <w:p>
@@ -2553,298 +3348,7 @@
           <w:i w:val="0"/>
           <w:sz w:val="20"/>
         </w:rPr>
-        <w:t>Output: A Requirements Brief with validated data</w:t>
-      </w:r>
-    </w:p>
-    <w:p>
-      <w:r>
-        <w:rPr>
-          <w:rFonts w:ascii="Calibri" w:hAnsi="Calibri"/>
-          <w:b/>
-          <w:color w:val="486F8C"/>
-          <w:sz w:val="24"/>
-        </w:rPr>
-        <w:t>Phase 2: Researching (3 agents run at the same time)</w:t>
-      </w:r>
-    </w:p>
-    <w:p>
-      <w:r>
-        <w:rPr>
-          <w:rFonts w:ascii="Calibri" w:hAnsi="Calibri"/>
-          <w:b/>
-          <w:color w:val="1A5C8B"/>
-          <w:sz w:val="21"/>
-        </w:rPr>
-        <w:t>📊 Market Researcher</w:t>
-      </w:r>
-    </w:p>
-    <w:p>
-      <w:r>
-        <w:rPr>
-          <w:rFonts w:ascii="Calibri" w:hAnsi="Calibri"/>
-          <w:b w:val="0"/>
-          <w:i w:val="0"/>
-          <w:sz w:val="20"/>
-        </w:rPr>
-        <w:t>Searches for: market size, demographics, trends, pricing benchmarks. Tests your market at extreme scales: "What if you had 1M users? What breaks?"</w:t>
-      </w:r>
-    </w:p>
-    <w:p>
-      <w:r>
-        <w:rPr>
-          <w:rFonts w:ascii="Calibri" w:hAnsi="Calibri"/>
-          <w:b/>
-          <w:i w:val="0"/>
-          <w:sz w:val="20"/>
-        </w:rPr>
-        <w:t>Output: Market Report with TAM/SAM/SOM + source URLs</w:t>
-      </w:r>
-    </w:p>
-    <w:p>
-      <w:r>
-        <w:rPr>
-          <w:rFonts w:ascii="Calibri" w:hAnsi="Calibri"/>
-          <w:b/>
-          <w:color w:val="1A5C8B"/>
-          <w:sz w:val="21"/>
-        </w:rPr>
-        <w:t>⚙️ Tech Scout</w:t>
-      </w:r>
-    </w:p>
-    <w:p>
-      <w:r>
-        <w:rPr>
-          <w:rFonts w:ascii="Calibri" w:hAnsi="Calibri"/>
-          <w:b w:val="0"/>
-          <w:i w:val="0"/>
-          <w:sz w:val="20"/>
-        </w:rPr>
-        <w:t>Searches for APIs, frameworks, hosting costs. Checks real pricing pages. Finds patterns: "All the APIs you need have rate limits — you need a caching layer."</w:t>
-      </w:r>
-    </w:p>
-    <w:p>
-      <w:r>
-        <w:rPr>
-          <w:rFonts w:ascii="Calibri" w:hAnsi="Calibri"/>
-          <w:b/>
-          <w:i w:val="0"/>
-          <w:sz w:val="20"/>
-        </w:rPr>
-        <w:t>Output: Tech Report with API pricing + infrastructure costs</w:t>
-      </w:r>
-    </w:p>
-    <w:p>
-      <w:r>
-        <w:rPr>
-          <w:rFonts w:ascii="Calibri" w:hAnsi="Calibri"/>
-          <w:b/>
-          <w:color w:val="1A5C8B"/>
-          <w:sz w:val="21"/>
-        </w:rPr>
-        <w:t>🏢 Competitor Analyst</w:t>
-      </w:r>
-    </w:p>
-    <w:p>
-      <w:r>
-        <w:rPr>
-          <w:rFonts w:ascii="Calibri" w:hAnsi="Calibri"/>
-          <w:b w:val="0"/>
-          <w:i w:val="0"/>
-          <w:sz w:val="20"/>
-        </w:rPr>
-        <w:t>Finds 5+ real competitors. Reads their App Store reviews. Generates creative alternatives: "What if your music app worked like a restaurant tasting menu?"</w:t>
-      </w:r>
-    </w:p>
-    <w:p>
-      <w:r>
-        <w:rPr>
-          <w:rFonts w:ascii="Calibri" w:hAnsi="Calibri"/>
-          <w:b/>
-          <w:i w:val="0"/>
-          <w:sz w:val="20"/>
-        </w:rPr>
-        <w:t>Output: Competitor Report with real URLs + creative ideas</w:t>
-      </w:r>
-    </w:p>
-    <w:p>
-      <w:r>
-        <w:rPr>
-          <w:rFonts w:ascii="Calibri" w:hAnsi="Calibri"/>
-          <w:b/>
-          <w:color w:val="486F8C"/>
-          <w:sz w:val="24"/>
-        </w:rPr>
-        <w:t>Phase 3: Evaluating (3 agents run at the same time)</w:t>
-      </w:r>
-    </w:p>
-    <w:p>
-      <w:r>
-        <w:rPr>
-          <w:rFonts w:ascii="Calibri" w:hAnsi="Calibri"/>
-          <w:b/>
-          <w:color w:val="1A5C8B"/>
-          <w:sz w:val="21"/>
-        </w:rPr>
-        <w:t>⚖️ Idea Evaluator</w:t>
-      </w:r>
-    </w:p>
-    <w:p>
-      <w:r>
-        <w:rPr>
-          <w:rFonts w:ascii="Calibri" w:hAnsi="Calibri"/>
-          <w:b w:val="0"/>
-          <w:i w:val="0"/>
-          <w:sz w:val="20"/>
-        </w:rPr>
-        <w:t>Scores your idea on 8 dimensions, each with evidence. Finds simplifications: "If we cut feature X, it also eliminates problems Y and Z."</w:t>
-      </w:r>
-    </w:p>
-    <w:p>
-      <w:r>
-        <w:rPr>
-          <w:rFonts w:ascii="Calibri" w:hAnsi="Calibri"/>
-          <w:b/>
-          <w:i w:val="0"/>
-          <w:sz w:val="20"/>
-        </w:rPr>
-        <w:t>Output: Evaluation Report with GO/PIVOT/KILL verdict</w:t>
-      </w:r>
-    </w:p>
-    <w:p>
-      <w:r>
-        <w:rPr>
-          <w:rFonts w:ascii="Calibri" w:hAnsi="Calibri"/>
-          <w:b/>
-          <w:color w:val="1A5C8B"/>
-          <w:sz w:val="21"/>
-        </w:rPr>
-        <w:t>🎨 UX Strategist</w:t>
-      </w:r>
-    </w:p>
-    <w:p>
-      <w:r>
-        <w:rPr>
-          <w:rFonts w:ascii="Calibri" w:hAnsi="Calibri"/>
-          <w:b w:val="0"/>
-          <w:i w:val="0"/>
-          <w:sz w:val="20"/>
-        </w:rPr>
-        <w:t>Designs user journeys based on UX research from NNGroup/Baymard. Forces creative collisions: "What if your onboarding worked like a video game tutorial?"</w:t>
-      </w:r>
-    </w:p>
-    <w:p>
-      <w:r>
-        <w:rPr>
-          <w:rFonts w:ascii="Calibri" w:hAnsi="Calibri"/>
-          <w:b/>
-          <w:i w:val="0"/>
-          <w:sz w:val="20"/>
-        </w:rPr>
-        <w:t>Output: UX Strategy with personas + engagement hooks</w:t>
-      </w:r>
-    </w:p>
-    <w:p>
-      <w:r>
-        <w:rPr>
-          <w:rFonts w:ascii="Calibri" w:hAnsi="Calibri"/>
-          <w:b/>
-          <w:color w:val="1A5C8B"/>
-          <w:sz w:val="21"/>
-        </w:rPr>
-        <w:t>⚠️ Risk Assessor</w:t>
-      </w:r>
-    </w:p>
-    <w:p>
-      <w:r>
-        <w:rPr>
-          <w:rFonts w:ascii="Calibri" w:hAnsi="Calibri"/>
-          <w:b w:val="0"/>
-          <w:i w:val="0"/>
-          <w:sz w:val="20"/>
-        </w:rPr>
-        <w:t>Identifies every risk, then asks: "How would I GUARANTEE this project fails?" Stress-tests riskat 1000x scale. Searches for legal requirements.</w:t>
-      </w:r>
-    </w:p>
-    <w:p>
-      <w:r>
-        <w:rPr>
-          <w:rFonts w:ascii="Calibri" w:hAnsi="Calibri"/>
-          <w:b/>
-          <w:i w:val="0"/>
-          <w:sz w:val="20"/>
-        </w:rPr>
-        <w:t>Output: Risk Assessment with mitigations + legal research</w:t>
-      </w:r>
-    </w:p>
-    <w:p>
-      <w:r>
-        <w:rPr>
-          <w:rFonts w:ascii="Calibri" w:hAnsi="Calibri"/>
-          <w:b/>
-          <w:color w:val="486F8C"/>
-          <w:sz w:val="24"/>
-        </w:rPr>
-        <w:t>Phase 4: Final Document</w:t>
-      </w:r>
-    </w:p>
-    <w:p>
-      <w:r>
-        <w:rPr>
-          <w:rFonts w:ascii="Calibri" w:hAnsi="Calibri"/>
-          <w:b/>
-          <w:color w:val="1A5C8B"/>
-          <w:sz w:val="21"/>
-        </w:rPr>
-        <w:t>📋 Idea Crystallizer</w:t>
-      </w:r>
-    </w:p>
-    <w:p>
-      <w:r>
-        <w:rPr>
-          <w:rFonts w:ascii="Calibri" w:hAnsi="Calibri"/>
-          <w:b w:val="0"/>
-          <w:i w:val="0"/>
-          <w:sz w:val="20"/>
-        </w:rPr>
-        <w:t>Takes all 7 reports and compiles them into 1 document. Does NOT add new info — only distills, connects, and traces every claim to its source.</w:t>
-      </w:r>
-    </w:p>
-    <w:p>
-      <w:r>
-        <w:rPr>
-          <w:rFonts w:ascii="Calibri" w:hAnsi="Calibri"/>
-          <w:b/>
-          <w:i w:val="0"/>
-          <w:sz w:val="20"/>
-        </w:rPr>
-        <w:t>Output: 13-Section Idea Specification with confidence score</w:t>
-      </w:r>
-    </w:p>
-    <w:p>
-      <w:r>
-        <w:br w:type="page"/>
-      </w:r>
-    </w:p>
-    <w:p>
-      <w:r>
-        <w:rPr>
-          <w:rFonts w:ascii="Calibri" w:hAnsi="Calibri"/>
-          <w:b/>
-          <w:color w:val="2E4057"/>
-          <w:sz w:val="28"/>
-        </w:rPr>
-        <w:t>6. What You Get: The 13-Section Idea Specification</w:t>
-      </w:r>
-    </w:p>
-    <w:p>
-      <w:r>
-        <w:rPr>
-          <w:rFonts w:ascii="Calibri" w:hAnsi="Calibri"/>
-          <w:b/>
-          <w:i w:val="0"/>
-          <w:sz w:val="20"/>
-        </w:rPr>
-        <w:t>After ~20 minutes, you receive a single document with:</w:t>
+        <w:t>After ~20 minutes, you receive a single, structured document:</w:t>
       </w:r>
     </w:p>
     <w:tbl>
@@ -2907,7 +3411,7 @@
                 <w:color w:val="FFFFFF"/>
                 <w:sz w:val="18"/>
               </w:rPr>
-              <w:t>Why It Matters</w:t>
+              <w:t>Why It's Useful</w:t>
             </w:r>
           </w:p>
         </w:tc>
@@ -2939,7 +3443,7 @@
                 <w:rFonts w:ascii="Calibri" w:hAnsi="Calibri"/>
                 <w:sz w:val="18"/>
               </w:rPr>
-              <w:t>Pain point + who has it + how big</w:t>
+              <w:t>Pain point + who + how big</w:t>
             </w:r>
           </w:p>
         </w:tc>
@@ -2954,7 +3458,7 @@
                 <w:rFonts w:ascii="Calibri" w:hAnsi="Calibri"/>
                 <w:sz w:val="18"/>
               </w:rPr>
-              <w:t>Validated — not assumed</w:t>
+              <w:t>Validated by web search</w:t>
             </w:r>
           </w:p>
         </w:tc>
@@ -2986,7 +3490,7 @@
                 <w:rFonts w:ascii="Calibri" w:hAnsi="Calibri"/>
                 <w:sz w:val="18"/>
               </w:rPr>
-              <w:t>Persona + demographics + segment size</w:t>
+              <w:t>Persona + segment size</w:t>
             </w:r>
           </w:p>
         </w:tc>
@@ -3001,7 +3505,7 @@
                 <w:rFonts w:ascii="Calibri" w:hAnsi="Calibri"/>
                 <w:sz w:val="18"/>
               </w:rPr>
-              <w:t>Based on real data</w:t>
+              <w:t>Based on real demographics</w:t>
             </w:r>
           </w:p>
         </w:tc>
@@ -3033,7 +3537,7 @@
                 <w:rFonts w:ascii="Calibri" w:hAnsi="Calibri"/>
                 <w:sz w:val="18"/>
               </w:rPr>
-              <w:t>Core value + MVP features + USP</w:t>
+              <w:t>MVP features + differentiator</w:t>
             </w:r>
           </w:p>
         </w:tc>
@@ -3048,7 +3552,7 @@
                 <w:rFonts w:ascii="Calibri" w:hAnsi="Calibri"/>
                 <w:sz w:val="18"/>
               </w:rPr>
-              <w:t>Differentiated from competitors</w:t>
+              <w:t>Compared against competitors</w:t>
             </w:r>
           </w:p>
         </w:tc>
@@ -3080,7 +3584,7 @@
                 <w:rFonts w:ascii="Calibri" w:hAnsi="Calibri"/>
                 <w:sz w:val="18"/>
               </w:rPr>
-              <w:t>TAM/SAM/SOM + growth rate + trends</w:t>
+              <w:t>TAM/SAM/SOM + growth + trends</w:t>
             </w:r>
           </w:p>
         </w:tc>
@@ -3127,7 +3631,7 @@
                 <w:rFonts w:ascii="Calibri" w:hAnsi="Calibri"/>
                 <w:sz w:val="18"/>
               </w:rPr>
-              <w:t>5+ real competitors + feature matrix</w:t>
+              <w:t>5+ competitors + feature matrix</w:t>
             </w:r>
           </w:p>
         </w:tc>
@@ -3142,7 +3646,7 @@
                 <w:rFonts w:ascii="Calibri" w:hAnsi="Calibri"/>
                 <w:sz w:val="18"/>
               </w:rPr>
-              <w:t>URLs you can click</w:t>
+              <w:t>Every app has a URL</w:t>
             </w:r>
           </w:p>
         </w:tc>
@@ -3159,7 +3663,7 @@
                 <w:rFonts w:ascii="Calibri" w:hAnsi="Calibri"/>
                 <w:sz w:val="18"/>
               </w:rPr>
-              <w:t>6. Technical Architecture</w:t>
+              <w:t>6. Tech Architecture</w:t>
             </w:r>
           </w:p>
         </w:tc>
@@ -3174,7 +3678,7 @@
                 <w:rFonts w:ascii="Calibri" w:hAnsi="Calibri"/>
                 <w:sz w:val="18"/>
               </w:rPr>
-              <w:t>Stack + APIs + costs at scale</w:t>
+              <w:t>Stack + API pricing + costs</w:t>
             </w:r>
           </w:p>
         </w:tc>
@@ -3189,7 +3693,7 @@
                 <w:rFonts w:ascii="Calibri" w:hAnsi="Calibri"/>
                 <w:sz w:val="18"/>
               </w:rPr>
-              <w:t>Pricing verified</w:t>
+              <w:t>Pricing pages verified</w:t>
             </w:r>
           </w:p>
         </w:tc>
@@ -3221,7 +3725,7 @@
                 <w:rFonts w:ascii="Calibri" w:hAnsi="Calibri"/>
                 <w:sz w:val="18"/>
               </w:rPr>
-              <w:t>Onboarding + engagement + retention</w:t>
+              <w:t>Onboarding + retention hooks</w:t>
             </w:r>
           </w:p>
         </w:tc>
@@ -3253,7 +3757,7 @@
                 <w:rFonts w:ascii="Calibri" w:hAnsi="Calibri"/>
                 <w:sz w:val="18"/>
               </w:rPr>
-              <w:t>8. Monetization Strategy</w:t>
+              <w:t>8. Monetization</w:t>
             </w:r>
           </w:p>
         </w:tc>
@@ -3268,7 +3772,7 @@
                 <w:rFonts w:ascii="Calibri" w:hAnsi="Calibri"/>
                 <w:sz w:val="18"/>
               </w:rPr>
-              <w:t>Revenue model + pricing benchmarks</w:t>
+              <w:t>Revenue model + benchmarks</w:t>
             </w:r>
           </w:p>
         </w:tc>
@@ -3283,7 +3787,7 @@
                 <w:rFonts w:ascii="Calibri" w:hAnsi="Calibri"/>
                 <w:sz w:val="18"/>
               </w:rPr>
-              <w:t>Industry benchmarks cited</w:t>
+              <w:t>Industry data cited</w:t>
             </w:r>
           </w:p>
         </w:tc>
@@ -3315,7 +3819,7 @@
                 <w:rFonts w:ascii="Calibri" w:hAnsi="Calibri"/>
                 <w:sz w:val="18"/>
               </w:rPr>
-              <w:t>Critical/high/medium/low risks</w:t>
+              <w:t>Risks ranked + mitigations</w:t>
             </w:r>
           </w:p>
         </w:tc>
@@ -3330,7 +3834,7 @@
                 <w:rFonts w:ascii="Calibri" w:hAnsi="Calibri"/>
                 <w:sz w:val="18"/>
               </w:rPr>
-              <w:t>Legal requirements searched</w:t>
+              <w:t>Legal reqs researched</w:t>
             </w:r>
           </w:p>
         </w:tc>
@@ -3347,7 +3851,7 @@
                 <w:rFonts w:ascii="Calibri" w:hAnsi="Calibri"/>
                 <w:sz w:val="18"/>
               </w:rPr>
-              <w:t>10. Evaluation Summary</w:t>
+              <w:t>10. Evaluation</w:t>
             </w:r>
           </w:p>
         </w:tc>
@@ -3409,7 +3913,7 @@
                 <w:rFonts w:ascii="Calibri" w:hAnsi="Calibri"/>
                 <w:sz w:val="18"/>
               </w:rPr>
-              <w:t>Must-have / nice-to-have / out-of-scope</w:t>
+              <w:t>Must-have / nice-to-have</w:t>
             </w:r>
           </w:p>
         </w:tc>
@@ -3441,7 +3945,7 @@
                 <w:rFonts w:ascii="Calibri" w:hAnsi="Calibri"/>
                 <w:sz w:val="18"/>
               </w:rPr>
-              <w:t>12. Go-to-Market Sketch</w:t>
+              <w:t>12. Go-to-Market</w:t>
             </w:r>
           </w:p>
         </w:tc>
@@ -3456,7 +3960,7 @@
                 <w:rFonts w:ascii="Calibri" w:hAnsi="Calibri"/>
                 <w:sz w:val="18"/>
               </w:rPr>
-              <w:t>Launch strategy + first 100 users</w:t>
+              <w:t>Launch strategy + first users</w:t>
             </w:r>
           </w:p>
         </w:tc>
@@ -3471,7 +3975,7 @@
                 <w:rFonts w:ascii="Calibri" w:hAnsi="Calibri"/>
                 <w:sz w:val="18"/>
               </w:rPr>
-              <w:t>Based on competitor analysis</w:t>
+              <w:t>Based on competitor gaps</w:t>
             </w:r>
           </w:p>
         </w:tc>
@@ -3503,7 +4007,7 @@
                 <w:rFonts w:ascii="Calibri" w:hAnsi="Calibri"/>
                 <w:sz w:val="18"/>
               </w:rPr>
-              <w:t>ALL source URLs + confidence scores</w:t>
+              <w:t>ALL sources + confidence scores</w:t>
             </w:r>
           </w:p>
         </w:tc>
@@ -3533,7 +4037,7 @@
           <w:color w:val="486F8C"/>
           <w:sz w:val="24"/>
         </w:rPr>
-        <w:t>Confidence Score — How Much Can You Trust This?</w:t>
+        <w:t>How Much Can You Trust the Output?</w:t>
       </w:r>
     </w:p>
     <w:p>
@@ -3544,7 +4048,60 @@
           <w:i w:val="0"/>
           <w:sz w:val="20"/>
         </w:rPr>
-        <w:t>Every claim in the document has a confidence level:</w:t>
+        <w:t>Every claim has a confidence level so you know what's verified and what's not:</w:t>
+      </w:r>
+    </w:p>
+    <w:p>
+      <w:pPr>
+        <w:jc w:val="center"/>
+      </w:pPr>
+      <w:r>
+        <w:drawing>
+          <wp:inline xmlns:a="http://schemas.openxmlformats.org/drawingml/2006/main" xmlns:pic="http://schemas.openxmlformats.org/drawingml/2006/picture">
+            <wp:extent cx="5029200" cy="2876978"/>
+            <wp:docPr id="4" name="Picture 4"/>
+            <wp:cNvGraphicFramePr>
+              <a:graphicFrameLocks noChangeAspect="1"/>
+            </wp:cNvGraphicFramePr>
+            <a:graphic>
+              <a:graphicData uri="http://schemas.openxmlformats.org/drawingml/2006/picture">
+                <pic:pic>
+                  <pic:nvPicPr>
+                    <pic:cNvPr id="0" name="evidence.png"/>
+                    <pic:cNvPicPr/>
+                  </pic:nvPicPr>
+                  <pic:blipFill>
+                    <a:blip r:embed="rId12"/>
+                    <a:stretch>
+                      <a:fillRect/>
+                    </a:stretch>
+                  </pic:blipFill>
+                  <pic:spPr>
+                    <a:xfrm>
+                      <a:off x="0" y="0"/>
+                      <a:ext cx="5029200" cy="2876978"/>
+                    </a:xfrm>
+                    <a:prstGeom prst="rect"/>
+                  </pic:spPr>
+                </pic:pic>
+              </a:graphicData>
+            </a:graphic>
+          </wp:inline>
+        </w:drawing>
+      </w:r>
+    </w:p>
+    <w:p>
+      <w:pPr>
+        <w:jc w:val="center"/>
+      </w:pPr>
+      <w:r>
+        <w:rPr>
+          <w:rFonts w:ascii="Calibri" w:hAnsi="Calibri"/>
+          <w:i/>
+          <w:color w:val="666666"/>
+          <w:sz w:val="17"/>
+        </w:rPr>
+        <w:t>Traditional: no source, can't verify. This method: source URL + confidence level.</w:t>
       </w:r>
     </w:p>
     <w:tbl>
@@ -3639,7 +4196,7 @@
                 <w:rFonts w:ascii="Calibri" w:hAnsi="Calibri"/>
                 <w:sz w:val="18"/>
               </w:rPr>
-              <w:t>3+ sources agree</w:t>
+              <w:t>3+ sources confirm this</w:t>
             </w:r>
           </w:p>
         </w:tc>
@@ -3654,7 +4211,7 @@
                 <w:rFonts w:ascii="Calibri" w:hAnsi="Calibri"/>
                 <w:sz w:val="18"/>
               </w:rPr>
-              <w:t>Spotify has 600M+ users (Wikipedia, TechCrunch, Statista)</w:t>
+              <w:t>"Spotify has 600M+ users" — Wikipedia + TechCrunch + Statista</w:t>
             </w:r>
           </w:p>
         </w:tc>
@@ -3701,7 +4258,7 @@
                 <w:rFonts w:ascii="Calibri" w:hAnsi="Calibri"/>
                 <w:sz w:val="18"/>
               </w:rPr>
-              <w:t>Indie music market ~$4B (Grand View Research)</w:t>
+              <w:t>"VN indie music market ~$200M" — MIDiA Research report</w:t>
             </w:r>
           </w:p>
         </w:tc>
@@ -3718,7 +4275,7 @@
                 <w:rFonts w:ascii="Calibri" w:hAnsi="Calibri"/>
                 <w:sz w:val="18"/>
               </w:rPr>
-              <w:t>🟠 Low confidence</w:t>
+              <w:t>🟠 Low Confidence</w:t>
             </w:r>
           </w:p>
         </w:tc>
@@ -3733,7 +4290,7 @@
                 <w:rFonts w:ascii="Calibri" w:hAnsi="Calibri"/>
                 <w:sz w:val="18"/>
               </w:rPr>
-              <w:t>Reasoning only</w:t>
+              <w:t>Reasoning only, no source</w:t>
             </w:r>
           </w:p>
         </w:tc>
@@ -3748,7 +4305,7 @@
                 <w:rFonts w:ascii="Calibri" w:hAnsi="Calibri"/>
                 <w:sz w:val="18"/>
               </w:rPr>
-              <w:t>Estimated 5% conversion based on similar apps</w:t>
+              <w:t>"Estimated 5% conversion" — based on similar apps</w:t>
             </w:r>
           </w:p>
         </w:tc>
@@ -3795,7 +4352,7 @@
                 <w:rFonts w:ascii="Calibri" w:hAnsi="Calibri"/>
                 <w:sz w:val="18"/>
               </w:rPr>
-              <w:t>No data on Vietnamese indie music app market [NEEDS RESEARCH]</w:t>
+              <w:t>"No data on VN indie app market" — NEEDS YOUR RESEARCH</w:t>
             </w:r>
           </w:p>
         </w:tc>
@@ -3810,7 +4367,7 @@
           <w:i w:val="0"/>
           <w:sz w:val="20"/>
         </w:rPr>
-        <w:t>The final document includes an Overall Confidence Score — so you know exactly how much of the spec is backed by data vs. assumptions.</w:t>
+        <w:t>The document ends with an Overall Confidence Score: "72% of claims are validated." You know exactly what you can trust and what needs more work.</w:t>
       </w:r>
     </w:p>
     <w:p>
@@ -3826,7 +4383,7 @@
           <w:color w:val="2E4057"/>
           <w:sz w:val="28"/>
         </w:rPr>
-        <w:t>7. How to Use It (Step by Step)</w:t>
+        <w:t>5. How to Start Using It Today</w:t>
       </w:r>
     </w:p>
     <w:p>
@@ -3845,7 +4402,7 @@
               <a:graphicData uri="http://schemas.openxmlformats.org/drawingml/2006/picture">
                 <pic:pic>
                   <pic:nvPicPr>
-                    <pic:cNvPr id="0" name="setup_v5.png"/>
+                    <pic:cNvPr id="0" name="setup.png"/>
                     <pic:cNvPicPr/>
                   </pic:nvPicPr>
                   <pic:blipFill>
@@ -3879,7 +4436,7 @@
           <w:color w:val="666666"/>
           <w:sz w:val="17"/>
         </w:rPr>
-        <w:t>One-time setup: copy files, then use forever</w:t>
+        <w:t>Setup once (5 minutes), then use for every new idea</w:t>
       </w:r>
     </w:p>
     <w:p>
@@ -3901,7 +4458,7 @@
           <w:i w:val="0"/>
           <w:sz w:val="20"/>
         </w:rPr>
-        <w:t>1. Copy the 9 agent files to your project:</w:t>
+        <w:t>Copy 10 files into your project. That's all.</w:t>
       </w:r>
     </w:p>
     <w:p>
@@ -3912,39 +4469,27 @@
         </w:rPr>
         <w:t>.cursor/</w:t>
         <w:br/>
-        <w:t xml:space="preserve">  agents/                    &lt;-- Cursor auto-detects these</w:t>
+        <w:t xml:space="preserve">  agents/                    &lt;-- Cursor finds these automatically</w:t>
         <w:br/>
-        <w:t xml:space="preserve">    ideation-orchestrator.md</w:t>
+        <w:t xml:space="preserve">    ideation-orchestrator.md    (manages the pipeline)</w:t>
         <w:br/>
-        <w:t xml:space="preserve">    requirements-analyst.md</w:t>
+        <w:t xml:space="preserve">    requirements-analyst.md    (asks questions + validates)</w:t>
         <w:br/>
-        <w:t xml:space="preserve">    market-researcher.md</w:t>
+        <w:t xml:space="preserve">    market-researcher.md       (finds market data)</w:t>
         <w:br/>
-        <w:t xml:space="preserve">    tech-scout.md</w:t>
+        <w:t xml:space="preserve">    tech-scout.md              (checks APIs + pricing)</w:t>
         <w:br/>
-        <w:t xml:space="preserve">    competitor-analyst.md</w:t>
+        <w:t xml:space="preserve">    competitor-analyst.md      (finds real competitors)</w:t>
         <w:br/>
-        <w:t xml:space="preserve">    idea-evaluator.md</w:t>
+        <w:t xml:space="preserve">    idea-evaluator.md          (scores + critiques)</w:t>
         <w:br/>
-        <w:t xml:space="preserve">    ux-strategist.md</w:t>
+        <w:t xml:space="preserve">    ux-strategist.md           (designs experience)</w:t>
         <w:br/>
-        <w:t xml:space="preserve">    risk-assessor.md</w:t>
+        <w:t xml:space="preserve">    risk-assessor.md           (finds risks + legal)</w:t>
         <w:br/>
-        <w:t xml:space="preserve">    idea-crystallizer.md</w:t>
+        <w:t xml:space="preserve">    idea-crystallizer.md       (compiles everything)</w:t>
         <w:br/>
-        <w:t xml:space="preserve">  mcp.json                   &lt;-- MCP servers (optional)</w:t>
-        <w:br/>
-      </w:r>
-    </w:p>
-    <w:p>
-      <w:r>
-        <w:rPr>
-          <w:rFonts w:ascii="Calibri" w:hAnsi="Calibri"/>
-          <w:b/>
-          <w:i w:val="0"/>
-          <w:sz w:val="20"/>
-        </w:rPr>
-        <w:t>2. That's it. No installation, no packages, no API keys.</w:t>
+        <w:t xml:space="preserve">  mcp.json                     (optional: API docs tool)</w:t>
       </w:r>
     </w:p>
     <w:p>
@@ -3959,31 +4504,14 @@
       </w:r>
     </w:p>
     <w:p>
-      <w:pPr>
-        <w:pStyle w:val="ListBullet"/>
-      </w:pPr>
       <w:r>
         <w:rPr>
           <w:rFonts w:ascii="Calibri" w:hAnsi="Calibri"/>
-          <w:b w:val="0"/>
+          <w:b/>
           <w:i w:val="0"/>
           <w:sz w:val="20"/>
         </w:rPr>
-        <w:t>Step 1: Open Cursor → Agent Mode</w:t>
-      </w:r>
-    </w:p>
-    <w:p>
-      <w:pPr>
-        <w:pStyle w:val="ListBullet"/>
-      </w:pPr>
-      <w:r>
-        <w:rPr>
-          <w:rFonts w:ascii="Calibri" w:hAnsi="Calibri"/>
-          <w:b w:val="0"/>
-          <w:i w:val="0"/>
-          <w:sz w:val="20"/>
-        </w:rPr>
-        <w:t>Step 2: Type your idea (even 1 sentence is enough):</w:t>
+        <w:t>Open Cursor → Agent Mode → type:</w:t>
       </w:r>
     </w:p>
     <w:tbl>
@@ -4010,7 +4538,7 @@
                 <w:i w:val="0"/>
                 <w:sz w:val="20"/>
               </w:rPr>
-              <w:t>💬 /ideation-orchestrator "I want to make a music app that helps discover indie Vietnamese artists"</w:t>
+              <w:t>💬 /ideation-orchestrator "I want to make [your idea here]"</w:t>
             </w:r>
           </w:p>
         </w:tc>
@@ -4018,9 +4546,6 @@
     </w:tbl>
     <w:p/>
     <w:p>
-      <w:pPr>
-        <w:pStyle w:val="ListBullet"/>
-      </w:pPr>
       <w:r>
         <w:rPr>
           <w:rFonts w:ascii="Calibri" w:hAnsi="Calibri"/>
@@ -4028,7 +4553,7 @@
           <w:i w:val="0"/>
           <w:sz w:val="20"/>
         </w:rPr>
-        <w:t>Step 3: Answer 10-15 questions from the Requirements Analyst</w:t>
+        <w:t>Then:</w:t>
       </w:r>
     </w:p>
     <w:p>
@@ -4042,7 +4567,7 @@
           <w:i w:val="0"/>
           <w:sz w:val="20"/>
         </w:rPr>
-        <w:t>Step 4: Wait ~15 minutes while 6 agents research in parallel</w:t>
+        <w:t>1. Answer 10-15 questions from the Requirements Analyst (2-5 min)</w:t>
       </w:r>
     </w:p>
     <w:p>
@@ -4056,21 +4581,13 @@
           <w:i w:val="0"/>
           <w:sz w:val="20"/>
         </w:rPr>
-        <w:t>Step 5: Receive your 13-section Idea Specification</w:t>
+        <w:t>2. Wait while 6 agents research in parallel (~15 min)</w:t>
       </w:r>
     </w:p>
     <w:p>
-      <w:r>
-        <w:rPr>
-          <w:rFonts w:ascii="Calibri" w:hAnsi="Calibri"/>
-          <w:b/>
-          <w:color w:val="486F8C"/>
-          <w:sz w:val="24"/>
-        </w:rPr>
-        <w:t>Example: What Your Interaction Looks Like</w:t>
-      </w:r>
-    </w:p>
-    <w:p>
+      <w:pPr>
+        <w:pStyle w:val="ListBullet"/>
+      </w:pPr>
       <w:r>
         <w:rPr>
           <w:rFonts w:ascii="Calibri" w:hAnsi="Calibri"/>
@@ -4078,218 +4595,9 @@
           <w:i w:val="0"/>
           <w:sz w:val="20"/>
         </w:rPr>
-        <w:t>The Requirements Analyst will ask questions like:</w:t>
+        <w:t>3. Receive your 13-section Idea Specification</w:t>
       </w:r>
     </w:p>
-    <w:tbl>
-      <w:tblPr>
-        <w:tblStyle w:val="TableGrid"/>
-        <w:tblW w:type="auto" w:w="0"/>
-        <w:jc w:val="center"/>
-        <w:tblLook w:firstColumn="1" w:firstRow="1" w:lastColumn="0" w:lastRow="0" w:noHBand="0" w:noVBand="1" w:val="04A0"/>
-      </w:tblPr>
-      <w:tblGrid>
-        <w:gridCol w:w="4820"/>
-        <w:gridCol w:w="4820"/>
-      </w:tblGrid>
-      <w:tr>
-        <w:tc>
-          <w:tcPr>
-            <w:tcW w:type="dxa" w:w="4820"/>
-            <w:shd w:val="clear" w:color="auto" w:fill="2E4057"/>
-          </w:tcPr>
-          <w:p>
-            <w:r>
-              <w:rPr>
-                <w:rFonts w:ascii="Calibri" w:hAnsi="Calibri"/>
-                <w:b/>
-                <w:color w:val="FFFFFF"/>
-                <w:sz w:val="18"/>
-              </w:rPr>
-              <w:t>Category</w:t>
-            </w:r>
-          </w:p>
-        </w:tc>
-        <w:tc>
-          <w:tcPr>
-            <w:tcW w:type="dxa" w:w="4820"/>
-            <w:shd w:val="clear" w:color="auto" w:fill="2E4057"/>
-          </w:tcPr>
-          <w:p>
-            <w:r>
-              <w:rPr>
-                <w:rFonts w:ascii="Calibri" w:hAnsi="Calibri"/>
-                <w:b/>
-                <w:color w:val="FFFFFF"/>
-                <w:sz w:val="18"/>
-              </w:rPr>
-              <w:t>Example Question</w:t>
-            </w:r>
-          </w:p>
-        </w:tc>
-      </w:tr>
-      <w:tr>
-        <w:tc>
-          <w:tcPr>
-            <w:tcW w:type="dxa" w:w="4820"/>
-            <w:shd w:val="clear" w:color="auto" w:fill="FFFFFF"/>
-          </w:tcPr>
-          <w:p>
-            <w:r>
-              <w:rPr>
-                <w:rFonts w:ascii="Calibri" w:hAnsi="Calibri"/>
-                <w:sz w:val="18"/>
-              </w:rPr>
-              <w:t>WHO</w:t>
-            </w:r>
-          </w:p>
-        </w:tc>
-        <w:tc>
-          <w:tcPr>
-            <w:tcW w:type="dxa" w:w="4820"/>
-            <w:shd w:val="clear" w:color="auto" w:fill="FFFFFF"/>
-          </w:tcPr>
-          <w:p>
-            <w:r>
-              <w:rPr>
-                <w:rFonts w:ascii="Calibri" w:hAnsi="Calibri"/>
-                <w:sz w:val="18"/>
-              </w:rPr>
-              <w:t>"Who is your target user? Age range? Are they tech-savvy?"</w:t>
-            </w:r>
-          </w:p>
-        </w:tc>
-      </w:tr>
-      <w:tr>
-        <w:tc>
-          <w:tcPr>
-            <w:tcW w:type="dxa" w:w="4820"/>
-            <w:shd w:val="clear" w:color="auto" w:fill="EEF2F7"/>
-          </w:tcPr>
-          <w:p>
-            <w:r>
-              <w:rPr>
-                <w:rFonts w:ascii="Calibri" w:hAnsi="Calibri"/>
-                <w:sz w:val="18"/>
-              </w:rPr>
-              <w:t>WHAT</w:t>
-            </w:r>
-          </w:p>
-        </w:tc>
-        <w:tc>
-          <w:tcPr>
-            <w:tcW w:type="dxa" w:w="4820"/>
-            <w:shd w:val="clear" w:color="auto" w:fill="EEF2F7"/>
-          </w:tcPr>
-          <w:p>
-            <w:r>
-              <w:rPr>
-                <w:rFonts w:ascii="Calibri" w:hAnsi="Calibri"/>
-                <w:sz w:val="18"/>
-              </w:rPr>
-              <w:t>"What are the 3 core features? Mobile or web? Offline needed?"</w:t>
-            </w:r>
-          </w:p>
-        </w:tc>
-      </w:tr>
-      <w:tr>
-        <w:tc>
-          <w:tcPr>
-            <w:tcW w:type="dxa" w:w="4820"/>
-            <w:shd w:val="clear" w:color="auto" w:fill="FFFFFF"/>
-          </w:tcPr>
-          <w:p>
-            <w:r>
-              <w:rPr>
-                <w:rFonts w:ascii="Calibri" w:hAnsi="Calibri"/>
-                <w:sz w:val="18"/>
-              </w:rPr>
-              <w:t>WHY</w:t>
-            </w:r>
-          </w:p>
-        </w:tc>
-        <w:tc>
-          <w:tcPr>
-            <w:tcW w:type="dxa" w:w="4820"/>
-            <w:shd w:val="clear" w:color="auto" w:fill="FFFFFF"/>
-          </w:tcPr>
-          <w:p>
-            <w:r>
-              <w:rPr>
-                <w:rFonts w:ascii="Calibri" w:hAnsi="Calibri"/>
-                <w:sz w:val="18"/>
-              </w:rPr>
-              <w:t>"What apps exist that you don't like? Why?"</w:t>
-            </w:r>
-          </w:p>
-        </w:tc>
-      </w:tr>
-      <w:tr>
-        <w:tc>
-          <w:tcPr>
-            <w:tcW w:type="dxa" w:w="4820"/>
-            <w:shd w:val="clear" w:color="auto" w:fill="EEF2F7"/>
-          </w:tcPr>
-          <w:p>
-            <w:r>
-              <w:rPr>
-                <w:rFonts w:ascii="Calibri" w:hAnsi="Calibri"/>
-                <w:sz w:val="18"/>
-              </w:rPr>
-              <w:t>HOW</w:t>
-            </w:r>
-          </w:p>
-        </w:tc>
-        <w:tc>
-          <w:tcPr>
-            <w:tcW w:type="dxa" w:w="4820"/>
-            <w:shd w:val="clear" w:color="auto" w:fill="EEF2F7"/>
-          </w:tcPr>
-          <w:p>
-            <w:r>
-              <w:rPr>
-                <w:rFonts w:ascii="Calibri" w:hAnsi="Calibri"/>
-                <w:sz w:val="18"/>
-              </w:rPr>
-              <w:t>"What's your budget for an MVP? Timeline?"</w:t>
-            </w:r>
-          </w:p>
-        </w:tc>
-      </w:tr>
-      <w:tr>
-        <w:tc>
-          <w:tcPr>
-            <w:tcW w:type="dxa" w:w="4820"/>
-            <w:shd w:val="clear" w:color="auto" w:fill="FFFFFF"/>
-          </w:tcPr>
-          <w:p>
-            <w:r>
-              <w:rPr>
-                <w:rFonts w:ascii="Calibri" w:hAnsi="Calibri"/>
-                <w:sz w:val="18"/>
-              </w:rPr>
-              <w:t>CONSTRAINTS</w:t>
-            </w:r>
-          </w:p>
-        </w:tc>
-        <w:tc>
-          <w:tcPr>
-            <w:tcW w:type="dxa" w:w="4820"/>
-            <w:shd w:val="clear" w:color="auto" w:fill="FFFFFF"/>
-          </w:tcPr>
-          <w:p>
-            <w:r>
-              <w:rPr>
-                <w:rFonts w:ascii="Calibri" w:hAnsi="Calibri"/>
-                <w:sz w:val="18"/>
-              </w:rPr>
-              <w:t>"Any licensing concerns? Must use specific technology?"</w:t>
-            </w:r>
-          </w:p>
-        </w:tc>
-      </w:tr>
-    </w:tbl>
-    <w:p/>
     <w:p>
       <w:r>
         <w:rPr>
@@ -4298,7 +4606,18 @@
           <w:i w:val="0"/>
           <w:sz w:val="20"/>
         </w:rPr>
-        <w:t>You answer briefly. The agent follows up on vague answers. Then all 7 other agents work automatically.</w:t>
+        <w:t>Total effort: 1 sentence + answering questions. Total time: ~20 minutes.</w:t>
+      </w:r>
+    </w:p>
+    <w:p>
+      <w:r>
+        <w:rPr>
+          <w:rFonts w:ascii="Calibri" w:hAnsi="Calibri"/>
+          <w:b/>
+          <w:i w:val="0"/>
+          <w:sz w:val="20"/>
+        </w:rPr>
+        <w:t>Everything else is fully automatic.</w:t>
       </w:r>
     </w:p>
     <w:p>
@@ -4314,7 +4633,7 @@
           <w:color w:val="2E4057"/>
           <w:sz w:val="28"/>
         </w:rPr>
-        <w:t>8. What Makes It Smart: Built-In Thinking Techniques</w:t>
+        <w:t>6. What Makes It Smart: The Techniques Behind Each Agent</w:t>
       </w:r>
     </w:p>
     <w:p>
@@ -4325,60 +4644,544 @@
           <w:i w:val="0"/>
           <w:sz w:val="20"/>
         </w:rPr>
-        <w:t>Each agent doesn't just search — it THINKS using proven problem-solving techniques:</w:t>
+        <w:t>Each agent doesn't just search — it THINKS using proven techniques:</w:t>
+      </w:r>
+    </w:p>
+    <w:tbl>
+      <w:tblPr>
+        <w:tblStyle w:val="TableGrid"/>
+        <w:tblW w:type="auto" w:w="0"/>
+        <w:jc w:val="center"/>
+        <w:tblLook w:firstColumn="1" w:firstRow="1" w:lastColumn="0" w:lastRow="0" w:noHBand="0" w:noVBand="1" w:val="04A0"/>
+      </w:tblPr>
+      <w:tblGrid>
+        <w:gridCol w:w="2410"/>
+        <w:gridCol w:w="2410"/>
+        <w:gridCol w:w="2410"/>
+        <w:gridCol w:w="2410"/>
+      </w:tblGrid>
+      <w:tr>
+        <w:tc>
+          <w:tcPr>
+            <w:tcW w:type="dxa" w:w="2410"/>
+            <w:shd w:val="clear" w:color="auto" w:fill="2E4057"/>
+          </w:tcPr>
+          <w:p>
+            <w:r>
+              <w:rPr>
+                <w:rFonts w:ascii="Calibri" w:hAnsi="Calibri"/>
+                <w:b/>
+                <w:color w:val="FFFFFF"/>
+                <w:sz w:val="18"/>
+              </w:rPr>
+              <w:t>Technique</w:t>
+            </w:r>
+          </w:p>
+        </w:tc>
+        <w:tc>
+          <w:tcPr>
+            <w:tcW w:type="dxa" w:w="2410"/>
+            <w:shd w:val="clear" w:color="auto" w:fill="2E4057"/>
+          </w:tcPr>
+          <w:p>
+            <w:r>
+              <w:rPr>
+                <w:rFonts w:ascii="Calibri" w:hAnsi="Calibri"/>
+                <w:b/>
+                <w:color w:val="FFFFFF"/>
+                <w:sz w:val="18"/>
+              </w:rPr>
+              <w:t>What It Does</w:t>
+            </w:r>
+          </w:p>
+        </w:tc>
+        <w:tc>
+          <w:tcPr>
+            <w:tcW w:type="dxa" w:w="2410"/>
+            <w:shd w:val="clear" w:color="auto" w:fill="2E4057"/>
+          </w:tcPr>
+          <w:p>
+            <w:r>
+              <w:rPr>
+                <w:rFonts w:ascii="Calibri" w:hAnsi="Calibri"/>
+                <w:b/>
+                <w:color w:val="FFFFFF"/>
+                <w:sz w:val="18"/>
+              </w:rPr>
+              <w:t>Real Example</w:t>
+            </w:r>
+          </w:p>
+        </w:tc>
+        <w:tc>
+          <w:tcPr>
+            <w:tcW w:type="dxa" w:w="2410"/>
+            <w:shd w:val="clear" w:color="auto" w:fill="2E4057"/>
+          </w:tcPr>
+          <w:p>
+            <w:r>
+              <w:rPr>
+                <w:rFonts w:ascii="Calibri" w:hAnsi="Calibri"/>
+                <w:b/>
+                <w:color w:val="FFFFFF"/>
+                <w:sz w:val="18"/>
+              </w:rPr>
+              <w:t>Used By</w:t>
+            </w:r>
+          </w:p>
+        </w:tc>
+      </w:tr>
+      <w:tr>
+        <w:tc>
+          <w:tcPr>
+            <w:tcW w:type="dxa" w:w="2410"/>
+            <w:shd w:val="clear" w:color="auto" w:fill="FFFFFF"/>
+          </w:tcPr>
+          <w:p>
+            <w:r>
+              <w:rPr>
+                <w:rFonts w:ascii="Calibri" w:hAnsi="Calibri"/>
+                <w:sz w:val="18"/>
+              </w:rPr>
+              <w:t>Assumption</w:t>
+              <w:br/>
+              <w:t>Flipping</w:t>
+            </w:r>
+          </w:p>
+        </w:tc>
+        <w:tc>
+          <w:tcPr>
+            <w:tcW w:type="dxa" w:w="2410"/>
+            <w:shd w:val="clear" w:color="auto" w:fill="FFFFFF"/>
+          </w:tcPr>
+          <w:p>
+            <w:r>
+              <w:rPr>
+                <w:rFonts w:ascii="Calibri" w:hAnsi="Calibri"/>
+                <w:sz w:val="18"/>
+              </w:rPr>
+              <w:t>Challenges what you</w:t>
+              <w:br/>
+              <w:t>believe is true.</w:t>
+              <w:br/>
+              <w:t>"What if the problem</w:t>
+              <w:br/>
+              <w:t>is the opposite?"</w:t>
+            </w:r>
+          </w:p>
+        </w:tc>
+        <w:tc>
+          <w:tcPr>
+            <w:tcW w:type="dxa" w:w="2410"/>
+            <w:shd w:val="clear" w:color="auto" w:fill="FFFFFF"/>
+          </w:tcPr>
+          <w:p>
+            <w:r>
+              <w:rPr>
+                <w:rFonts w:ascii="Calibri" w:hAnsi="Calibri"/>
+                <w:sz w:val="18"/>
+              </w:rPr>
+              <w:t>"Users want more features"</w:t>
+              <w:br/>
+              <w:t>→ "What if they want fewer?"</w:t>
+              <w:br/>
+              <w:t>→ Simplicity wins</w:t>
+              <w:br/>
+              <w:t>(proven by Spotify vs iTunes)</w:t>
+            </w:r>
+          </w:p>
+        </w:tc>
+        <w:tc>
+          <w:tcPr>
+            <w:tcW w:type="dxa" w:w="2410"/>
+            <w:shd w:val="clear" w:color="auto" w:fill="FFFFFF"/>
+          </w:tcPr>
+          <w:p>
+            <w:r>
+              <w:rPr>
+                <w:rFonts w:ascii="Calibri" w:hAnsi="Calibri"/>
+                <w:sz w:val="18"/>
+              </w:rPr>
+              <w:t>Agent 1</w:t>
+              <w:br/>
+              <w:t>(Requirements)</w:t>
+              <w:br/>
+              <w:t>Agent 7</w:t>
+              <w:br/>
+              <w:t>(Risk)</w:t>
+            </w:r>
+          </w:p>
+        </w:tc>
+      </w:tr>
+      <w:tr>
+        <w:tc>
+          <w:tcPr>
+            <w:tcW w:type="dxa" w:w="2410"/>
+            <w:shd w:val="clear" w:color="auto" w:fill="EEF2F7"/>
+          </w:tcPr>
+          <w:p>
+            <w:r>
+              <w:rPr>
+                <w:rFonts w:ascii="Calibri" w:hAnsi="Calibri"/>
+                <w:sz w:val="18"/>
+              </w:rPr>
+              <w:t>Extreme Scale</w:t>
+              <w:br/>
+              <w:t>Testing</w:t>
+            </w:r>
+          </w:p>
+        </w:tc>
+        <w:tc>
+          <w:tcPr>
+            <w:tcW w:type="dxa" w:w="2410"/>
+            <w:shd w:val="clear" w:color="auto" w:fill="EEF2F7"/>
+          </w:tcPr>
+          <w:p>
+            <w:r>
+              <w:rPr>
+                <w:rFonts w:ascii="Calibri" w:hAnsi="Calibri"/>
+                <w:sz w:val="18"/>
+              </w:rPr>
+              <w:t>Tests your idea at</w:t>
+              <w:br/>
+              <w:t>1000x and 0.001x.</w:t>
+              <w:br/>
+              <w:t>"What breaks?</w:t>
+              <w:br/>
+              <w:t>What survives?"</w:t>
+            </w:r>
+          </w:p>
+        </w:tc>
+        <w:tc>
+          <w:tcPr>
+            <w:tcW w:type="dxa" w:w="2410"/>
+            <w:shd w:val="clear" w:color="auto" w:fill="EEF2F7"/>
+          </w:tcPr>
+          <w:p>
+            <w:r>
+              <w:rPr>
+                <w:rFonts w:ascii="Calibri" w:hAnsi="Calibri"/>
+                <w:sz w:val="18"/>
+              </w:rPr>
+              <w:t>"At 1M users, API costs =</w:t>
+              <w:br/>
+              <w:t>$50K/month"</w:t>
+              <w:br/>
+              <w:t>"At 100 users, does the</w:t>
+              <w:br/>
+              <w:t>app even make sense?"</w:t>
+            </w:r>
+          </w:p>
+        </w:tc>
+        <w:tc>
+          <w:tcPr>
+            <w:tcW w:type="dxa" w:w="2410"/>
+            <w:shd w:val="clear" w:color="auto" w:fill="EEF2F7"/>
+          </w:tcPr>
+          <w:p>
+            <w:r>
+              <w:rPr>
+                <w:rFonts w:ascii="Calibri" w:hAnsi="Calibri"/>
+                <w:sz w:val="18"/>
+              </w:rPr>
+              <w:t>Agent 2</w:t>
+              <w:br/>
+              <w:t>(Market)</w:t>
+              <w:br/>
+              <w:t>Agent 7</w:t>
+              <w:br/>
+              <w:t>(Risk)</w:t>
+            </w:r>
+          </w:p>
+        </w:tc>
+      </w:tr>
+      <w:tr>
+        <w:tc>
+          <w:tcPr>
+            <w:tcW w:type="dxa" w:w="2410"/>
+            <w:shd w:val="clear" w:color="auto" w:fill="FFFFFF"/>
+          </w:tcPr>
+          <w:p>
+            <w:r>
+              <w:rPr>
+                <w:rFonts w:ascii="Calibri" w:hAnsi="Calibri"/>
+                <w:sz w:val="18"/>
+              </w:rPr>
+              <w:t>Creative</w:t>
+              <w:br/>
+              <w:t>Collision</w:t>
+            </w:r>
+          </w:p>
+        </w:tc>
+        <w:tc>
+          <w:tcPr>
+            <w:tcW w:type="dxa" w:w="2410"/>
+            <w:shd w:val="clear" w:color="auto" w:fill="FFFFFF"/>
+          </w:tcPr>
+          <w:p>
+            <w:r>
+              <w:rPr>
+                <w:rFonts w:ascii="Calibri" w:hAnsi="Calibri"/>
+                <w:sz w:val="18"/>
+              </w:rPr>
+              <w:t>Forces unrelated</w:t>
+              <w:br/>
+              <w:t>concepts together to</w:t>
+              <w:br/>
+              <w:t>find new ideas.</w:t>
+            </w:r>
+          </w:p>
+        </w:tc>
+        <w:tc>
+          <w:tcPr>
+            <w:tcW w:type="dxa" w:w="2410"/>
+            <w:shd w:val="clear" w:color="auto" w:fill="FFFFFF"/>
+          </w:tcPr>
+          <w:p>
+            <w:r>
+              <w:rPr>
+                <w:rFonts w:ascii="Calibri" w:hAnsi="Calibri"/>
+                <w:sz w:val="18"/>
+              </w:rPr>
+              <w:t>"Music app × Restaurant =</w:t>
+              <w:br/>
+              <w:t>Daily tasting flight of</w:t>
+              <w:br/>
+              <w:t>5 curated songs"</w:t>
+              <w:br/>
+              <w:t>→ NO competitor has this</w:t>
+            </w:r>
+          </w:p>
+        </w:tc>
+        <w:tc>
+          <w:tcPr>
+            <w:tcW w:type="dxa" w:w="2410"/>
+            <w:shd w:val="clear" w:color="auto" w:fill="FFFFFF"/>
+          </w:tcPr>
+          <w:p>
+            <w:r>
+              <w:rPr>
+                <w:rFonts w:ascii="Calibri" w:hAnsi="Calibri"/>
+                <w:sz w:val="18"/>
+              </w:rPr>
+              <w:t>Agent 4</w:t>
+              <w:br/>
+              <w:t>(Competitor)</w:t>
+              <w:br/>
+              <w:t>Agent 6</w:t>
+              <w:br/>
+              <w:t>(UX)</w:t>
+            </w:r>
+          </w:p>
+        </w:tc>
+      </w:tr>
+      <w:tr>
+        <w:tc>
+          <w:tcPr>
+            <w:tcW w:type="dxa" w:w="2410"/>
+            <w:shd w:val="clear" w:color="auto" w:fill="EEF2F7"/>
+          </w:tcPr>
+          <w:p>
+            <w:r>
+              <w:rPr>
+                <w:rFonts w:ascii="Calibri" w:hAnsi="Calibri"/>
+                <w:sz w:val="18"/>
+              </w:rPr>
+              <w:t>Pattern</w:t>
+              <w:br/>
+              <w:t>Recognition</w:t>
+            </w:r>
+          </w:p>
+        </w:tc>
+        <w:tc>
+          <w:tcPr>
+            <w:tcW w:type="dxa" w:w="2410"/>
+            <w:shd w:val="clear" w:color="auto" w:fill="EEF2F7"/>
+          </w:tcPr>
+          <w:p>
+            <w:r>
+              <w:rPr>
+                <w:rFonts w:ascii="Calibri" w:hAnsi="Calibri"/>
+                <w:sz w:val="18"/>
+              </w:rPr>
+              <w:t>Spots what's true</w:t>
+              <w:br/>
+              <w:t>across 3+ technologies.</w:t>
+              <w:br/>
+              <w:t>Finds universal truths.</w:t>
+            </w:r>
+          </w:p>
+        </w:tc>
+        <w:tc>
+          <w:tcPr>
+            <w:tcW w:type="dxa" w:w="2410"/>
+            <w:shd w:val="clear" w:color="auto" w:fill="EEF2F7"/>
+          </w:tcPr>
+          <w:p>
+            <w:r>
+              <w:rPr>
+                <w:rFonts w:ascii="Calibri" w:hAnsi="Calibri"/>
+                <w:sz w:val="18"/>
+              </w:rPr>
+              <w:t>"ALL your APIs rate-limit</w:t>
+              <w:br/>
+              <w:t>at scale" → Build caching</w:t>
+              <w:br/>
+              <w:t>layer from day 1</w:t>
+            </w:r>
+          </w:p>
+        </w:tc>
+        <w:tc>
+          <w:tcPr>
+            <w:tcW w:type="dxa" w:w="2410"/>
+            <w:shd w:val="clear" w:color="auto" w:fill="EEF2F7"/>
+          </w:tcPr>
+          <w:p>
+            <w:r>
+              <w:rPr>
+                <w:rFonts w:ascii="Calibri" w:hAnsi="Calibri"/>
+                <w:sz w:val="18"/>
+              </w:rPr>
+              <w:t>Agent 3</w:t>
+              <w:br/>
+              <w:t>(Tech)</w:t>
+            </w:r>
+          </w:p>
+        </w:tc>
+      </w:tr>
+      <w:tr>
+        <w:tc>
+          <w:tcPr>
+            <w:tcW w:type="dxa" w:w="2410"/>
+            <w:shd w:val="clear" w:color="auto" w:fill="FFFFFF"/>
+          </w:tcPr>
+          <w:p>
+            <w:r>
+              <w:rPr>
+                <w:rFonts w:ascii="Calibri" w:hAnsi="Calibri"/>
+                <w:sz w:val="18"/>
+              </w:rPr>
+              <w:t>Simplification</w:t>
+            </w:r>
+          </w:p>
+        </w:tc>
+        <w:tc>
+          <w:tcPr>
+            <w:tcW w:type="dxa" w:w="2410"/>
+            <w:shd w:val="clear" w:color="auto" w:fill="FFFFFF"/>
+          </w:tcPr>
+          <w:p>
+            <w:r>
+              <w:rPr>
+                <w:rFonts w:ascii="Calibri" w:hAnsi="Calibri"/>
+                <w:sz w:val="18"/>
+              </w:rPr>
+              <w:t>Finds 1 change that</w:t>
+              <w:br/>
+              <w:t>fixes multiple problems</w:t>
+              <w:br/>
+              <w:t>at the same time.</w:t>
+            </w:r>
+          </w:p>
+        </w:tc>
+        <w:tc>
+          <w:tcPr>
+            <w:tcW w:type="dxa" w:w="2410"/>
+            <w:shd w:val="clear" w:color="auto" w:fill="FFFFFF"/>
+          </w:tcPr>
+          <w:p>
+            <w:r>
+              <w:rPr>
+                <w:rFonts w:ascii="Calibri" w:hAnsi="Calibri"/>
+                <w:sz w:val="18"/>
+              </w:rPr>
+              <w:t>"Don't host music files"</w:t>
+              <w:br/>
+              <w:t>→ Fixes: licensing +</w:t>
+              <w:br/>
+              <w:t>CDN costs + moderation</w:t>
+              <w:br/>
+              <w:t>ALL with 1 decision</w:t>
+            </w:r>
+          </w:p>
+        </w:tc>
+        <w:tc>
+          <w:tcPr>
+            <w:tcW w:type="dxa" w:w="2410"/>
+            <w:shd w:val="clear" w:color="auto" w:fill="FFFFFF"/>
+          </w:tcPr>
+          <w:p>
+            <w:r>
+              <w:rPr>
+                <w:rFonts w:ascii="Calibri" w:hAnsi="Calibri"/>
+                <w:sz w:val="18"/>
+              </w:rPr>
+              <w:t>Agent 5</w:t>
+              <w:br/>
+              <w:t>(Evaluator)</w:t>
+            </w:r>
+          </w:p>
+        </w:tc>
+      </w:tr>
+    </w:tbl>
+    <w:p/>
+    <w:p>
+      <w:r>
+        <w:rPr>
+          <w:rFonts w:ascii="Calibri" w:hAnsi="Calibri"/>
+          <w:b/>
+          <w:i w:val="0"/>
+          <w:sz w:val="20"/>
+        </w:rPr>
+        <w:t>These techniques come from open-source frameworks (BMAD Method, ClaudeKit by Anthropic). They're not magic — they're structured thinking tools that force the AI to go deeper than a simple search.</w:t>
       </w:r>
     </w:p>
     <w:p>
-      <w:pPr>
-        <w:jc w:val="center"/>
-      </w:pPr>
       <w:r>
-        <w:drawing>
-          <wp:inline xmlns:a="http://schemas.openxmlformats.org/drawingml/2006/main" xmlns:pic="http://schemas.openxmlformats.org/drawingml/2006/picture">
-            <wp:extent cx="5669280" cy="3347103"/>
-            <wp:docPr id="6" name="Picture 6"/>
-            <wp:cNvGraphicFramePr>
-              <a:graphicFrameLocks noChangeAspect="1"/>
-            </wp:cNvGraphicFramePr>
-            <a:graphic>
-              <a:graphicData uri="http://schemas.openxmlformats.org/drawingml/2006/picture">
-                <pic:pic>
-                  <pic:nvPicPr>
-                    <pic:cNvPr id="0" name="techniques_v5.png"/>
-                    <pic:cNvPicPr/>
-                  </pic:nvPicPr>
-                  <pic:blipFill>
-                    <a:blip r:embed="rId14"/>
-                    <a:stretch>
-                      <a:fillRect/>
-                    </a:stretch>
-                  </pic:blipFill>
-                  <pic:spPr>
-                    <a:xfrm>
-                      <a:off x="0" y="0"/>
-                      <a:ext cx="5669280" cy="3347103"/>
-                    </a:xfrm>
-                    <a:prstGeom prst="rect"/>
-                  </pic:spPr>
-                </pic:pic>
-              </a:graphicData>
-            </a:graphic>
-          </wp:inline>
-        </w:drawing>
+        <w:br w:type="page"/>
       </w:r>
     </w:p>
     <w:p>
-      <w:pPr>
-        <w:jc w:val="center"/>
-      </w:pPr>
       <w:r>
         <w:rPr>
           <w:rFonts w:ascii="Calibri" w:hAnsi="Calibri"/>
-          <w:i/>
-          <w:color w:val="666666"/>
-          <w:sz w:val="17"/>
+          <w:b/>
+          <w:color w:val="2E4057"/>
+          <w:sz w:val="28"/>
         </w:rPr>
-        <w:t>Each agent uses a specific thinking technique to go deeper than simple search</w:t>
+        <w:t>7. When the AI Can't Find Data (And What It Does About It)</w:t>
+      </w:r>
+    </w:p>
+    <w:p>
+      <w:r>
+        <w:rPr>
+          <w:rFonts w:ascii="Calibri" w:hAnsi="Calibri"/>
+          <w:b/>
+          <w:i w:val="0"/>
+          <w:sz w:val="20"/>
+        </w:rPr>
+        <w:t>Real problem: some searches return nothing. Most AIs will MAKE SOMETHING UP rather than say "I don't know." This method explicitly forbids that.</w:t>
+      </w:r>
+    </w:p>
+    <w:p>
+      <w:r>
+        <w:rPr>
+          <w:rFonts w:ascii="Calibri" w:hAnsi="Calibri"/>
+          <w:b/>
+          <w:color w:val="486F8C"/>
+          <w:sz w:val="24"/>
+        </w:rPr>
+        <w:t>The When-Stuck Protocol</w:t>
+      </w:r>
+    </w:p>
+    <w:p>
+      <w:r>
+        <w:rPr>
+          <w:rFonts w:ascii="Calibri" w:hAnsi="Calibri"/>
+          <w:b w:val="0"/>
+          <w:i w:val="0"/>
+          <w:sz w:val="20"/>
+        </w:rPr>
+        <w:t>Every agent follows a 4-step fallback when search fails:</w:t>
       </w:r>
     </w:p>
     <w:tbl>
@@ -4407,7 +5210,7 @@
                 <w:color w:val="FFFFFF"/>
                 <w:sz w:val="18"/>
               </w:rPr>
-              <w:t>Technique</w:t>
+              <w:t>Step</w:t>
             </w:r>
           </w:p>
         </w:tc>
@@ -4424,7 +5227,7 @@
                 <w:color w:val="FFFFFF"/>
                 <w:sz w:val="18"/>
               </w:rPr>
-              <w:t>What It Does</w:t>
+              <w:t>What the Agent Does</w:t>
             </w:r>
           </w:p>
         </w:tc>
@@ -4458,7 +5261,9 @@
                 <w:rFonts w:ascii="Calibri" w:hAnsi="Calibri"/>
                 <w:sz w:val="18"/>
               </w:rPr>
-              <w:t>Assumption Flipping</w:t>
+              <w:t>1. Broaden</w:t>
+              <w:br/>
+              <w:t>search</w:t>
             </w:r>
           </w:p>
         </w:tc>
@@ -4473,9 +5278,9 @@
                 <w:rFonts w:ascii="Calibri" w:hAnsi="Calibri"/>
                 <w:sz w:val="18"/>
               </w:rPr>
-              <w:t>Challenges what you believe is true.</w:t>
+              <w:t>Remove specific terms,</w:t>
               <w:br/>
-              <w:t>"What if the opposite were true?"</w:t>
+              <w:t>try synonyms</w:t>
             </w:r>
           </w:p>
         </w:tc>
@@ -4490,11 +5295,9 @@
                 <w:rFonts w:ascii="Calibri" w:hAnsi="Calibri"/>
                 <w:sz w:val="18"/>
               </w:rPr>
-              <w:t>You say "users want more features"</w:t>
+              <w:t>"Vietnamese indie music app market"</w:t>
               <w:br/>
-              <w:t>→ Flip: "What if they want FEWER?"</w:t>
-              <w:br/>
-              <w:t>→ Insight: Focus on simplicity wins</w:t>
+              <w:t>→ "Southeast Asia music app market"</w:t>
             </w:r>
           </w:p>
         </w:tc>
@@ -4511,7 +5314,9 @@
                 <w:rFonts w:ascii="Calibri" w:hAnsi="Calibri"/>
                 <w:sz w:val="18"/>
               </w:rPr>
-              <w:t>Extreme Scale Testing</w:t>
+              <w:t>2. Alternative</w:t>
+              <w:br/>
+              <w:t>sources</w:t>
             </w:r>
           </w:p>
         </w:tc>
@@ -4526,9 +5331,9 @@
                 <w:rFonts w:ascii="Calibri" w:hAnsi="Calibri"/>
                 <w:sz w:val="18"/>
               </w:rPr>
-              <w:t>Tests your idea at 1000x and 0.001x.</w:t>
+              <w:t>Try Reddit, HackerNews,</w:t>
               <w:br/>
-              <w:t>"What breaks? What survives?"</w:t>
+              <w:t>industry reports</w:t>
             </w:r>
           </w:p>
         </w:tc>
@@ -4543,11 +5348,9 @@
                 <w:rFonts w:ascii="Calibri" w:hAnsi="Calibri"/>
                 <w:sz w:val="18"/>
               </w:rPr>
-              <w:t>At 1M users: API costs = $50K/mo</w:t>
+              <w:t>Official stats failed → search Reddit</w:t>
               <w:br/>
-              <w:t>At 100 users: does app make sense?</w:t>
-              <w:br/>
-              <w:t>→ Need cost alerts + min viable audience</w:t>
+              <w:t>for user discussions, founder posts</w:t>
             </w:r>
           </w:p>
         </w:tc>
@@ -4564,7 +5367,9 @@
                 <w:rFonts w:ascii="Calibri" w:hAnsi="Calibri"/>
                 <w:sz w:val="18"/>
               </w:rPr>
-              <w:t>Creative Collision</w:t>
+              <w:t>3. Adjacent</w:t>
+              <w:br/>
+              <w:t>markets</w:t>
             </w:r>
           </w:p>
         </w:tc>
@@ -4579,9 +5384,9 @@
                 <w:rFonts w:ascii="Calibri" w:hAnsi="Calibri"/>
                 <w:sz w:val="18"/>
               </w:rPr>
-              <w:t>Forces unrelated concepts together.</w:t>
+              <w:t>Search parent/sibling</w:t>
               <w:br/>
-              <w:t>"What if music app × restaurant?"</w:t>
+              <w:t>category instead</w:t>
             </w:r>
           </w:p>
         </w:tc>
@@ -4596,11 +5401,9 @@
                 <w:rFonts w:ascii="Calibri" w:hAnsi="Calibri"/>
                 <w:sz w:val="18"/>
               </w:rPr>
-              <w:t>→ "Daily tasting flight of 5 curated songs"</w:t>
+              <w:t>"Vietnamese indie music" → "Asian</w:t>
               <w:br/>
-              <w:t>→ No algorithm, no choice paralysis</w:t>
-              <w:br/>
-              <w:t>→ Something NO competitor has</w:t>
+              <w:t>streaming market" or "global indie"</w:t>
             </w:r>
           </w:p>
         </w:tc>
@@ -4617,7 +5420,9 @@
                 <w:rFonts w:ascii="Calibri" w:hAnsi="Calibri"/>
                 <w:sz w:val="18"/>
               </w:rPr>
-              <w:t>Pattern Recognition</w:t>
+              <w:t>4. Accept</w:t>
+              <w:br/>
+              <w:t>the gap</w:t>
             </w:r>
           </w:p>
         </w:tc>
@@ -4632,9 +5437,9 @@
                 <w:rFonts w:ascii="Calibri" w:hAnsi="Calibri"/>
                 <w:sz w:val="18"/>
               </w:rPr>
-              <w:t>Spots patterns across 3+ technologies.</w:t>
+              <w:t>Mark as [NO DATA].</w:t>
               <w:br/>
-              <w:t>"What' universal here?"</w:t>
+              <w:t>NEVER fabricate.</w:t>
             </w:r>
           </w:p>
         </w:tc>
@@ -4649,365 +5454,9 @@
                 <w:rFonts w:ascii="Calibri" w:hAnsi="Calibri"/>
                 <w:sz w:val="18"/>
               </w:rPr>
-              <w:t>All APIs rate-limit at scale</w:t>
+              <w:t>"Vietnamese indie music market size:</w:t>
               <w:br/>
-              <w:t>→ Need caching layer for ALL APIs</w:t>
-              <w:br/>
-              <w:t>→ Architecture decision made early</w:t>
-            </w:r>
-          </w:p>
-        </w:tc>
-      </w:tr>
-      <w:tr>
-        <w:tc>
-          <w:tcPr>
-            <w:tcW w:type="dxa" w:w="3214"/>
-            <w:shd w:val="clear" w:color="auto" w:fill="FFFFFF"/>
-          </w:tcPr>
-          <w:p>
-            <w:r>
-              <w:rPr>
-                <w:rFonts w:ascii="Calibri" w:hAnsi="Calibri"/>
-                <w:sz w:val="18"/>
-              </w:rPr>
-              <w:t>Simplification</w:t>
-            </w:r>
-          </w:p>
-        </w:tc>
-        <w:tc>
-          <w:tcPr>
-            <w:tcW w:type="dxa" w:w="3214"/>
-            <w:shd w:val="clear" w:color="auto" w:fill="FFFFFF"/>
-          </w:tcPr>
-          <w:p>
-            <w:r>
-              <w:rPr>
-                <w:rFonts w:ascii="Calibri" w:hAnsi="Calibri"/>
-                <w:sz w:val="18"/>
-              </w:rPr>
-              <w:t>Finds 1 change that eliminates</w:t>
-              <w:br/>
-              <w:t>multiple problems at once.</w:t>
-            </w:r>
-          </w:p>
-        </w:tc>
-        <w:tc>
-          <w:tcPr>
-            <w:tcW w:type="dxa" w:w="3214"/>
-            <w:shd w:val="clear" w:color="auto" w:fill="FFFFFF"/>
-          </w:tcPr>
-          <w:p>
-            <w:r>
-              <w:rPr>
-                <w:rFonts w:ascii="Calibri" w:hAnsi="Calibri"/>
-                <w:sz w:val="18"/>
-              </w:rPr>
-              <w:t>"Don't host music files at all"</w:t>
-              <w:br/>
-              <w:t>→ Eliminates: licensing, CDN costs,</w:t>
-              <w:br/>
-              <w:t>catalog management, AND moderation</w:t>
-            </w:r>
-          </w:p>
-        </w:tc>
-      </w:tr>
-    </w:tbl>
-    <w:p/>
-    <w:p>
-      <w:r>
-        <w:rPr>
-          <w:rFonts w:ascii="Calibri" w:hAnsi="Calibri"/>
-          <w:b/>
-          <w:i w:val="0"/>
-          <w:sz w:val="20"/>
-        </w:rPr>
-        <w:t>These techniques come from ClaudeKit (open-source by Anthropic) — proven problem-solving frameworks adapted for AI agents.</w:t>
-      </w:r>
-    </w:p>
-    <w:p>
-      <w:r>
-        <w:br w:type="page"/>
-      </w:r>
-    </w:p>
-    <w:p>
-      <w:r>
-        <w:rPr>
-          <w:rFonts w:ascii="Calibri" w:hAnsi="Calibri"/>
-          <w:b/>
-          <w:color w:val="2E4057"/>
-          <w:sz w:val="28"/>
-        </w:rPr>
-        <w:t>9. Built-In Safety: Quality Gates &amp; When-Stuck Protocol</w:t>
-      </w:r>
-    </w:p>
-    <w:p>
-      <w:r>
-        <w:rPr>
-          <w:rFonts w:ascii="Calibri" w:hAnsi="Calibri"/>
-          <w:b/>
-          <w:color w:val="486F8C"/>
-          <w:sz w:val="24"/>
-        </w:rPr>
-        <w:t>Quality Gates</w:t>
-      </w:r>
-    </w:p>
-    <w:p>
-      <w:r>
-        <w:rPr>
-          <w:rFonts w:ascii="Calibri" w:hAnsi="Calibri"/>
-          <w:b/>
-          <w:i w:val="0"/>
-          <w:sz w:val="20"/>
-        </w:rPr>
-        <w:t>The orchestrator doesn't blindly pass data between phases. After Phase 2 and Phase 3, it checks:</w:t>
-      </w:r>
-    </w:p>
-    <w:p>
-      <w:pPr>
-        <w:pStyle w:val="ListBullet"/>
-      </w:pPr>
-      <w:r>
-        <w:rPr>
-          <w:rFonts w:ascii="Calibri" w:hAnsi="Calibri"/>
-          <w:b w:val="0"/>
-          <w:i w:val="0"/>
-          <w:sz w:val="20"/>
-        </w:rPr>
-        <w:t>✓ Does each report have at least 5 source URLs?</w:t>
-      </w:r>
-    </w:p>
-    <w:p>
-      <w:pPr>
-        <w:pStyle w:val="ListBullet"/>
-      </w:pPr>
-      <w:r>
-        <w:rPr>
-          <w:rFonts w:ascii="Calibri" w:hAnsi="Calibri"/>
-          <w:b w:val="0"/>
-          <w:i w:val="0"/>
-          <w:sz w:val="20"/>
-        </w:rPr>
-        <w:t>✓ Are all required sections filled (no empty headings)?</w:t>
-      </w:r>
-    </w:p>
-    <w:p>
-      <w:pPr>
-        <w:pStyle w:val="ListBullet"/>
-      </w:pPr>
-      <w:r>
-        <w:rPr>
-          <w:rFonts w:ascii="Calibri" w:hAnsi="Calibri"/>
-          <w:b w:val="0"/>
-          <w:i w:val="0"/>
-          <w:sz w:val="20"/>
-        </w:rPr>
-        <w:t>✓ Is there at least 1 data point per major claim?</w:t>
-      </w:r>
-    </w:p>
-    <w:p>
-      <w:r>
-        <w:rPr>
-          <w:rFonts w:ascii="Calibri" w:hAnsi="Calibri"/>
-          <w:b/>
-          <w:i w:val="0"/>
-          <w:sz w:val="20"/>
-        </w:rPr>
-        <w:t>If an agent fails → it gets re-run with better instructions.</w:t>
-      </w:r>
-    </w:p>
-    <w:p>
-      <w:r>
-        <w:rPr>
-          <w:rFonts w:ascii="Calibri" w:hAnsi="Calibri"/>
-          <w:b/>
-          <w:color w:val="486F8C"/>
-          <w:sz w:val="24"/>
-        </w:rPr>
-        <w:t>When-Stuck: What If the Agent Can't Find Data?</w:t>
-      </w:r>
-    </w:p>
-    <w:p>
-      <w:r>
-        <w:rPr>
-          <w:rFonts w:ascii="Calibri" w:hAnsi="Calibri"/>
-          <w:b w:val="0"/>
-          <w:i w:val="0"/>
-          <w:sz w:val="20"/>
-        </w:rPr>
-        <w:t>Real problem: some searches return nothing. Every agent has a fallback:</w:t>
-      </w:r>
-    </w:p>
-    <w:tbl>
-      <w:tblPr>
-        <w:tblStyle w:val="TableGrid"/>
-        <w:tblW w:type="auto" w:w="0"/>
-        <w:jc w:val="center"/>
-        <w:tblLook w:firstColumn="1" w:firstRow="1" w:lastColumn="0" w:lastRow="0" w:noHBand="0" w:noVBand="1" w:val="04A0"/>
-      </w:tblPr>
-      <w:tblGrid>
-        <w:gridCol w:w="4820"/>
-        <w:gridCol w:w="4820"/>
-      </w:tblGrid>
-      <w:tr>
-        <w:tc>
-          <w:tcPr>
-            <w:tcW w:type="dxa" w:w="4820"/>
-            <w:shd w:val="clear" w:color="auto" w:fill="2E4057"/>
-          </w:tcPr>
-          <w:p>
-            <w:r>
-              <w:rPr>
-                <w:rFonts w:ascii="Calibri" w:hAnsi="Calibri"/>
-                <w:b/>
-                <w:color w:val="FFFFFF"/>
-                <w:sz w:val="18"/>
-              </w:rPr>
-              <w:t>Step</w:t>
-            </w:r>
-          </w:p>
-        </w:tc>
-        <w:tc>
-          <w:tcPr>
-            <w:tcW w:type="dxa" w:w="4820"/>
-            <w:shd w:val="clear" w:color="auto" w:fill="2E4057"/>
-          </w:tcPr>
-          <w:p>
-            <w:r>
-              <w:rPr>
-                <w:rFonts w:ascii="Calibri" w:hAnsi="Calibri"/>
-                <w:b/>
-                <w:color w:val="FFFFFF"/>
-                <w:sz w:val="18"/>
-              </w:rPr>
-              <w:t>What the Agent Does</w:t>
-            </w:r>
-          </w:p>
-        </w:tc>
-      </w:tr>
-      <w:tr>
-        <w:tc>
-          <w:tcPr>
-            <w:tcW w:type="dxa" w:w="4820"/>
-            <w:shd w:val="clear" w:color="auto" w:fill="FFFFFF"/>
-          </w:tcPr>
-          <w:p>
-            <w:r>
-              <w:rPr>
-                <w:rFonts w:ascii="Calibri" w:hAnsi="Calibri"/>
-                <w:sz w:val="18"/>
-              </w:rPr>
-              <w:t>1. Broaden</w:t>
-            </w:r>
-          </w:p>
-        </w:tc>
-        <w:tc>
-          <w:tcPr>
-            <w:tcW w:type="dxa" w:w="4820"/>
-            <w:shd w:val="clear" w:color="auto" w:fill="FFFFFF"/>
-          </w:tcPr>
-          <w:p>
-            <w:r>
-              <w:rPr>
-                <w:rFonts w:ascii="Calibri" w:hAnsi="Calibri"/>
-                <w:sz w:val="18"/>
-              </w:rPr>
-              <w:t>Remove qualifiers, try synonyms, search broader category</w:t>
-            </w:r>
-          </w:p>
-        </w:tc>
-      </w:tr>
-      <w:tr>
-        <w:tc>
-          <w:tcPr>
-            <w:tcW w:type="dxa" w:w="4820"/>
-            <w:shd w:val="clear" w:color="auto" w:fill="EEF2F7"/>
-          </w:tcPr>
-          <w:p>
-            <w:r>
-              <w:rPr>
-                <w:rFonts w:ascii="Calibri" w:hAnsi="Calibri"/>
-                <w:sz w:val="18"/>
-              </w:rPr>
-              <w:t>2. Alternative sources</w:t>
-            </w:r>
-          </w:p>
-        </w:tc>
-        <w:tc>
-          <w:tcPr>
-            <w:tcW w:type="dxa" w:w="4820"/>
-            <w:shd w:val="clear" w:color="auto" w:fill="EEF2F7"/>
-          </w:tcPr>
-          <w:p>
-            <w:r>
-              <w:rPr>
-                <w:rFonts w:ascii="Calibri" w:hAnsi="Calibri"/>
-                <w:sz w:val="18"/>
-              </w:rPr>
-              <w:t>Try Reddit, HackerNews, Quora, industry reports</w:t>
-            </w:r>
-          </w:p>
-        </w:tc>
-      </w:tr>
-      <w:tr>
-        <w:tc>
-          <w:tcPr>
-            <w:tcW w:type="dxa" w:w="4820"/>
-            <w:shd w:val="clear" w:color="auto" w:fill="FFFFFF"/>
-          </w:tcPr>
-          <w:p>
-            <w:r>
-              <w:rPr>
-                <w:rFonts w:ascii="Calibri" w:hAnsi="Calibri"/>
-                <w:sz w:val="18"/>
-              </w:rPr>
-              <w:t>3. Adjacent markets</w:t>
-            </w:r>
-          </w:p>
-        </w:tc>
-        <w:tc>
-          <w:tcPr>
-            <w:tcW w:type="dxa" w:w="4820"/>
-            <w:shd w:val="clear" w:color="auto" w:fill="FFFFFF"/>
-          </w:tcPr>
-          <w:p>
-            <w:r>
-              <w:rPr>
-                <w:rFonts w:ascii="Calibri" w:hAnsi="Calibri"/>
-                <w:sz w:val="18"/>
-              </w:rPr>
-              <w:t>Search parent/sibling categories instead</w:t>
-            </w:r>
-          </w:p>
-        </w:tc>
-      </w:tr>
-      <w:tr>
-        <w:tc>
-          <w:tcPr>
-            <w:tcW w:type="dxa" w:w="4820"/>
-            <w:shd w:val="clear" w:color="auto" w:fill="EEF2F7"/>
-          </w:tcPr>
-          <w:p>
-            <w:r>
-              <w:rPr>
-                <w:rFonts w:ascii="Calibri" w:hAnsi="Calibri"/>
-                <w:sz w:val="18"/>
-              </w:rPr>
-              <w:t>4. Accept the gap</w:t>
-            </w:r>
-          </w:p>
-        </w:tc>
-        <w:tc>
-          <w:tcPr>
-            <w:tcW w:type="dxa" w:w="4820"/>
-            <w:shd w:val="clear" w:color="auto" w:fill="EEF2F7"/>
-          </w:tcPr>
-          <w:p>
-            <w:r>
-              <w:rPr>
-                <w:rFonts w:ascii="Calibri" w:hAnsi="Calibri"/>
-                <w:sz w:val="18"/>
-              </w:rPr>
-              <w:t>Mark as [NO DATA] — NEVER fabricate an answer</w:t>
+              <w:t>[NO DATA — needs manual research]"</w:t>
             </w:r>
           </w:p>
         </w:tc>
@@ -5038,9 +5487,11 @@
                 <w:i w:val="0"/>
                 <w:sz w:val="20"/>
               </w:rPr>
-              <w:t>🔒 Rule: An agent will NEVER make up data to fill a gap.</w:t>
+              <w:t>🔒 Critical Rule: An agent will NEVER make up data to fill a gap.</w:t>
               <w:br/>
-              <w:t>It will always tell you "I couldn't find this" rather than invent numbers.</w:t>
+              <w:t>It will always say "I couldn't find this — here's what you need to research manually"</w:t>
+              <w:br/>
+              <w:t>rather than invent numbers that sound plausible.</w:t>
             </w:r>
           </w:p>
         </w:tc>
@@ -5049,13 +5500,18 @@
     <w:p/>
     <w:p>
       <w:r>
+        <w:br w:type="page"/>
+      </w:r>
+    </w:p>
+    <w:p>
+      <w:r>
         <w:rPr>
           <w:rFonts w:ascii="Calibri" w:hAnsi="Calibri"/>
           <w:b/>
           <w:color w:val="2E4057"/>
           <w:sz w:val="28"/>
         </w:rPr>
-        <w:t>10. Also Works With Other AI Tools</w:t>
+        <w:t>8. Using This With Other AI Tools</w:t>
       </w:r>
     </w:p>
     <w:p>
@@ -5066,7 +5522,7 @@
           <w:i w:val="0"/>
           <w:sz w:val="20"/>
         </w:rPr>
-        <w:t>This method is designed for Cursor, but the principles work anywhere:</w:t>
+        <w:t>This method is designed for Cursor, but the core principles work with any AI tool:</w:t>
       </w:r>
     </w:p>
     <w:tbl>
@@ -5111,7 +5567,7 @@
                 <w:color w:val="FFFFFF"/>
                 <w:sz w:val="18"/>
               </w:rPr>
-              <w:t>How to Use</w:t>
+              <w:t>How to Use This Method</w:t>
             </w:r>
           </w:p>
         </w:tc>
@@ -5128,7 +5584,7 @@
                 <w:rFonts w:ascii="Calibri" w:hAnsi="Calibri"/>
                 <w:sz w:val="18"/>
               </w:rPr>
-              <w:t>Cursor IDE</w:t>
+              <w:t>Cursor (recommended)</w:t>
             </w:r>
           </w:p>
         </w:tc>
@@ -5143,7 +5599,9 @@
                 <w:rFonts w:ascii="Calibri" w:hAnsi="Calibri"/>
                 <w:sz w:val="18"/>
               </w:rPr>
-              <w:t>Copy agent files to .cursor/agents/ (recommended — native integration)</w:t>
+              <w:t>Copy agent files to .cursor/agents/</w:t>
+              <w:br/>
+              <w:t>Fully automatic — native subagent support</w:t>
             </w:r>
           </w:p>
         </w:tc>
@@ -5160,7 +5618,7 @@
                 <w:rFonts w:ascii="Calibri" w:hAnsi="Calibri"/>
                 <w:sz w:val="18"/>
               </w:rPr>
-              <w:t>ChatGPT</w:t>
+              <w:t>ChatGPT Plus</w:t>
             </w:r>
           </w:p>
         </w:tc>
@@ -5175,7 +5633,11 @@
                 <w:rFonts w:ascii="Calibri" w:hAnsi="Calibri"/>
                 <w:sz w:val="18"/>
               </w:rPr>
-              <w:t>Run 4 separate conversations, paste agent prompt as first message each time</w:t>
+              <w:t>Run 4 separate conversations (or 8 if patient).</w:t>
+              <w:br/>
+              <w:t>Paste each agent's prompt as first message.</w:t>
+              <w:br/>
+              <w:t>Manually copy output between conversations.</w:t>
             </w:r>
           </w:p>
         </w:tc>
@@ -5207,7 +5669,11 @@
                 <w:rFonts w:ascii="Calibri" w:hAnsi="Calibri"/>
                 <w:sz w:val="18"/>
               </w:rPr>
-              <w:t>Use Projects feature — 1 project per agent, paste outputs between them</w:t>
+              <w:t>Use the Projects feature.</w:t>
+              <w:br/>
+              <w:t>Create separate projects for each agent.</w:t>
+              <w:br/>
+              <w:t>Paste outputs as context in next project.</w:t>
             </w:r>
           </w:p>
         </w:tc>
@@ -5224,7 +5690,7 @@
                 <w:rFonts w:ascii="Calibri" w:hAnsi="Calibri"/>
                 <w:sz w:val="18"/>
               </w:rPr>
-              <w:t>Windsurf</w:t>
+              <w:t>Any other AI</w:t>
             </w:r>
           </w:p>
         </w:tc>
@@ -5239,510 +5705,11 @@
                 <w:rFonts w:ascii="Calibri" w:hAnsi="Calibri"/>
                 <w:sz w:val="18"/>
               </w:rPr>
-              <w:t>Use .windsurfrules files (similar to Cursor)</w:t>
-            </w:r>
-          </w:p>
-        </w:tc>
-      </w:tr>
-      <w:tr>
-        <w:tc>
-          <w:tcPr>
-            <w:tcW w:type="dxa" w:w="4820"/>
-            <w:shd w:val="clear" w:color="auto" w:fill="FFFFFF"/>
-          </w:tcPr>
-          <w:p>
-            <w:r>
-              <w:rPr>
-                <w:rFonts w:ascii="Calibri" w:hAnsi="Calibri"/>
-                <w:sz w:val="18"/>
-              </w:rPr>
-              <w:t>Any AI</w:t>
-            </w:r>
-          </w:p>
-        </w:tc>
-        <w:tc>
-          <w:tcPr>
-            <w:tcW w:type="dxa" w:w="4820"/>
-            <w:shd w:val="clear" w:color="auto" w:fill="FFFFFF"/>
-          </w:tcPr>
-          <w:p>
-            <w:r>
-              <w:rPr>
-                <w:rFonts w:ascii="Calibri" w:hAnsi="Calibri"/>
-                <w:sz w:val="18"/>
-              </w:rPr>
-              <w:t>The core idea: separate sessions, separate roles, documents as handoff</w:t>
-            </w:r>
-          </w:p>
-        </w:tc>
-      </w:tr>
-    </w:tbl>
-    <w:p/>
-    <w:p>
-      <w:r>
-        <w:br w:type="page"/>
-      </w:r>
-    </w:p>
-    <w:p>
-      <w:r>
-        <w:rPr>
-          <w:rFonts w:ascii="Calibri" w:hAnsi="Calibri"/>
-          <w:b/>
-          <w:color w:val="2E4057"/>
-          <w:sz w:val="28"/>
-        </w:rPr>
-        <w:t>11. Tips &amp; Common Mistakes</w:t>
-      </w:r>
-    </w:p>
-    <w:p>
-      <w:r>
-        <w:rPr>
-          <w:rFonts w:ascii="Calibri" w:hAnsi="Calibri"/>
-          <w:b/>
-          <w:color w:val="486F8C"/>
-          <w:sz w:val="24"/>
-        </w:rPr>
-        <w:t>Do</w:t>
-      </w:r>
-    </w:p>
-    <w:p>
-      <w:pPr>
-        <w:pStyle w:val="ListBullet"/>
-      </w:pPr>
-      <w:r>
-        <w:rPr>
-          <w:rFonts w:ascii="Calibri" w:hAnsi="Calibri"/>
-          <w:b w:val="0"/>
-          <w:i w:val="0"/>
-          <w:sz w:val="20"/>
-        </w:rPr>
-        <w:t>Keep the seed SHORT (even 1 sentence). The first agent's job is to expand it.</w:t>
-      </w:r>
-    </w:p>
-    <w:p>
-      <w:pPr>
-        <w:pStyle w:val="ListBullet"/>
-      </w:pPr>
-      <w:r>
-        <w:rPr>
-          <w:rFonts w:ascii="Calibri" w:hAnsi="Calibri"/>
-          <w:b w:val="0"/>
-          <w:i w:val="0"/>
-          <w:sz w:val="20"/>
-        </w:rPr>
-        <w:t>Answer questions honestly — short answers are fine, the agent follows up.</w:t>
-      </w:r>
-    </w:p>
-    <w:p>
-      <w:pPr>
-        <w:pStyle w:val="ListBullet"/>
-      </w:pPr>
-      <w:r>
-        <w:rPr>
-          <w:rFonts w:ascii="Calibri" w:hAnsi="Calibri"/>
-          <w:b w:val="0"/>
-          <w:i w:val="0"/>
-          <w:sz w:val="20"/>
-        </w:rPr>
-        <w:t>Read the confidence scores — low-confidence claims need manual verification.</w:t>
-      </w:r>
-    </w:p>
-    <w:p>
-      <w:pPr>
-        <w:pStyle w:val="ListBullet"/>
-      </w:pPr>
-      <w:r>
-        <w:rPr>
-          <w:rFonts w:ascii="Calibri" w:hAnsi="Calibri"/>
-          <w:b w:val="0"/>
-          <w:i w:val="0"/>
-          <w:sz w:val="20"/>
-        </w:rPr>
-        <w:t>Challenge Agent 5's scoring if something feels wrong: "Why did you give this a 4?"</w:t>
-      </w:r>
-    </w:p>
-    <w:p>
-      <w:pPr>
-        <w:pStyle w:val="ListBullet"/>
-      </w:pPr>
-      <w:r>
-        <w:rPr>
-          <w:rFonts w:ascii="Calibri" w:hAnsi="Calibri"/>
-          <w:b w:val="0"/>
-          <w:i w:val="0"/>
-          <w:sz w:val="20"/>
-        </w:rPr>
-        <w:t>Use the SCAMPER variants — they often produce the winning idea.</w:t>
-      </w:r>
-    </w:p>
-    <w:p>
-      <w:pPr>
-        <w:pStyle w:val="ListBullet"/>
-      </w:pPr>
-      <w:r>
-        <w:rPr>
-          <w:rFonts w:ascii="Calibri" w:hAnsi="Calibri"/>
-          <w:b w:val="0"/>
-          <w:i w:val="0"/>
-          <w:sz w:val="20"/>
-        </w:rPr>
-        <w:t>This Idea Spec is the INPUT for Practice 2 (Idea → Plan).</w:t>
-      </w:r>
-    </w:p>
-    <w:p>
-      <w:r>
-        <w:rPr>
-          <w:rFonts w:ascii="Calibri" w:hAnsi="Calibri"/>
-          <w:b/>
-          <w:color w:val="486F8C"/>
-          <w:sz w:val="24"/>
-        </w:rPr>
-        <w:t>Don't</w:t>
-      </w:r>
-    </w:p>
-    <w:p>
-      <w:pPr>
-        <w:pStyle w:val="ListBullet"/>
-      </w:pPr>
-      <w:r>
-        <w:rPr>
-          <w:rFonts w:ascii="Calibri" w:hAnsi="Calibri"/>
-          <w:b w:val="0"/>
-          <w:i w:val="0"/>
-          <w:sz w:val="20"/>
-        </w:rPr>
-        <w:t>Don't skip the questioning phase — bad requirements = bad everything.</w:t>
-      </w:r>
-    </w:p>
-    <w:p>
-      <w:pPr>
-        <w:pStyle w:val="ListBullet"/>
-      </w:pPr>
-      <w:r>
-        <w:rPr>
-          <w:rFonts w:ascii="Calibri" w:hAnsi="Calibri"/>
-          <w:b w:val="0"/>
-          <w:i w:val="0"/>
-          <w:sz w:val="20"/>
-        </w:rPr>
-        <w:t>Don't accept scores without reading the evidence.</w:t>
-      </w:r>
-    </w:p>
-    <w:p>
-      <w:pPr>
-        <w:pStyle w:val="ListBullet"/>
-      </w:pPr>
-      <w:r>
-        <w:rPr>
-          <w:rFonts w:ascii="Calibri" w:hAnsi="Calibri"/>
-          <w:b w:val="0"/>
-          <w:i w:val="0"/>
-          <w:sz w:val="20"/>
-        </w:rPr>
-        <w:t>Don't modify the final spec — if something is wrong, re-run the responsible agent.</w:t>
-      </w:r>
-    </w:p>
-    <w:p>
-      <w:pPr>
-        <w:pStyle w:val="ListBullet"/>
-      </w:pPr>
-      <w:r>
-        <w:rPr>
-          <w:rFonts w:ascii="Calibri" w:hAnsi="Calibri"/>
-          <w:b w:val="0"/>
-          <w:i w:val="0"/>
-          <w:sz w:val="20"/>
-        </w:rPr>
-        <w:t>Don't use this for trivial ideas — if you already know exactly what to build, skip to Practice 2.</w:t>
-      </w:r>
-    </w:p>
-    <w:p>
-      <w:r>
-        <w:rPr>
-          <w:rFonts w:ascii="Calibri" w:hAnsi="Calibri"/>
-          <w:b/>
-          <w:color w:val="2E4057"/>
-          <w:sz w:val="28"/>
-        </w:rPr>
-        <w:t>12. What's Next: Practice 2 &amp; 3</w:t>
-      </w:r>
-    </w:p>
-    <w:p>
-      <w:r>
-        <w:rPr>
-          <w:rFonts w:ascii="Calibri" w:hAnsi="Calibri"/>
-          <w:b/>
-          <w:i w:val="0"/>
-          <w:sz w:val="20"/>
-        </w:rPr>
-        <w:t>This is Practice 1 of a 3-part series. Each practice feeds into the next:</w:t>
-      </w:r>
-    </w:p>
-    <w:tbl>
-      <w:tblPr>
-        <w:tblStyle w:val="TableGrid"/>
-        <w:tblW w:type="auto" w:w="0"/>
-        <w:jc w:val="center"/>
-        <w:tblLook w:firstColumn="1" w:firstRow="1" w:lastColumn="0" w:lastRow="0" w:noHBand="0" w:noVBand="1" w:val="04A0"/>
-      </w:tblPr>
-      <w:tblGrid>
-        <w:gridCol w:w="2410"/>
-        <w:gridCol w:w="2410"/>
-        <w:gridCol w:w="2410"/>
-        <w:gridCol w:w="2410"/>
-      </w:tblGrid>
-      <w:tr>
-        <w:tc>
-          <w:tcPr>
-            <w:tcW w:type="dxa" w:w="2410"/>
-            <w:shd w:val="clear" w:color="auto" w:fill="2E4057"/>
-          </w:tcPr>
-          <w:p>
-            <w:r>
-              <w:rPr>
-                <w:rFonts w:ascii="Calibri" w:hAnsi="Calibri"/>
-                <w:b/>
-                <w:color w:val="FFFFFF"/>
-                <w:sz w:val="18"/>
-              </w:rPr>
-              <w:t>Practice</w:t>
-            </w:r>
-          </w:p>
-        </w:tc>
-        <w:tc>
-          <w:tcPr>
-            <w:tcW w:type="dxa" w:w="2410"/>
-            <w:shd w:val="clear" w:color="auto" w:fill="2E4057"/>
-          </w:tcPr>
-          <w:p>
-            <w:r>
-              <w:rPr>
-                <w:rFonts w:ascii="Calibri" w:hAnsi="Calibri"/>
-                <w:b/>
-                <w:color w:val="FFFFFF"/>
-                <w:sz w:val="18"/>
-              </w:rPr>
-              <w:t>Name</w:t>
-            </w:r>
-          </w:p>
-        </w:tc>
-        <w:tc>
-          <w:tcPr>
-            <w:tcW w:type="dxa" w:w="2410"/>
-            <w:shd w:val="clear" w:color="auto" w:fill="2E4057"/>
-          </w:tcPr>
-          <w:p>
-            <w:r>
-              <w:rPr>
-                <w:rFonts w:ascii="Calibri" w:hAnsi="Calibri"/>
-                <w:b/>
-                <w:color w:val="FFFFFF"/>
-                <w:sz w:val="18"/>
-              </w:rPr>
-              <w:t>Input</w:t>
-            </w:r>
-          </w:p>
-        </w:tc>
-        <w:tc>
-          <w:tcPr>
-            <w:tcW w:type="dxa" w:w="2410"/>
-            <w:shd w:val="clear" w:color="auto" w:fill="2E4057"/>
-          </w:tcPr>
-          <w:p>
-            <w:r>
-              <w:rPr>
-                <w:rFonts w:ascii="Calibri" w:hAnsi="Calibri"/>
-                <w:b/>
-                <w:color w:val="FFFFFF"/>
-                <w:sz w:val="18"/>
-              </w:rPr>
-              <w:t>Output</w:t>
-            </w:r>
-          </w:p>
-        </w:tc>
-      </w:tr>
-      <w:tr>
-        <w:tc>
-          <w:tcPr>
-            <w:tcW w:type="dxa" w:w="2410"/>
-            <w:shd w:val="clear" w:color="auto" w:fill="FFFFFF"/>
-          </w:tcPr>
-          <w:p>
-            <w:r>
-              <w:rPr>
-                <w:rFonts w:ascii="Calibri" w:hAnsi="Calibri"/>
-                <w:sz w:val="18"/>
-              </w:rPr>
-              <w:t>1 (this)</w:t>
-            </w:r>
-          </w:p>
-        </w:tc>
-        <w:tc>
-          <w:tcPr>
-            <w:tcW w:type="dxa" w:w="2410"/>
-            <w:shd w:val="clear" w:color="auto" w:fill="FFFFFF"/>
-          </w:tcPr>
-          <w:p>
-            <w:r>
-              <w:rPr>
-                <w:rFonts w:ascii="Calibri" w:hAnsi="Calibri"/>
-                <w:sz w:val="18"/>
-              </w:rPr>
-              <w:t>Multi-Agent Ideation</w:t>
-            </w:r>
-          </w:p>
-        </w:tc>
-        <w:tc>
-          <w:tcPr>
-            <w:tcW w:type="dxa" w:w="2410"/>
-            <w:shd w:val="clear" w:color="auto" w:fill="FFFFFF"/>
-          </w:tcPr>
-          <w:p>
-            <w:r>
-              <w:rPr>
-                <w:rFonts w:ascii="Calibri" w:hAnsi="Calibri"/>
-                <w:sz w:val="18"/>
-              </w:rPr>
-              <w:t>1 sentence idea</w:t>
-            </w:r>
-          </w:p>
-        </w:tc>
-        <w:tc>
-          <w:tcPr>
-            <w:tcW w:type="dxa" w:w="2410"/>
-            <w:shd w:val="clear" w:color="auto" w:fill="FFFFFF"/>
-          </w:tcPr>
-          <w:p>
-            <w:r>
-              <w:rPr>
-                <w:rFonts w:ascii="Calibri" w:hAnsi="Calibri"/>
-                <w:sz w:val="18"/>
-              </w:rPr>
-              <w:t>13-section Idea Specification</w:t>
-            </w:r>
-          </w:p>
-        </w:tc>
-      </w:tr>
-      <w:tr>
-        <w:tc>
-          <w:tcPr>
-            <w:tcW w:type="dxa" w:w="2410"/>
-            <w:shd w:val="clear" w:color="auto" w:fill="EEF2F7"/>
-          </w:tcPr>
-          <w:p>
-            <w:r>
-              <w:rPr>
-                <w:rFonts w:ascii="Calibri" w:hAnsi="Calibri"/>
-                <w:sz w:val="18"/>
-              </w:rPr>
-              <w:t>2 (next)</w:t>
-            </w:r>
-          </w:p>
-        </w:tc>
-        <w:tc>
-          <w:tcPr>
-            <w:tcW w:type="dxa" w:w="2410"/>
-            <w:shd w:val="clear" w:color="auto" w:fill="EEF2F7"/>
-          </w:tcPr>
-          <w:p>
-            <w:r>
-              <w:rPr>
-                <w:rFonts w:ascii="Calibri" w:hAnsi="Calibri"/>
-                <w:sz w:val="18"/>
-              </w:rPr>
-              <w:t>Idea to Plan</w:t>
-            </w:r>
-          </w:p>
-        </w:tc>
-        <w:tc>
-          <w:tcPr>
-            <w:tcW w:type="dxa" w:w="2410"/>
-            <w:shd w:val="clear" w:color="auto" w:fill="EEF2F7"/>
-          </w:tcPr>
-          <w:p>
-            <w:r>
-              <w:rPr>
-                <w:rFonts w:ascii="Calibri" w:hAnsi="Calibri"/>
-                <w:sz w:val="18"/>
-              </w:rPr>
-              <w:t>Idea Specification</w:t>
-            </w:r>
-          </w:p>
-        </w:tc>
-        <w:tc>
-          <w:tcPr>
-            <w:tcW w:type="dxa" w:w="2410"/>
-            <w:shd w:val="clear" w:color="auto" w:fill="EEF2F7"/>
-          </w:tcPr>
-          <w:p>
-            <w:r>
-              <w:rPr>
-                <w:rFonts w:ascii="Calibri" w:hAnsi="Calibri"/>
-                <w:sz w:val="18"/>
-              </w:rPr>
-              <w:t>Architecture + user stories + timeline</w:t>
-            </w:r>
-          </w:p>
-        </w:tc>
-      </w:tr>
-      <w:tr>
-        <w:tc>
-          <w:tcPr>
-            <w:tcW w:type="dxa" w:w="2410"/>
-            <w:shd w:val="clear" w:color="auto" w:fill="FFFFFF"/>
-          </w:tcPr>
-          <w:p>
-            <w:r>
-              <w:rPr>
-                <w:rFonts w:ascii="Calibri" w:hAnsi="Calibri"/>
-                <w:sz w:val="18"/>
-              </w:rPr>
-              <w:t>3 (last)</w:t>
-            </w:r>
-          </w:p>
-        </w:tc>
-        <w:tc>
-          <w:tcPr>
-            <w:tcW w:type="dxa" w:w="2410"/>
-            <w:shd w:val="clear" w:color="auto" w:fill="FFFFFF"/>
-          </w:tcPr>
-          <w:p>
-            <w:r>
-              <w:rPr>
-                <w:rFonts w:ascii="Calibri" w:hAnsi="Calibri"/>
-                <w:sz w:val="18"/>
-              </w:rPr>
-              <w:t>Plan to Code</w:t>
-            </w:r>
-          </w:p>
-        </w:tc>
-        <w:tc>
-          <w:tcPr>
-            <w:tcW w:type="dxa" w:w="2410"/>
-            <w:shd w:val="clear" w:color="auto" w:fill="FFFFFF"/>
-          </w:tcPr>
-          <w:p>
-            <w:r>
-              <w:rPr>
-                <w:rFonts w:ascii="Calibri" w:hAnsi="Calibri"/>
-                <w:sz w:val="18"/>
-              </w:rPr>
-              <w:t>Implementation Plan</w:t>
-            </w:r>
-          </w:p>
-        </w:tc>
-        <w:tc>
-          <w:tcPr>
-            <w:tcW w:type="dxa" w:w="2410"/>
-            <w:shd w:val="clear" w:color="auto" w:fill="FFFFFF"/>
-          </w:tcPr>
-          <w:p>
-            <w:r>
-              <w:rPr>
-                <w:rFonts w:ascii="Calibri" w:hAnsi="Calibri"/>
-                <w:sz w:val="18"/>
-              </w:rPr>
-              <w:t>Working code + tests</w:t>
+              <w:t>Core idea: separate sessions, separate roles.</w:t>
+              <w:br/>
+              <w:t>Each "agent" = a new conversation with a system prompt.</w:t>
+              <w:br/>
+              <w:t>Documents are the handoff between sessions.</w:t>
             </w:r>
           </w:p>
         </w:tc>
@@ -5757,10 +5724,9 @@
           <w:i w:val="0"/>
           <w:sz w:val="20"/>
         </w:rPr>
-        <w:t>The Idea Specification from Practice 1 becomes the input for Practice 2. Different agents, same principle: separate specialists, documents as handoff, evidence over opinions.</w:t>
+        <w:t>The principle is always the same: different specialists, separate contexts, evidence-based output. Cursor just makes it automated.</w:t>
       </w:r>
     </w:p>
-    <w:p/>
     <w:p>
       <w:r>
         <w:rPr>
@@ -5769,7 +5735,185 @@
           <w:color w:val="2E4057"/>
           <w:sz w:val="28"/>
         </w:rPr>
-        <w:t>Sources &amp; References</w:t>
+        <w:t>9. Tips &amp; Common Mistakes</w:t>
+      </w:r>
+    </w:p>
+    <w:p>
+      <w:r>
+        <w:rPr>
+          <w:rFonts w:ascii="Calibri" w:hAnsi="Calibri"/>
+          <w:b/>
+          <w:color w:val="486F8C"/>
+          <w:sz w:val="24"/>
+        </w:rPr>
+        <w:t>✅ Do</w:t>
+      </w:r>
+    </w:p>
+    <w:p>
+      <w:pPr>
+        <w:pStyle w:val="ListBullet"/>
+      </w:pPr>
+      <w:r>
+        <w:rPr>
+          <w:rFonts w:ascii="Calibri" w:hAnsi="Calibri"/>
+          <w:b w:val="0"/>
+          <w:i w:val="0"/>
+          <w:sz w:val="20"/>
+        </w:rPr>
+        <w:t>Keep your initial idea SHORT — even 1 sentence. Agent 1's job is to expand it through questions.</w:t>
+      </w:r>
+    </w:p>
+    <w:p>
+      <w:pPr>
+        <w:pStyle w:val="ListBullet"/>
+      </w:pPr>
+      <w:r>
+        <w:rPr>
+          <w:rFonts w:ascii="Calibri" w:hAnsi="Calibri"/>
+          <w:b w:val="0"/>
+          <w:i w:val="0"/>
+          <w:sz w:val="20"/>
+        </w:rPr>
+        <w:t>Answer questions honestly. Short answers are fine — the agent follows up on vague answers.</w:t>
+      </w:r>
+    </w:p>
+    <w:p>
+      <w:pPr>
+        <w:pStyle w:val="ListBullet"/>
+      </w:pPr>
+      <w:r>
+        <w:rPr>
+          <w:rFonts w:ascii="Calibri" w:hAnsi="Calibri"/>
+          <w:b w:val="0"/>
+          <w:i w:val="0"/>
+          <w:sz w:val="20"/>
+        </w:rPr>
+        <w:t>Read the confidence scores. Low-confidence claims need YOUR manual verification.</w:t>
+      </w:r>
+    </w:p>
+    <w:p>
+      <w:pPr>
+        <w:pStyle w:val="ListBullet"/>
+      </w:pPr>
+      <w:r>
+        <w:rPr>
+          <w:rFonts w:ascii="Calibri" w:hAnsi="Calibri"/>
+          <w:b w:val="0"/>
+          <w:i w:val="0"/>
+          <w:sz w:val="20"/>
+        </w:rPr>
+        <w:t>Challenge the evaluator's scores if something feels wrong: "Why only 3/5 on uniqueness?"</w:t>
+      </w:r>
+    </w:p>
+    <w:p>
+      <w:pPr>
+        <w:pStyle w:val="ListBullet"/>
+      </w:pPr>
+      <w:r>
+        <w:rPr>
+          <w:rFonts w:ascii="Calibri" w:hAnsi="Calibri"/>
+          <w:b w:val="0"/>
+          <w:i w:val="0"/>
+          <w:sz w:val="20"/>
+        </w:rPr>
+        <w:t>Pay attention to the SCAMPER variants — they often produce the best idea.</w:t>
+      </w:r>
+    </w:p>
+    <w:p>
+      <w:pPr>
+        <w:pStyle w:val="ListBullet"/>
+      </w:pPr>
+      <w:r>
+        <w:rPr>
+          <w:rFonts w:ascii="Calibri" w:hAnsi="Calibri"/>
+          <w:b w:val="0"/>
+          <w:i w:val="0"/>
+          <w:sz w:val="20"/>
+        </w:rPr>
+        <w:t>Use this Idea Spec as the INPUT for Practice 2 (Idea → Architecture &amp; Plan).</w:t>
+      </w:r>
+    </w:p>
+    <w:p>
+      <w:r>
+        <w:rPr>
+          <w:rFonts w:ascii="Calibri" w:hAnsi="Calibri"/>
+          <w:b/>
+          <w:color w:val="486F8C"/>
+          <w:sz w:val="24"/>
+        </w:rPr>
+        <w:t>❌ Don't</w:t>
+      </w:r>
+    </w:p>
+    <w:p>
+      <w:pPr>
+        <w:pStyle w:val="ListBullet"/>
+      </w:pPr>
+      <w:r>
+        <w:rPr>
+          <w:rFonts w:ascii="Calibri" w:hAnsi="Calibri"/>
+          <w:b w:val="0"/>
+          <w:i w:val="0"/>
+          <w:sz w:val="20"/>
+        </w:rPr>
+        <w:t>Don't skip the questioning phase. Bad requirements = bad everything downstream.</w:t>
+      </w:r>
+    </w:p>
+    <w:p>
+      <w:pPr>
+        <w:pStyle w:val="ListBullet"/>
+      </w:pPr>
+      <w:r>
+        <w:rPr>
+          <w:rFonts w:ascii="Calibri" w:hAnsi="Calibri"/>
+          <w:b w:val="0"/>
+          <w:i w:val="0"/>
+          <w:sz w:val="20"/>
+        </w:rPr>
+        <w:t>Don't accept scores without reading the evidence sentence.</w:t>
+      </w:r>
+    </w:p>
+    <w:p>
+      <w:pPr>
+        <w:pStyle w:val="ListBullet"/>
+      </w:pPr>
+      <w:r>
+        <w:rPr>
+          <w:rFonts w:ascii="Calibri" w:hAnsi="Calibri"/>
+          <w:b w:val="0"/>
+          <w:i w:val="0"/>
+          <w:sz w:val="20"/>
+        </w:rPr>
+        <w:t>Don't edit the final document directly. If something is wrong, re-run that specific agent.</w:t>
+      </w:r>
+    </w:p>
+    <w:p>
+      <w:pPr>
+        <w:pStyle w:val="ListBullet"/>
+      </w:pPr>
+      <w:r>
+        <w:rPr>
+          <w:rFonts w:ascii="Calibri" w:hAnsi="Calibri"/>
+          <w:b w:val="0"/>
+          <w:i w:val="0"/>
+          <w:sz w:val="20"/>
+        </w:rPr>
+        <w:t>Don't use this for trivial ideas you've already validated. Jump to Practice 2 instead.</w:t>
+      </w:r>
+    </w:p>
+    <w:p>
+      <w:r>
+        <w:br w:type="page"/>
+      </w:r>
+    </w:p>
+    <w:p>
+      <w:r>
+        <w:rPr>
+          <w:rFonts w:ascii="Calibri" w:hAnsi="Calibri"/>
+          <w:b/>
+          <w:color w:val="2E4057"/>
+          <w:sz w:val="28"/>
+        </w:rPr>
+        <w:t>10. What's Next: From Idea to Working Code</w:t>
       </w:r>
     </w:p>
     <w:p>
@@ -5780,7 +5924,7 @@
           <w:i w:val="0"/>
           <w:sz w:val="20"/>
         </w:rPr>
-        <w:t>This method combines ideas from:</w:t>
+        <w:t>This document is Practice 1 of 3. Each practice feeds into the next:</w:t>
       </w:r>
     </w:p>
     <w:p>
@@ -5790,8 +5934,8 @@
       <w:r>
         <w:drawing>
           <wp:inline xmlns:a="http://schemas.openxmlformats.org/drawingml/2006/main" xmlns:pic="http://schemas.openxmlformats.org/drawingml/2006/picture">
-            <wp:extent cx="5029200" cy="2123684"/>
-            <wp:docPr id="7" name="Picture 7"/>
+            <wp:extent cx="5029200" cy="1869440"/>
+            <wp:docPr id="6" name="Picture 6"/>
             <wp:cNvGraphicFramePr>
               <a:graphicFrameLocks noChangeAspect="1"/>
             </wp:cNvGraphicFramePr>
@@ -5799,11 +5943,11 @@
               <a:graphicData uri="http://schemas.openxmlformats.org/drawingml/2006/picture">
                 <pic:pic>
                   <pic:nvPicPr>
-                    <pic:cNvPr id="0" name="sources_v5.png"/>
+                    <pic:cNvPr id="0" name="series.png"/>
                     <pic:cNvPicPr/>
                   </pic:nvPicPr>
                   <pic:blipFill>
-                    <a:blip r:embed="rId15"/>
+                    <a:blip r:embed="rId9"/>
                     <a:stretch>
                       <a:fillRect/>
                     </a:stretch>
@@ -5811,7 +5955,7 @@
                   <pic:spPr>
                     <a:xfrm>
                       <a:off x="0" y="0"/>
-                      <a:ext cx="5029200" cy="2123684"/>
+                      <a:ext cx="5029200" cy="1869440"/>
                     </a:xfrm>
                     <a:prstGeom prst="rect"/>
                   </pic:spPr>
@@ -5833,7 +5977,7 @@
           <w:color w:val="666666"/>
           <w:sz w:val="17"/>
         </w:rPr>
-        <w:t>The open-source frameworks that power this method</w:t>
+        <w:t>From 1 sentence to working code: each practice uses different specialist agents</w:t>
       </w:r>
     </w:p>
     <w:tbl>
@@ -5844,14 +5988,16 @@
         <w:tblLook w:firstColumn="1" w:firstRow="1" w:lastColumn="0" w:lastRow="0" w:noHBand="0" w:noVBand="1" w:val="04A0"/>
       </w:tblPr>
       <w:tblGrid>
-        <w:gridCol w:w="3214"/>
-        <w:gridCol w:w="3214"/>
-        <w:gridCol w:w="3214"/>
+        <w:gridCol w:w="1928"/>
+        <w:gridCol w:w="1928"/>
+        <w:gridCol w:w="1928"/>
+        <w:gridCol w:w="1928"/>
+        <w:gridCol w:w="1928"/>
       </w:tblGrid>
       <w:tr>
         <w:tc>
           <w:tcPr>
-            <w:tcW w:type="dxa" w:w="3214"/>
+            <w:tcW w:type="dxa" w:w="1928"/>
             <w:shd w:val="clear" w:color="auto" w:fill="2E4057"/>
           </w:tcPr>
           <w:p>
@@ -5862,13 +6008,13 @@
                 <w:color w:val="FFFFFF"/>
                 <w:sz w:val="18"/>
               </w:rPr>
-              <w:t>Source</w:t>
+              <w:t>Practice</w:t>
             </w:r>
           </w:p>
         </w:tc>
         <w:tc>
           <w:tcPr>
-            <w:tcW w:type="dxa" w:w="3214"/>
+            <w:tcW w:type="dxa" w:w="1928"/>
             <w:shd w:val="clear" w:color="auto" w:fill="2E4057"/>
           </w:tcPr>
           <w:p>
@@ -5879,13 +6025,13 @@
                 <w:color w:val="FFFFFF"/>
                 <w:sz w:val="18"/>
               </w:rPr>
-              <w:t>What We Used</w:t>
+              <w:t>Name</w:t>
             </w:r>
           </w:p>
         </w:tc>
         <w:tc>
           <w:tcPr>
-            <w:tcW w:type="dxa" w:w="3214"/>
+            <w:tcW w:type="dxa" w:w="1928"/>
             <w:shd w:val="clear" w:color="auto" w:fill="2E4057"/>
           </w:tcPr>
           <w:p>
@@ -5896,7 +6042,41 @@
                 <w:color w:val="FFFFFF"/>
                 <w:sz w:val="18"/>
               </w:rPr>
-              <w:t>URL</w:t>
+              <w:t>Input</w:t>
+            </w:r>
+          </w:p>
+        </w:tc>
+        <w:tc>
+          <w:tcPr>
+            <w:tcW w:type="dxa" w:w="1928"/>
+            <w:shd w:val="clear" w:color="auto" w:fill="2E4057"/>
+          </w:tcPr>
+          <w:p>
+            <w:r>
+              <w:rPr>
+                <w:rFonts w:ascii="Calibri" w:hAnsi="Calibri"/>
+                <w:b/>
+                <w:color w:val="FFFFFF"/>
+                <w:sz w:val="18"/>
+              </w:rPr>
+              <w:t>Output</w:t>
+            </w:r>
+          </w:p>
+        </w:tc>
+        <w:tc>
+          <w:tcPr>
+            <w:tcW w:type="dxa" w:w="1928"/>
+            <w:shd w:val="clear" w:color="auto" w:fill="2E4057"/>
+          </w:tcPr>
+          <w:p>
+            <w:r>
+              <w:rPr>
+                <w:rFonts w:ascii="Calibri" w:hAnsi="Calibri"/>
+                <w:b/>
+                <w:color w:val="FFFFFF"/>
+                <w:sz w:val="18"/>
+              </w:rPr>
+              <w:t>Agents Used</w:t>
             </w:r>
           </w:p>
         </w:tc>
@@ -5904,7 +6084,7 @@
       <w:tr>
         <w:tc>
           <w:tcPr>
-            <w:tcW w:type="dxa" w:w="3214"/>
+            <w:tcW w:type="dxa" w:w="1928"/>
             <w:shd w:val="clear" w:color="auto" w:fill="FFFFFF"/>
           </w:tcPr>
           <w:p>
@@ -5913,13 +6093,13 @@
                 <w:rFonts w:ascii="Calibri" w:hAnsi="Calibri"/>
                 <w:sz w:val="18"/>
               </w:rPr>
-              <w:t>BMAD Method</w:t>
+              <w:t>1 (this)</w:t>
             </w:r>
           </w:p>
         </w:tc>
         <w:tc>
           <w:tcPr>
-            <w:tcW w:type="dxa" w:w="3214"/>
+            <w:tcW w:type="dxa" w:w="1928"/>
             <w:shd w:val="clear" w:color="auto" w:fill="FFFFFF"/>
           </w:tcPr>
           <w:p>
@@ -5928,13 +6108,15 @@
                 <w:rFonts w:ascii="Calibri" w:hAnsi="Calibri"/>
                 <w:sz w:val="18"/>
               </w:rPr>
-              <w:t>Multi-agent personas, orchestrator pattern</w:t>
+              <w:t>Multi-Agent</w:t>
+              <w:br/>
+              <w:t>Ideation</w:t>
             </w:r>
           </w:p>
         </w:tc>
         <w:tc>
           <w:tcPr>
-            <w:tcW w:type="dxa" w:w="3214"/>
+            <w:tcW w:type="dxa" w:w="1928"/>
             <w:shd w:val="clear" w:color="auto" w:fill="FFFFFF"/>
           </w:tcPr>
           <w:p>
@@ -5943,7 +6125,43 @@
                 <w:rFonts w:ascii="Calibri" w:hAnsi="Calibri"/>
                 <w:sz w:val="18"/>
               </w:rPr>
-              <w:t>github.com/bmad-code-org/BMAD-METHOD</w:t>
+              <w:t>1 sentence</w:t>
+              <w:br/>
+              <w:t>idea</w:t>
+            </w:r>
+          </w:p>
+        </w:tc>
+        <w:tc>
+          <w:tcPr>
+            <w:tcW w:type="dxa" w:w="1928"/>
+            <w:shd w:val="clear" w:color="auto" w:fill="FFFFFF"/>
+          </w:tcPr>
+          <w:p>
+            <w:r>
+              <w:rPr>
+                <w:rFonts w:ascii="Calibri" w:hAnsi="Calibri"/>
+                <w:sz w:val="18"/>
+              </w:rPr>
+              <w:t>13-section Idea</w:t>
+              <w:br/>
+              <w:t>Specification</w:t>
+            </w:r>
+          </w:p>
+        </w:tc>
+        <w:tc>
+          <w:tcPr>
+            <w:tcW w:type="dxa" w:w="1928"/>
+            <w:shd w:val="clear" w:color="auto" w:fill="FFFFFF"/>
+          </w:tcPr>
+          <w:p>
+            <w:r>
+              <w:rPr>
+                <w:rFonts w:ascii="Calibri" w:hAnsi="Calibri"/>
+                <w:sz w:val="18"/>
+              </w:rPr>
+              <w:t>8 research +</w:t>
+              <w:br/>
+              <w:t>evaluation agents</w:t>
             </w:r>
           </w:p>
         </w:tc>
@@ -5951,7 +6169,7 @@
       <w:tr>
         <w:tc>
           <w:tcPr>
-            <w:tcW w:type="dxa" w:w="3214"/>
+            <w:tcW w:type="dxa" w:w="1928"/>
             <w:shd w:val="clear" w:color="auto" w:fill="EEF2F7"/>
           </w:tcPr>
           <w:p>
@@ -5960,13 +6178,13 @@
                 <w:rFonts w:ascii="Calibri" w:hAnsi="Calibri"/>
                 <w:sz w:val="18"/>
               </w:rPr>
-              <w:t>ClaudeKit</w:t>
+              <w:t>2 (next)</w:t>
             </w:r>
           </w:p>
         </w:tc>
         <w:tc>
           <w:tcPr>
-            <w:tcW w:type="dxa" w:w="3214"/>
+            <w:tcW w:type="dxa" w:w="1928"/>
             <w:shd w:val="clear" w:color="auto" w:fill="EEF2F7"/>
           </w:tcPr>
           <w:p>
@@ -5975,13 +6193,15 @@
                 <w:rFonts w:ascii="Calibri" w:hAnsi="Calibri"/>
                 <w:sz w:val="18"/>
               </w:rPr>
-              <w:t>5 thinking techniques + context engineering</w:t>
+              <w:t>Idea to</w:t>
+              <w:br/>
+              <w:t>Plan</w:t>
             </w:r>
           </w:p>
         </w:tc>
         <w:tc>
           <w:tcPr>
-            <w:tcW w:type="dxa" w:w="3214"/>
+            <w:tcW w:type="dxa" w:w="1928"/>
             <w:shd w:val="clear" w:color="auto" w:fill="EEF2F7"/>
           </w:tcPr>
           <w:p>
@@ -5990,7 +6210,43 @@
                 <w:rFonts w:ascii="Calibri" w:hAnsi="Calibri"/>
                 <w:sz w:val="18"/>
               </w:rPr>
-              <w:t>github.com/anthropics/claudekit</w:t>
+              <w:t>Idea</w:t>
+              <w:br/>
+              <w:t>Specification</w:t>
+            </w:r>
+          </w:p>
+        </w:tc>
+        <w:tc>
+          <w:tcPr>
+            <w:tcW w:type="dxa" w:w="1928"/>
+            <w:shd w:val="clear" w:color="auto" w:fill="EEF2F7"/>
+          </w:tcPr>
+          <w:p>
+            <w:r>
+              <w:rPr>
+                <w:rFonts w:ascii="Calibri" w:hAnsi="Calibri"/>
+                <w:sz w:val="18"/>
+              </w:rPr>
+              <w:t>Architecture +</w:t>
+              <w:br/>
+              <w:t>user stories</w:t>
+            </w:r>
+          </w:p>
+        </w:tc>
+        <w:tc>
+          <w:tcPr>
+            <w:tcW w:type="dxa" w:w="1928"/>
+            <w:shd w:val="clear" w:color="auto" w:fill="EEF2F7"/>
+          </w:tcPr>
+          <w:p>
+            <w:r>
+              <w:rPr>
+                <w:rFonts w:ascii="Calibri" w:hAnsi="Calibri"/>
+                <w:sz w:val="18"/>
+              </w:rPr>
+              <w:t>Architect, PM,</w:t>
+              <w:br/>
+              <w:t>UX Designer</w:t>
             </w:r>
           </w:p>
         </w:tc>
@@ -5998,7 +6254,7 @@
       <w:tr>
         <w:tc>
           <w:tcPr>
-            <w:tcW w:type="dxa" w:w="3214"/>
+            <w:tcW w:type="dxa" w:w="1928"/>
             <w:shd w:val="clear" w:color="auto" w:fill="FFFFFF"/>
           </w:tcPr>
           <w:p>
@@ -6007,13 +6263,13 @@
                 <w:rFonts w:ascii="Calibri" w:hAnsi="Calibri"/>
                 <w:sz w:val="18"/>
               </w:rPr>
-              <w:t>Cursor Subagents</w:t>
+              <w:t>3 (last)</w:t>
             </w:r>
           </w:p>
         </w:tc>
         <w:tc>
           <w:tcPr>
-            <w:tcW w:type="dxa" w:w="3214"/>
+            <w:tcW w:type="dxa" w:w="1928"/>
             <w:shd w:val="clear" w:color="auto" w:fill="FFFFFF"/>
           </w:tcPr>
           <w:p>
@@ -6022,13 +6278,15 @@
                 <w:rFonts w:ascii="Calibri" w:hAnsi="Calibri"/>
                 <w:sz w:val="18"/>
               </w:rPr>
-              <w:t>Native parallel execution + context isolation</w:t>
+              <w:t>Plan to</w:t>
+              <w:br/>
+              <w:t>Code</w:t>
             </w:r>
           </w:p>
         </w:tc>
         <w:tc>
           <w:tcPr>
-            <w:tcW w:type="dxa" w:w="3214"/>
+            <w:tcW w:type="dxa" w:w="1928"/>
             <w:shd w:val="clear" w:color="auto" w:fill="FFFFFF"/>
           </w:tcPr>
           <w:p>
@@ -6037,16 +6295,16 @@
                 <w:rFonts w:ascii="Calibri" w:hAnsi="Calibri"/>
                 <w:sz w:val="18"/>
               </w:rPr>
-              <w:t>cursor.com/learn/agents</w:t>
+              <w:t>Implementation</w:t>
+              <w:br/>
+              <w:t>Plan</w:t>
             </w:r>
           </w:p>
         </w:tc>
-      </w:tr>
-      <w:tr>
         <w:tc>
           <w:tcPr>
-            <w:tcW w:type="dxa" w:w="3214"/>
-            <w:shd w:val="clear" w:color="auto" w:fill="EEF2F7"/>
+            <w:tcW w:type="dxa" w:w="1928"/>
+            <w:shd w:val="clear" w:color="auto" w:fill="FFFFFF"/>
           </w:tcPr>
           <w:p>
             <w:r>
@@ -6054,14 +6312,16 @@
                 <w:rFonts w:ascii="Calibri" w:hAnsi="Calibri"/>
                 <w:sz w:val="18"/>
               </w:rPr>
-              <w:t>context7.com</w:t>
+              <w:t>Working code</w:t>
+              <w:br/>
+              <w:t>+ tests</w:t>
             </w:r>
           </w:p>
         </w:tc>
         <w:tc>
           <w:tcPr>
-            <w:tcW w:type="dxa" w:w="3214"/>
-            <w:shd w:val="clear" w:color="auto" w:fill="EEF2F7"/>
+            <w:tcW w:type="dxa" w:w="1928"/>
+            <w:shd w:val="clear" w:color="auto" w:fill="FFFFFF"/>
           </w:tcPr>
           <w:p>
             <w:r>
@@ -6069,28 +6329,26 @@
                 <w:rFonts w:ascii="Calibri" w:hAnsi="Calibri"/>
                 <w:sz w:val="18"/>
               </w:rPr>
-              <w:t>API documentation via llms.txt protocol</w:t>
-            </w:r>
-          </w:p>
-        </w:tc>
-        <w:tc>
-          <w:tcPr>
-            <w:tcW w:type="dxa" w:w="3214"/>
-            <w:shd w:val="clear" w:color="auto" w:fill="EEF2F7"/>
-          </w:tcPr>
-          <w:p>
-            <w:r>
-              <w:rPr>
-                <w:rFonts w:ascii="Calibri" w:hAnsi="Calibri"/>
-                <w:sz w:val="18"/>
-              </w:rPr>
-              <w:t>context7.com</w:t>
+              <w:t>Developer, QA,</w:t>
+              <w:br/>
+              <w:t>Code Reviewer</w:t>
             </w:r>
           </w:p>
         </w:tc>
       </w:tr>
     </w:tbl>
     <w:p/>
+    <w:p>
+      <w:r>
+        <w:rPr>
+          <w:rFonts w:ascii="Calibri" w:hAnsi="Calibri"/>
+          <w:b/>
+          <w:i w:val="0"/>
+          <w:sz w:val="20"/>
+        </w:rPr>
+        <w:t>The 13-section document from this practice becomes the input for Practice 2. Different specialist agents, same principle: evidence over opinions, multiple perspectives, quality checks between phases.</w:t>
+      </w:r>
+    </w:p>
     <w:p/>
     <w:p>
       <w:pPr>
@@ -6102,7 +6360,7 @@
           <w:color w:val="999999"/>
           <w:sz w:val="16"/>
         </w:rPr>
-        <w:t>Report generated: 2026-04-16  |  Practice 1: Multi-Agent Ideation  |  Video Editor</w:t>
+        <w:t>Report generated: 2026-04-17  |  Practice 1: Multi-Agent Ideation Pipeline  |  Video Editor</w:t>
       </w:r>
     </w:p>
     <w:sectPr>
